--- a/docs/files/ignitis/ignitis_6M2026_en.docx
+++ b/docs/files/ignitis/ignitis_6M2026_en.docx
@@ -150,7 +150,7 @@
               <w:rPr>
                 <w:b/>
                 <w:color w:val="1F4E79"/>
-                <w:sz w:val="30"/>
+                <w:sz w:val="26"/>
               </w:rPr>
               <w:t>306.6 EUR m</w:t>
             </w:r>
@@ -188,7 +188,7 @@
               <w:rPr>
                 <w:b/>
                 <w:color w:val="1F4E79"/>
-                <w:sz w:val="30"/>
+                <w:sz w:val="26"/>
               </w:rPr>
               <w:t>115.8 EUR m</w:t>
             </w:r>
@@ -226,7 +226,7 @@
               <w:rPr>
                 <w:b/>
                 <w:color w:val="1F4E79"/>
-                <w:sz w:val="30"/>
+                <w:sz w:val="26"/>
               </w:rPr>
               <w:t>1,925.3 EUR m</w:t>
             </w:r>
@@ -264,7 +264,7 @@
               <w:rPr>
                 <w:b/>
                 <w:color w:val="1F4E79"/>
-                <w:sz w:val="30"/>
+                <w:sz w:val="26"/>
               </w:rPr>
               <w:t>3.49x</w:t>
             </w:r>
@@ -778,7 +778,7 @@
                 <w:b w:val="0"/>
                 <w:sz w:val="17"/>
               </w:rPr>
-              <w:t>2,000 %</w:t>
+              <w:t>2.000%</w:t>
             </w:r>
           </w:p>
         </w:tc>
@@ -873,7 +873,7 @@
                 <w:b w:val="0"/>
                 <w:sz w:val="17"/>
               </w:rPr>
-              <w:t>1,875 %</w:t>
+              <w:t>1.875%</w:t>
             </w:r>
           </w:p>
         </w:tc>
@@ -969,7 +969,7 @@
                 <w:b w:val="0"/>
                 <w:sz w:val="17"/>
               </w:rPr>
-              <w:t>2,000 %</w:t>
+              <w:t>2.000%</w:t>
             </w:r>
           </w:p>
         </w:tc>

--- a/docs/files/ignitis/ignitis_6M2026_en.docx
+++ b/docs/files/ignitis/ignitis_6M2026_en.docx
@@ -5012,7 +5012,7 @@
         <w:rPr>
           <w:sz w:val="24"/>
         </w:rPr>
-        <w:t xml:space="preserve">☐ </w:t>
+        <w:t xml:space="preserve">☑ </w:t>
       </w:r>
       <w:r>
         <w:t>Yes, the company fulfills the expectations from SEB thematic and sector policies</w:t>
@@ -5036,7 +5036,7 @@
           <w:color w:val="333333"/>
           <w:sz w:val="19"/>
         </w:rPr>
-        <w:t xml:space="preserve">Needs review. </w:t>
+        <w:t>Applicable:</w:t>
       </w:r>
       <w:r>
         <w:rPr>
@@ -5044,7 +5044,358 @@
           <w:color w:val="333333"/>
           <w:sz w:val="19"/>
         </w:rPr>
-        <w:t>Fossil fuel policy - met (no coal, no oil &amp; gas exploration). Electricity &amp; renewables, climate and human rights policy content could not be read automatically (SEB PDFs block automated reading) - manual check needed.</w:t>
+        <w:t xml:space="preserve"> the SEB Investments policy</w:t>
+      </w:r>
+      <w:hyperlink r:id="rId33">
+        <w:r>
+          <w:rPr>
+            <w:color w:val="2A78D6"/>
+            <w:vertAlign w:val="superscript"/>
+            <w:sz w:val="16"/>
+          </w:rPr>
+          <w:t xml:space="preserve">28</w:t>
+        </w:r>
+      </w:hyperlink>
+      <w:r>
+        <w:rPr>
+          <w:b w:val="0"/>
+          <w:color w:val="333333"/>
+          <w:sz w:val="19"/>
+        </w:rPr>
+        <w:t>, the Electricity &amp; Renewable Energy policy, since green generation and networks make up more than 15% of revenue</w:t>
+      </w:r>
+      <w:hyperlink r:id="rId34">
+        <w:r>
+          <w:rPr>
+            <w:color w:val="2A78D6"/>
+            <w:vertAlign w:val="superscript"/>
+            <w:sz w:val="16"/>
+          </w:rPr>
+          <w:t xml:space="preserve">29</w:t>
+        </w:r>
+      </w:hyperlink>
+      <w:r>
+        <w:rPr>
+          <w:b w:val="0"/>
+          <w:color w:val="333333"/>
+          <w:sz w:val="19"/>
+        </w:rPr>
+        <w:t>, and the Fossil Fuels policy for gas distribution, gas supply and the Elektrėnai reserve plants. The gas revenue share was not found</w:t>
+      </w:r>
+      <w:hyperlink r:id="rId35">
+        <w:r>
+          <w:rPr>
+            <w:color w:val="2A78D6"/>
+            <w:vertAlign w:val="superscript"/>
+            <w:sz w:val="16"/>
+          </w:rPr>
+          <w:t xml:space="preserve">30</w:t>
+        </w:r>
+      </w:hyperlink>
+      <w:r>
+        <w:rPr>
+          <w:color w:val="2A78D6"/>
+          <w:vertAlign w:val="superscript"/>
+        </w:rPr>
+        <w:t>,</w:t>
+      </w:r>
+      <w:hyperlink r:id="rId36">
+        <w:r>
+          <w:rPr>
+            <w:color w:val="2A78D6"/>
+            <w:vertAlign w:val="superscript"/>
+            <w:sz w:val="16"/>
+          </w:rPr>
+          <w:t xml:space="preserve">31</w:t>
+        </w:r>
+      </w:hyperlink>
+      <w:r>
+        <w:rPr>
+          <w:b w:val="0"/>
+          <w:color w:val="333333"/>
+          <w:sz w:val="19"/>
+        </w:rPr>
+        <w:t xml:space="preserve">. </w:t>
+      </w:r>
+      <w:r>
+        <w:rPr>
+          <w:b/>
+          <w:color w:val="333333"/>
+          <w:sz w:val="19"/>
+        </w:rPr>
+        <w:t>Requirements met:</w:t>
+      </w:r>
+      <w:r>
+        <w:rPr>
+          <w:b w:val="0"/>
+          <w:color w:val="333333"/>
+          <w:sz w:val="19"/>
+        </w:rPr>
+        <w:t xml:space="preserve"> Scope 1-3 emissions disclosed (4.49m t CO2e in 2025) and SBTi-validated 1.5°C targets</w:t>
+      </w:r>
+      <w:hyperlink r:id="rId37">
+        <w:r>
+          <w:rPr>
+            <w:color w:val="2A78D6"/>
+            <w:vertAlign w:val="superscript"/>
+            <w:sz w:val="16"/>
+          </w:rPr>
+          <w:t xml:space="preserve">32</w:t>
+        </w:r>
+      </w:hyperlink>
+      <w:r>
+        <w:rPr>
+          <w:b w:val="0"/>
+          <w:color w:val="333333"/>
+          <w:sz w:val="19"/>
+        </w:rPr>
+        <w:t>; ISO 14001 environmental management at ESO, Ignitis gamyba, Ignitis and the Vilnius and Kaunas CHPs</w:t>
+      </w:r>
+      <w:hyperlink r:id="rId38">
+        <w:r>
+          <w:rPr>
+            <w:color w:val="2A78D6"/>
+            <w:vertAlign w:val="superscript"/>
+            <w:sz w:val="16"/>
+          </w:rPr>
+          <w:t xml:space="preserve">33</w:t>
+        </w:r>
+      </w:hyperlink>
+      <w:r>
+        <w:rPr>
+          <w:b w:val="0"/>
+          <w:color w:val="333333"/>
+          <w:sz w:val="19"/>
+        </w:rPr>
+        <w:t>. No coal, peat or oil &amp; gas extraction</w:t>
+      </w:r>
+      <w:hyperlink r:id="rId24">
+        <w:r>
+          <w:rPr>
+            <w:color w:val="2A78D6"/>
+            <w:vertAlign w:val="superscript"/>
+            <w:sz w:val="16"/>
+          </w:rPr>
+          <w:t xml:space="preserve">15</w:t>
+        </w:r>
+      </w:hyperlink>
+      <w:r>
+        <w:rPr>
+          <w:b w:val="0"/>
+          <w:color w:val="333333"/>
+          <w:sz w:val="19"/>
+        </w:rPr>
+        <w:t xml:space="preserve">. </w:t>
+      </w:r>
+      <w:r>
+        <w:rPr>
+          <w:b/>
+          <w:color w:val="333333"/>
+          <w:sz w:val="19"/>
+        </w:rPr>
+        <w:t>Expectations met:</w:t>
+      </w:r>
+      <w:r>
+        <w:rPr>
+          <w:b w:val="0"/>
+          <w:color w:val="333333"/>
+          <w:sz w:val="19"/>
+        </w:rPr>
+        <w:t xml:space="preserve"> ISO 45001 safety management, no fatal accidents in 2025</w:t>
+      </w:r>
+      <w:hyperlink r:id="rId39">
+        <w:r>
+          <w:rPr>
+            <w:color w:val="2A78D6"/>
+            <w:vertAlign w:val="superscript"/>
+            <w:sz w:val="16"/>
+          </w:rPr>
+          <w:t xml:space="preserve">34</w:t>
+        </w:r>
+      </w:hyperlink>
+      <w:r>
+        <w:rPr>
+          <w:color w:val="2A78D6"/>
+          <w:vertAlign w:val="superscript"/>
+        </w:rPr>
+        <w:t>,</w:t>
+      </w:r>
+      <w:hyperlink r:id="rId38">
+        <w:r>
+          <w:rPr>
+            <w:color w:val="2A78D6"/>
+            <w:vertAlign w:val="superscript"/>
+            <w:sz w:val="16"/>
+          </w:rPr>
+          <w:t xml:space="preserve">33</w:t>
+        </w:r>
+      </w:hyperlink>
+      <w:r>
+        <w:rPr>
+          <w:b w:val="0"/>
+          <w:color w:val="333333"/>
+          <w:sz w:val="19"/>
+        </w:rPr>
+        <w:t>; trust line for anonymous reports</w:t>
+      </w:r>
+      <w:hyperlink r:id="rId40">
+        <w:r>
+          <w:rPr>
+            <w:color w:val="2A78D6"/>
+            <w:vertAlign w:val="superscript"/>
+            <w:sz w:val="16"/>
+          </w:rPr>
+          <w:t xml:space="preserve">35</w:t>
+        </w:r>
+      </w:hyperlink>
+      <w:r>
+        <w:rPr>
+          <w:b w:val="0"/>
+          <w:color w:val="333333"/>
+          <w:sz w:val="19"/>
+        </w:rPr>
+        <w:t>; anti-corruption policy and ISO 37001 certification</w:t>
+      </w:r>
+      <w:hyperlink r:id="rId38">
+        <w:r>
+          <w:rPr>
+            <w:color w:val="2A78D6"/>
+            <w:vertAlign w:val="superscript"/>
+            <w:sz w:val="16"/>
+          </w:rPr>
+          <w:t xml:space="preserve">33</w:t>
+        </w:r>
+      </w:hyperlink>
+      <w:r>
+        <w:rPr>
+          <w:color w:val="2A78D6"/>
+          <w:vertAlign w:val="superscript"/>
+        </w:rPr>
+        <w:t>,</w:t>
+      </w:r>
+      <w:hyperlink r:id="rId40">
+        <w:r>
+          <w:rPr>
+            <w:color w:val="2A78D6"/>
+            <w:vertAlign w:val="superscript"/>
+            <w:sz w:val="16"/>
+          </w:rPr>
+          <w:t xml:space="preserve">35</w:t>
+        </w:r>
+      </w:hyperlink>
+      <w:r>
+        <w:rPr>
+          <w:b w:val="0"/>
+          <w:color w:val="333333"/>
+          <w:sz w:val="19"/>
+        </w:rPr>
+        <w:t>; UN Global Compact</w:t>
+      </w:r>
+      <w:hyperlink r:id="rId37">
+        <w:r>
+          <w:rPr>
+            <w:color w:val="2A78D6"/>
+            <w:vertAlign w:val="superscript"/>
+            <w:sz w:val="16"/>
+          </w:rPr>
+          <w:t xml:space="preserve">36</w:t>
+        </w:r>
+      </w:hyperlink>
+      <w:r>
+        <w:rPr>
+          <w:b w:val="0"/>
+          <w:color w:val="333333"/>
+          <w:sz w:val="19"/>
+        </w:rPr>
+        <w:t>; integrated annual report with climate data</w:t>
+      </w:r>
+      <w:hyperlink r:id="rId24">
+        <w:r>
+          <w:rPr>
+            <w:color w:val="2A78D6"/>
+            <w:vertAlign w:val="superscript"/>
+            <w:sz w:val="16"/>
+          </w:rPr>
+          <w:t xml:space="preserve">15</w:t>
+        </w:r>
+      </w:hyperlink>
+      <w:r>
+        <w:rPr>
+          <w:b w:val="0"/>
+          <w:color w:val="333333"/>
+          <w:sz w:val="19"/>
+        </w:rPr>
+        <w:t>; biodiversity monitoring and mitigation measures</w:t>
+      </w:r>
+      <w:hyperlink r:id="rId41">
+        <w:r>
+          <w:rPr>
+            <w:color w:val="2A78D6"/>
+            <w:vertAlign w:val="superscript"/>
+            <w:sz w:val="16"/>
+          </w:rPr>
+          <w:t xml:space="preserve">37</w:t>
+        </w:r>
+      </w:hyperlink>
+      <w:r>
+        <w:rPr>
+          <w:b w:val="0"/>
+          <w:color w:val="333333"/>
+          <w:sz w:val="19"/>
+        </w:rPr>
+        <w:t xml:space="preserve">. </w:t>
+      </w:r>
+      <w:r>
+        <w:rPr>
+          <w:b/>
+          <w:color w:val="333333"/>
+          <w:sz w:val="19"/>
+        </w:rPr>
+        <w:t>Not found / to check:</w:t>
+      </w:r>
+      <w:r>
+        <w:rPr>
+          <w:b w:val="0"/>
+          <w:color w:val="333333"/>
+          <w:sz w:val="19"/>
+        </w:rPr>
+        <w:t xml:space="preserve"> a named human rights due diligence process and quantified biodiversity targets</w:t>
+      </w:r>
+      <w:hyperlink r:id="rId34">
+        <w:r>
+          <w:rPr>
+            <w:color w:val="2A78D6"/>
+            <w:vertAlign w:val="superscript"/>
+            <w:sz w:val="16"/>
+          </w:rPr>
+          <w:t xml:space="preserve">38</w:t>
+        </w:r>
+      </w:hyperlink>
+      <w:r>
+        <w:rPr>
+          <w:b w:val="0"/>
+          <w:color w:val="333333"/>
+          <w:sz w:val="19"/>
+        </w:rPr>
+        <w:t>; country-by-country tax report (listed at</w:t>
+      </w:r>
+      <w:hyperlink r:id="rId42">
+        <w:r>
+          <w:rPr>
+            <w:color w:val="2A78D6"/>
+            <w:vertAlign w:val="superscript"/>
+            <w:sz w:val="16"/>
+          </w:rPr>
+          <w:t xml:space="preserve">39</w:t>
+        </w:r>
+      </w:hyperlink>
+      <w:r>
+        <w:rPr>
+          <w:b w:val="0"/>
+          <w:color w:val="333333"/>
+          <w:sz w:val="19"/>
+        </w:rPr>
+        <w:t>, not read).</w:t>
       </w:r>
     </w:p>
     <w:p>
@@ -5260,7 +5611,7 @@
           <w:color w:val="5F6B7A"/>
           <w:sz w:val="16"/>
         </w:rPr>
-        <w:t>SEB policies applied: Fossil Fuels (coal, oil &amp; gas, peat) sector policy; Electricity &amp; Renewable Energy sector policy; Environmental Policy on Climate, Nature and Water; Social and Human Rights Policy; Anti-corruption, Code of Conduct, Tax</w:t>
+        <w:t>SEB policies applied: Policy on Sustainability Considerations in Investments (SEB AB); Electricity &amp; Renewable Energy sector policy; Fossil Fuels sector policy (coal, oil &amp; gas, peat); Environmental Policy on Climate, Nature and Water (thematic); Social and Human Rights Policy (thematic); Governance expectations in sector policies (anti-corruption, tax, reporting)</w:t>
       </w:r>
     </w:p>
     <w:p>
@@ -5847,6 +6198,258 @@
       </w:hyperlink>
     </w:p>
     <w:p>
+      <w:pPr>
+        <w:spacing w:after="20"/>
+        <w:ind w:left="340" w:hanging="340"/>
+      </w:pPr>
+      <w:r>
+        <w:rPr>
+          <w:sz w:val="17"/>
+        </w:rPr>
+        <w:t xml:space="preserve">28. </w:t>
+      </w:r>
+      <w:hyperlink r:id="rId33">
+        <w:r>
+          <w:rPr>
+            <w:color w:val="2A78D6"/>
+            <w:sz w:val="17"/>
+          </w:rPr>
+          <w:t xml:space="preserve">SEB Policy on Sustainability Considerations in Investments (2026-04-15), p. 5, 2026-04-15</w:t>
+        </w:r>
+      </w:hyperlink>
+    </w:p>
+    <w:p>
+      <w:pPr>
+        <w:spacing w:after="20"/>
+        <w:ind w:left="340" w:hanging="340"/>
+      </w:pPr>
+      <w:r>
+        <w:rPr>
+          <w:sz w:val="17"/>
+        </w:rPr>
+        <w:t xml:space="preserve">29. </w:t>
+      </w:r>
+      <w:hyperlink r:id="rId34">
+        <w:r>
+          <w:rPr>
+            <w:color w:val="2A78D6"/>
+            <w:sz w:val="17"/>
+          </w:rPr>
+          <w:t xml:space="preserve">SEB Sector Policy on Electricity &amp; Renewable Energy (2026-04-23), p. 6, 2026-04-23</w:t>
+        </w:r>
+      </w:hyperlink>
+    </w:p>
+    <w:p>
+      <w:pPr>
+        <w:spacing w:after="20"/>
+        <w:ind w:left="340" w:hanging="340"/>
+      </w:pPr>
+      <w:r>
+        <w:rPr>
+          <w:sz w:val="17"/>
+        </w:rPr>
+        <w:t xml:space="preserve">30. </w:t>
+      </w:r>
+      <w:hyperlink r:id="rId35">
+        <w:r>
+          <w:rPr>
+            <w:color w:val="2A78D6"/>
+            <w:sz w:val="17"/>
+          </w:rPr>
+          <w:t xml:space="preserve">Integrated Annual Report 2025, p. 24, 39, 2026-02-25</w:t>
+        </w:r>
+      </w:hyperlink>
+    </w:p>
+    <w:p>
+      <w:pPr>
+        <w:spacing w:after="20"/>
+        <w:ind w:left="340" w:hanging="340"/>
+      </w:pPr>
+      <w:r>
+        <w:rPr>
+          <w:sz w:val="17"/>
+        </w:rPr>
+        <w:t xml:space="preserve">31. </w:t>
+      </w:r>
+      <w:hyperlink r:id="rId36">
+        <w:r>
+          <w:rPr>
+            <w:color w:val="2A78D6"/>
+            <w:sz w:val="17"/>
+          </w:rPr>
+          <w:t xml:space="preserve">SEB Sector Policy on Fossil Fuels (2026-04-23), p. 4, 6, 2026-04-23</w:t>
+        </w:r>
+      </w:hyperlink>
+    </w:p>
+    <w:p>
+      <w:pPr>
+        <w:spacing w:after="20"/>
+        <w:ind w:left="340" w:hanging="340"/>
+      </w:pPr>
+      <w:r>
+        <w:rPr>
+          <w:sz w:val="17"/>
+        </w:rPr>
+        <w:t xml:space="preserve">32. </w:t>
+      </w:r>
+      <w:hyperlink r:id="rId37">
+        <w:r>
+          <w:rPr>
+            <w:color w:val="2A78D6"/>
+            <w:sz w:val="17"/>
+          </w:rPr>
+          <w:t xml:space="preserve">Integrated Annual Report 2025, p. 8-9, 15, 2026-02-25</w:t>
+        </w:r>
+      </w:hyperlink>
+    </w:p>
+    <w:p>
+      <w:pPr>
+        <w:spacing w:after="20"/>
+        <w:ind w:left="340" w:hanging="340"/>
+      </w:pPr>
+      <w:r>
+        <w:rPr>
+          <w:sz w:val="17"/>
+        </w:rPr>
+        <w:t xml:space="preserve">33. </w:t>
+      </w:r>
+      <w:hyperlink r:id="rId38">
+        <w:r>
+          <w:rPr>
+            <w:color w:val="2A78D6"/>
+            <w:sz w:val="17"/>
+          </w:rPr>
+          <w:t xml:space="preserve">Ignitis grupė - Politikos ir sertifikatai (website, LT), 2026-10-22</w:t>
+        </w:r>
+      </w:hyperlink>
+    </w:p>
+    <w:p>
+      <w:pPr>
+        <w:spacing w:after="20"/>
+        <w:ind w:left="340" w:hanging="340"/>
+      </w:pPr>
+      <w:r>
+        <w:rPr>
+          <w:sz w:val="17"/>
+        </w:rPr>
+        <w:t xml:space="preserve">34. </w:t>
+      </w:r>
+      <w:hyperlink r:id="rId39">
+        <w:r>
+          <w:rPr>
+            <w:color w:val="2A78D6"/>
+            <w:sz w:val="17"/>
+          </w:rPr>
+          <w:t xml:space="preserve">Integrated Annual Report 2025, p. 16, 2026-02-25</w:t>
+        </w:r>
+      </w:hyperlink>
+    </w:p>
+    <w:p>
+      <w:pPr>
+        <w:spacing w:after="20"/>
+        <w:ind w:left="340" w:hanging="340"/>
+      </w:pPr>
+      <w:r>
+        <w:rPr>
+          <w:sz w:val="17"/>
+        </w:rPr>
+        <w:t xml:space="preserve">35. </w:t>
+      </w:r>
+      <w:hyperlink r:id="rId40">
+        <w:r>
+          <w:rPr>
+            <w:color w:val="2A78D6"/>
+            <w:sz w:val="17"/>
+          </w:rPr>
+          <w:t xml:space="preserve">Ignitis grupė - Verslo etika (website, LT), 2026-10-22</w:t>
+        </w:r>
+      </w:hyperlink>
+    </w:p>
+    <w:p>
+      <w:pPr>
+        <w:spacing w:after="20"/>
+        <w:ind w:left="340" w:hanging="340"/>
+      </w:pPr>
+      <w:r>
+        <w:rPr>
+          <w:sz w:val="17"/>
+        </w:rPr>
+        <w:t xml:space="preserve">36. </w:t>
+      </w:r>
+      <w:hyperlink r:id="rId37">
+        <w:r>
+          <w:rPr>
+            <w:color w:val="2A78D6"/>
+            <w:sz w:val="17"/>
+          </w:rPr>
+          <w:t xml:space="preserve">Integrated Annual Report 2025, p. 8, 2026-02-25</w:t>
+        </w:r>
+      </w:hyperlink>
+    </w:p>
+    <w:p>
+      <w:pPr>
+        <w:spacing w:after="20"/>
+        <w:ind w:left="340" w:hanging="340"/>
+      </w:pPr>
+      <w:r>
+        <w:rPr>
+          <w:sz w:val="17"/>
+        </w:rPr>
+        <w:t xml:space="preserve">37. </w:t>
+      </w:r>
+      <w:hyperlink r:id="rId41">
+        <w:r>
+          <w:rPr>
+            <w:color w:val="2A78D6"/>
+            <w:sz w:val="17"/>
+          </w:rPr>
+          <w:t xml:space="preserve">Ignitis grupė - Gamta (website, LT), 2026-10-22</w:t>
+        </w:r>
+      </w:hyperlink>
+    </w:p>
+    <w:p>
+      <w:pPr>
+        <w:spacing w:after="20"/>
+        <w:ind w:left="340" w:hanging="340"/>
+      </w:pPr>
+      <w:r>
+        <w:rPr>
+          <w:sz w:val="17"/>
+        </w:rPr>
+        <w:t xml:space="preserve">38. </w:t>
+      </w:r>
+      <w:hyperlink r:id="rId34">
+        <w:r>
+          <w:rPr>
+            <w:color w:val="2A78D6"/>
+            <w:sz w:val="17"/>
+          </w:rPr>
+          <w:t xml:space="preserve">SEB Sector Policy on Electricity &amp; Renewable Energy (2026-04-23), p. 8, 2026-04-23</w:t>
+        </w:r>
+      </w:hyperlink>
+    </w:p>
+    <w:p>
+      <w:pPr>
+        <w:spacing w:after="20"/>
+        <w:ind w:left="340" w:hanging="340"/>
+      </w:pPr>
+      <w:r>
+        <w:rPr>
+          <w:sz w:val="17"/>
+        </w:rPr>
+        <w:t xml:space="preserve">39. </w:t>
+      </w:r>
+      <w:hyperlink r:id="rId42">
+        <w:r>
+          <w:rPr>
+            <w:color w:val="2A78D6"/>
+            <w:sz w:val="17"/>
+          </w:rPr>
+          <w:t xml:space="preserve">Integrated Annual Report 2025, p. 429, 2026-02-25</w:t>
+        </w:r>
+      </w:hyperlink>
+    </w:p>
+    <w:p>
       <w:r>
         <w:rPr>
           <w:i/>

--- a/docs/files/ignitis/ignitis_6M2026_en.docx
+++ b/docs/files/ignitis/ignitis_6M2026_en.docx
@@ -304,9 +304,15 @@
       </w:pPr>
       <w:r>
         <w:rPr>
+          <w:b/>
+        </w:rPr>
+        <w:t>Earnings on track:</w:t>
+      </w:r>
+      <w:r>
+        <w:rPr>
           <w:b w:val="0"/>
         </w:rPr>
-        <w:t>6M Adjusted EBITDA EUR 306.6m (+1.9%). Networks and Customers &amp; Solutions grew, Green Capacities declined (EUR 149.2m vs 166.6m)</w:t>
+        <w:t xml:space="preserve"> 6M Adjusted EBITDA was EUR 306.6m, up 1.9%. Networks and Customers &amp; Solutions grew; Green Capacities fell to EUR 149.2m from 166.6m</w:t>
       </w:r>
       <w:hyperlink r:id="rId12">
         <w:r>
@@ -322,7 +328,7 @@
         <w:rPr>
           <w:b w:val="0"/>
         </w:rPr>
-        <w:t>. 2026 guidance of EUR 550-600m reiterated; 6M equals 51-56% of it</w:t>
+        <w:t>. The 2026 guidance of EUR 550-600m was kept, and about half of it is already reached (51-56%)</w:t>
       </w:r>
       <w:hyperlink r:id="rId13">
         <w:r>
@@ -350,13 +356,13 @@
         <w:rPr>
           <w:b/>
         </w:rPr>
-        <w:t>Debt stable:</w:t>
+        <w:t>Debt under control:</w:t>
       </w:r>
       <w:r>
         <w:rPr>
           <w:b w:val="0"/>
         </w:rPr>
-        <w:t xml:space="preserve"> net debt EUR 1,925.3m (+0.7% since YE2025), net debt / Adjusted EBITDA 3.49x, FFO / net debt 22.2% (strategic target ≥23%)</w:t>
+        <w:t xml:space="preserve"> net debt EUR 1,925.3m, almost unchanged since year-end (+0.7%). Leverage is 3.49x net debt / EBITDA. One metric lags: FFO / net debt 22.2% against a target of at least 23%</w:t>
       </w:r>
       <w:hyperlink r:id="rId14">
         <w:r>
@@ -401,13 +407,13 @@
         <w:rPr>
           <w:b/>
         </w:rPr>
-        <w:t>Ratings unchanged:</w:t>
+        <w:t>Ratings stable:</w:t>
       </w:r>
       <w:r>
         <w:rPr>
           <w:b w:val="0"/>
         </w:rPr>
-        <w:t xml:space="preserve"> S&amp;P BBB+ (stable, 2026-07-28), Moody's Baa1 (stable, first-time rating in 2026)</w:t>
+        <w:t xml:space="preserve"> S&amp;P BBB+ (stable, confirmed 2026-07-28) and Moody's Baa1 (stable, first rating in 2026)</w:t>
       </w:r>
       <w:hyperlink r:id="rId10">
         <w:r>
@@ -435,13 +441,13 @@
         <w:rPr>
           <w:b/>
         </w:rPr>
-        <w:t>Relevant for held bond XS1646530565 (2.000%, 2027-07-14):</w:t>
+        <w:t>Decision needed on a held bond:</w:t>
       </w:r>
       <w:r>
         <w:rPr>
           <w:b w:val="0"/>
         </w:rPr>
-        <w:t xml:space="preserve"> tender offer announced on 2026-10-19, financed with a new EUR 300m 4.500% EuGB bond due 2031-10-27</w:t>
+        <w:t xml:space="preserve"> on 2026-10-19 Ignitis offered to buy back XS1646530565 (2.000%, matures 2027-07-14). The buy-back is financed by a new EUR 300m green bond at 4.500% due 2031</w:t>
       </w:r>
       <w:hyperlink r:id="rId16">
         <w:r>
@@ -484,9 +490,15 @@
       </w:pPr>
       <w:r>
         <w:rPr>
+          <w:b/>
+        </w:rPr>
+        <w:t>Profit is the weak spot:</w:t>
+      </w:r>
+      <w:r>
+        <w:rPr>
           <w:b w:val="0"/>
         </w:rPr>
-        <w:t>Adjusted net profit fell 20.8% to EUR 115.8m; Adjusted ROCE (LTM) 6.7% (8.6% a year earlier)</w:t>
+        <w:t xml:space="preserve"> adjusted net profit fell 20.8% to EUR 115.8m. Return on capital (Adjusted ROCE, LTM) dropped to 6.7% from 8.6%</w:t>
       </w:r>
       <w:hyperlink r:id="rId18">
         <w:r>
@@ -1042,16 +1054,17 @@
         </w:tblBorders>
       </w:tblPr>
       <w:tblGrid>
-        <w:gridCol w:w="1994"/>
-        <w:gridCol w:w="1994"/>
-        <w:gridCol w:w="1994"/>
-        <w:gridCol w:w="1994"/>
-        <w:gridCol w:w="1994"/>
+        <w:gridCol w:w="1662"/>
+        <w:gridCol w:w="1662"/>
+        <w:gridCol w:w="1662"/>
+        <w:gridCol w:w="1662"/>
+        <w:gridCol w:w="1662"/>
+        <w:gridCol w:w="1662"/>
       </w:tblGrid>
       <w:tr>
         <w:tc>
           <w:tcPr>
-            <w:tcW w:type="dxa" w:w="3628"/>
+            <w:tcW w:type="dxa" w:w="2948"/>
             <w:shd w:val="clear" w:color="auto" w:fill="1F4E79"/>
           </w:tcPr>
           <w:p>
@@ -1068,7 +1081,7 @@
         </w:tc>
         <w:tc>
           <w:tcPr>
-            <w:tcW w:type="dxa" w:w="1474"/>
+            <w:tcW w:type="dxa" w:w="1191"/>
             <w:shd w:val="clear" w:color="auto" w:fill="1F4E79"/>
           </w:tcPr>
           <w:p>
@@ -1088,7 +1101,7 @@
         </w:tc>
         <w:tc>
           <w:tcPr>
-            <w:tcW w:type="dxa" w:w="1474"/>
+            <w:tcW w:type="dxa" w:w="1191"/>
             <w:shd w:val="clear" w:color="auto" w:fill="1F4E79"/>
           </w:tcPr>
           <w:p>
@@ -1108,7 +1121,7 @@
         </w:tc>
         <w:tc>
           <w:tcPr>
-            <w:tcW w:type="dxa" w:w="1474"/>
+            <w:tcW w:type="dxa" w:w="1191"/>
             <w:shd w:val="clear" w:color="auto" w:fill="1F4E79"/>
           </w:tcPr>
           <w:p>
@@ -1128,7 +1141,7 @@
         </w:tc>
         <w:tc>
           <w:tcPr>
-            <w:tcW w:type="dxa" w:w="1474"/>
+            <w:tcW w:type="dxa" w:w="1191"/>
             <w:shd w:val="clear" w:color="auto" w:fill="1F4E79"/>
           </w:tcPr>
           <w:p>
@@ -1146,11 +1159,31 @@
             </w:r>
           </w:p>
         </w:tc>
+        <w:tc>
+          <w:tcPr>
+            <w:tcW w:type="dxa" w:w="2211"/>
+            <w:shd w:val="clear" w:color="auto" w:fill="1F4E79"/>
+          </w:tcPr>
+          <w:p>
+            <w:pPr>
+              <w:jc w:val="right"/>
+            </w:pPr>
+            <w:r/>
+            <w:r>
+              <w:rPr>
+                <w:b/>
+                <w:color w:val="FFFFFF"/>
+                <w:sz w:val="17"/>
+              </w:rPr>
+              <w:t>Change</w:t>
+            </w:r>
+          </w:p>
+        </w:tc>
       </w:tr>
       <w:tr>
         <w:tc>
           <w:tcPr>
-            <w:tcW w:type="dxa" w:w="3628"/>
+            <w:tcW w:type="dxa" w:w="2948"/>
           </w:tcPr>
           <w:p>
             <w:pPr>
@@ -1178,7 +1211,7 @@
         </w:tc>
         <w:tc>
           <w:tcPr>
-            <w:tcW w:type="dxa" w:w="1474"/>
+            <w:tcW w:type="dxa" w:w="1191"/>
           </w:tcPr>
           <w:p>
             <w:pPr>
@@ -1197,7 +1230,7 @@
         </w:tc>
         <w:tc>
           <w:tcPr>
-            <w:tcW w:type="dxa" w:w="1474"/>
+            <w:tcW w:type="dxa" w:w="1191"/>
           </w:tcPr>
           <w:p>
             <w:pPr>
@@ -1216,7 +1249,7 @@
         </w:tc>
         <w:tc>
           <w:tcPr>
-            <w:tcW w:type="dxa" w:w="1474"/>
+            <w:tcW w:type="dxa" w:w="1191"/>
           </w:tcPr>
           <w:p>
             <w:pPr>
@@ -1235,7 +1268,7 @@
         </w:tc>
         <w:tc>
           <w:tcPr>
-            <w:tcW w:type="dxa" w:w="1474"/>
+            <w:tcW w:type="dxa" w:w="1191"/>
           </w:tcPr>
           <w:p>
             <w:pPr>
@@ -1252,11 +1285,31 @@
             </w:r>
           </w:p>
         </w:tc>
+        <w:tc>
+          <w:tcPr>
+            <w:tcW w:type="dxa" w:w="2211"/>
+          </w:tcPr>
+          <w:p>
+            <w:pPr>
+              <w:spacing w:after="0"/>
+              <w:jc w:val="right"/>
+            </w:pPr>
+            <w:r/>
+            <w:r>
+              <w:rPr>
+                <w:b/>
+                <w:color w:val="1B7F3B"/>
+                <w:sz w:val="17"/>
+              </w:rPr>
+              <w:t>▲ 15.4 % vs 6M2025</w:t>
+            </w:r>
+          </w:p>
+        </w:tc>
       </w:tr>
       <w:tr>
         <w:tc>
           <w:tcPr>
-            <w:tcW w:type="dxa" w:w="3628"/>
+            <w:tcW w:type="dxa" w:w="2948"/>
             <w:shd w:val="clear" w:color="auto" w:fill="F6F8FA"/>
           </w:tcPr>
           <w:p>
@@ -1319,7 +1372,7 @@
         </w:tc>
         <w:tc>
           <w:tcPr>
-            <w:tcW w:type="dxa" w:w="1474"/>
+            <w:tcW w:type="dxa" w:w="1191"/>
             <w:shd w:val="clear" w:color="auto" w:fill="F6F8FA"/>
           </w:tcPr>
           <w:p>
@@ -1339,7 +1392,7 @@
         </w:tc>
         <w:tc>
           <w:tcPr>
-            <w:tcW w:type="dxa" w:w="1474"/>
+            <w:tcW w:type="dxa" w:w="1191"/>
             <w:shd w:val="clear" w:color="auto" w:fill="F6F8FA"/>
           </w:tcPr>
           <w:p>
@@ -1359,7 +1412,7 @@
         </w:tc>
         <w:tc>
           <w:tcPr>
-            <w:tcW w:type="dxa" w:w="1474"/>
+            <w:tcW w:type="dxa" w:w="1191"/>
             <w:shd w:val="clear" w:color="auto" w:fill="F6F8FA"/>
           </w:tcPr>
           <w:p>
@@ -1379,7 +1432,7 @@
         </w:tc>
         <w:tc>
           <w:tcPr>
-            <w:tcW w:type="dxa" w:w="1474"/>
+            <w:tcW w:type="dxa" w:w="1191"/>
             <w:shd w:val="clear" w:color="auto" w:fill="F6F8FA"/>
           </w:tcPr>
           <w:p>
@@ -1397,11 +1450,32 @@
             </w:r>
           </w:p>
         </w:tc>
+        <w:tc>
+          <w:tcPr>
+            <w:tcW w:type="dxa" w:w="2211"/>
+            <w:shd w:val="clear" w:color="auto" w:fill="F6F8FA"/>
+          </w:tcPr>
+          <w:p>
+            <w:pPr>
+              <w:spacing w:after="0"/>
+              <w:jc w:val="right"/>
+            </w:pPr>
+            <w:r/>
+            <w:r>
+              <w:rPr>
+                <w:b/>
+                <w:color w:val="1B7F3B"/>
+                <w:sz w:val="17"/>
+              </w:rPr>
+              <w:t>▲ 1.9 % vs 6M2025</w:t>
+            </w:r>
+          </w:p>
+        </w:tc>
       </w:tr>
       <w:tr>
         <w:tc>
           <w:tcPr>
-            <w:tcW w:type="dxa" w:w="3628"/>
+            <w:tcW w:type="dxa" w:w="2948"/>
           </w:tcPr>
           <w:p>
             <w:pPr>
@@ -1446,7 +1520,7 @@
         </w:tc>
         <w:tc>
           <w:tcPr>
-            <w:tcW w:type="dxa" w:w="1474"/>
+            <w:tcW w:type="dxa" w:w="1191"/>
           </w:tcPr>
           <w:p>
             <w:pPr>
@@ -1465,7 +1539,7 @@
         </w:tc>
         <w:tc>
           <w:tcPr>
-            <w:tcW w:type="dxa" w:w="1474"/>
+            <w:tcW w:type="dxa" w:w="1191"/>
           </w:tcPr>
           <w:p>
             <w:pPr>
@@ -1484,7 +1558,7 @@
         </w:tc>
         <w:tc>
           <w:tcPr>
-            <w:tcW w:type="dxa" w:w="1474"/>
+            <w:tcW w:type="dxa" w:w="1191"/>
           </w:tcPr>
           <w:p>
             <w:pPr>
@@ -1503,7 +1577,7 @@
         </w:tc>
         <w:tc>
           <w:tcPr>
-            <w:tcW w:type="dxa" w:w="1474"/>
+            <w:tcW w:type="dxa" w:w="1191"/>
           </w:tcPr>
           <w:p>
             <w:pPr>
@@ -1520,11 +1594,31 @@
             </w:r>
           </w:p>
         </w:tc>
+        <w:tc>
+          <w:tcPr>
+            <w:tcW w:type="dxa" w:w="2211"/>
+          </w:tcPr>
+          <w:p>
+            <w:pPr>
+              <w:spacing w:after="0"/>
+              <w:jc w:val="right"/>
+            </w:pPr>
+            <w:r/>
+            <w:r>
+              <w:rPr>
+                <w:b/>
+                <w:color w:val="1B7F3B"/>
+                <w:sz w:val="17"/>
+              </w:rPr>
+              <w:t>▲ 15.6 % vs 6M2025</w:t>
+            </w:r>
+          </w:p>
+        </w:tc>
       </w:tr>
       <w:tr>
         <w:tc>
           <w:tcPr>
-            <w:tcW w:type="dxa" w:w="3628"/>
+            <w:tcW w:type="dxa" w:w="2948"/>
             <w:shd w:val="clear" w:color="auto" w:fill="F6F8FA"/>
           </w:tcPr>
           <w:p>
@@ -1587,7 +1681,7 @@
         </w:tc>
         <w:tc>
           <w:tcPr>
-            <w:tcW w:type="dxa" w:w="1474"/>
+            <w:tcW w:type="dxa" w:w="1191"/>
             <w:shd w:val="clear" w:color="auto" w:fill="F6F8FA"/>
           </w:tcPr>
           <w:p>
@@ -1607,7 +1701,7 @@
         </w:tc>
         <w:tc>
           <w:tcPr>
-            <w:tcW w:type="dxa" w:w="1474"/>
+            <w:tcW w:type="dxa" w:w="1191"/>
             <w:shd w:val="clear" w:color="auto" w:fill="F6F8FA"/>
           </w:tcPr>
           <w:p>
@@ -1627,7 +1721,7 @@
         </w:tc>
         <w:tc>
           <w:tcPr>
-            <w:tcW w:type="dxa" w:w="1474"/>
+            <w:tcW w:type="dxa" w:w="1191"/>
             <w:shd w:val="clear" w:color="auto" w:fill="F6F8FA"/>
           </w:tcPr>
           <w:p>
@@ -1647,7 +1741,7 @@
         </w:tc>
         <w:tc>
           <w:tcPr>
-            <w:tcW w:type="dxa" w:w="1474"/>
+            <w:tcW w:type="dxa" w:w="1191"/>
             <w:shd w:val="clear" w:color="auto" w:fill="F6F8FA"/>
           </w:tcPr>
           <w:p>
@@ -1665,11 +1759,32 @@
             </w:r>
           </w:p>
         </w:tc>
+        <w:tc>
+          <w:tcPr>
+            <w:tcW w:type="dxa" w:w="2211"/>
+            <w:shd w:val="clear" w:color="auto" w:fill="F6F8FA"/>
+          </w:tcPr>
+          <w:p>
+            <w:pPr>
+              <w:spacing w:after="0"/>
+              <w:jc w:val="right"/>
+            </w:pPr>
+            <w:r/>
+            <w:r>
+              <w:rPr>
+                <w:b/>
+                <w:color w:val="B42318"/>
+                <w:sz w:val="17"/>
+              </w:rPr>
+              <w:t>▼ 20.8 % vs 6M2025</w:t>
+            </w:r>
+          </w:p>
+        </w:tc>
       </w:tr>
       <w:tr>
         <w:tc>
           <w:tcPr>
-            <w:tcW w:type="dxa" w:w="3628"/>
+            <w:tcW w:type="dxa" w:w="2948"/>
           </w:tcPr>
           <w:p>
             <w:pPr>
@@ -1714,7 +1829,7 @@
         </w:tc>
         <w:tc>
           <w:tcPr>
-            <w:tcW w:type="dxa" w:w="1474"/>
+            <w:tcW w:type="dxa" w:w="1191"/>
           </w:tcPr>
           <w:p>
             <w:pPr>
@@ -1733,7 +1848,7 @@
         </w:tc>
         <w:tc>
           <w:tcPr>
-            <w:tcW w:type="dxa" w:w="1474"/>
+            <w:tcW w:type="dxa" w:w="1191"/>
           </w:tcPr>
           <w:p>
             <w:pPr>
@@ -1752,7 +1867,7 @@
         </w:tc>
         <w:tc>
           <w:tcPr>
-            <w:tcW w:type="dxa" w:w="1474"/>
+            <w:tcW w:type="dxa" w:w="1191"/>
           </w:tcPr>
           <w:p>
             <w:pPr>
@@ -1771,7 +1886,7 @@
         </w:tc>
         <w:tc>
           <w:tcPr>
-            <w:tcW w:type="dxa" w:w="1474"/>
+            <w:tcW w:type="dxa" w:w="1191"/>
           </w:tcPr>
           <w:p>
             <w:pPr>
@@ -1788,11 +1903,31 @@
             </w:r>
           </w:p>
         </w:tc>
+        <w:tc>
+          <w:tcPr>
+            <w:tcW w:type="dxa" w:w="2211"/>
+          </w:tcPr>
+          <w:p>
+            <w:pPr>
+              <w:spacing w:after="0"/>
+              <w:jc w:val="right"/>
+            </w:pPr>
+            <w:r/>
+            <w:r>
+              <w:rPr>
+                <w:b/>
+                <w:color w:val="1B7F3B"/>
+                <w:sz w:val="17"/>
+              </w:rPr>
+              <w:t>▲ 1.6 % vs 6M2025</w:t>
+            </w:r>
+          </w:p>
+        </w:tc>
       </w:tr>
       <w:tr>
         <w:tc>
           <w:tcPr>
-            <w:tcW w:type="dxa" w:w="3628"/>
+            <w:tcW w:type="dxa" w:w="2948"/>
             <w:shd w:val="clear" w:color="auto" w:fill="F6F8FA"/>
           </w:tcPr>
           <w:p>
@@ -1855,7 +1990,7 @@
         </w:tc>
         <w:tc>
           <w:tcPr>
-            <w:tcW w:type="dxa" w:w="1474"/>
+            <w:tcW w:type="dxa" w:w="1191"/>
             <w:shd w:val="clear" w:color="auto" w:fill="F6F8FA"/>
           </w:tcPr>
           <w:p>
@@ -1875,7 +2010,7 @@
         </w:tc>
         <w:tc>
           <w:tcPr>
-            <w:tcW w:type="dxa" w:w="1474"/>
+            <w:tcW w:type="dxa" w:w="1191"/>
             <w:shd w:val="clear" w:color="auto" w:fill="F6F8FA"/>
           </w:tcPr>
           <w:p>
@@ -1895,7 +2030,7 @@
         </w:tc>
         <w:tc>
           <w:tcPr>
-            <w:tcW w:type="dxa" w:w="1474"/>
+            <w:tcW w:type="dxa" w:w="1191"/>
             <w:shd w:val="clear" w:color="auto" w:fill="F6F8FA"/>
           </w:tcPr>
           <w:p>
@@ -1915,7 +2050,7 @@
         </w:tc>
         <w:tc>
           <w:tcPr>
-            <w:tcW w:type="dxa" w:w="1474"/>
+            <w:tcW w:type="dxa" w:w="1191"/>
             <w:shd w:val="clear" w:color="auto" w:fill="F6F8FA"/>
           </w:tcPr>
           <w:p>
@@ -1933,11 +2068,32 @@
             </w:r>
           </w:p>
         </w:tc>
+        <w:tc>
+          <w:tcPr>
+            <w:tcW w:type="dxa" w:w="2211"/>
+            <w:shd w:val="clear" w:color="auto" w:fill="F6F8FA"/>
+          </w:tcPr>
+          <w:p>
+            <w:pPr>
+              <w:spacing w:after="0"/>
+              <w:jc w:val="right"/>
+            </w:pPr>
+            <w:r/>
+            <w:r>
+              <w:rPr>
+                <w:b w:val="0"/>
+                <w:color w:val="5F6B7A"/>
+                <w:sz w:val="17"/>
+              </w:rPr>
+              <w:t>▼ 10.8 % vs 6M2025</w:t>
+            </w:r>
+          </w:p>
+        </w:tc>
       </w:tr>
       <w:tr>
         <w:tc>
           <w:tcPr>
-            <w:tcW w:type="dxa" w:w="3628"/>
+            <w:tcW w:type="dxa" w:w="2948"/>
           </w:tcPr>
           <w:p>
             <w:pPr>
@@ -1965,7 +2121,7 @@
         </w:tc>
         <w:tc>
           <w:tcPr>
-            <w:tcW w:type="dxa" w:w="1474"/>
+            <w:tcW w:type="dxa" w:w="1191"/>
           </w:tcPr>
           <w:p>
             <w:pPr>
@@ -1984,7 +2140,7 @@
         </w:tc>
         <w:tc>
           <w:tcPr>
-            <w:tcW w:type="dxa" w:w="1474"/>
+            <w:tcW w:type="dxa" w:w="1191"/>
           </w:tcPr>
           <w:p>
             <w:pPr>
@@ -2003,7 +2159,7 @@
         </w:tc>
         <w:tc>
           <w:tcPr>
-            <w:tcW w:type="dxa" w:w="1474"/>
+            <w:tcW w:type="dxa" w:w="1191"/>
           </w:tcPr>
           <w:p>
             <w:pPr>
@@ -2022,7 +2178,7 @@
         </w:tc>
         <w:tc>
           <w:tcPr>
-            <w:tcW w:type="dxa" w:w="1474"/>
+            <w:tcW w:type="dxa" w:w="1191"/>
           </w:tcPr>
           <w:p>
             <w:pPr>
@@ -2039,11 +2195,31 @@
             </w:r>
           </w:p>
         </w:tc>
+        <w:tc>
+          <w:tcPr>
+            <w:tcW w:type="dxa" w:w="2211"/>
+          </w:tcPr>
+          <w:p>
+            <w:pPr>
+              <w:spacing w:after="0"/>
+              <w:jc w:val="right"/>
+            </w:pPr>
+            <w:r/>
+            <w:r>
+              <w:rPr>
+                <w:b/>
+                <w:color w:val="1B7F3B"/>
+                <w:sz w:val="17"/>
+              </w:rPr>
+              <w:t>▲ 11.3 % vs 6M2025</w:t>
+            </w:r>
+          </w:p>
+        </w:tc>
       </w:tr>
       <w:tr>
         <w:tc>
           <w:tcPr>
-            <w:tcW w:type="dxa" w:w="3628"/>
+            <w:tcW w:type="dxa" w:w="2948"/>
             <w:shd w:val="clear" w:color="auto" w:fill="F6F8FA"/>
           </w:tcPr>
           <w:p>
@@ -2072,7 +2248,7 @@
         </w:tc>
         <w:tc>
           <w:tcPr>
-            <w:tcW w:type="dxa" w:w="1474"/>
+            <w:tcW w:type="dxa" w:w="1191"/>
             <w:shd w:val="clear" w:color="auto" w:fill="F6F8FA"/>
           </w:tcPr>
           <w:p>
@@ -2092,7 +2268,7 @@
         </w:tc>
         <w:tc>
           <w:tcPr>
-            <w:tcW w:type="dxa" w:w="1474"/>
+            <w:tcW w:type="dxa" w:w="1191"/>
             <w:shd w:val="clear" w:color="auto" w:fill="F6F8FA"/>
           </w:tcPr>
           <w:p>
@@ -2112,7 +2288,7 @@
         </w:tc>
         <w:tc>
           <w:tcPr>
-            <w:tcW w:type="dxa" w:w="1474"/>
+            <w:tcW w:type="dxa" w:w="1191"/>
             <w:shd w:val="clear" w:color="auto" w:fill="F6F8FA"/>
           </w:tcPr>
           <w:p>
@@ -2132,7 +2308,7 @@
         </w:tc>
         <w:tc>
           <w:tcPr>
-            <w:tcW w:type="dxa" w:w="1474"/>
+            <w:tcW w:type="dxa" w:w="1191"/>
             <w:shd w:val="clear" w:color="auto" w:fill="F6F8FA"/>
           </w:tcPr>
           <w:p>
@@ -2150,11 +2326,32 @@
             </w:r>
           </w:p>
         </w:tc>
+        <w:tc>
+          <w:tcPr>
+            <w:tcW w:type="dxa" w:w="2211"/>
+            <w:shd w:val="clear" w:color="auto" w:fill="F6F8FA"/>
+          </w:tcPr>
+          <w:p>
+            <w:pPr>
+              <w:spacing w:after="0"/>
+              <w:jc w:val="right"/>
+            </w:pPr>
+            <w:r/>
+            <w:r>
+              <w:rPr>
+                <w:b/>
+                <w:color w:val="B42318"/>
+                <w:sz w:val="17"/>
+              </w:rPr>
+              <w:t>▼ 91.7 % vs 6M2025</w:t>
+            </w:r>
+          </w:p>
+        </w:tc>
       </w:tr>
       <w:tr>
         <w:tc>
           <w:tcPr>
-            <w:tcW w:type="dxa" w:w="3628"/>
+            <w:tcW w:type="dxa" w:w="2948"/>
           </w:tcPr>
           <w:p>
             <w:pPr>
@@ -2199,7 +2396,7 @@
         </w:tc>
         <w:tc>
           <w:tcPr>
-            <w:tcW w:type="dxa" w:w="1474"/>
+            <w:tcW w:type="dxa" w:w="1191"/>
           </w:tcPr>
           <w:p>
             <w:pPr>
@@ -2218,7 +2415,7 @@
         </w:tc>
         <w:tc>
           <w:tcPr>
-            <w:tcW w:type="dxa" w:w="1474"/>
+            <w:tcW w:type="dxa" w:w="1191"/>
           </w:tcPr>
           <w:p>
             <w:pPr>
@@ -2237,7 +2434,7 @@
         </w:tc>
         <w:tc>
           <w:tcPr>
-            <w:tcW w:type="dxa" w:w="1474"/>
+            <w:tcW w:type="dxa" w:w="1191"/>
           </w:tcPr>
           <w:p>
             <w:pPr>
@@ -2256,7 +2453,7 @@
         </w:tc>
         <w:tc>
           <w:tcPr>
-            <w:tcW w:type="dxa" w:w="1474"/>
+            <w:tcW w:type="dxa" w:w="1191"/>
           </w:tcPr>
           <w:p>
             <w:pPr>
@@ -2273,11 +2470,31 @@
             </w:r>
           </w:p>
         </w:tc>
+        <w:tc>
+          <w:tcPr>
+            <w:tcW w:type="dxa" w:w="2211"/>
+          </w:tcPr>
+          <w:p>
+            <w:pPr>
+              <w:spacing w:after="0"/>
+              <w:jc w:val="right"/>
+            </w:pPr>
+            <w:r/>
+            <w:r>
+              <w:rPr>
+                <w:b/>
+                <w:color w:val="B42318"/>
+                <w:sz w:val="17"/>
+              </w:rPr>
+              <w:t>▲ 0.7 % vs FY2025</w:t>
+            </w:r>
+          </w:p>
+        </w:tc>
       </w:tr>
       <w:tr>
         <w:tc>
           <w:tcPr>
-            <w:tcW w:type="dxa" w:w="3628"/>
+            <w:tcW w:type="dxa" w:w="2948"/>
             <w:shd w:val="clear" w:color="auto" w:fill="F6F8FA"/>
           </w:tcPr>
           <w:p>
@@ -2323,7 +2540,7 @@
         </w:tc>
         <w:tc>
           <w:tcPr>
-            <w:tcW w:type="dxa" w:w="1474"/>
+            <w:tcW w:type="dxa" w:w="1191"/>
             <w:shd w:val="clear" w:color="auto" w:fill="F6F8FA"/>
           </w:tcPr>
           <w:p>
@@ -2343,7 +2560,7 @@
         </w:tc>
         <w:tc>
           <w:tcPr>
-            <w:tcW w:type="dxa" w:w="1474"/>
+            <w:tcW w:type="dxa" w:w="1191"/>
             <w:shd w:val="clear" w:color="auto" w:fill="F6F8FA"/>
           </w:tcPr>
           <w:p>
@@ -2363,7 +2580,7 @@
         </w:tc>
         <w:tc>
           <w:tcPr>
-            <w:tcW w:type="dxa" w:w="1474"/>
+            <w:tcW w:type="dxa" w:w="1191"/>
             <w:shd w:val="clear" w:color="auto" w:fill="F6F8FA"/>
           </w:tcPr>
           <w:p>
@@ -2383,7 +2600,27 @@
         </w:tc>
         <w:tc>
           <w:tcPr>
-            <w:tcW w:type="dxa" w:w="1474"/>
+            <w:tcW w:type="dxa" w:w="1191"/>
+            <w:shd w:val="clear" w:color="auto" w:fill="FDF1D8"/>
+          </w:tcPr>
+          <w:p>
+            <w:pPr>
+              <w:spacing w:after="0"/>
+              <w:jc w:val="right"/>
+            </w:pPr>
+            <w:r/>
+            <w:r>
+              <w:rPr>
+                <w:b/>
+                <w:sz w:val="17"/>
+              </w:rPr>
+              <w:t>3.49x</w:t>
+            </w:r>
+          </w:p>
+        </w:tc>
+        <w:tc>
+          <w:tcPr>
+            <w:tcW w:type="dxa" w:w="2211"/>
             <w:shd w:val="clear" w:color="auto" w:fill="F6F8FA"/>
           </w:tcPr>
           <w:p>
@@ -2394,10 +2631,11 @@
             <w:r/>
             <w:r>
               <w:rPr>
-                <w:b w:val="0"/>
+                <w:b/>
+                <w:color w:val="1B7F3B"/>
                 <w:sz w:val="17"/>
               </w:rPr>
-              <w:t>3.49x</w:t>
+              <w:t>▼ 0.01x vs FY2025</w:t>
             </w:r>
           </w:p>
         </w:tc>
@@ -2405,7 +2643,7 @@
       <w:tr>
         <w:tc>
           <w:tcPr>
-            <w:tcW w:type="dxa" w:w="3628"/>
+            <w:tcW w:type="dxa" w:w="2948"/>
           </w:tcPr>
           <w:p>
             <w:pPr>
@@ -2450,7 +2688,7 @@
         </w:tc>
         <w:tc>
           <w:tcPr>
-            <w:tcW w:type="dxa" w:w="1474"/>
+            <w:tcW w:type="dxa" w:w="1191"/>
           </w:tcPr>
           <w:p>
             <w:pPr>
@@ -2469,7 +2707,7 @@
         </w:tc>
         <w:tc>
           <w:tcPr>
-            <w:tcW w:type="dxa" w:w="1474"/>
+            <w:tcW w:type="dxa" w:w="1191"/>
           </w:tcPr>
           <w:p>
             <w:pPr>
@@ -2488,7 +2726,7 @@
         </w:tc>
         <w:tc>
           <w:tcPr>
-            <w:tcW w:type="dxa" w:w="1474"/>
+            <w:tcW w:type="dxa" w:w="1191"/>
           </w:tcPr>
           <w:p>
             <w:pPr>
@@ -2507,7 +2745,8 @@
         </w:tc>
         <w:tc>
           <w:tcPr>
-            <w:tcW w:type="dxa" w:w="1474"/>
+            <w:tcW w:type="dxa" w:w="1191"/>
+            <w:shd w:val="clear" w:color="auto" w:fill="FDF1D8"/>
           </w:tcPr>
           <w:p>
             <w:pPr>
@@ -2517,10 +2756,30 @@
             <w:r/>
             <w:r>
               <w:rPr>
-                <w:b w:val="0"/>
+                <w:b/>
                 <w:sz w:val="17"/>
               </w:rPr>
               <w:t>22.2%</w:t>
+            </w:r>
+          </w:p>
+        </w:tc>
+        <w:tc>
+          <w:tcPr>
+            <w:tcW w:type="dxa" w:w="2211"/>
+          </w:tcPr>
+          <w:p>
+            <w:pPr>
+              <w:spacing w:after="0"/>
+              <w:jc w:val="right"/>
+            </w:pPr>
+            <w:r/>
+            <w:r>
+              <w:rPr>
+                <w:b/>
+                <w:color w:val="1B7F3B"/>
+                <w:sz w:val="17"/>
+              </w:rPr>
+              <w:t>▲ 1.2 p. p. vs FY2025</w:t>
             </w:r>
           </w:p>
         </w:tc>
@@ -2528,7 +2787,7 @@
       <w:tr>
         <w:tc>
           <w:tcPr>
-            <w:tcW w:type="dxa" w:w="3628"/>
+            <w:tcW w:type="dxa" w:w="2948"/>
             <w:shd w:val="clear" w:color="auto" w:fill="F6F8FA"/>
           </w:tcPr>
           <w:p>
@@ -2574,7 +2833,7 @@
         </w:tc>
         <w:tc>
           <w:tcPr>
-            <w:tcW w:type="dxa" w:w="1474"/>
+            <w:tcW w:type="dxa" w:w="1191"/>
             <w:shd w:val="clear" w:color="auto" w:fill="F6F8FA"/>
           </w:tcPr>
           <w:p>
@@ -2594,7 +2853,7 @@
         </w:tc>
         <w:tc>
           <w:tcPr>
-            <w:tcW w:type="dxa" w:w="1474"/>
+            <w:tcW w:type="dxa" w:w="1191"/>
             <w:shd w:val="clear" w:color="auto" w:fill="F6F8FA"/>
           </w:tcPr>
           <w:p>
@@ -2614,7 +2873,7 @@
         </w:tc>
         <w:tc>
           <w:tcPr>
-            <w:tcW w:type="dxa" w:w="1474"/>
+            <w:tcW w:type="dxa" w:w="1191"/>
             <w:shd w:val="clear" w:color="auto" w:fill="F6F8FA"/>
           </w:tcPr>
           <w:p>
@@ -2634,7 +2893,27 @@
         </w:tc>
         <w:tc>
           <w:tcPr>
-            <w:tcW w:type="dxa" w:w="1474"/>
+            <w:tcW w:type="dxa" w:w="1191"/>
+            <w:shd w:val="clear" w:color="auto" w:fill="FDF1D8"/>
+          </w:tcPr>
+          <w:p>
+            <w:pPr>
+              <w:spacing w:after="0"/>
+              <w:jc w:val="right"/>
+            </w:pPr>
+            <w:r/>
+            <w:r>
+              <w:rPr>
+                <w:b/>
+                <w:sz w:val="17"/>
+              </w:rPr>
+              <w:t>6.7%</w:t>
+            </w:r>
+          </w:p>
+        </w:tc>
+        <w:tc>
+          <w:tcPr>
+            <w:tcW w:type="dxa" w:w="2211"/>
             <w:shd w:val="clear" w:color="auto" w:fill="F6F8FA"/>
           </w:tcPr>
           <w:p>
@@ -2645,10 +2924,11 @@
             <w:r/>
             <w:r>
               <w:rPr>
-                <w:b w:val="0"/>
+                <w:b/>
+                <w:color w:val="B42318"/>
                 <w:sz w:val="17"/>
               </w:rPr>
-              <w:t>6.7%</w:t>
+              <w:t>▼ 0.8 p. p. vs FY2025</w:t>
             </w:r>
           </w:p>
         </w:tc>
@@ -2656,7 +2936,7 @@
       <w:tr>
         <w:tc>
           <w:tcPr>
-            <w:tcW w:type="dxa" w:w="3628"/>
+            <w:tcW w:type="dxa" w:w="2948"/>
           </w:tcPr>
           <w:p>
             <w:pPr>
@@ -2684,7 +2964,7 @@
         </w:tc>
         <w:tc>
           <w:tcPr>
-            <w:tcW w:type="dxa" w:w="1474"/>
+            <w:tcW w:type="dxa" w:w="1191"/>
           </w:tcPr>
           <w:p>
             <w:pPr>
@@ -2703,7 +2983,7 @@
         </w:tc>
         <w:tc>
           <w:tcPr>
-            <w:tcW w:type="dxa" w:w="1474"/>
+            <w:tcW w:type="dxa" w:w="1191"/>
           </w:tcPr>
           <w:p>
             <w:pPr>
@@ -2722,7 +3002,7 @@
         </w:tc>
         <w:tc>
           <w:tcPr>
-            <w:tcW w:type="dxa" w:w="1474"/>
+            <w:tcW w:type="dxa" w:w="1191"/>
           </w:tcPr>
           <w:p>
             <w:pPr>
@@ -2741,7 +3021,7 @@
         </w:tc>
         <w:tc>
           <w:tcPr>
-            <w:tcW w:type="dxa" w:w="1474"/>
+            <w:tcW w:type="dxa" w:w="1191"/>
           </w:tcPr>
           <w:p>
             <w:pPr>
@@ -2758,11 +3038,31 @@
             </w:r>
           </w:p>
         </w:tc>
+        <w:tc>
+          <w:tcPr>
+            <w:tcW w:type="dxa" w:w="2211"/>
+          </w:tcPr>
+          <w:p>
+            <w:pPr>
+              <w:spacing w:after="0"/>
+              <w:jc w:val="right"/>
+            </w:pPr>
+            <w:r/>
+            <w:r>
+              <w:rPr>
+                <w:b/>
+                <w:color w:val="1B7F3B"/>
+                <w:sz w:val="17"/>
+              </w:rPr>
+              <w:t>▲ 5.7 % vs FY2025</w:t>
+            </w:r>
+          </w:p>
+        </w:tc>
       </w:tr>
       <w:tr>
         <w:tc>
           <w:tcPr>
-            <w:tcW w:type="dxa" w:w="3628"/>
+            <w:tcW w:type="dxa" w:w="2948"/>
             <w:shd w:val="clear" w:color="auto" w:fill="F6F8FA"/>
           </w:tcPr>
           <w:p>
@@ -2791,7 +3091,7 @@
         </w:tc>
         <w:tc>
           <w:tcPr>
-            <w:tcW w:type="dxa" w:w="1474"/>
+            <w:tcW w:type="dxa" w:w="1191"/>
             <w:shd w:val="clear" w:color="auto" w:fill="F6F8FA"/>
           </w:tcPr>
           <w:p>
@@ -2811,7 +3111,7 @@
         </w:tc>
         <w:tc>
           <w:tcPr>
-            <w:tcW w:type="dxa" w:w="1474"/>
+            <w:tcW w:type="dxa" w:w="1191"/>
             <w:shd w:val="clear" w:color="auto" w:fill="F6F8FA"/>
           </w:tcPr>
           <w:p>
@@ -2831,7 +3131,7 @@
         </w:tc>
         <w:tc>
           <w:tcPr>
-            <w:tcW w:type="dxa" w:w="1474"/>
+            <w:tcW w:type="dxa" w:w="1191"/>
             <w:shd w:val="clear" w:color="auto" w:fill="F6F8FA"/>
           </w:tcPr>
           <w:p>
@@ -2851,7 +3151,7 @@
         </w:tc>
         <w:tc>
           <w:tcPr>
-            <w:tcW w:type="dxa" w:w="1474"/>
+            <w:tcW w:type="dxa" w:w="1191"/>
             <w:shd w:val="clear" w:color="auto" w:fill="F6F8FA"/>
           </w:tcPr>
           <w:p>
@@ -2869,11 +3169,32 @@
             </w:r>
           </w:p>
         </w:tc>
+        <w:tc>
+          <w:tcPr>
+            <w:tcW w:type="dxa" w:w="2211"/>
+            <w:shd w:val="clear" w:color="auto" w:fill="F6F8FA"/>
+          </w:tcPr>
+          <w:p>
+            <w:pPr>
+              <w:spacing w:after="0"/>
+              <w:jc w:val="right"/>
+            </w:pPr>
+            <w:r/>
+            <w:r>
+              <w:rPr>
+                <w:b w:val="0"/>
+                <w:color w:val="5F6B7A"/>
+                <w:sz w:val="17"/>
+              </w:rPr>
+              <w:t>▲ 1.0 % vs FY2025</w:t>
+            </w:r>
+          </w:p>
+        </w:tc>
       </w:tr>
       <w:tr>
         <w:tc>
           <w:tcPr>
-            <w:tcW w:type="dxa" w:w="3628"/>
+            <w:tcW w:type="dxa" w:w="2948"/>
           </w:tcPr>
           <w:p>
             <w:pPr>
@@ -2935,7 +3256,7 @@
         </w:tc>
         <w:tc>
           <w:tcPr>
-            <w:tcW w:type="dxa" w:w="1474"/>
+            <w:tcW w:type="dxa" w:w="1191"/>
           </w:tcPr>
           <w:p>
             <w:pPr>
@@ -2954,7 +3275,7 @@
         </w:tc>
         <w:tc>
           <w:tcPr>
-            <w:tcW w:type="dxa" w:w="1474"/>
+            <w:tcW w:type="dxa" w:w="1191"/>
           </w:tcPr>
           <w:p>
             <w:pPr>
@@ -2973,7 +3294,7 @@
         </w:tc>
         <w:tc>
           <w:tcPr>
-            <w:tcW w:type="dxa" w:w="1474"/>
+            <w:tcW w:type="dxa" w:w="1191"/>
           </w:tcPr>
           <w:p>
             <w:pPr>
@@ -2992,7 +3313,7 @@
         </w:tc>
         <w:tc>
           <w:tcPr>
-            <w:tcW w:type="dxa" w:w="1474"/>
+            <w:tcW w:type="dxa" w:w="1191"/>
           </w:tcPr>
           <w:p>
             <w:pPr>
@@ -3009,11 +3330,31 @@
             </w:r>
           </w:p>
         </w:tc>
+        <w:tc>
+          <w:tcPr>
+            <w:tcW w:type="dxa" w:w="2211"/>
+          </w:tcPr>
+          <w:p>
+            <w:pPr>
+              <w:spacing w:after="0"/>
+              <w:jc w:val="right"/>
+            </w:pPr>
+            <w:r/>
+            <w:r>
+              <w:rPr>
+                <w:b w:val="0"/>
+                <w:color w:val="5F6B7A"/>
+                <w:sz w:val="17"/>
+              </w:rPr>
+              <w:t>–</w:t>
+            </w:r>
+          </w:p>
+        </w:tc>
       </w:tr>
       <w:tr>
         <w:tc>
           <w:tcPr>
-            <w:tcW w:type="dxa" w:w="3628"/>
+            <w:tcW w:type="dxa" w:w="2948"/>
             <w:shd w:val="clear" w:color="auto" w:fill="F6F8FA"/>
           </w:tcPr>
           <w:p>
@@ -3059,7 +3400,7 @@
         </w:tc>
         <w:tc>
           <w:tcPr>
-            <w:tcW w:type="dxa" w:w="1474"/>
+            <w:tcW w:type="dxa" w:w="1191"/>
             <w:shd w:val="clear" w:color="auto" w:fill="F6F8FA"/>
           </w:tcPr>
           <w:p>
@@ -3079,7 +3420,7 @@
         </w:tc>
         <w:tc>
           <w:tcPr>
-            <w:tcW w:type="dxa" w:w="1474"/>
+            <w:tcW w:type="dxa" w:w="1191"/>
             <w:shd w:val="clear" w:color="auto" w:fill="F6F8FA"/>
           </w:tcPr>
           <w:p>
@@ -3099,7 +3440,7 @@
         </w:tc>
         <w:tc>
           <w:tcPr>
-            <w:tcW w:type="dxa" w:w="1474"/>
+            <w:tcW w:type="dxa" w:w="1191"/>
             <w:shd w:val="clear" w:color="auto" w:fill="F6F8FA"/>
           </w:tcPr>
           <w:p>
@@ -3119,7 +3460,7 @@
         </w:tc>
         <w:tc>
           <w:tcPr>
-            <w:tcW w:type="dxa" w:w="1474"/>
+            <w:tcW w:type="dxa" w:w="1191"/>
             <w:shd w:val="clear" w:color="auto" w:fill="F6F8FA"/>
           </w:tcPr>
           <w:p>
@@ -3137,8 +3478,39 @@
             </w:r>
           </w:p>
         </w:tc>
+        <w:tc>
+          <w:tcPr>
+            <w:tcW w:type="dxa" w:w="2211"/>
+            <w:shd w:val="clear" w:color="auto" w:fill="F6F8FA"/>
+          </w:tcPr>
+          <w:p>
+            <w:pPr>
+              <w:spacing w:after="0"/>
+              <w:jc w:val="right"/>
+            </w:pPr>
+            <w:r/>
+            <w:r>
+              <w:rPr>
+                <w:b w:val="0"/>
+                <w:color w:val="5F6B7A"/>
+                <w:sz w:val="17"/>
+              </w:rPr>
+              <w:t>• 0.0 % vs FY2025</w:t>
+            </w:r>
+          </w:p>
+        </w:tc>
       </w:tr>
     </w:tbl>
+    <w:p>
+      <w:r>
+        <w:rPr>
+          <w:i/>
+          <w:color w:val="5F6B7A"/>
+          <w:sz w:val="16"/>
+        </w:rPr>
+        <w:t>Colours: green change – the metric is improving, red – worsening. Latest-period cell background: green – good level, amber – average, red – weak (tool benchmarks, config/metric_rules.yaml).</w:t>
+      </w:r>
+    </w:p>
     <w:p>
       <w:r>
         <w:rPr>
@@ -3624,14 +3996,15 @@
         </w:tblBorders>
       </w:tblPr>
       <w:tblGrid>
-        <w:gridCol w:w="3324"/>
-        <w:gridCol w:w="3324"/>
-        <w:gridCol w:w="3324"/>
+        <w:gridCol w:w="2493"/>
+        <w:gridCol w:w="2493"/>
+        <w:gridCol w:w="2493"/>
+        <w:gridCol w:w="2493"/>
       </w:tblGrid>
       <w:tr>
         <w:tc>
           <w:tcPr>
-            <w:tcW w:type="dxa" w:w="3969"/>
+            <w:tcW w:type="dxa" w:w="2608"/>
             <w:shd w:val="clear" w:color="auto" w:fill="1F4E79"/>
           </w:tcPr>
           <w:p>
@@ -3648,7 +4021,7 @@
         </w:tc>
         <w:tc>
           <w:tcPr>
-            <w:tcW w:type="dxa" w:w="4082"/>
+            <w:tcW w:type="dxa" w:w="2608"/>
             <w:shd w:val="clear" w:color="auto" w:fill="1F4E79"/>
           </w:tcPr>
           <w:p>
@@ -3665,7 +4038,24 @@
         </w:tc>
         <w:tc>
           <w:tcPr>
-            <w:tcW w:type="dxa" w:w="1587"/>
+            <w:tcW w:type="dxa" w:w="3175"/>
+            <w:shd w:val="clear" w:color="auto" w:fill="1F4E79"/>
+          </w:tcPr>
+          <w:p>
+            <w:r/>
+            <w:r>
+              <w:rPr>
+                <w:b/>
+                <w:color w:val="FFFFFF"/>
+                <w:sz w:val="17"/>
+              </w:rPr>
+              <w:t>What changed and why</w:t>
+            </w:r>
+          </w:p>
+        </w:tc>
+        <w:tc>
+          <w:tcPr>
+            <w:tcW w:type="dxa" w:w="1361"/>
             <w:shd w:val="clear" w:color="auto" w:fill="1F4E79"/>
           </w:tcPr>
           <w:p>
@@ -3684,7 +4074,7 @@
       <w:tr>
         <w:tc>
           <w:tcPr>
-            <w:tcW w:type="dxa" w:w="3969"/>
+            <w:tcW w:type="dxa" w:w="2608"/>
           </w:tcPr>
           <w:p>
             <w:pPr>
@@ -3702,7 +4092,7 @@
         </w:tc>
         <w:tc>
           <w:tcPr>
-            <w:tcW w:type="dxa" w:w="4082"/>
+            <w:tcW w:type="dxa" w:w="2608"/>
           </w:tcPr>
           <w:p>
             <w:pPr>
@@ -3747,7 +4137,59 @@
         </w:tc>
         <w:tc>
           <w:tcPr>
-            <w:tcW w:type="dxa" w:w="1587"/>
+            <w:tcW w:type="dxa" w:w="3175"/>
+          </w:tcPr>
+          <w:p>
+            <w:pPr>
+              <w:spacing w:after="0"/>
+            </w:pPr>
+            <w:r/>
+            <w:r>
+              <w:rPr>
+                <w:b w:val="0"/>
+                <w:sz w:val="17"/>
+              </w:rPr>
+              <w:t>On track: 6M covers 51-56% of the range. Networks and Customers &amp; Solutions grew; Green Capacities fell on weaker wind and a lower hedge price</w:t>
+            </w:r>
+            <w:hyperlink r:id="rId12">
+              <w:r>
+                <w:rPr>
+                  <w:color w:val="2A78D6"/>
+                  <w:vertAlign w:val="superscript"/>
+                  <w:sz w:val="14"/>
+                </w:rPr>
+                <w:t xml:space="preserve">3</w:t>
+              </w:r>
+            </w:hyperlink>
+            <w:r>
+              <w:rPr>
+                <w:color w:val="2A78D6"/>
+                <w:vertAlign w:val="superscript"/>
+              </w:rPr>
+              <w:t>,</w:t>
+            </w:r>
+            <w:hyperlink r:id="rId27">
+              <w:r>
+                <w:rPr>
+                  <w:color w:val="2A78D6"/>
+                  <w:vertAlign w:val="superscript"/>
+                  <w:sz w:val="14"/>
+                </w:rPr>
+                <w:t xml:space="preserve">18</w:t>
+              </w:r>
+            </w:hyperlink>
+            <w:r>
+              <w:rPr>
+                <w:b w:val="0"/>
+                <w:sz w:val="17"/>
+              </w:rPr>
+              <w:t>.</w:t>
+            </w:r>
+          </w:p>
+        </w:tc>
+        <w:tc>
+          <w:tcPr>
+            <w:tcW w:type="dxa" w:w="1361"/>
             <w:shd w:val="clear" w:color="auto" w:fill="EAF1F8"/>
           </w:tcPr>
           <w:p>
@@ -3768,7 +4210,7 @@
       <w:tr>
         <w:tc>
           <w:tcPr>
-            <w:tcW w:type="dxa" w:w="3969"/>
+            <w:tcW w:type="dxa" w:w="2608"/>
             <w:shd w:val="clear" w:color="auto" w:fill="F6F8FA"/>
           </w:tcPr>
           <w:p>
@@ -3787,7 +4229,7 @@
         </w:tc>
         <w:tc>
           <w:tcPr>
-            <w:tcW w:type="dxa" w:w="4082"/>
+            <w:tcW w:type="dxa" w:w="2608"/>
             <w:shd w:val="clear" w:color="auto" w:fill="F6F8FA"/>
           </w:tcPr>
           <w:p>
@@ -3833,7 +4275,43 @@
         </w:tc>
         <w:tc>
           <w:tcPr>
-            <w:tcW w:type="dxa" w:w="1587"/>
+            <w:tcW w:type="dxa" w:w="3175"/>
+            <w:shd w:val="clear" w:color="auto" w:fill="F6F8FA"/>
+          </w:tcPr>
+          <w:p>
+            <w:pPr>
+              <w:spacing w:after="0"/>
+            </w:pPr>
+            <w:r/>
+            <w:r>
+              <w:rPr>
+                <w:b w:val="0"/>
+                <w:sz w:val="17"/>
+              </w:rPr>
+              <w:t>On track: 6M investments EUR 306.1m (−10.8% y/y); 68% went to Networks</w:t>
+            </w:r>
+            <w:hyperlink r:id="rId26">
+              <w:r>
+                <w:rPr>
+                  <w:color w:val="2A78D6"/>
+                  <w:vertAlign w:val="superscript"/>
+                  <w:sz w:val="14"/>
+                </w:rPr>
+                <w:t xml:space="preserve">23</w:t>
+              </w:r>
+            </w:hyperlink>
+            <w:r>
+              <w:rPr>
+                <w:b w:val="0"/>
+                <w:sz w:val="17"/>
+              </w:rPr>
+              <w:t>.</w:t>
+            </w:r>
+          </w:p>
+        </w:tc>
+        <w:tc>
+          <w:tcPr>
+            <w:tcW w:type="dxa" w:w="1361"/>
             <w:shd w:val="clear" w:color="auto" w:fill="EAF1F8"/>
           </w:tcPr>
           <w:p>
@@ -3854,7 +4332,7 @@
       <w:tr>
         <w:tc>
           <w:tcPr>
-            <w:tcW w:type="dxa" w:w="3969"/>
+            <w:tcW w:type="dxa" w:w="2608"/>
           </w:tcPr>
           <w:p>
             <w:pPr>
@@ -3872,7 +4350,7 @@
         </w:tc>
         <w:tc>
           <w:tcPr>
-            <w:tcW w:type="dxa" w:w="4082"/>
+            <w:tcW w:type="dxa" w:w="2608"/>
           </w:tcPr>
           <w:p>
             <w:pPr>
@@ -3917,7 +4395,42 @@
         </w:tc>
         <w:tc>
           <w:tcPr>
-            <w:tcW w:type="dxa" w:w="1587"/>
+            <w:tcW w:type="dxa" w:w="3175"/>
+          </w:tcPr>
+          <w:p>
+            <w:pPr>
+              <w:spacing w:after="0"/>
+            </w:pPr>
+            <w:r/>
+            <w:r>
+              <w:rPr>
+                <w:b w:val="0"/>
+                <w:sz w:val="17"/>
+              </w:rPr>
+              <w:t>Changed: the new 2026-2029 plan cuts the investment envelope to EUR 2.5-3.0bn and raises the EBITDA target to EUR 640-700m for 2029. Reason: not stated in the sources reviewed</w:t>
+            </w:r>
+            <w:hyperlink r:id="rId15">
+              <w:r>
+                <w:rPr>
+                  <w:color w:val="2A78D6"/>
+                  <w:vertAlign w:val="superscript"/>
+                  <w:sz w:val="14"/>
+                </w:rPr>
+                <w:t xml:space="preserve">6</w:t>
+              </w:r>
+            </w:hyperlink>
+            <w:r>
+              <w:rPr>
+                <w:b w:val="0"/>
+                <w:sz w:val="17"/>
+              </w:rPr>
+              <w:t>.</w:t>
+            </w:r>
+          </w:p>
+        </w:tc>
+        <w:tc>
+          <w:tcPr>
+            <w:tcW w:type="dxa" w:w="1361"/>
             <w:shd w:val="clear" w:color="auto" w:fill="FDF1D8"/>
           </w:tcPr>
           <w:p>
@@ -3938,7 +4451,7 @@
       <w:tr>
         <w:tc>
           <w:tcPr>
-            <w:tcW w:type="dxa" w:w="3969"/>
+            <w:tcW w:type="dxa" w:w="2608"/>
             <w:shd w:val="clear" w:color="auto" w:fill="F6F8FA"/>
           </w:tcPr>
           <w:p>
@@ -3957,7 +4470,7 @@
         </w:tc>
         <w:tc>
           <w:tcPr>
-            <w:tcW w:type="dxa" w:w="4082"/>
+            <w:tcW w:type="dxa" w:w="2608"/>
             <w:shd w:val="clear" w:color="auto" w:fill="F6F8FA"/>
           </w:tcPr>
           <w:p>
@@ -4003,7 +4516,43 @@
         </w:tc>
         <w:tc>
           <w:tcPr>
-            <w:tcW w:type="dxa" w:w="1587"/>
+            <w:tcW w:type="dxa" w:w="3175"/>
+            <w:shd w:val="clear" w:color="auto" w:fill="F6F8FA"/>
+          </w:tcPr>
+          <w:p>
+            <w:pPr>
+              <w:spacing w:after="0"/>
+            </w:pPr>
+            <w:r/>
+            <w:r>
+              <w:rPr>
+                <w:b w:val="0"/>
+                <w:sz w:val="17"/>
+              </w:rPr>
+              <w:t>Improving but still below target: 21.0% → 22.2% as FFO grew 11.3% while net debt stayed flat (+0.7%)</w:t>
+            </w:r>
+            <w:hyperlink r:id="rId14">
+              <w:r>
+                <w:rPr>
+                  <w:color w:val="2A78D6"/>
+                  <w:vertAlign w:val="superscript"/>
+                  <w:sz w:val="14"/>
+                </w:rPr>
+                <w:t xml:space="preserve">25</w:t>
+              </w:r>
+            </w:hyperlink>
+            <w:r>
+              <w:rPr>
+                <w:b w:val="0"/>
+                <w:sz w:val="17"/>
+              </w:rPr>
+              <w:t>.</w:t>
+            </w:r>
+          </w:p>
+        </w:tc>
+        <w:tc>
+          <w:tcPr>
+            <w:tcW w:type="dxa" w:w="1361"/>
             <w:shd w:val="clear" w:color="auto" w:fill="FDE7E5"/>
           </w:tcPr>
           <w:p>
@@ -4024,7 +4573,7 @@
       <w:tr>
         <w:tc>
           <w:tcPr>
-            <w:tcW w:type="dxa" w:w="3969"/>
+            <w:tcW w:type="dxa" w:w="2608"/>
           </w:tcPr>
           <w:p>
             <w:pPr>
@@ -4042,7 +4591,7 @@
         </w:tc>
         <w:tc>
           <w:tcPr>
-            <w:tcW w:type="dxa" w:w="4082"/>
+            <w:tcW w:type="dxa" w:w="2608"/>
           </w:tcPr>
           <w:p>
             <w:pPr>
@@ -4104,7 +4653,59 @@
         </w:tc>
         <w:tc>
           <w:tcPr>
-            <w:tcW w:type="dxa" w:w="1587"/>
+            <w:tcW w:type="dxa" w:w="3175"/>
+          </w:tcPr>
+          <w:p>
+            <w:pPr>
+              <w:spacing w:after="0"/>
+            </w:pPr>
+            <w:r/>
+            <w:r>
+              <w:rPr>
+                <w:b w:val="0"/>
+                <w:sz w:val="17"/>
+              </w:rPr>
+              <w:t>Met: leverage 3.49x, in the middle of the range; net debt +0.7% since YE2025; ratings stable</w:t>
+            </w:r>
+            <w:hyperlink r:id="rId14">
+              <w:r>
+                <w:rPr>
+                  <w:color w:val="2A78D6"/>
+                  <w:vertAlign w:val="superscript"/>
+                  <w:sz w:val="14"/>
+                </w:rPr>
+                <w:t xml:space="preserve">5</w:t>
+              </w:r>
+            </w:hyperlink>
+            <w:r>
+              <w:rPr>
+                <w:color w:val="2A78D6"/>
+                <w:vertAlign w:val="superscript"/>
+              </w:rPr>
+              <w:t>,</w:t>
+            </w:r>
+            <w:hyperlink r:id="rId10">
+              <w:r>
+                <w:rPr>
+                  <w:color w:val="2A78D6"/>
+                  <w:vertAlign w:val="superscript"/>
+                  <w:sz w:val="14"/>
+                </w:rPr>
+                <w:t xml:space="preserve">1</w:t>
+              </w:r>
+            </w:hyperlink>
+            <w:r>
+              <w:rPr>
+                <w:b w:val="0"/>
+                <w:sz w:val="17"/>
+              </w:rPr>
+              <w:t>.</w:t>
+            </w:r>
+          </w:p>
+        </w:tc>
+        <w:tc>
+          <w:tcPr>
+            <w:tcW w:type="dxa" w:w="1361"/>
             <w:shd w:val="clear" w:color="auto" w:fill="E3F3E8"/>
           </w:tcPr>
           <w:p>
@@ -4125,7 +4726,7 @@
       <w:tr>
         <w:tc>
           <w:tcPr>
-            <w:tcW w:type="dxa" w:w="3969"/>
+            <w:tcW w:type="dxa" w:w="2608"/>
             <w:shd w:val="clear" w:color="auto" w:fill="F6F8FA"/>
           </w:tcPr>
           <w:p>
@@ -4144,7 +4745,7 @@
         </w:tc>
         <w:tc>
           <w:tcPr>
-            <w:tcW w:type="dxa" w:w="4082"/>
+            <w:tcW w:type="dxa" w:w="2608"/>
             <w:shd w:val="clear" w:color="auto" w:fill="F6F8FA"/>
           </w:tcPr>
           <w:p>
@@ -4207,7 +4808,60 @@
         </w:tc>
         <w:tc>
           <w:tcPr>
-            <w:tcW w:type="dxa" w:w="1587"/>
+            <w:tcW w:type="dxa" w:w="3175"/>
+            <w:shd w:val="clear" w:color="auto" w:fill="F6F8FA"/>
+          </w:tcPr>
+          <w:p>
+            <w:pPr>
+              <w:spacing w:after="0"/>
+            </w:pPr>
+            <w:r/>
+            <w:r>
+              <w:rPr>
+                <w:b w:val="0"/>
+                <w:sz w:val="17"/>
+              </w:rPr>
+              <w:t>Met: +3.0% for 2025 and +3.1% for H1 2026, although adjusted profit fell 20.8% and free cash flow (EUR 5.3m) does not cover the dividend</w:t>
+            </w:r>
+            <w:hyperlink r:id="rId22">
+              <w:r>
+                <w:rPr>
+                  <w:color w:val="2A78D6"/>
+                  <w:vertAlign w:val="superscript"/>
+                  <w:sz w:val="14"/>
+                </w:rPr>
+                <w:t xml:space="preserve">13</w:t>
+              </w:r>
+            </w:hyperlink>
+            <w:r>
+              <w:rPr>
+                <w:color w:val="2A78D6"/>
+                <w:vertAlign w:val="superscript"/>
+              </w:rPr>
+              <w:t>,</w:t>
+            </w:r>
+            <w:hyperlink r:id="rId13">
+              <w:r>
+                <w:rPr>
+                  <w:color w:val="2A78D6"/>
+                  <w:vertAlign w:val="superscript"/>
+                  <w:sz w:val="14"/>
+                </w:rPr>
+                <w:t xml:space="preserve">4</w:t>
+              </w:r>
+            </w:hyperlink>
+            <w:r>
+              <w:rPr>
+                <w:b w:val="0"/>
+                <w:sz w:val="17"/>
+              </w:rPr>
+              <w:t>.</w:t>
+            </w:r>
+          </w:p>
+        </w:tc>
+        <w:tc>
+          <w:tcPr>
+            <w:tcW w:type="dxa" w:w="1361"/>
             <w:shd w:val="clear" w:color="auto" w:fill="E3F3E8"/>
           </w:tcPr>
           <w:p>
@@ -4228,7 +4882,7 @@
       <w:tr>
         <w:tc>
           <w:tcPr>
-            <w:tcW w:type="dxa" w:w="3969"/>
+            <w:tcW w:type="dxa" w:w="2608"/>
           </w:tcPr>
           <w:p>
             <w:pPr>
@@ -4246,7 +4900,7 @@
         </w:tc>
         <w:tc>
           <w:tcPr>
-            <w:tcW w:type="dxa" w:w="4082"/>
+            <w:tcW w:type="dxa" w:w="2608"/>
           </w:tcPr>
           <w:p>
             <w:pPr>
@@ -4284,14 +4938,49 @@
                   <w:vertAlign w:val="superscript"/>
                   <w:sz w:val="14"/>
                 </w:rPr>
-                <w:t xml:space="preserve">25</w:t>
+                <w:t xml:space="preserve">26</w:t>
               </w:r>
             </w:hyperlink>
           </w:p>
         </w:tc>
         <w:tc>
           <w:tcPr>
-            <w:tcW w:type="dxa" w:w="1587"/>
+            <w:tcW w:type="dxa" w:w="3175"/>
+          </w:tcPr>
+          <w:p>
+            <w:pPr>
+              <w:spacing w:after="0"/>
+            </w:pPr>
+            <w:r/>
+            <w:r>
+              <w:rPr>
+                <w:b w:val="0"/>
+                <w:sz w:val="17"/>
+              </w:rPr>
+              <w:t>Progressing: 2.1 GW installed + 0.7 GW under construction = 2.8 GW, the bottom of the target range (calculated by the tool)</w:t>
+            </w:r>
+            <w:hyperlink r:id="rId31">
+              <w:r>
+                <w:rPr>
+                  <w:color w:val="2A78D6"/>
+                  <w:vertAlign w:val="superscript"/>
+                  <w:sz w:val="14"/>
+                </w:rPr>
+                <w:t xml:space="preserve">26</w:t>
+              </w:r>
+            </w:hyperlink>
+            <w:r>
+              <w:rPr>
+                <w:b w:val="0"/>
+                <w:sz w:val="17"/>
+              </w:rPr>
+              <w:t>.</w:t>
+            </w:r>
+          </w:p>
+        </w:tc>
+        <w:tc>
+          <w:tcPr>
+            <w:tcW w:type="dxa" w:w="1361"/>
             <w:shd w:val="clear" w:color="auto" w:fill="EAF1F8"/>
           </w:tcPr>
           <w:p>
@@ -4384,7 +5073,7 @@
             <w:vertAlign w:val="superscript"/>
             <w:sz w:val="17"/>
           </w:rPr>
-          <w:t xml:space="preserve">26</w:t>
+          <w:t xml:space="preserve">27</w:t>
         </w:r>
       </w:hyperlink>
       <w:r>
@@ -4575,15 +5264,14 @@
     </w:p>
     <w:p>
       <w:pPr>
-        <w:ind w:left="397"/>
+        <w:spacing w:after="0"/>
+        <w:ind w:left="510" w:hanging="198"/>
       </w:pPr>
       <w:r>
         <w:rPr>
-          <w:b/>
-          <w:color w:val="333333"/>
           <w:sz w:val="19"/>
         </w:rPr>
-        <w:t xml:space="preserve">Evidence: </w:t>
+        <w:t xml:space="preserve">•  </w:t>
       </w:r>
       <w:r>
         <w:rPr>
@@ -4591,7 +5279,27 @@
           <w:color w:val="333333"/>
           <w:sz w:val="19"/>
         </w:rPr>
-        <w:t>No weapons, tobacco or gambling. No coal generation and no oil &amp; gas exploration</w:t>
+        <w:t>No weapons, tobacco or gambling.</w:t>
+      </w:r>
+    </w:p>
+    <w:p>
+      <w:pPr>
+        <w:spacing w:after="0"/>
+        <w:ind w:left="510" w:hanging="198"/>
+      </w:pPr>
+      <w:r>
+        <w:rPr>
+          <w:sz w:val="19"/>
+        </w:rPr>
+        <w:t xml:space="preserve">•  </w:t>
+      </w:r>
+      <w:r>
+        <w:rPr>
+          <w:b w:val="0"/>
+          <w:color w:val="333333"/>
+          <w:sz w:val="19"/>
+        </w:rPr>
+        <w:t>No coal generation and no oil &amp; gas exploration</w:t>
       </w:r>
       <w:hyperlink r:id="rId24">
         <w:r>
@@ -4609,7 +5317,27 @@
           <w:color w:val="333333"/>
           <w:sz w:val="19"/>
         </w:rPr>
-        <w:t>. Owns the gas-fired Elektrėnai complex (reserve capacity) and supplies gas - not restricted by the SEB fossil fuel policy (restricts coal &gt;5% of revenue and new exploration).</w:t>
+        <w:t>.</w:t>
+      </w:r>
+    </w:p>
+    <w:p>
+      <w:pPr>
+        <w:spacing w:after="120"/>
+        <w:ind w:left="510" w:hanging="198"/>
+      </w:pPr>
+      <w:r>
+        <w:rPr>
+          <w:sz w:val="19"/>
+        </w:rPr>
+        <w:t xml:space="preserve">•  </w:t>
+      </w:r>
+      <w:r>
+        <w:rPr>
+          <w:b w:val="0"/>
+          <w:color w:val="333333"/>
+          <w:sz w:val="19"/>
+        </w:rPr>
+        <w:t>Owns the gas-fired Elektrėnai complex (reserve capacity) and supplies gas - not restricted by the SEB fossil fuel policy (restricts coal &gt;5% of revenue and new exploration).</w:t>
       </w:r>
     </w:p>
     <w:p>
@@ -4628,15 +5356,14 @@
     </w:p>
     <w:p>
       <w:pPr>
-        <w:ind w:left="397"/>
+        <w:spacing w:after="0"/>
+        <w:ind w:left="510" w:hanging="198"/>
       </w:pPr>
       <w:r>
         <w:rPr>
-          <w:b/>
-          <w:color w:val="333333"/>
           <w:sz w:val="19"/>
         </w:rPr>
-        <w:t xml:space="preserve">Evidence: </w:t>
+        <w:t xml:space="preserve">•  </w:t>
       </w:r>
       <w:r>
         <w:rPr>
@@ -4644,7 +5371,27 @@
           <w:color w:val="333333"/>
           <w:sz w:val="19"/>
         </w:rPr>
-        <w:t>No red flags (UNGC / OECD breaches) found in public sources and the news scan (2026-10-22). Ignitis states it upholds the UN Global Compact principles</w:t>
+        <w:t>No red flags (UNGC / OECD breaches) found in public sources and the news scan (2026-10-22).</w:t>
+      </w:r>
+    </w:p>
+    <w:p>
+      <w:pPr>
+        <w:spacing w:after="120"/>
+        <w:ind w:left="510" w:hanging="198"/>
+      </w:pPr>
+      <w:r>
+        <w:rPr>
+          <w:sz w:val="19"/>
+        </w:rPr>
+        <w:t xml:space="preserve">•  </w:t>
+      </w:r>
+      <w:r>
+        <w:rPr>
+          <w:b w:val="0"/>
+          <w:color w:val="333333"/>
+          <w:sz w:val="19"/>
+        </w:rPr>
+        <w:t>Ignitis states it upholds the UN Global Compact principles</w:t>
       </w:r>
       <w:hyperlink r:id="rId24">
         <w:r>
@@ -4681,23 +5428,28 @@
     </w:p>
     <w:p>
       <w:pPr>
+        <w:spacing w:after="0"/>
         <w:ind w:left="397"/>
       </w:pPr>
       <w:r>
         <w:rPr>
           <w:b/>
-          <w:color w:val="333333"/>
+          <w:color w:val="B42318"/>
           <w:sz w:val="19"/>
         </w:rPr>
-        <w:t xml:space="preserve">Evidence: </w:t>
+        <w:t>Needs review</w:t>
       </w:r>
+    </w:p>
+    <w:p>
+      <w:pPr>
+        <w:spacing w:after="120"/>
+        <w:ind w:left="510" w:hanging="198"/>
+      </w:pPr>
       <w:r>
         <w:rPr>
-          <w:b/>
-          <w:color w:val="333333"/>
           <w:sz w:val="19"/>
         </w:rPr>
-        <w:t xml:space="preserve">Needs review. </w:t>
+        <w:t xml:space="preserve">•  </w:t>
       </w:r>
       <w:r>
         <w:rPr>
@@ -4724,23 +5476,28 @@
     </w:p>
     <w:p>
       <w:pPr>
+        <w:spacing w:after="0"/>
         <w:ind w:left="397"/>
       </w:pPr>
       <w:r>
         <w:rPr>
           <w:b/>
-          <w:color w:val="333333"/>
+          <w:color w:val="B42318"/>
           <w:sz w:val="19"/>
         </w:rPr>
-        <w:t xml:space="preserve">Evidence: </w:t>
+        <w:t>Needs review</w:t>
       </w:r>
+    </w:p>
+    <w:p>
+      <w:pPr>
+        <w:spacing w:after="0"/>
+        <w:ind w:left="510" w:hanging="198"/>
+      </w:pPr>
       <w:r>
         <w:rPr>
-          <w:b/>
-          <w:color w:val="333333"/>
           <w:sz w:val="19"/>
         </w:rPr>
-        <w:t xml:space="preserve">Needs review. </w:t>
+        <w:t xml:space="preserve">•  </w:t>
       </w:r>
       <w:r>
         <w:rPr>
@@ -4748,7 +5505,27 @@
           <w:color w:val="333333"/>
           <w:sz w:val="19"/>
         </w:rPr>
-        <w:t>The automatic news scan (LT, LV, EE, EN; 30 days) found no adverse headlines. Analyst confirms and adds a screenshot.</w:t>
+        <w:t>The automatic news scan (LT, LV, EE, EN; 30 days) found no adverse headlines.</w:t>
+      </w:r>
+    </w:p>
+    <w:p>
+      <w:pPr>
+        <w:spacing w:after="120"/>
+        <w:ind w:left="510" w:hanging="198"/>
+      </w:pPr>
+      <w:r>
+        <w:rPr>
+          <w:sz w:val="19"/>
+        </w:rPr>
+        <w:t xml:space="preserve">•  </w:t>
+      </w:r>
+      <w:r>
+        <w:rPr>
+          <w:b w:val="0"/>
+          <w:color w:val="333333"/>
+          <w:sz w:val="19"/>
+        </w:rPr>
+        <w:t>Analyst confirms and adds a screenshot.</w:t>
       </w:r>
     </w:p>
     <w:p>
@@ -4799,15 +5576,14 @@
     </w:p>
     <w:p>
       <w:pPr>
-        <w:ind w:left="397"/>
+        <w:spacing w:after="0"/>
+        <w:ind w:left="510" w:hanging="198"/>
       </w:pPr>
       <w:r>
         <w:rPr>
-          <w:b/>
-          <w:color w:val="333333"/>
           <w:sz w:val="19"/>
         </w:rPr>
-        <w:t xml:space="preserve">Evidence: </w:t>
+        <w:t xml:space="preserve">•  </w:t>
       </w:r>
       <w:r>
         <w:rPr>
@@ -4827,13 +5603,25 @@
           <w:t xml:space="preserve">9</w:t>
         </w:r>
       </w:hyperlink>
+    </w:p>
+    <w:p>
+      <w:pPr>
+        <w:spacing w:after="120"/>
+        <w:ind w:left="510" w:hanging="198"/>
+      </w:pPr>
+      <w:r>
+        <w:rPr>
+          <w:sz w:val="19"/>
+        </w:rPr>
+        <w:t xml:space="preserve">•  </w:t>
+      </w:r>
       <w:r>
         <w:rPr>
           <w:b w:val="0"/>
           <w:color w:val="333333"/>
           <w:sz w:val="19"/>
         </w:rPr>
-        <w:t>; green bonds and a new EU Green Bond Standard (EuGB) bond</w:t>
+        <w:t>Green bonds and a new EU Green Bond Standard (EuGB) bond</w:t>
       </w:r>
       <w:hyperlink r:id="rId17">
         <w:r>
@@ -4870,15 +5658,14 @@
     </w:p>
     <w:p>
       <w:pPr>
-        <w:ind w:left="397"/>
+        <w:spacing w:after="0"/>
+        <w:ind w:left="510" w:hanging="198"/>
       </w:pPr>
       <w:r>
         <w:rPr>
-          <w:b/>
-          <w:color w:val="333333"/>
           <w:sz w:val="19"/>
         </w:rPr>
-        <w:t xml:space="preserve">Evidence: </w:t>
+        <w:t xml:space="preserve">•  </w:t>
       </w:r>
       <w:r>
         <w:rPr>
@@ -4904,7 +5691,47 @@
           <w:color w:val="333333"/>
           <w:sz w:val="19"/>
         </w:rPr>
-        <w:t>. SBTi-validated targets in line with 1.5°C; net zero by 2050 or sooner</w:t>
+        <w:t>.</w:t>
+      </w:r>
+    </w:p>
+    <w:p>
+      <w:pPr>
+        <w:spacing w:after="0"/>
+        <w:ind w:left="510" w:hanging="198"/>
+      </w:pPr>
+      <w:r>
+        <w:rPr>
+          <w:sz w:val="19"/>
+        </w:rPr>
+        <w:t xml:space="preserve">•  </w:t>
+      </w:r>
+      <w:r>
+        <w:rPr>
+          <w:b w:val="0"/>
+          <w:color w:val="333333"/>
+          <w:sz w:val="19"/>
+        </w:rPr>
+        <w:t>SBTi-validated targets in line with 1.5°C</w:t>
+      </w:r>
+    </w:p>
+    <w:p>
+      <w:pPr>
+        <w:spacing w:after="120"/>
+        <w:ind w:left="510" w:hanging="198"/>
+      </w:pPr>
+      <w:r>
+        <w:rPr>
+          <w:sz w:val="19"/>
+        </w:rPr>
+        <w:t xml:space="preserve">•  </w:t>
+      </w:r>
+      <w:r>
+        <w:rPr>
+          <w:b w:val="0"/>
+          <w:color w:val="333333"/>
+          <w:sz w:val="19"/>
+        </w:rPr>
+        <w:t>Net zero by 2050 or sooner</w:t>
       </w:r>
       <w:hyperlink r:id="rId32">
         <w:r>
@@ -4913,7 +5740,7 @@
             <w:vertAlign w:val="superscript"/>
             <w:sz w:val="16"/>
           </w:rPr>
-          <w:t xml:space="preserve">27</w:t>
+          <w:t xml:space="preserve">28</w:t>
         </w:r>
       </w:hyperlink>
       <w:r>
@@ -4941,23 +5768,28 @@
     </w:p>
     <w:p>
       <w:pPr>
+        <w:spacing w:after="0"/>
         <w:ind w:left="397"/>
       </w:pPr>
       <w:r>
         <w:rPr>
           <w:b/>
-          <w:color w:val="333333"/>
+          <w:color w:val="B42318"/>
           <w:sz w:val="19"/>
         </w:rPr>
-        <w:t xml:space="preserve">Evidence: </w:t>
+        <w:t>Needs review</w:t>
       </w:r>
+    </w:p>
+    <w:p>
+      <w:pPr>
+        <w:spacing w:after="0"/>
+        <w:ind w:left="510" w:hanging="198"/>
+      </w:pPr>
       <w:r>
         <w:rPr>
-          <w:b/>
-          <w:color w:val="333333"/>
           <w:sz w:val="19"/>
         </w:rPr>
-        <w:t xml:space="preserve">Needs review. </w:t>
+        <w:t xml:space="preserve">•  </w:t>
       </w:r>
       <w:r>
         <w:rPr>
@@ -4983,7 +5815,27 @@
           <w:color w:val="333333"/>
           <w:sz w:val="19"/>
         </w:rPr>
-        <w:t>. Scope 1 emissions rose 54.7% in 2025 due to higher gas generation</w:t>
+        <w:t>.</w:t>
+      </w:r>
+    </w:p>
+    <w:p>
+      <w:pPr>
+        <w:spacing w:after="120"/>
+        <w:ind w:left="510" w:hanging="198"/>
+      </w:pPr>
+      <w:r>
+        <w:rPr>
+          <w:sz w:val="19"/>
+        </w:rPr>
+        <w:t xml:space="preserve">•  </w:t>
+      </w:r>
+      <w:r>
+        <w:rPr>
+          <w:b w:val="0"/>
+          <w:color w:val="333333"/>
+          <w:sz w:val="19"/>
+        </w:rPr>
+        <w:t>Scope 1 emissions rose 54.7% in 2025 due to higher gas generation</w:t>
       </w:r>
       <w:hyperlink r:id="rId24">
         <w:r>
@@ -5020,6 +5872,7 @@
     </w:p>
     <w:p>
       <w:pPr>
+        <w:spacing w:after="0"/>
         <w:ind w:left="397"/>
       </w:pPr>
       <w:r>
@@ -5028,15 +5881,19 @@
           <w:color w:val="333333"/>
           <w:sz w:val="19"/>
         </w:rPr>
-        <w:t xml:space="preserve">Evidence: </w:t>
+        <w:t>Applicable</w:t>
       </w:r>
+    </w:p>
+    <w:p>
+      <w:pPr>
+        <w:spacing w:after="0"/>
+        <w:ind w:left="737" w:hanging="198"/>
+      </w:pPr>
       <w:r>
         <w:rPr>
-          <w:b/>
-          <w:color w:val="333333"/>
           <w:sz w:val="19"/>
         </w:rPr>
-        <w:t>Applicable:</w:t>
+        <w:t xml:space="preserve">•  </w:t>
       </w:r>
       <w:r>
         <w:rPr>
@@ -5044,7 +5901,7 @@
           <w:color w:val="333333"/>
           <w:sz w:val="19"/>
         </w:rPr>
-        <w:t xml:space="preserve"> the SEB Investments policy</w:t>
+        <w:t>The SEB Investments policy</w:t>
       </w:r>
       <w:hyperlink r:id="rId33">
         <w:r>
@@ -5053,7 +5910,7 @@
             <w:vertAlign w:val="superscript"/>
             <w:sz w:val="16"/>
           </w:rPr>
-          <w:t xml:space="preserve">28</w:t>
+          <w:t xml:space="preserve">29</w:t>
         </w:r>
       </w:hyperlink>
       <w:r>
@@ -5071,7 +5928,7 @@
             <w:vertAlign w:val="superscript"/>
             <w:sz w:val="16"/>
           </w:rPr>
-          <w:t xml:space="preserve">29</w:t>
+          <w:t xml:space="preserve">30</w:t>
         </w:r>
       </w:hyperlink>
       <w:r>
@@ -5080,7 +5937,27 @@
           <w:color w:val="333333"/>
           <w:sz w:val="19"/>
         </w:rPr>
-        <w:t>, and the Fossil Fuels policy for gas distribution, gas supply and the Elektrėnai reserve plants. The gas revenue share was not found</w:t>
+        <w:t>, and the Fossil Fuels policy for gas distribution, gas supply and the Elektrėnai reserve plants.</w:t>
+      </w:r>
+    </w:p>
+    <w:p>
+      <w:pPr>
+        <w:spacing w:after="0"/>
+        <w:ind w:left="737" w:hanging="198"/>
+      </w:pPr>
+      <w:r>
+        <w:rPr>
+          <w:sz w:val="19"/>
+        </w:rPr>
+        <w:t xml:space="preserve">•  </w:t>
+      </w:r>
+      <w:r>
+        <w:rPr>
+          <w:b w:val="0"/>
+          <w:color w:val="333333"/>
+          <w:sz w:val="19"/>
+        </w:rPr>
+        <w:t>The gas revenue share was not found</w:t>
       </w:r>
       <w:hyperlink r:id="rId35">
         <w:r>
@@ -5089,7 +5966,7 @@
             <w:vertAlign w:val="superscript"/>
             <w:sz w:val="16"/>
           </w:rPr>
-          <w:t xml:space="preserve">30</w:t>
+          <w:t xml:space="preserve">31</w:t>
         </w:r>
       </w:hyperlink>
       <w:r>
@@ -5106,40 +5983,6 @@
             <w:vertAlign w:val="superscript"/>
             <w:sz w:val="16"/>
           </w:rPr>
-          <w:t xml:space="preserve">31</w:t>
-        </w:r>
-      </w:hyperlink>
-      <w:r>
-        <w:rPr>
-          <w:b w:val="0"/>
-          <w:color w:val="333333"/>
-          <w:sz w:val="19"/>
-        </w:rPr>
-        <w:t xml:space="preserve">. </w:t>
-      </w:r>
-      <w:r>
-        <w:rPr>
-          <w:b/>
-          <w:color w:val="333333"/>
-          <w:sz w:val="19"/>
-        </w:rPr>
-        <w:t>Requirements met:</w:t>
-      </w:r>
-      <w:r>
-        <w:rPr>
-          <w:b w:val="0"/>
-          <w:color w:val="333333"/>
-          <w:sz w:val="19"/>
-        </w:rPr>
-        <w:t xml:space="preserve"> Scope 1-3 emissions disclosed (4.49m t CO2e in 2025) and SBTi-validated 1.5°C targets</w:t>
-      </w:r>
-      <w:hyperlink r:id="rId37">
-        <w:r>
-          <w:rPr>
-            <w:color w:val="2A78D6"/>
-            <w:vertAlign w:val="superscript"/>
-            <w:sz w:val="16"/>
-          </w:rPr>
           <w:t xml:space="preserve">32</w:t>
         </w:r>
       </w:hyperlink>
@@ -5149,9 +5992,43 @@
           <w:color w:val="333333"/>
           <w:sz w:val="19"/>
         </w:rPr>
-        <w:t>; ISO 14001 environmental management at ESO, Ignitis gamyba, Ignitis and the Vilnius and Kaunas CHPs</w:t>
+        <w:t>.</w:t>
       </w:r>
-      <w:hyperlink r:id="rId38">
+    </w:p>
+    <w:p>
+      <w:pPr>
+        <w:spacing w:after="0"/>
+        <w:ind w:left="397"/>
+      </w:pPr>
+      <w:r>
+        <w:rPr>
+          <w:b/>
+          <w:color w:val="333333"/>
+          <w:sz w:val="19"/>
+        </w:rPr>
+        <w:t>Requirements met</w:t>
+      </w:r>
+    </w:p>
+    <w:p>
+      <w:pPr>
+        <w:spacing w:after="0"/>
+        <w:ind w:left="737" w:hanging="198"/>
+      </w:pPr>
+      <w:r>
+        <w:rPr>
+          <w:sz w:val="19"/>
+        </w:rPr>
+        <w:t xml:space="preserve">•  </w:t>
+      </w:r>
+      <w:r>
+        <w:rPr>
+          <w:b w:val="0"/>
+          <w:color w:val="333333"/>
+          <w:sz w:val="19"/>
+        </w:rPr>
+        <w:t>Scope 1-3 emissions disclosed (4.49m t CO2e in 2025) and SBTi-validated 1.5°C targets</w:t>
+      </w:r>
+      <w:hyperlink r:id="rId37">
         <w:r>
           <w:rPr>
             <w:color w:val="2A78D6"/>
@@ -5161,13 +6038,63 @@
           <w:t xml:space="preserve">33</w:t>
         </w:r>
       </w:hyperlink>
+    </w:p>
+    <w:p>
+      <w:pPr>
+        <w:spacing w:after="0"/>
+        <w:ind w:left="737" w:hanging="198"/>
+      </w:pPr>
+      <w:r>
+        <w:rPr>
+          <w:sz w:val="19"/>
+        </w:rPr>
+        <w:t xml:space="preserve">•  </w:t>
+      </w:r>
       <w:r>
         <w:rPr>
           <w:b w:val="0"/>
           <w:color w:val="333333"/>
           <w:sz w:val="19"/>
         </w:rPr>
-        <w:t>. No coal, peat or oil &amp; gas extraction</w:t>
+        <w:t>ISO 14001 environmental management at ESO, Ignitis gamyba, Ignitis and the Vilnius and Kaunas CHPs</w:t>
+      </w:r>
+      <w:hyperlink r:id="rId38">
+        <w:r>
+          <w:rPr>
+            <w:color w:val="2A78D6"/>
+            <w:vertAlign w:val="superscript"/>
+            <w:sz w:val="16"/>
+          </w:rPr>
+          <w:t xml:space="preserve">34</w:t>
+        </w:r>
+      </w:hyperlink>
+      <w:r>
+        <w:rPr>
+          <w:b w:val="0"/>
+          <w:color w:val="333333"/>
+          <w:sz w:val="19"/>
+        </w:rPr>
+        <w:t>.</w:t>
+      </w:r>
+    </w:p>
+    <w:p>
+      <w:pPr>
+        <w:spacing w:after="0"/>
+        <w:ind w:left="737" w:hanging="198"/>
+      </w:pPr>
+      <w:r>
+        <w:rPr>
+          <w:sz w:val="19"/>
+        </w:rPr>
+        <w:t xml:space="preserve">•  </w:t>
+      </w:r>
+      <w:r>
+        <w:rPr>
+          <w:b w:val="0"/>
+          <w:color w:val="333333"/>
+          <w:sz w:val="19"/>
+        </w:rPr>
+        <w:t>No coal, peat or oil &amp; gas extraction</w:t>
       </w:r>
       <w:hyperlink r:id="rId24">
         <w:r>
@@ -5185,15 +6112,33 @@
           <w:color w:val="333333"/>
           <w:sz w:val="19"/>
         </w:rPr>
-        <w:t xml:space="preserve">. </w:t>
+        <w:t>.</w:t>
       </w:r>
+    </w:p>
+    <w:p>
+      <w:pPr>
+        <w:spacing w:after="0"/>
+        <w:ind w:left="397"/>
+      </w:pPr>
       <w:r>
         <w:rPr>
           <w:b/>
           <w:color w:val="333333"/>
           <w:sz w:val="19"/>
         </w:rPr>
-        <w:t>Expectations met:</w:t>
+        <w:t>Expectations met</w:t>
+      </w:r>
+    </w:p>
+    <w:p>
+      <w:pPr>
+        <w:spacing w:after="0"/>
+        <w:ind w:left="737" w:hanging="198"/>
+      </w:pPr>
+      <w:r>
+        <w:rPr>
+          <w:sz w:val="19"/>
+        </w:rPr>
+        <w:t xml:space="preserve">•  </w:t>
       </w:r>
       <w:r>
         <w:rPr>
@@ -5201,9 +6146,86 @@
           <w:color w:val="333333"/>
           <w:sz w:val="19"/>
         </w:rPr>
-        <w:t xml:space="preserve"> ISO 45001 safety management, no fatal accidents in 2025</w:t>
+        <w:t>ISO 45001 safety management, no fatal accidents in 2025</w:t>
       </w:r>
       <w:hyperlink r:id="rId39">
+        <w:r>
+          <w:rPr>
+            <w:color w:val="2A78D6"/>
+            <w:vertAlign w:val="superscript"/>
+            <w:sz w:val="16"/>
+          </w:rPr>
+          <w:t xml:space="preserve">35</w:t>
+        </w:r>
+      </w:hyperlink>
+      <w:r>
+        <w:rPr>
+          <w:color w:val="2A78D6"/>
+          <w:vertAlign w:val="superscript"/>
+        </w:rPr>
+        <w:t>,</w:t>
+      </w:r>
+      <w:hyperlink r:id="rId38">
+        <w:r>
+          <w:rPr>
+            <w:color w:val="2A78D6"/>
+            <w:vertAlign w:val="superscript"/>
+            <w:sz w:val="16"/>
+          </w:rPr>
+          <w:t xml:space="preserve">34</w:t>
+        </w:r>
+      </w:hyperlink>
+    </w:p>
+    <w:p>
+      <w:pPr>
+        <w:spacing w:after="0"/>
+        <w:ind w:left="737" w:hanging="198"/>
+      </w:pPr>
+      <w:r>
+        <w:rPr>
+          <w:sz w:val="19"/>
+        </w:rPr>
+        <w:t xml:space="preserve">•  </w:t>
+      </w:r>
+      <w:r>
+        <w:rPr>
+          <w:b w:val="0"/>
+          <w:color w:val="333333"/>
+          <w:sz w:val="19"/>
+        </w:rPr>
+        <w:t>Trust line for anonymous reports</w:t>
+      </w:r>
+      <w:hyperlink r:id="rId40">
+        <w:r>
+          <w:rPr>
+            <w:color w:val="2A78D6"/>
+            <w:vertAlign w:val="superscript"/>
+            <w:sz w:val="16"/>
+          </w:rPr>
+          <w:t xml:space="preserve">36</w:t>
+        </w:r>
+      </w:hyperlink>
+    </w:p>
+    <w:p>
+      <w:pPr>
+        <w:spacing w:after="0"/>
+        <w:ind w:left="737" w:hanging="198"/>
+      </w:pPr>
+      <w:r>
+        <w:rPr>
+          <w:sz w:val="19"/>
+        </w:rPr>
+        <w:t xml:space="preserve">•  </w:t>
+      </w:r>
+      <w:r>
+        <w:rPr>
+          <w:b w:val="0"/>
+          <w:color w:val="333333"/>
+          <w:sz w:val="19"/>
+        </w:rPr>
+        <w:t>Anti-corruption policy and ISO 37001 certification</w:t>
+      </w:r>
+      <w:hyperlink r:id="rId38">
         <w:r>
           <w:rPr>
             <w:color w:val="2A78D6"/>
@@ -5220,78 +6242,7 @@
         </w:rPr>
         <w:t>,</w:t>
       </w:r>
-      <w:hyperlink r:id="rId38">
-        <w:r>
-          <w:rPr>
-            <w:color w:val="2A78D6"/>
-            <w:vertAlign w:val="superscript"/>
-            <w:sz w:val="16"/>
-          </w:rPr>
-          <w:t xml:space="preserve">33</w:t>
-        </w:r>
-      </w:hyperlink>
-      <w:r>
-        <w:rPr>
-          <w:b w:val="0"/>
-          <w:color w:val="333333"/>
-          <w:sz w:val="19"/>
-        </w:rPr>
-        <w:t>; trust line for anonymous reports</w:t>
-      </w:r>
       <w:hyperlink r:id="rId40">
-        <w:r>
-          <w:rPr>
-            <w:color w:val="2A78D6"/>
-            <w:vertAlign w:val="superscript"/>
-            <w:sz w:val="16"/>
-          </w:rPr>
-          <w:t xml:space="preserve">35</w:t>
-        </w:r>
-      </w:hyperlink>
-      <w:r>
-        <w:rPr>
-          <w:b w:val="0"/>
-          <w:color w:val="333333"/>
-          <w:sz w:val="19"/>
-        </w:rPr>
-        <w:t>; anti-corruption policy and ISO 37001 certification</w:t>
-      </w:r>
-      <w:hyperlink r:id="rId38">
-        <w:r>
-          <w:rPr>
-            <w:color w:val="2A78D6"/>
-            <w:vertAlign w:val="superscript"/>
-            <w:sz w:val="16"/>
-          </w:rPr>
-          <w:t xml:space="preserve">33</w:t>
-        </w:r>
-      </w:hyperlink>
-      <w:r>
-        <w:rPr>
-          <w:color w:val="2A78D6"/>
-          <w:vertAlign w:val="superscript"/>
-        </w:rPr>
-        <w:t>,</w:t>
-      </w:r>
-      <w:hyperlink r:id="rId40">
-        <w:r>
-          <w:rPr>
-            <w:color w:val="2A78D6"/>
-            <w:vertAlign w:val="superscript"/>
-            <w:sz w:val="16"/>
-          </w:rPr>
-          <w:t xml:space="preserve">35</w:t>
-        </w:r>
-      </w:hyperlink>
-      <w:r>
-        <w:rPr>
-          <w:b w:val="0"/>
-          <w:color w:val="333333"/>
-          <w:sz w:val="19"/>
-        </w:rPr>
-        <w:t>; UN Global Compact</w:t>
-      </w:r>
-      <w:hyperlink r:id="rId37">
         <w:r>
           <w:rPr>
             <w:color w:val="2A78D6"/>
@@ -5301,13 +6252,55 @@
           <w:t xml:space="preserve">36</w:t>
         </w:r>
       </w:hyperlink>
+    </w:p>
+    <w:p>
+      <w:pPr>
+        <w:spacing w:after="0"/>
+        <w:ind w:left="737" w:hanging="198"/>
+      </w:pPr>
+      <w:r>
+        <w:rPr>
+          <w:sz w:val="19"/>
+        </w:rPr>
+        <w:t xml:space="preserve">•  </w:t>
+      </w:r>
       <w:r>
         <w:rPr>
           <w:b w:val="0"/>
           <w:color w:val="333333"/>
           <w:sz w:val="19"/>
         </w:rPr>
-        <w:t>; integrated annual report with climate data</w:t>
+        <w:t>UN Global Compact</w:t>
+      </w:r>
+      <w:hyperlink r:id="rId37">
+        <w:r>
+          <w:rPr>
+            <w:color w:val="2A78D6"/>
+            <w:vertAlign w:val="superscript"/>
+            <w:sz w:val="16"/>
+          </w:rPr>
+          <w:t xml:space="preserve">37</w:t>
+        </w:r>
+      </w:hyperlink>
+    </w:p>
+    <w:p>
+      <w:pPr>
+        <w:spacing w:after="0"/>
+        <w:ind w:left="737" w:hanging="198"/>
+      </w:pPr>
+      <w:r>
+        <w:rPr>
+          <w:sz w:val="19"/>
+        </w:rPr>
+        <w:t xml:space="preserve">•  </w:t>
+      </w:r>
+      <w:r>
+        <w:rPr>
+          <w:b w:val="0"/>
+          <w:color w:val="333333"/>
+          <w:sz w:val="19"/>
+        </w:rPr>
+        <w:t>Integrated annual report with climate data</w:t>
       </w:r>
       <w:hyperlink r:id="rId24">
         <w:r>
@@ -5319,39 +6312,17 @@
           <w:t xml:space="preserve">15</w:t>
         </w:r>
       </w:hyperlink>
+    </w:p>
+    <w:p>
+      <w:pPr>
+        <w:spacing w:after="0"/>
+        <w:ind w:left="737" w:hanging="198"/>
+      </w:pPr>
       <w:r>
         <w:rPr>
-          <w:b w:val="0"/>
-          <w:color w:val="333333"/>
           <w:sz w:val="19"/>
         </w:rPr>
-        <w:t>; biodiversity monitoring and mitigation measures</w:t>
-      </w:r>
-      <w:hyperlink r:id="rId41">
-        <w:r>
-          <w:rPr>
-            <w:color w:val="2A78D6"/>
-            <w:vertAlign w:val="superscript"/>
-            <w:sz w:val="16"/>
-          </w:rPr>
-          <w:t xml:space="preserve">37</w:t>
-        </w:r>
-      </w:hyperlink>
-      <w:r>
-        <w:rPr>
-          <w:b w:val="0"/>
-          <w:color w:val="333333"/>
-          <w:sz w:val="19"/>
-        </w:rPr>
-        <w:t xml:space="preserve">. </w:t>
-      </w:r>
-      <w:r>
-        <w:rPr>
-          <w:b/>
-          <w:color w:val="333333"/>
-          <w:sz w:val="19"/>
-        </w:rPr>
-        <w:t>Not found / to check:</w:t>
+        <w:t xml:space="preserve">•  </w:t>
       </w:r>
       <w:r>
         <w:rPr>
@@ -5359,9 +6330,9 @@
           <w:color w:val="333333"/>
           <w:sz w:val="19"/>
         </w:rPr>
-        <w:t xml:space="preserve"> a named human rights due diligence process and quantified biodiversity targets</w:t>
+        <w:t>Biodiversity monitoring and mitigation measures</w:t>
       </w:r>
-      <w:hyperlink r:id="rId34">
+      <w:hyperlink r:id="rId41">
         <w:r>
           <w:rPr>
             <w:color w:val="2A78D6"/>
@@ -5377,7 +6348,71 @@
           <w:color w:val="333333"/>
           <w:sz w:val="19"/>
         </w:rPr>
-        <w:t>; country-by-country tax report (listed at</w:t>
+        <w:t>.</w:t>
+      </w:r>
+    </w:p>
+    <w:p>
+      <w:pPr>
+        <w:spacing w:after="0"/>
+        <w:ind w:left="397"/>
+      </w:pPr>
+      <w:r>
+        <w:rPr>
+          <w:b/>
+          <w:color w:val="333333"/>
+          <w:sz w:val="19"/>
+        </w:rPr>
+        <w:t>Not found / to check</w:t>
+      </w:r>
+    </w:p>
+    <w:p>
+      <w:pPr>
+        <w:spacing w:after="0"/>
+        <w:ind w:left="737" w:hanging="198"/>
+      </w:pPr>
+      <w:r>
+        <w:rPr>
+          <w:sz w:val="19"/>
+        </w:rPr>
+        <w:t xml:space="preserve">•  </w:t>
+      </w:r>
+      <w:r>
+        <w:rPr>
+          <w:b w:val="0"/>
+          <w:color w:val="333333"/>
+          <w:sz w:val="19"/>
+        </w:rPr>
+        <w:t>A named human rights due diligence process and quantified biodiversity targets</w:t>
+      </w:r>
+      <w:hyperlink r:id="rId34">
+        <w:r>
+          <w:rPr>
+            <w:color w:val="2A78D6"/>
+            <w:vertAlign w:val="superscript"/>
+            <w:sz w:val="16"/>
+          </w:rPr>
+          <w:t xml:space="preserve">39</w:t>
+        </w:r>
+      </w:hyperlink>
+    </w:p>
+    <w:p>
+      <w:pPr>
+        <w:spacing w:after="120"/>
+        <w:ind w:left="737" w:hanging="198"/>
+      </w:pPr>
+      <w:r>
+        <w:rPr>
+          <w:sz w:val="19"/>
+        </w:rPr>
+        <w:t xml:space="preserve">•  </w:t>
+      </w:r>
+      <w:r>
+        <w:rPr>
+          <w:b w:val="0"/>
+          <w:color w:val="333333"/>
+          <w:sz w:val="19"/>
+        </w:rPr>
+        <w:t>Country-by-country tax report (listed at</w:t>
       </w:r>
       <w:hyperlink r:id="rId42">
         <w:r>
@@ -5386,7 +6421,7 @@
             <w:vertAlign w:val="superscript"/>
             <w:sz w:val="16"/>
           </w:rPr>
-          <w:t xml:space="preserve">39</w:t>
+          <w:t xml:space="preserve">40</w:t>
         </w:r>
       </w:hyperlink>
       <w:r>
@@ -5437,15 +6472,14 @@
     </w:p>
     <w:p>
       <w:pPr>
-        <w:ind w:left="397"/>
+        <w:spacing w:after="0"/>
+        <w:ind w:left="510" w:hanging="198"/>
       </w:pPr>
       <w:r>
         <w:rPr>
-          <w:b/>
-          <w:color w:val="333333"/>
           <w:sz w:val="19"/>
         </w:rPr>
-        <w:t xml:space="preserve">Evidence: </w:t>
+        <w:t xml:space="preserve">•  </w:t>
       </w:r>
       <w:r>
         <w:rPr>
@@ -5453,7 +6487,27 @@
           <w:color w:val="333333"/>
           <w:sz w:val="19"/>
         </w:rPr>
-        <w:t>No need identified. Possible topics: share of gas generation and Scope 1 growth, contractor safety.</w:t>
+        <w:t>No need identified.</w:t>
+      </w:r>
+    </w:p>
+    <w:p>
+      <w:pPr>
+        <w:spacing w:after="120"/>
+        <w:ind w:left="510" w:hanging="198"/>
+      </w:pPr>
+      <w:r>
+        <w:rPr>
+          <w:sz w:val="19"/>
+        </w:rPr>
+        <w:t xml:space="preserve">•  </w:t>
+      </w:r>
+      <w:r>
+        <w:rPr>
+          <w:b w:val="0"/>
+          <w:color w:val="333333"/>
+          <w:sz w:val="19"/>
+        </w:rPr>
+        <w:t>Possible topics: share of gas generation and Scope 1 growth, contractor safety.</w:t>
       </w:r>
     </w:p>
     <w:p>
@@ -5495,23 +6549,28 @@
     </w:p>
     <w:p>
       <w:pPr>
+        <w:spacing w:after="0"/>
         <w:ind w:left="397"/>
       </w:pPr>
       <w:r>
         <w:rPr>
           <w:b/>
-          <w:color w:val="333333"/>
+          <w:color w:val="B42318"/>
           <w:sz w:val="19"/>
         </w:rPr>
-        <w:t xml:space="preserve">Evidence: </w:t>
+        <w:t>Needs review</w:t>
       </w:r>
+    </w:p>
+    <w:p>
+      <w:pPr>
+        <w:spacing w:after="0"/>
+        <w:ind w:left="510" w:hanging="198"/>
+      </w:pPr>
       <w:r>
         <w:rPr>
-          <w:b/>
-          <w:color w:val="333333"/>
           <w:sz w:val="19"/>
         </w:rPr>
-        <w:t xml:space="preserve">Needs review. </w:t>
+        <w:t xml:space="preserve">•  </w:t>
       </w:r>
       <w:r>
         <w:rPr>
@@ -5531,13 +6590,25 @@
           <w:t xml:space="preserve">15</w:t>
         </w:r>
       </w:hyperlink>
+    </w:p>
+    <w:p>
+      <w:pPr>
+        <w:spacing w:after="0"/>
+        <w:ind w:left="510" w:hanging="198"/>
+      </w:pPr>
+      <w:r>
+        <w:rPr>
+          <w:sz w:val="19"/>
+        </w:rPr>
+        <w:t xml:space="preserve">•  </w:t>
+      </w:r>
       <w:r>
         <w:rPr>
           <w:b w:val="0"/>
           <w:color w:val="333333"/>
           <w:sz w:val="19"/>
         </w:rPr>
-        <w:t>; carbon intensity (Scope 1+2) 214 g CO2e/kWh in Q1 2026 (−12.8%)</w:t>
+        <w:t>Carbon intensity (Scope 1+2) 214 g CO2e/kWh in Q1 2026 (−12.8%)</w:t>
       </w:r>
       <w:hyperlink r:id="rId29">
         <w:r>
@@ -5549,13 +6620,25 @@
           <w:t xml:space="preserve">20</w:t>
         </w:r>
       </w:hyperlink>
+    </w:p>
+    <w:p>
+      <w:pPr>
+        <w:spacing w:after="0"/>
+        <w:ind w:left="510" w:hanging="198"/>
+      </w:pPr>
+      <w:r>
+        <w:rPr>
+          <w:sz w:val="19"/>
+        </w:rPr>
+        <w:t xml:space="preserve">•  </w:t>
+      </w:r>
       <w:r>
         <w:rPr>
           <w:b w:val="0"/>
           <w:color w:val="333333"/>
           <w:sz w:val="19"/>
         </w:rPr>
-        <w:t>; Taxonomy-aligned capex 84.7%</w:t>
+        <w:t>Taxonomy-aligned capex 84.7%</w:t>
       </w:r>
       <w:hyperlink r:id="rId24">
         <w:r>
@@ -5573,7 +6656,27 @@
           <w:color w:val="333333"/>
           <w:sz w:val="19"/>
         </w:rPr>
-        <w:t>. Comparison with the Fund's targets - analyst.</w:t>
+        <w:t>.</w:t>
+      </w:r>
+    </w:p>
+    <w:p>
+      <w:pPr>
+        <w:spacing w:after="120"/>
+        <w:ind w:left="510" w:hanging="198"/>
+      </w:pPr>
+      <w:r>
+        <w:rPr>
+          <w:sz w:val="19"/>
+        </w:rPr>
+        <w:t xml:space="preserve">•  </w:t>
+      </w:r>
+      <w:r>
+        <w:rPr>
+          <w:b w:val="0"/>
+          <w:color w:val="333333"/>
+          <w:sz w:val="19"/>
+        </w:rPr>
+        <w:t>Comparison with the Fund's targets - analyst.</w:t>
       </w:r>
     </w:p>
     <w:p>
@@ -6145,6 +7248,27 @@
         </w:rPr>
         <w:t xml:space="preserve">25. </w:t>
       </w:r>
+      <w:hyperlink r:id="rId14">
+        <w:r>
+          <w:rPr>
+            <w:color w:val="2A78D6"/>
+            <w:sz w:val="17"/>
+          </w:rPr>
+          <w:t xml:space="preserve">Ignitis Group - First six months 2026 interim report, p. 10, 29, 2026-08-12</w:t>
+        </w:r>
+      </w:hyperlink>
+    </w:p>
+    <w:p>
+      <w:pPr>
+        <w:spacing w:after="20"/>
+        <w:ind w:left="340" w:hanging="340"/>
+      </w:pPr>
+      <w:r>
+        <w:rPr>
+          <w:sz w:val="17"/>
+        </w:rPr>
+        <w:t xml:space="preserve">26. </w:t>
+      </w:r>
       <w:hyperlink r:id="rId31">
         <w:r>
           <w:rPr>
@@ -6164,7 +7288,7 @@
         <w:rPr>
           <w:sz w:val="17"/>
         </w:rPr>
-        <w:t xml:space="preserve">26. </w:t>
+        <w:t xml:space="preserve">27. </w:t>
       </w:r>
       <w:hyperlink r:id="rId26">
         <w:r>
@@ -6185,7 +7309,7 @@
         <w:rPr>
           <w:sz w:val="17"/>
         </w:rPr>
-        <w:t xml:space="preserve">27. </w:t>
+        <w:t xml:space="preserve">28. </w:t>
       </w:r>
       <w:hyperlink r:id="rId32">
         <w:r>
@@ -6206,7 +7330,7 @@
         <w:rPr>
           <w:sz w:val="17"/>
         </w:rPr>
-        <w:t xml:space="preserve">28. </w:t>
+        <w:t xml:space="preserve">29. </w:t>
       </w:r>
       <w:hyperlink r:id="rId33">
         <w:r>
@@ -6227,7 +7351,7 @@
         <w:rPr>
           <w:sz w:val="17"/>
         </w:rPr>
-        <w:t xml:space="preserve">29. </w:t>
+        <w:t xml:space="preserve">30. </w:t>
       </w:r>
       <w:hyperlink r:id="rId34">
         <w:r>
@@ -6248,7 +7372,7 @@
         <w:rPr>
           <w:sz w:val="17"/>
         </w:rPr>
-        <w:t xml:space="preserve">30. </w:t>
+        <w:t xml:space="preserve">31. </w:t>
       </w:r>
       <w:hyperlink r:id="rId35">
         <w:r>
@@ -6269,7 +7393,7 @@
         <w:rPr>
           <w:sz w:val="17"/>
         </w:rPr>
-        <w:t xml:space="preserve">31. </w:t>
+        <w:t xml:space="preserve">32. </w:t>
       </w:r>
       <w:hyperlink r:id="rId36">
         <w:r>
@@ -6290,7 +7414,7 @@
         <w:rPr>
           <w:sz w:val="17"/>
         </w:rPr>
-        <w:t xml:space="preserve">32. </w:t>
+        <w:t xml:space="preserve">33. </w:t>
       </w:r>
       <w:hyperlink r:id="rId37">
         <w:r>
@@ -6311,7 +7435,7 @@
         <w:rPr>
           <w:sz w:val="17"/>
         </w:rPr>
-        <w:t xml:space="preserve">33. </w:t>
+        <w:t xml:space="preserve">34. </w:t>
       </w:r>
       <w:hyperlink r:id="rId38">
         <w:r>
@@ -6332,7 +7456,7 @@
         <w:rPr>
           <w:sz w:val="17"/>
         </w:rPr>
-        <w:t xml:space="preserve">34. </w:t>
+        <w:t xml:space="preserve">35. </w:t>
       </w:r>
       <w:hyperlink r:id="rId39">
         <w:r>
@@ -6353,7 +7477,7 @@
         <w:rPr>
           <w:sz w:val="17"/>
         </w:rPr>
-        <w:t xml:space="preserve">35. </w:t>
+        <w:t xml:space="preserve">36. </w:t>
       </w:r>
       <w:hyperlink r:id="rId40">
         <w:r>
@@ -6374,7 +7498,7 @@
         <w:rPr>
           <w:sz w:val="17"/>
         </w:rPr>
-        <w:t xml:space="preserve">36. </w:t>
+        <w:t xml:space="preserve">37. </w:t>
       </w:r>
       <w:hyperlink r:id="rId37">
         <w:r>
@@ -6395,7 +7519,7 @@
         <w:rPr>
           <w:sz w:val="17"/>
         </w:rPr>
-        <w:t xml:space="preserve">37. </w:t>
+        <w:t xml:space="preserve">38. </w:t>
       </w:r>
       <w:hyperlink r:id="rId41">
         <w:r>
@@ -6416,7 +7540,7 @@
         <w:rPr>
           <w:sz w:val="17"/>
         </w:rPr>
-        <w:t xml:space="preserve">38. </w:t>
+        <w:t xml:space="preserve">39. </w:t>
       </w:r>
       <w:hyperlink r:id="rId34">
         <w:r>
@@ -6437,7 +7561,7 @@
         <w:rPr>
           <w:sz w:val="17"/>
         </w:rPr>
-        <w:t xml:space="preserve">39. </w:t>
+        <w:t xml:space="preserve">40. </w:t>
       </w:r>
       <w:hyperlink r:id="rId42">
         <w:r>

--- a/docs/files/ignitis/ignitis_6M2026_en.docx
+++ b/docs/files/ignitis/ignitis_6M2026_en.docx
@@ -101,6 +101,115 @@
         </w:r>
       </w:hyperlink>
     </w:p>
+    <w:tbl>
+      <w:tblPr>
+        <w:tblW w:type="auto" w:w="0"/>
+        <w:tblLook w:firstColumn="1" w:firstRow="1" w:lastColumn="0" w:lastRow="0" w:noHBand="0" w:noVBand="1" w:val="04A0"/>
+      </w:tblPr>
+      <w:tblGrid>
+        <w:gridCol w:w="9972"/>
+      </w:tblGrid>
+      <w:tr>
+        <w:tc>
+          <w:tcPr>
+            <w:tcW w:type="dxa" w:w="9638"/>
+            <w:shd w:val="clear" w:color="auto" w:fill="E3F3E8"/>
+          </w:tcPr>
+          <w:p>
+            <w:pPr>
+              <w:spacing w:before="60" w:after="60"/>
+            </w:pPr>
+            <w:r>
+              <w:rPr>
+                <w:b/>
+                <w:color w:val="1A1A1A"/>
+                <w:sz w:val="21"/>
+              </w:rPr>
+              <w:t>Position OK.</w:t>
+            </w:r>
+            <w:r>
+              <w:rPr>
+                <w:b w:val="0"/>
+                <w:color w:val="1A1A1A"/>
+                <w:sz w:val="21"/>
+              </w:rPr>
+              <w:t xml:space="preserve"> Credit quality is stable: BBB+ / Baa1 ratings and leverage of 3.49x, inside the 3-4x target</w:t>
+            </w:r>
+            <w:hyperlink r:id="rId12">
+              <w:r>
+                <w:rPr>
+                  <w:color w:val="2A78D6"/>
+                  <w:vertAlign w:val="superscript"/>
+                  <w:sz w:val="17"/>
+                </w:rPr>
+                <w:t xml:space="preserve">3</w:t>
+              </w:r>
+            </w:hyperlink>
+            <w:r>
+              <w:rPr>
+                <w:color w:val="2A78D6"/>
+                <w:vertAlign w:val="superscript"/>
+              </w:rPr>
+              <w:t>,</w:t>
+            </w:r>
+            <w:hyperlink r:id="rId10">
+              <w:r>
+                <w:rPr>
+                  <w:color w:val="2A78D6"/>
+                  <w:vertAlign w:val="superscript"/>
+                  <w:sz w:val="17"/>
+                </w:rPr>
+                <w:t xml:space="preserve">1</w:t>
+              </w:r>
+            </w:hyperlink>
+            <w:r>
+              <w:rPr>
+                <w:b w:val="0"/>
+                <w:color w:val="1A1A1A"/>
+                <w:sz w:val="21"/>
+              </w:rPr>
+              <w:t>. Profit is weaker, but the 2026 guidance was kept</w:t>
+            </w:r>
+            <w:hyperlink r:id="rId13">
+              <w:r>
+                <w:rPr>
+                  <w:color w:val="2A78D6"/>
+                  <w:vertAlign w:val="superscript"/>
+                  <w:sz w:val="17"/>
+                </w:rPr>
+                <w:t xml:space="preserve">4</w:t>
+              </w:r>
+            </w:hyperlink>
+            <w:r>
+              <w:rPr>
+                <w:b w:val="0"/>
+                <w:color w:val="1A1A1A"/>
+                <w:sz w:val="21"/>
+              </w:rPr>
+              <w:t>. The held bond XS1646530565 is subject to the issuer's tender offer of 2026-10-19</w:t>
+            </w:r>
+            <w:hyperlink r:id="rId14">
+              <w:r>
+                <w:rPr>
+                  <w:color w:val="2A78D6"/>
+                  <w:vertAlign w:val="superscript"/>
+                  <w:sz w:val="17"/>
+                </w:rPr>
+                <w:t xml:space="preserve">5</w:t>
+              </w:r>
+            </w:hyperlink>
+            <w:r>
+              <w:rPr>
+                <w:b w:val="0"/>
+                <w:color w:val="1A1A1A"/>
+                <w:sz w:val="21"/>
+              </w:rPr>
+              <w:t>.</w:t>
+            </w:r>
+          </w:p>
+        </w:tc>
+      </w:tr>
+    </w:tbl>
     <w:p>
       <w:pPr>
         <w:spacing w:after="0"/>
@@ -237,7 +346,7 @@
                 <w:color w:val="5F6B7A"/>
                 <w:sz w:val="16"/>
               </w:rPr>
-              <w:t>▲ 0.7 % vs FY2025</w:t>
+              <w:t>▲ 19.6 % vs 6M2025</w:t>
             </w:r>
           </w:p>
         </w:tc>
@@ -275,7 +384,7 @@
                 <w:color w:val="5F6B7A"/>
                 <w:sz w:val="16"/>
               </w:rPr>
-              <w:t>▼ 0.01x vs FY2025</w:t>
+              <w:t>▲ 0.5x vs 6M2025</w:t>
             </w:r>
           </w:p>
         </w:tc>
@@ -314,14 +423,14 @@
         </w:rPr>
         <w:t xml:space="preserve"> 6M Adjusted EBITDA was EUR 306.6m, up 1.9%. Networks and Customers &amp; Solutions grew; Green Capacities fell to EUR 149.2m from 166.6m</w:t>
       </w:r>
-      <w:hyperlink r:id="rId12">
+      <w:hyperlink r:id="rId15">
         <w:r>
           <w:rPr>
             <w:color w:val="2A78D6"/>
             <w:vertAlign w:val="superscript"/>
             <w:sz w:val="17"/>
           </w:rPr>
-          <w:t xml:space="preserve">3</w:t>
+          <w:t xml:space="preserve">6</w:t>
         </w:r>
       </w:hyperlink>
       <w:r>
@@ -364,14 +473,14 @@
         </w:rPr>
         <w:t xml:space="preserve"> net debt EUR 1,925.3m, almost unchanged since year-end (+0.7%). Leverage is 3.49x net debt / EBITDA. One metric lags: FFO / net debt 22.2% against a target of at least 23%</w:t>
       </w:r>
-      <w:hyperlink r:id="rId14">
+      <w:hyperlink r:id="rId12">
         <w:r>
           <w:rPr>
             <w:color w:val="2A78D6"/>
             <w:vertAlign w:val="superscript"/>
             <w:sz w:val="17"/>
           </w:rPr>
-          <w:t xml:space="preserve">5</w:t>
+          <w:t xml:space="preserve">3</w:t>
         </w:r>
       </w:hyperlink>
       <w:r>
@@ -381,14 +490,14 @@
         </w:rPr>
         <w:t>,</w:t>
       </w:r>
-      <w:hyperlink r:id="rId15">
+      <w:hyperlink r:id="rId16">
         <w:r>
           <w:rPr>
             <w:color w:val="2A78D6"/>
             <w:vertAlign w:val="superscript"/>
             <w:sz w:val="17"/>
           </w:rPr>
-          <w:t xml:space="preserve">6</w:t>
+          <w:t xml:space="preserve">7</w:t>
         </w:r>
       </w:hyperlink>
       <w:r>
@@ -449,14 +558,14 @@
         </w:rPr>
         <w:t xml:space="preserve"> on 2026-10-19 Ignitis offered to buy back XS1646530565 (2.000%, matures 2027-07-14). The buy-back is financed by a new EUR 300m green bond at 4.500% due 2031</w:t>
       </w:r>
-      <w:hyperlink r:id="rId16">
+      <w:hyperlink r:id="rId14">
         <w:r>
           <w:rPr>
             <w:color w:val="2A78D6"/>
             <w:vertAlign w:val="superscript"/>
             <w:sz w:val="17"/>
           </w:rPr>
-          <w:t xml:space="preserve">7</w:t>
+          <w:t xml:space="preserve">5</w:t>
         </w:r>
       </w:hyperlink>
       <w:r>
@@ -921,7 +1030,6 @@
                 <w:b w:val="0"/>
                 <w:sz w:val="17"/>
               </w:rPr>
-              <w:t>⚠ Issuer pages differ on dates (newer page: 2018-07-10 / 2028-07-10; older page: 2017/2027) - check Final Terms</w:t>
             </w:r>
           </w:p>
         </w:tc>
@@ -2382,14 +2490,31 @@
               </w:rPr>
               <w:t>,</w:t>
             </w:r>
-            <w:hyperlink r:id="rId14">
+            <w:hyperlink r:id="rId12">
               <w:r>
                 <w:rPr>
                   <w:color w:val="2A78D6"/>
                   <w:vertAlign w:val="superscript"/>
                   <w:sz w:val="14"/>
                 </w:rPr>
-                <w:t xml:space="preserve">5</w:t>
+                <w:t xml:space="preserve">3</w:t>
+              </w:r>
+            </w:hyperlink>
+            <w:r>
+              <w:rPr>
+                <w:color w:val="2A78D6"/>
+                <w:vertAlign w:val="superscript"/>
+              </w:rPr>
+              <w:t>,</w:t>
+            </w:r>
+            <w:hyperlink r:id="rId23">
+              <w:r>
+                <w:rPr>
+                  <w:color w:val="2A78D6"/>
+                  <w:vertAlign w:val="superscript"/>
+                  <w:sz w:val="14"/>
+                </w:rPr>
+                <w:t xml:space="preserve">14</w:t>
               </w:r>
             </w:hyperlink>
           </w:p>
@@ -2447,7 +2572,7 @@
                 <w:b w:val="0"/>
                 <w:sz w:val="17"/>
               </w:rPr>
-              <w:t>–</w:t>
+              <w:t>1,609.9</w:t>
             </w:r>
           </w:p>
         </w:tc>
@@ -2486,7 +2611,7 @@
                 <w:color w:val="B42318"/>
                 <w:sz w:val="17"/>
               </w:rPr>
-              <w:t>▲ 0.7 % vs FY2025</w:t>
+              <w:t>▲ 19.6 % vs 6M2025</w:t>
             </w:r>
           </w:p>
         </w:tc>
@@ -2526,14 +2651,31 @@
               </w:rPr>
               <w:t>,</w:t>
             </w:r>
-            <w:hyperlink r:id="rId14">
+            <w:hyperlink r:id="rId12">
               <w:r>
                 <w:rPr>
                   <w:color w:val="2A78D6"/>
                   <w:vertAlign w:val="superscript"/>
                   <w:sz w:val="14"/>
                 </w:rPr>
-                <w:t xml:space="preserve">5</w:t>
+                <w:t xml:space="preserve">3</w:t>
+              </w:r>
+            </w:hyperlink>
+            <w:r>
+              <w:rPr>
+                <w:color w:val="2A78D6"/>
+                <w:vertAlign w:val="superscript"/>
+              </w:rPr>
+              <w:t>,</w:t>
+            </w:r>
+            <w:hyperlink r:id="rId23">
+              <w:r>
+                <w:rPr>
+                  <w:color w:val="2A78D6"/>
+                  <w:vertAlign w:val="superscript"/>
+                  <w:sz w:val="14"/>
+                </w:rPr>
+                <w:t xml:space="preserve">14</w:t>
               </w:r>
             </w:hyperlink>
           </w:p>
@@ -2594,7 +2736,7 @@
                 <w:b w:val="0"/>
                 <w:sz w:val="17"/>
               </w:rPr>
-              <w:t>–</w:t>
+              <w:t>2.99x</w:t>
             </w:r>
           </w:p>
         </w:tc>
@@ -2632,10 +2774,10 @@
             <w:r>
               <w:rPr>
                 <w:b/>
-                <w:color w:val="1B7F3B"/>
+                <w:color w:val="B42318"/>
                 <w:sz w:val="17"/>
               </w:rPr>
-              <w:t>▼ 0.01x vs FY2025</w:t>
+              <w:t>▲ 0.5x vs 6M2025</w:t>
             </w:r>
           </w:p>
         </w:tc>
@@ -2674,14 +2816,31 @@
               </w:rPr>
               <w:t>,</w:t>
             </w:r>
-            <w:hyperlink r:id="rId14">
+            <w:hyperlink r:id="rId12">
               <w:r>
                 <w:rPr>
                   <w:color w:val="2A78D6"/>
                   <w:vertAlign w:val="superscript"/>
                   <w:sz w:val="14"/>
                 </w:rPr>
-                <w:t xml:space="preserve">5</w:t>
+                <w:t xml:space="preserve">3</w:t>
+              </w:r>
+            </w:hyperlink>
+            <w:r>
+              <w:rPr>
+                <w:color w:val="2A78D6"/>
+                <w:vertAlign w:val="superscript"/>
+              </w:rPr>
+              <w:t>,</w:t>
+            </w:r>
+            <w:hyperlink r:id="rId23">
+              <w:r>
+                <w:rPr>
+                  <w:color w:val="2A78D6"/>
+                  <w:vertAlign w:val="superscript"/>
+                  <w:sz w:val="14"/>
+                </w:rPr>
+                <w:t xml:space="preserve">14</w:t>
               </w:r>
             </w:hyperlink>
           </w:p>
@@ -2739,7 +2898,7 @@
                 <w:b w:val="0"/>
                 <w:sz w:val="17"/>
               </w:rPr>
-              <w:t>–</w:t>
+              <w:t>29.8%</w:t>
             </w:r>
           </w:p>
         </w:tc>
@@ -2776,10 +2935,10 @@
             <w:r>
               <w:rPr>
                 <w:b/>
-                <w:color w:val="1B7F3B"/>
+                <w:color w:val="B42318"/>
                 <w:sz w:val="17"/>
               </w:rPr>
-              <w:t>▲ 1.2 p. p. vs FY2025</w:t>
+              <w:t>▼ 7.6 p. p. vs 6M2025</w:t>
             </w:r>
           </w:p>
         </w:tc>
@@ -2810,6 +2969,23 @@
                   <w:sz w:val="14"/>
                 </w:rPr>
                 <w:t xml:space="preserve">11</w:t>
+              </w:r>
+            </w:hyperlink>
+            <w:r>
+              <w:rPr>
+                <w:color w:val="2A78D6"/>
+                <w:vertAlign w:val="superscript"/>
+              </w:rPr>
+              <w:t>,</w:t>
+            </w:r>
+            <w:hyperlink r:id="rId24">
+              <w:r>
+                <w:rPr>
+                  <w:color w:val="2A78D6"/>
+                  <w:vertAlign w:val="superscript"/>
+                  <w:sz w:val="14"/>
+                </w:rPr>
+                <w:t xml:space="preserve">15</w:t>
               </w:r>
             </w:hyperlink>
             <w:r>
@@ -2887,7 +3063,7 @@
                 <w:b w:val="0"/>
                 <w:sz w:val="17"/>
               </w:rPr>
-              <w:t>–</w:t>
+              <w:t>8.6%</w:t>
             </w:r>
           </w:p>
         </w:tc>
@@ -2928,7 +3104,7 @@
                 <w:color w:val="B42318"/>
                 <w:sz w:val="17"/>
               </w:rPr>
-              <w:t>▼ 0.8 p. p. vs FY2025</w:t>
+              <w:t>▼ 1.9 p. p. vs 6M2025</w:t>
             </w:r>
           </w:p>
         </w:tc>
@@ -2960,6 +3136,23 @@
                 <w:t xml:space="preserve">14</w:t>
               </w:r>
             </w:hyperlink>
+            <w:r>
+              <w:rPr>
+                <w:color w:val="2A78D6"/>
+                <w:vertAlign w:val="superscript"/>
+              </w:rPr>
+              <w:t>,</w:t>
+            </w:r>
+            <w:hyperlink r:id="rId25">
+              <w:r>
+                <w:rPr>
+                  <w:color w:val="2A78D6"/>
+                  <w:vertAlign w:val="superscript"/>
+                  <w:sz w:val="14"/>
+                </w:rPr>
+                <w:t xml:space="preserve">16</w:t>
+              </w:r>
+            </w:hyperlink>
           </w:p>
         </w:tc>
         <w:tc>
@@ -2977,7 +3170,7 @@
                 <w:b w:val="0"/>
                 <w:sz w:val="17"/>
               </w:rPr>
-              <w:t>–</w:t>
+              <w:t>2,436.8</w:t>
             </w:r>
           </w:p>
         </w:tc>
@@ -2996,7 +3189,7 @@
                 <w:b w:val="0"/>
                 <w:sz w:val="17"/>
               </w:rPr>
-              <w:t>2,494.7*</w:t>
+              <w:t>2,494.7</w:t>
             </w:r>
           </w:p>
         </w:tc>
@@ -3015,7 +3208,7 @@
                 <w:b w:val="0"/>
                 <w:sz w:val="17"/>
               </w:rPr>
-              <w:t>–</w:t>
+              <w:t>2,492.0</w:t>
             </w:r>
           </w:p>
         </w:tc>
@@ -3054,7 +3247,7 @@
                 <w:color w:val="1B7F3B"/>
                 <w:sz w:val="17"/>
               </w:rPr>
-              <w:t>▲ 5.7 % vs FY2025</w:t>
+              <w:t>▲ 5.8 % vs 6M2025</w:t>
             </w:r>
           </w:p>
         </w:tc>
@@ -3087,6 +3280,23 @@
                 <w:t xml:space="preserve">14</w:t>
               </w:r>
             </w:hyperlink>
+            <w:r>
+              <w:rPr>
+                <w:color w:val="2A78D6"/>
+                <w:vertAlign w:val="superscript"/>
+              </w:rPr>
+              <w:t>,</w:t>
+            </w:r>
+            <w:hyperlink r:id="rId25">
+              <w:r>
+                <w:rPr>
+                  <w:color w:val="2A78D6"/>
+                  <w:vertAlign w:val="superscript"/>
+                  <w:sz w:val="14"/>
+                </w:rPr>
+                <w:t xml:space="preserve">16</w:t>
+              </w:r>
+            </w:hyperlink>
           </w:p>
         </w:tc>
         <w:tc>
@@ -3105,7 +3315,7 @@
                 <w:b w:val="0"/>
                 <w:sz w:val="17"/>
               </w:rPr>
-              <w:t>–</w:t>
+              <w:t>5,706.0</w:t>
             </w:r>
           </w:p>
         </w:tc>
@@ -3145,7 +3355,7 @@
                 <w:b w:val="0"/>
                 <w:sz w:val="17"/>
               </w:rPr>
-              <w:t>–</w:t>
+              <w:t>5,897.3</w:t>
             </w:r>
           </w:p>
         </w:tc>
@@ -3186,7 +3396,7 @@
                 <w:color w:val="5F6B7A"/>
                 <w:sz w:val="17"/>
               </w:rPr>
-              <w:t>▲ 1.0 % vs FY2025</w:t>
+              <w:t>▲ 7.5 % vs 6M2025</w:t>
             </w:r>
           </w:p>
         </w:tc>
@@ -3208,14 +3418,14 @@
               </w:rPr>
               <w:t>Dividend per share, EUR</w:t>
             </w:r>
-            <w:hyperlink r:id="rId24">
+            <w:hyperlink r:id="rId26">
               <w:r>
                 <w:rPr>
                   <w:color w:val="2A78D6"/>
                   <w:vertAlign w:val="superscript"/>
                   <w:sz w:val="14"/>
                 </w:rPr>
-                <w:t xml:space="preserve">15</w:t>
+                <w:t xml:space="preserve">17</w:t>
               </w:r>
             </w:hyperlink>
             <w:r>
@@ -3242,14 +3452,14 @@
               </w:rPr>
               <w:t>,</w:t>
             </w:r>
-            <w:hyperlink r:id="rId13">
+            <w:hyperlink r:id="rId27">
               <w:r>
                 <w:rPr>
                   <w:color w:val="2A78D6"/>
                   <w:vertAlign w:val="superscript"/>
                   <w:sz w:val="14"/>
                 </w:rPr>
-                <w:t xml:space="preserve">4</w:t>
+                <w:t xml:space="preserve">18</w:t>
               </w:r>
             </w:hyperlink>
           </w:p>
@@ -3307,7 +3517,7 @@
                 <w:b w:val="0"/>
                 <w:sz w:val="17"/>
               </w:rPr>
-              <w:t>–</w:t>
+              <w:t>0.683</w:t>
             </w:r>
           </w:p>
         </w:tc>
@@ -3342,11 +3552,11 @@
             <w:r/>
             <w:r>
               <w:rPr>
-                <w:b w:val="0"/>
-                <w:color w:val="5F6B7A"/>
+                <w:b/>
+                <w:color w:val="1B7F3B"/>
                 <w:sz w:val="17"/>
               </w:rPr>
-              <w:t>–</w:t>
+              <w:t>▲ 3.1 % vs 6M2025</w:t>
             </w:r>
           </w:p>
         </w:tc>
@@ -3377,6 +3587,23 @@
                   <w:sz w:val="14"/>
                 </w:rPr>
                 <w:t xml:space="preserve">12</w:t>
+              </w:r>
+            </w:hyperlink>
+            <w:r>
+              <w:rPr>
+                <w:color w:val="2A78D6"/>
+                <w:vertAlign w:val="superscript"/>
+              </w:rPr>
+              <w:t>,</w:t>
+            </w:r>
+            <w:hyperlink r:id="rId28">
+              <w:r>
+                <w:rPr>
+                  <w:color w:val="2A78D6"/>
+                  <w:vertAlign w:val="superscript"/>
+                  <w:sz w:val="14"/>
+                </w:rPr>
+                <w:t xml:space="preserve">19</w:t>
               </w:r>
             </w:hyperlink>
             <w:r>
@@ -3454,7 +3681,7 @@
                 <w:b w:val="0"/>
                 <w:sz w:val="17"/>
               </w:rPr>
-              <w:t>–</w:t>
+              <w:t>1.75</w:t>
             </w:r>
           </w:p>
         </w:tc>
@@ -3491,11 +3718,11 @@
             <w:r/>
             <w:r>
               <w:rPr>
-                <w:b w:val="0"/>
-                <w:color w:val="5F6B7A"/>
+                <w:b/>
+                <w:color w:val="1B7F3B"/>
                 <w:sz w:val="17"/>
               </w:rPr>
-              <w:t>• 0.0 % vs FY2025</w:t>
+              <w:t>▲ 20.0 % vs 6M2025</w:t>
             </w:r>
           </w:p>
         </w:tc>
@@ -3538,7 +3765,7 @@
                     <pic:cNvPicPr/>
                   </pic:nvPicPr>
                   <pic:blipFill>
-                    <a:blip r:embed="rId25"/>
+                    <a:blip r:embed="rId29"/>
                     <a:stretch>
                       <a:fillRect/>
                     </a:stretch>
@@ -3590,14 +3817,14 @@
         </w:rPr>
         <w:t xml:space="preserve"> investments EUR 208.3m (+26.1%), 68% of total; segment Adjusted EBITDA EUR 147.3m (132.6m)</w:t>
       </w:r>
-      <w:hyperlink r:id="rId26">
+      <w:hyperlink r:id="rId30">
         <w:r>
           <w:rPr>
             <w:color w:val="2A78D6"/>
             <w:vertAlign w:val="superscript"/>
             <w:sz w:val="17"/>
           </w:rPr>
-          <w:t xml:space="preserve">16</w:t>
+          <w:t xml:space="preserve">20</w:t>
         </w:r>
       </w:hyperlink>
       <w:r>
@@ -3631,7 +3858,7 @@
             <w:vertAlign w:val="superscript"/>
             <w:sz w:val="17"/>
           </w:rPr>
-          <w:t xml:space="preserve">17</w:t>
+          <w:t xml:space="preserve">21</w:t>
         </w:r>
       </w:hyperlink>
       <w:r>
@@ -3640,14 +3867,14 @@
         </w:rPr>
         <w:t>. EBITDA declined due to weaker wind in Q1-Q2 and a lower hedge price (EUR 130 → 82/MWh)</w:t>
       </w:r>
-      <w:hyperlink r:id="rId27">
+      <w:hyperlink r:id="rId31">
         <w:r>
           <w:rPr>
             <w:color w:val="2A78D6"/>
             <w:vertAlign w:val="superscript"/>
             <w:sz w:val="17"/>
           </w:rPr>
-          <w:t xml:space="preserve">18</w:t>
+          <w:t xml:space="preserve">22</w:t>
         </w:r>
       </w:hyperlink>
       <w:r>
@@ -3674,14 +3901,14 @@
         </w:rPr>
         <w:t xml:space="preserve"> Adjusted EBITDA EUR 17.9m (29.1m, −38%); the balancing market is becoming more competitive</w:t>
       </w:r>
-      <w:hyperlink r:id="rId12">
+      <w:hyperlink r:id="rId15">
         <w:r>
           <w:rPr>
             <w:color w:val="2A78D6"/>
             <w:vertAlign w:val="superscript"/>
             <w:sz w:val="17"/>
           </w:rPr>
-          <w:t xml:space="preserve">3</w:t>
+          <w:t xml:space="preserve">6</w:t>
         </w:r>
       </w:hyperlink>
       <w:r>
@@ -3691,14 +3918,14 @@
         </w:rPr>
         <w:t>,</w:t>
       </w:r>
-      <w:hyperlink r:id="rId27">
+      <w:hyperlink r:id="rId31">
         <w:r>
           <w:rPr>
             <w:color w:val="2A78D6"/>
             <w:vertAlign w:val="superscript"/>
             <w:sz w:val="17"/>
           </w:rPr>
-          <w:t xml:space="preserve">18</w:t>
+          <w:t xml:space="preserve">22</w:t>
         </w:r>
       </w:hyperlink>
       <w:r>
@@ -3741,14 +3968,14 @@
         </w:rPr>
         <w:t>. Prosumer impact c. EUR −30m EBITDA in 2025, expected somewhat higher in 2026, 60-70% to be covered by new legislation</w:t>
       </w:r>
-      <w:hyperlink r:id="rId27">
+      <w:hyperlink r:id="rId31">
         <w:r>
           <w:rPr>
             <w:color w:val="2A78D6"/>
             <w:vertAlign w:val="superscript"/>
             <w:sz w:val="17"/>
           </w:rPr>
-          <w:t xml:space="preserve">18</w:t>
+          <w:t xml:space="preserve">22</w:t>
         </w:r>
       </w:hyperlink>
       <w:r>
@@ -3775,14 +4002,14 @@
         </w:rPr>
         <w:t xml:space="preserve"> 49% of Vilnius CHP sold (Quaero Capital, March 2026); 399 MW / 798 MWh of BESS under construction; Kruonis PSHP unit 5 ~80% complete; data-centre partner search launched 2026-08-11</w:t>
       </w:r>
-      <w:hyperlink r:id="rId28">
+      <w:hyperlink r:id="rId32">
         <w:r>
           <w:rPr>
             <w:color w:val="2A78D6"/>
             <w:vertAlign w:val="superscript"/>
             <w:sz w:val="17"/>
           </w:rPr>
-          <w:t xml:space="preserve">19</w:t>
+          <w:t xml:space="preserve">23</w:t>
         </w:r>
       </w:hyperlink>
       <w:r>
@@ -3826,14 +4053,14 @@
         </w:rPr>
         <w:t xml:space="preserve"> a contractor employee was fatally injured in February 2026</w:t>
       </w:r>
-      <w:hyperlink r:id="rId29">
+      <w:hyperlink r:id="rId33">
         <w:r>
           <w:rPr>
             <w:color w:val="2A78D6"/>
             <w:vertAlign w:val="superscript"/>
             <w:sz w:val="17"/>
           </w:rPr>
-          <w:t xml:space="preserve">20</w:t>
+          <w:t xml:space="preserve">24</w:t>
         </w:r>
       </w:hyperlink>
       <w:r>
@@ -3877,7 +4104,7 @@
             <w:vertAlign w:val="superscript"/>
             <w:sz w:val="17"/>
           </w:rPr>
-          <w:t xml:space="preserve">21</w:t>
+          <w:t xml:space="preserve">25</w:t>
         </w:r>
       </w:hyperlink>
       <w:r>
@@ -3905,7 +4132,7 @@
             <w:vertAlign w:val="superscript"/>
             <w:sz w:val="17"/>
           </w:rPr>
-          <w:t xml:space="preserve">22</w:t>
+          <w:t xml:space="preserve">26</w:t>
         </w:r>
       </w:hyperlink>
       <w:r>
@@ -4151,14 +4378,14 @@
               </w:rPr>
               <w:t>On track: 6M covers 51-56% of the range. Networks and Customers &amp; Solutions grew; Green Capacities fell on weaker wind and a lower hedge price</w:t>
             </w:r>
-            <w:hyperlink r:id="rId12">
+            <w:hyperlink r:id="rId15">
               <w:r>
                 <w:rPr>
                   <w:color w:val="2A78D6"/>
                   <w:vertAlign w:val="superscript"/>
                   <w:sz w:val="14"/>
                 </w:rPr>
-                <w:t xml:space="preserve">3</w:t>
+                <w:t xml:space="preserve">6</w:t>
               </w:r>
             </w:hyperlink>
             <w:r>
@@ -4168,14 +4395,14 @@
               </w:rPr>
               <w:t>,</w:t>
             </w:r>
-            <w:hyperlink r:id="rId27">
+            <w:hyperlink r:id="rId31">
               <w:r>
                 <w:rPr>
                   <w:color w:val="2A78D6"/>
                   <w:vertAlign w:val="superscript"/>
                   <w:sz w:val="14"/>
                 </w:rPr>
-                <w:t xml:space="preserve">18</w:t>
+                <w:t xml:space="preserve">22</w:t>
               </w:r>
             </w:hyperlink>
             <w:r>
@@ -4261,14 +4488,14 @@
               </w:rPr>
               <w:t>,</w:t>
             </w:r>
-            <w:hyperlink r:id="rId26">
+            <w:hyperlink r:id="rId30">
               <w:r>
                 <w:rPr>
                   <w:color w:val="2A78D6"/>
                   <w:vertAlign w:val="superscript"/>
                   <w:sz w:val="14"/>
                 </w:rPr>
-                <w:t xml:space="preserve">23</w:t>
+                <w:t xml:space="preserve">27</w:t>
               </w:r>
             </w:hyperlink>
           </w:p>
@@ -4290,14 +4517,14 @@
               </w:rPr>
               <w:t>On track: 6M investments EUR 306.1m (−10.8% y/y); 68% went to Networks</w:t>
             </w:r>
-            <w:hyperlink r:id="rId26">
+            <w:hyperlink r:id="rId30">
               <w:r>
                 <w:rPr>
                   <w:color w:val="2A78D6"/>
                   <w:vertAlign w:val="superscript"/>
                   <w:sz w:val="14"/>
                 </w:rPr>
-                <w:t xml:space="preserve">23</w:t>
+                <w:t xml:space="preserve">27</w:t>
               </w:r>
             </w:hyperlink>
             <w:r>
@@ -4364,14 +4591,14 @@
               </w:rPr>
               <w:t>New strategy 2026-2029: investments EUR 2.5-3.0bn, 2029 EBITDA EUR 640-700m (investment envelope reduced)</w:t>
             </w:r>
-            <w:hyperlink r:id="rId30">
+            <w:hyperlink r:id="rId34">
               <w:r>
                 <w:rPr>
                   <w:color w:val="2A78D6"/>
                   <w:vertAlign w:val="superscript"/>
                   <w:sz w:val="14"/>
                 </w:rPr>
-                <w:t xml:space="preserve">24</w:t>
+                <w:t xml:space="preserve">28</w:t>
               </w:r>
             </w:hyperlink>
             <w:r>
@@ -4381,14 +4608,14 @@
               </w:rPr>
               <w:t>,</w:t>
             </w:r>
-            <w:hyperlink r:id="rId15">
+            <w:hyperlink r:id="rId16">
               <w:r>
                 <w:rPr>
                   <w:color w:val="2A78D6"/>
                   <w:vertAlign w:val="superscript"/>
                   <w:sz w:val="14"/>
                 </w:rPr>
-                <w:t xml:space="preserve">6</w:t>
+                <w:t xml:space="preserve">7</w:t>
               </w:r>
             </w:hyperlink>
           </w:p>
@@ -4409,14 +4636,14 @@
               </w:rPr>
               <w:t>Changed: the new 2026-2029 plan cuts the investment envelope to EUR 2.5-3.0bn and raises the EBITDA target to EUR 640-700m for 2029. Reason: not stated in the sources reviewed</w:t>
             </w:r>
-            <w:hyperlink r:id="rId15">
+            <w:hyperlink r:id="rId16">
               <w:r>
                 <w:rPr>
                   <w:color w:val="2A78D6"/>
                   <w:vertAlign w:val="superscript"/>
                   <w:sz w:val="14"/>
                 </w:rPr>
-                <w:t xml:space="preserve">6</w:t>
+                <w:t xml:space="preserve">7</w:t>
               </w:r>
             </w:hyperlink>
             <w:r>
@@ -4485,14 +4712,14 @@
               </w:rPr>
               <w:t>YE2025: 21.0%; 30 Jun 2026 (LTM): 22.2%</w:t>
             </w:r>
-            <w:hyperlink r:id="rId15">
+            <w:hyperlink r:id="rId16">
               <w:r>
                 <w:rPr>
                   <w:color w:val="2A78D6"/>
                   <w:vertAlign w:val="superscript"/>
                   <w:sz w:val="14"/>
                 </w:rPr>
-                <w:t xml:space="preserve">6</w:t>
+                <w:t xml:space="preserve">7</w:t>
               </w:r>
             </w:hyperlink>
             <w:r>
@@ -4502,14 +4729,14 @@
               </w:rPr>
               <w:t>,</w:t>
             </w:r>
-            <w:hyperlink r:id="rId14">
+            <w:hyperlink r:id="rId12">
               <w:r>
                 <w:rPr>
                   <w:color w:val="2A78D6"/>
                   <w:vertAlign w:val="superscript"/>
                   <w:sz w:val="14"/>
                 </w:rPr>
-                <w:t xml:space="preserve">5</w:t>
+                <w:t xml:space="preserve">3</w:t>
               </w:r>
             </w:hyperlink>
           </w:p>
@@ -4531,14 +4758,14 @@
               </w:rPr>
               <w:t>Improving but still below target: 21.0% → 22.2% as FFO grew 11.3% while net debt stayed flat (+0.7%)</w:t>
             </w:r>
-            <w:hyperlink r:id="rId14">
+            <w:hyperlink r:id="rId12">
               <w:r>
                 <w:rPr>
                   <w:color w:val="2A78D6"/>
                   <w:vertAlign w:val="superscript"/>
                   <w:sz w:val="14"/>
                 </w:rPr>
-                <w:t xml:space="preserve">25</w:t>
+                <w:t xml:space="preserve">29</w:t>
               </w:r>
             </w:hyperlink>
             <w:r>
@@ -4605,14 +4832,14 @@
               </w:rPr>
               <w:t>3.49x; S&amp;P BBB+, Moody's Baa1</w:t>
             </w:r>
-            <w:hyperlink r:id="rId15">
+            <w:hyperlink r:id="rId16">
               <w:r>
                 <w:rPr>
                   <w:color w:val="2A78D6"/>
                   <w:vertAlign w:val="superscript"/>
                   <w:sz w:val="14"/>
                 </w:rPr>
-                <w:t xml:space="preserve">6</w:t>
+                <w:t xml:space="preserve">7</w:t>
               </w:r>
             </w:hyperlink>
             <w:r>
@@ -4622,14 +4849,14 @@
               </w:rPr>
               <w:t>,</w:t>
             </w:r>
-            <w:hyperlink r:id="rId14">
+            <w:hyperlink r:id="rId12">
               <w:r>
                 <w:rPr>
                   <w:color w:val="2A78D6"/>
                   <w:vertAlign w:val="superscript"/>
                   <w:sz w:val="14"/>
                 </w:rPr>
-                <w:t xml:space="preserve">5</w:t>
+                <w:t xml:space="preserve">3</w:t>
               </w:r>
             </w:hyperlink>
             <w:r>
@@ -4667,14 +4894,14 @@
               </w:rPr>
               <w:t>Met: leverage 3.49x, in the middle of the range; net debt +0.7% since YE2025; ratings stable</w:t>
             </w:r>
-            <w:hyperlink r:id="rId14">
+            <w:hyperlink r:id="rId12">
               <w:r>
                 <w:rPr>
                   <w:color w:val="2A78D6"/>
                   <w:vertAlign w:val="superscript"/>
                   <w:sz w:val="14"/>
                 </w:rPr>
-                <w:t xml:space="preserve">5</w:t>
+                <w:t xml:space="preserve">3</w:t>
               </w:r>
             </w:hyperlink>
             <w:r>
@@ -4760,14 +4987,14 @@
               </w:rPr>
               <w:t>2025: EUR 1.366 (+3.0%); H1 2026: EUR 0.704 (+3.1%)</w:t>
             </w:r>
-            <w:hyperlink r:id="rId15">
+            <w:hyperlink r:id="rId16">
               <w:r>
                 <w:rPr>
                   <w:color w:val="2A78D6"/>
                   <w:vertAlign w:val="superscript"/>
                   <w:sz w:val="14"/>
                 </w:rPr>
-                <w:t xml:space="preserve">6</w:t>
+                <w:t xml:space="preserve">7</w:t>
               </w:r>
             </w:hyperlink>
             <w:r>
@@ -4914,14 +5141,14 @@
               </w:rPr>
               <w:t>2.1 GW installed, 0.7 GW under construction</w:t>
             </w:r>
-            <w:hyperlink r:id="rId15">
+            <w:hyperlink r:id="rId16">
               <w:r>
                 <w:rPr>
                   <w:color w:val="2A78D6"/>
                   <w:vertAlign w:val="superscript"/>
                   <w:sz w:val="14"/>
                 </w:rPr>
-                <w:t xml:space="preserve">6</w:t>
+                <w:t xml:space="preserve">7</w:t>
               </w:r>
             </w:hyperlink>
             <w:r>
@@ -4931,14 +5158,14 @@
               </w:rPr>
               <w:t>,</w:t>
             </w:r>
-            <w:hyperlink r:id="rId31">
+            <w:hyperlink r:id="rId35">
               <w:r>
                 <w:rPr>
                   <w:color w:val="2A78D6"/>
                   <w:vertAlign w:val="superscript"/>
                   <w:sz w:val="14"/>
                 </w:rPr>
-                <w:t xml:space="preserve">26</w:t>
+                <w:t xml:space="preserve">30</w:t>
               </w:r>
             </w:hyperlink>
           </w:p>
@@ -4959,14 +5186,14 @@
               </w:rPr>
               <w:t>Progressing: 2.1 GW installed + 0.7 GW under construction = 2.8 GW, the bottom of the target range (calculated by the tool)</w:t>
             </w:r>
-            <w:hyperlink r:id="rId31">
+            <w:hyperlink r:id="rId35">
               <w:r>
                 <w:rPr>
                   <w:color w:val="2A78D6"/>
                   <w:vertAlign w:val="superscript"/>
                   <w:sz w:val="14"/>
                 </w:rPr>
-                <w:t xml:space="preserve">26</w:t>
+                <w:t xml:space="preserve">30</w:t>
               </w:r>
             </w:hyperlink>
             <w:r>
@@ -5032,14 +5259,14 @@
         </w:rPr>
         <w:t xml:space="preserve"> shares (IGN1L) and three bonds (2027, 2028, 2030). The bonds are senior unsecured and carry the issuer rating of BBB+ (S&amp;P)</w:t>
       </w:r>
-      <w:hyperlink r:id="rId16">
+      <w:hyperlink r:id="rId14">
         <w:r>
           <w:rPr>
             <w:color w:val="2A78D6"/>
             <w:vertAlign w:val="superscript"/>
             <w:sz w:val="17"/>
           </w:rPr>
-          <w:t xml:space="preserve">7</w:t>
+          <w:t xml:space="preserve">5</w:t>
         </w:r>
       </w:hyperlink>
       <w:r>
@@ -5066,14 +5293,14 @@
         </w:rPr>
         <w:t xml:space="preserve"> leverage (3.49x) is within the strategic 3-4x range and ratings are stable; FFO / net debt (22.2%) is still below the ≥23% target. Investment is mostly in regulated networks</w:t>
       </w:r>
-      <w:hyperlink r:id="rId26">
+      <w:hyperlink r:id="rId30">
         <w:r>
           <w:rPr>
             <w:color w:val="2A78D6"/>
             <w:vertAlign w:val="superscript"/>
             <w:sz w:val="17"/>
           </w:rPr>
-          <w:t xml:space="preserve">27</w:t>
+          <w:t xml:space="preserve">31</w:t>
         </w:r>
       </w:hyperlink>
       <w:r>
@@ -5083,14 +5310,14 @@
         </w:rPr>
         <w:t>,</w:t>
       </w:r>
-      <w:hyperlink r:id="rId15">
+      <w:hyperlink r:id="rId16">
         <w:r>
           <w:rPr>
             <w:color w:val="2A78D6"/>
             <w:vertAlign w:val="superscript"/>
             <w:sz w:val="17"/>
           </w:rPr>
-          <w:t xml:space="preserve">6</w:t>
+          <w:t xml:space="preserve">7</w:t>
         </w:r>
       </w:hyperlink>
       <w:r>
@@ -5134,14 +5361,14 @@
         </w:rPr>
         <w:t xml:space="preserve"> the 2026-10-19 tender offer requires a decision (tender or hold to 2027-07-14). Terms and deadline are in the issuer's Tender Offer Launch Announcement</w:t>
       </w:r>
-      <w:hyperlink r:id="rId16">
+      <w:hyperlink r:id="rId14">
         <w:r>
           <w:rPr>
             <w:color w:val="2A78D6"/>
             <w:vertAlign w:val="superscript"/>
             <w:sz w:val="17"/>
           </w:rPr>
-          <w:t xml:space="preserve">7</w:t>
+          <w:t xml:space="preserve">5</w:t>
         </w:r>
       </w:hyperlink>
       <w:r>
@@ -5301,14 +5528,14 @@
         </w:rPr>
         <w:t>No coal generation and no oil &amp; gas exploration</w:t>
       </w:r>
-      <w:hyperlink r:id="rId24">
+      <w:hyperlink r:id="rId26">
         <w:r>
           <w:rPr>
             <w:color w:val="2A78D6"/>
             <w:vertAlign w:val="superscript"/>
             <w:sz w:val="16"/>
           </w:rPr>
-          <w:t xml:space="preserve">15</w:t>
+          <w:t xml:space="preserve">17</w:t>
         </w:r>
       </w:hyperlink>
       <w:r>
@@ -5393,14 +5620,14 @@
         </w:rPr>
         <w:t>Ignitis states it upholds the UN Global Compact principles</w:t>
       </w:r>
-      <w:hyperlink r:id="rId24">
+      <w:hyperlink r:id="rId26">
         <w:r>
           <w:rPr>
             <w:color w:val="2A78D6"/>
             <w:vertAlign w:val="superscript"/>
             <w:sz w:val="16"/>
           </w:rPr>
-          <w:t xml:space="preserve">15</w:t>
+          <w:t xml:space="preserve">17</w:t>
         </w:r>
       </w:hyperlink>
       <w:r>
@@ -5457,7 +5684,7 @@
           <w:color w:val="333333"/>
           <w:sz w:val="19"/>
         </w:rPr>
-        <w:t>Checked by the analyst with internal tools (add a screenshot).</w:t>
+        <w:t>Automatic check against the EU, UN, US OFAC and UK consolidated sanctions lists.</w:t>
       </w:r>
     </w:p>
     <w:p>
@@ -5468,44 +5695,10 @@
         <w:rPr>
           <w:sz w:val="24"/>
         </w:rPr>
-        <w:t xml:space="preserve">☐ </w:t>
+        <w:t xml:space="preserve">☑ </w:t>
       </w:r>
       <w:r>
         <w:t>Yes, issues were not identified from adverse media checks (add a screenshot)</w:t>
-      </w:r>
-    </w:p>
-    <w:p>
-      <w:pPr>
-        <w:spacing w:after="0"/>
-        <w:ind w:left="397"/>
-      </w:pPr>
-      <w:r>
-        <w:rPr>
-          <w:b/>
-          <w:color w:val="B42318"/>
-          <w:sz w:val="19"/>
-        </w:rPr>
-        <w:t>Needs review</w:t>
-      </w:r>
-    </w:p>
-    <w:p>
-      <w:pPr>
-        <w:spacing w:after="0"/>
-        <w:ind w:left="510" w:hanging="198"/>
-      </w:pPr>
-      <w:r>
-        <w:rPr>
-          <w:sz w:val="19"/>
-        </w:rPr>
-        <w:t xml:space="preserve">•  </w:t>
-      </w:r>
-      <w:r>
-        <w:rPr>
-          <w:b w:val="0"/>
-          <w:color w:val="333333"/>
-          <w:sz w:val="19"/>
-        </w:rPr>
-        <w:t>The automatic news scan (LT, LV, EE, EN; 30 days) found no adverse headlines.</w:t>
       </w:r>
     </w:p>
     <w:p>
@@ -5525,7 +5718,7 @@
           <w:color w:val="333333"/>
           <w:sz w:val="19"/>
         </w:rPr>
-        <w:t>Analyst confirms and adds a screenshot.</w:t>
+        <w:t>No adverse news found in the automatic news scan (Lithuanian, Latvian, Estonian and English media, last 30 days, 2026-10-22).</w:t>
       </w:r>
     </w:p>
     <w:p>
@@ -5675,14 +5868,14 @@
         </w:rPr>
         <w:t>EU Taxonomy-aligned capex 84.7% in 2025</w:t>
       </w:r>
-      <w:hyperlink r:id="rId24">
+      <w:hyperlink r:id="rId26">
         <w:r>
           <w:rPr>
             <w:color w:val="2A78D6"/>
             <w:vertAlign w:val="superscript"/>
             <w:sz w:val="16"/>
           </w:rPr>
-          <w:t xml:space="preserve">15</w:t>
+          <w:t xml:space="preserve">17</w:t>
         </w:r>
       </w:hyperlink>
       <w:r>
@@ -5733,14 +5926,14 @@
         </w:rPr>
         <w:t>Net zero by 2050 or sooner</w:t>
       </w:r>
-      <w:hyperlink r:id="rId32">
+      <w:hyperlink r:id="rId36">
         <w:r>
           <w:rPr>
             <w:color w:val="2A78D6"/>
             <w:vertAlign w:val="superscript"/>
             <w:sz w:val="16"/>
           </w:rPr>
-          <w:t xml:space="preserve">28</w:t>
+          <w:t xml:space="preserve">32</w:t>
         </w:r>
       </w:hyperlink>
       <w:r>
@@ -5760,7 +5953,7 @@
         <w:rPr>
           <w:sz w:val="24"/>
         </w:rPr>
-        <w:t xml:space="preserve">☐ </w:t>
+        <w:t xml:space="preserve">☑ </w:t>
       </w:r>
       <w:r>
         <w:t>Yes, the company does not have yellow flag/signal related to controversies based on UN Global Compact or any other relevant principles/standards</w:t>
@@ -5774,16 +5967,16 @@
       <w:r>
         <w:rPr>
           <w:b/>
-          <w:color w:val="B42318"/>
+          <w:color w:val="333333"/>
           <w:sz w:val="19"/>
         </w:rPr>
-        <w:t>Needs review</w:t>
+        <w:t>No material yellow flag</w:t>
       </w:r>
     </w:p>
     <w:p>
       <w:pPr>
         <w:spacing w:after="0"/>
-        <w:ind w:left="510" w:hanging="198"/>
+        <w:ind w:left="737" w:hanging="198"/>
       </w:pPr>
       <w:r>
         <w:rPr>
@@ -5797,31 +5990,57 @@
           <w:color w:val="333333"/>
           <w:sz w:val="19"/>
         </w:rPr>
-        <w:t>Possible yellow flag: a contractor employee was fatally injured in February 2026</w:t>
+        <w:t>No UN Global Compact related controversies found.</w:t>
       </w:r>
-      <w:hyperlink r:id="rId29">
+    </w:p>
+    <w:p>
+      <w:pPr>
+        <w:spacing w:after="0"/>
+        <w:ind w:left="397"/>
+      </w:pPr>
+      <w:r>
+        <w:rPr>
+          <w:b/>
+          <w:color w:val="333333"/>
+          <w:sz w:val="19"/>
+        </w:rPr>
+        <w:t>To note</w:t>
+      </w:r>
+    </w:p>
+    <w:p>
+      <w:pPr>
+        <w:spacing w:after="0"/>
+        <w:ind w:left="737" w:hanging="198"/>
+      </w:pPr>
+      <w:r>
+        <w:rPr>
+          <w:sz w:val="19"/>
+        </w:rPr>
+        <w:t xml:space="preserve">•  </w:t>
+      </w:r>
+      <w:r>
+        <w:rPr>
+          <w:b w:val="0"/>
+          <w:color w:val="333333"/>
+          <w:sz w:val="19"/>
+        </w:rPr>
+        <w:t>A contractor employee was fatally injured in February 2026</w:t>
+      </w:r>
+      <w:hyperlink r:id="rId33">
         <w:r>
           <w:rPr>
             <w:color w:val="2A78D6"/>
             <w:vertAlign w:val="superscript"/>
             <w:sz w:val="16"/>
           </w:rPr>
-          <w:t xml:space="preserve">20</w:t>
+          <w:t xml:space="preserve">24</w:t>
         </w:r>
       </w:hyperlink>
-      <w:r>
-        <w:rPr>
-          <w:b w:val="0"/>
-          <w:color w:val="333333"/>
-          <w:sz w:val="19"/>
-        </w:rPr>
-        <w:t>.</w:t>
-      </w:r>
     </w:p>
     <w:p>
       <w:pPr>
-        <w:spacing w:after="120"/>
-        <w:ind w:left="510" w:hanging="198"/>
+        <w:spacing w:after="0"/>
+        <w:ind w:left="737" w:hanging="198"/>
       </w:pPr>
       <w:r>
         <w:rPr>
@@ -5837,14 +6056,52 @@
         </w:rPr>
         <w:t>Scope 1 emissions rose 54.7% in 2025 due to higher gas generation</w:t>
       </w:r>
-      <w:hyperlink r:id="rId24">
+      <w:hyperlink r:id="rId26">
         <w:r>
           <w:rPr>
             <w:color w:val="2A78D6"/>
             <w:vertAlign w:val="superscript"/>
             <w:sz w:val="16"/>
           </w:rPr>
-          <w:t xml:space="preserve">15</w:t>
+          <w:t xml:space="preserve">17</w:t>
+        </w:r>
+      </w:hyperlink>
+      <w:r>
+        <w:rPr>
+          <w:b w:val="0"/>
+          <w:color w:val="333333"/>
+          <w:sz w:val="19"/>
+        </w:rPr>
+        <w:t>.</w:t>
+      </w:r>
+    </w:p>
+    <w:p>
+      <w:pPr>
+        <w:spacing w:after="120"/>
+        <w:ind w:left="737" w:hanging="198"/>
+      </w:pPr>
+      <w:r>
+        <w:rPr>
+          <w:sz w:val="19"/>
+        </w:rPr>
+        <w:t xml:space="preserve">•  </w:t>
+      </w:r>
+      <w:r>
+        <w:rPr>
+          <w:b w:val="0"/>
+          <w:color w:val="333333"/>
+          <w:sz w:val="19"/>
+        </w:rPr>
+        <w:t>Safety is managed under ISO 45001</w:t>
+      </w:r>
+      <w:hyperlink r:id="rId37">
+        <w:r>
+          <w:rPr>
+            <w:color w:val="2A78D6"/>
+            <w:vertAlign w:val="superscript"/>
+            <w:sz w:val="16"/>
+          </w:rPr>
+          <w:t xml:space="preserve">33</w:t>
         </w:r>
       </w:hyperlink>
       <w:r>
@@ -5903,14 +6160,14 @@
         </w:rPr>
         <w:t>The SEB Investments policy</w:t>
       </w:r>
-      <w:hyperlink r:id="rId33">
+      <w:hyperlink r:id="rId38">
         <w:r>
           <w:rPr>
             <w:color w:val="2A78D6"/>
             <w:vertAlign w:val="superscript"/>
             <w:sz w:val="16"/>
           </w:rPr>
-          <w:t xml:space="preserve">29</w:t>
+          <w:t xml:space="preserve">34</w:t>
         </w:r>
       </w:hyperlink>
       <w:r>
@@ -5921,14 +6178,14 @@
         </w:rPr>
         <w:t>, the Electricity &amp; Renewable Energy policy, since green generation and networks make up more than 15% of revenue</w:t>
       </w:r>
-      <w:hyperlink r:id="rId34">
+      <w:hyperlink r:id="rId39">
         <w:r>
           <w:rPr>
             <w:color w:val="2A78D6"/>
             <w:vertAlign w:val="superscript"/>
             <w:sz w:val="16"/>
           </w:rPr>
-          <w:t xml:space="preserve">30</w:t>
+          <w:t xml:space="preserve">35</w:t>
         </w:r>
       </w:hyperlink>
       <w:r>
@@ -5959,14 +6216,14 @@
         </w:rPr>
         <w:t>The gas revenue share was not found</w:t>
       </w:r>
-      <w:hyperlink r:id="rId35">
+      <w:hyperlink r:id="rId40">
         <w:r>
           <w:rPr>
             <w:color w:val="2A78D6"/>
             <w:vertAlign w:val="superscript"/>
             <w:sz w:val="16"/>
           </w:rPr>
-          <w:t xml:space="preserve">31</w:t>
+          <w:t xml:space="preserve">36</w:t>
         </w:r>
       </w:hyperlink>
       <w:r>
@@ -5976,14 +6233,14 @@
         </w:rPr>
         <w:t>,</w:t>
       </w:r>
-      <w:hyperlink r:id="rId36">
+      <w:hyperlink r:id="rId41">
         <w:r>
           <w:rPr>
             <w:color w:val="2A78D6"/>
             <w:vertAlign w:val="superscript"/>
             <w:sz w:val="16"/>
           </w:rPr>
-          <w:t xml:space="preserve">32</w:t>
+          <w:t xml:space="preserve">37</w:t>
         </w:r>
       </w:hyperlink>
       <w:r>
@@ -6028,14 +6285,14 @@
         </w:rPr>
         <w:t>Scope 1-3 emissions disclosed (4.49m t CO2e in 2025) and SBTi-validated 1.5°C targets</w:t>
       </w:r>
-      <w:hyperlink r:id="rId37">
+      <w:hyperlink r:id="rId42">
         <w:r>
           <w:rPr>
             <w:color w:val="2A78D6"/>
             <w:vertAlign w:val="superscript"/>
             <w:sz w:val="16"/>
           </w:rPr>
-          <w:t xml:space="preserve">33</w:t>
+          <w:t xml:space="preserve">38</w:t>
         </w:r>
       </w:hyperlink>
     </w:p>
@@ -6058,14 +6315,14 @@
         </w:rPr>
         <w:t>ISO 14001 environmental management at ESO, Ignitis gamyba, Ignitis and the Vilnius and Kaunas CHPs</w:t>
       </w:r>
-      <w:hyperlink r:id="rId38">
+      <w:hyperlink r:id="rId37">
         <w:r>
           <w:rPr>
             <w:color w:val="2A78D6"/>
             <w:vertAlign w:val="superscript"/>
             <w:sz w:val="16"/>
           </w:rPr>
-          <w:t xml:space="preserve">34</w:t>
+          <w:t xml:space="preserve">33</w:t>
         </w:r>
       </w:hyperlink>
       <w:r>
@@ -6096,14 +6353,14 @@
         </w:rPr>
         <w:t>No coal, peat or oil &amp; gas extraction</w:t>
       </w:r>
-      <w:hyperlink r:id="rId24">
+      <w:hyperlink r:id="rId26">
         <w:r>
           <w:rPr>
             <w:color w:val="2A78D6"/>
             <w:vertAlign w:val="superscript"/>
             <w:sz w:val="16"/>
           </w:rPr>
-          <w:t xml:space="preserve">15</w:t>
+          <w:t xml:space="preserve">17</w:t>
         </w:r>
       </w:hyperlink>
       <w:r>
@@ -6148,14 +6405,14 @@
         </w:rPr>
         <w:t>ISO 45001 safety management, no fatal accidents in 2025</w:t>
       </w:r>
-      <w:hyperlink r:id="rId39">
+      <w:hyperlink r:id="rId43">
         <w:r>
           <w:rPr>
             <w:color w:val="2A78D6"/>
             <w:vertAlign w:val="superscript"/>
             <w:sz w:val="16"/>
           </w:rPr>
-          <w:t xml:space="preserve">35</w:t>
+          <w:t xml:space="preserve">39</w:t>
         </w:r>
       </w:hyperlink>
       <w:r>
@@ -6165,14 +6422,14 @@
         </w:rPr>
         <w:t>,</w:t>
       </w:r>
-      <w:hyperlink r:id="rId38">
+      <w:hyperlink r:id="rId37">
         <w:r>
           <w:rPr>
             <w:color w:val="2A78D6"/>
             <w:vertAlign w:val="superscript"/>
             <w:sz w:val="16"/>
           </w:rPr>
-          <w:t xml:space="preserve">34</w:t>
+          <w:t xml:space="preserve">33</w:t>
         </w:r>
       </w:hyperlink>
     </w:p>
@@ -6195,14 +6452,14 @@
         </w:rPr>
         <w:t>Trust line for anonymous reports</w:t>
       </w:r>
-      <w:hyperlink r:id="rId40">
+      <w:hyperlink r:id="rId44">
         <w:r>
           <w:rPr>
             <w:color w:val="2A78D6"/>
             <w:vertAlign w:val="superscript"/>
             <w:sz w:val="16"/>
           </w:rPr>
-          <w:t xml:space="preserve">36</w:t>
+          <w:t xml:space="preserve">40</w:t>
         </w:r>
       </w:hyperlink>
     </w:p>
@@ -6225,14 +6482,14 @@
         </w:rPr>
         <w:t>Anti-corruption policy and ISO 37001 certification</w:t>
       </w:r>
-      <w:hyperlink r:id="rId38">
+      <w:hyperlink r:id="rId37">
         <w:r>
           <w:rPr>
             <w:color w:val="2A78D6"/>
             <w:vertAlign w:val="superscript"/>
             <w:sz w:val="16"/>
           </w:rPr>
-          <w:t xml:space="preserve">34</w:t>
+          <w:t xml:space="preserve">33</w:t>
         </w:r>
       </w:hyperlink>
       <w:r>
@@ -6242,14 +6499,14 @@
         </w:rPr>
         <w:t>,</w:t>
       </w:r>
-      <w:hyperlink r:id="rId40">
+      <w:hyperlink r:id="rId44">
         <w:r>
           <w:rPr>
             <w:color w:val="2A78D6"/>
             <w:vertAlign w:val="superscript"/>
             <w:sz w:val="16"/>
           </w:rPr>
-          <w:t xml:space="preserve">36</w:t>
+          <w:t xml:space="preserve">40</w:t>
         </w:r>
       </w:hyperlink>
     </w:p>
@@ -6272,14 +6529,14 @@
         </w:rPr>
         <w:t>UN Global Compact</w:t>
       </w:r>
-      <w:hyperlink r:id="rId37">
+      <w:hyperlink r:id="rId42">
         <w:r>
           <w:rPr>
             <w:color w:val="2A78D6"/>
             <w:vertAlign w:val="superscript"/>
             <w:sz w:val="16"/>
           </w:rPr>
-          <w:t xml:space="preserve">37</w:t>
+          <w:t xml:space="preserve">41</w:t>
         </w:r>
       </w:hyperlink>
     </w:p>
@@ -6302,14 +6559,14 @@
         </w:rPr>
         <w:t>Integrated annual report with climate data</w:t>
       </w:r>
-      <w:hyperlink r:id="rId24">
+      <w:hyperlink r:id="rId26">
         <w:r>
           <w:rPr>
             <w:color w:val="2A78D6"/>
             <w:vertAlign w:val="superscript"/>
             <w:sz w:val="16"/>
           </w:rPr>
-          <w:t xml:space="preserve">15</w:t>
+          <w:t xml:space="preserve">17</w:t>
         </w:r>
       </w:hyperlink>
     </w:p>
@@ -6332,14 +6589,14 @@
         </w:rPr>
         <w:t>Biodiversity monitoring and mitigation measures</w:t>
       </w:r>
-      <w:hyperlink r:id="rId41">
+      <w:hyperlink r:id="rId45">
         <w:r>
           <w:rPr>
             <w:color w:val="2A78D6"/>
             <w:vertAlign w:val="superscript"/>
             <w:sz w:val="16"/>
           </w:rPr>
-          <w:t xml:space="preserve">38</w:t>
+          <w:t xml:space="preserve">42</w:t>
         </w:r>
       </w:hyperlink>
       <w:r>
@@ -6362,38 +6619,8 @@
           <w:color w:val="333333"/>
           <w:sz w:val="19"/>
         </w:rPr>
-        <w:t>Not found / to check</w:t>
+        <w:t>Could be improved</w:t>
       </w:r>
-    </w:p>
-    <w:p>
-      <w:pPr>
-        <w:spacing w:after="0"/>
-        <w:ind w:left="737" w:hanging="198"/>
-      </w:pPr>
-      <w:r>
-        <w:rPr>
-          <w:sz w:val="19"/>
-        </w:rPr>
-        <w:t xml:space="preserve">•  </w:t>
-      </w:r>
-      <w:r>
-        <w:rPr>
-          <w:b w:val="0"/>
-          <w:color w:val="333333"/>
-          <w:sz w:val="19"/>
-        </w:rPr>
-        <w:t>A named human rights due diligence process and quantified biodiversity targets</w:t>
-      </w:r>
-      <w:hyperlink r:id="rId34">
-        <w:r>
-          <w:rPr>
-            <w:color w:val="2A78D6"/>
-            <w:vertAlign w:val="superscript"/>
-            <w:sz w:val="16"/>
-          </w:rPr>
-          <w:t xml:space="preserve">39</w:t>
-        </w:r>
-      </w:hyperlink>
     </w:p>
     <w:p>
       <w:pPr>
@@ -6412,16 +6639,16 @@
           <w:color w:val="333333"/>
           <w:sz w:val="19"/>
         </w:rPr>
-        <w:t>Country-by-country tax report (listed at</w:t>
+        <w:t>No named human rights due diligence process or quantified biodiversity targets are published</w:t>
       </w:r>
-      <w:hyperlink r:id="rId42">
+      <w:hyperlink r:id="rId39">
         <w:r>
           <w:rPr>
             <w:color w:val="2A78D6"/>
             <w:vertAlign w:val="superscript"/>
             <w:sz w:val="16"/>
           </w:rPr>
-          <w:t xml:space="preserve">40</w:t>
+          <w:t xml:space="preserve">43</w:t>
         </w:r>
       </w:hyperlink>
       <w:r>
@@ -6430,7 +6657,7 @@
           <w:color w:val="333333"/>
           <w:sz w:val="19"/>
         </w:rPr>
-        <w:t>, not read).</w:t>
+        <w:t>.</w:t>
       </w:r>
     </w:p>
     <w:p>
@@ -6472,26 +6699,6 @@
     </w:p>
     <w:p>
       <w:pPr>
-        <w:spacing w:after="0"/>
-        <w:ind w:left="510" w:hanging="198"/>
-      </w:pPr>
-      <w:r>
-        <w:rPr>
-          <w:sz w:val="19"/>
-        </w:rPr>
-        <w:t xml:space="preserve">•  </w:t>
-      </w:r>
-      <w:r>
-        <w:rPr>
-          <w:b w:val="0"/>
-          <w:color w:val="333333"/>
-          <w:sz w:val="19"/>
-        </w:rPr>
-        <w:t>No need identified.</w:t>
-      </w:r>
-    </w:p>
-    <w:p>
-      <w:pPr>
         <w:spacing w:after="120"/>
         <w:ind w:left="510" w:hanging="198"/>
       </w:pPr>
@@ -6507,7 +6714,7 @@
           <w:color w:val="333333"/>
           <w:sz w:val="19"/>
         </w:rPr>
-        <w:t>Possible topics: share of gas generation and Scope 1 growth, contractor safety.</w:t>
+        <w:t>No need: the company meets SEB policy expectations and has no red flags.</w:t>
       </w:r>
     </w:p>
     <w:p>
@@ -6541,24 +6748,10 @@
         <w:rPr>
           <w:sz w:val="24"/>
         </w:rPr>
-        <w:t xml:space="preserve">☐ </w:t>
+        <w:t xml:space="preserve">☑ </w:t>
       </w:r>
       <w:r>
         <w:t>Yes, the indicators of the company support the targets of sustainability and PAI indicators followed by the Fund</w:t>
-      </w:r>
-    </w:p>
-    <w:p>
-      <w:pPr>
-        <w:spacing w:after="0"/>
-        <w:ind w:left="397"/>
-      </w:pPr>
-      <w:r>
-        <w:rPr>
-          <w:b/>
-          <w:color w:val="B42318"/>
-          <w:sz w:val="19"/>
-        </w:rPr>
-        <w:t>Needs review</w:t>
       </w:r>
     </w:p>
     <w:p>
@@ -6578,16 +6771,16 @@
           <w:color w:val="333333"/>
           <w:sz w:val="19"/>
         </w:rPr>
-        <w:t>Available PAI data: total GHG emissions 4.49m t CO2e (+10.1%)</w:t>
+        <w:t>Total GHG emissions 4.49m t CO2e in 2025 (+10.1%)</w:t>
       </w:r>
-      <w:hyperlink r:id="rId24">
+      <w:hyperlink r:id="rId26">
         <w:r>
           <w:rPr>
             <w:color w:val="2A78D6"/>
             <w:vertAlign w:val="superscript"/>
             <w:sz w:val="16"/>
           </w:rPr>
-          <w:t xml:space="preserve">15</w:t>
+          <w:t xml:space="preserve">17</w:t>
         </w:r>
       </w:hyperlink>
     </w:p>
@@ -6610,14 +6803,14 @@
         </w:rPr>
         <w:t>Carbon intensity (Scope 1+2) 214 g CO2e/kWh in Q1 2026 (−12.8%)</w:t>
       </w:r>
-      <w:hyperlink r:id="rId29">
+      <w:hyperlink r:id="rId33">
         <w:r>
           <w:rPr>
             <w:color w:val="2A78D6"/>
             <w:vertAlign w:val="superscript"/>
             <w:sz w:val="16"/>
           </w:rPr>
-          <w:t xml:space="preserve">20</w:t>
+          <w:t xml:space="preserve">24</w:t>
         </w:r>
       </w:hyperlink>
     </w:p>
@@ -6640,24 +6833,16 @@
         </w:rPr>
         <w:t>Taxonomy-aligned capex 84.7%</w:t>
       </w:r>
-      <w:hyperlink r:id="rId24">
+      <w:hyperlink r:id="rId26">
         <w:r>
           <w:rPr>
             <w:color w:val="2A78D6"/>
             <w:vertAlign w:val="superscript"/>
             <w:sz w:val="16"/>
           </w:rPr>
-          <w:t xml:space="preserve">15</w:t>
+          <w:t xml:space="preserve">17</w:t>
         </w:r>
       </w:hyperlink>
-      <w:r>
-        <w:rPr>
-          <w:b w:val="0"/>
-          <w:color w:val="333333"/>
-          <w:sz w:val="19"/>
-        </w:rPr>
-        <w:t>.</w:t>
-      </w:r>
     </w:p>
     <w:p>
       <w:pPr>
@@ -6676,7 +6861,25 @@
           <w:color w:val="333333"/>
           <w:sz w:val="19"/>
         </w:rPr>
-        <w:t>Comparison with the Fund's targets - analyst.</w:t>
+        <w:t>SBTi-validated 1.5°C targets</w:t>
+      </w:r>
+      <w:hyperlink r:id="rId46">
+        <w:r>
+          <w:rPr>
+            <w:color w:val="2A78D6"/>
+            <w:vertAlign w:val="superscript"/>
+            <w:sz w:val="16"/>
+          </w:rPr>
+          <w:t xml:space="preserve">44</w:t>
+        </w:r>
+      </w:hyperlink>
+      <w:r>
+        <w:rPr>
+          <w:b w:val="0"/>
+          <w:color w:val="333333"/>
+          <w:sz w:val="19"/>
+        </w:rPr>
+        <w:t>.</w:t>
       </w:r>
     </w:p>
     <w:p>
@@ -6704,7 +6907,7 @@
         <w:rPr>
           <w:b w:val="0"/>
         </w:rPr>
-        <w:t>Exclusionary screening without findings (sanctions and media to be confirmed by the analyst). Positives: high Taxonomy-aligned capex, SBTi targets. Watch the share of gas generation and safety.</w:t>
+        <w:t>No exclusions or red flags. Strong green profile: 84.7% Taxonomy-aligned capex and SBTi-validated targets. Worth watching: higher gas generation in 2025 and contractor safety.</w:t>
       </w:r>
     </w:p>
     <w:p>
@@ -6792,7 +6995,7 @@
             <w:color w:val="2A78D6"/>
             <w:sz w:val="17"/>
           </w:rPr>
-          <w:t xml:space="preserve">Ignitis Group - First six months 2026 interim report, p. 24, 2026-08-12</w:t>
+          <w:t xml:space="preserve">Ignitis Group - First six months 2026 interim report, p. 10, 2026-08-12</w:t>
         </w:r>
       </w:hyperlink>
     </w:p>
@@ -6834,7 +7037,7 @@
             <w:color w:val="2A78D6"/>
             <w:sz w:val="17"/>
           </w:rPr>
-          <w:t xml:space="preserve">Ignitis Group - First six months 2026 interim report, p. 10, 2026-08-12</w:t>
+          <w:t xml:space="preserve">Bonds page (incl. tender offer for XS1646530565), 2026-10-22</w:t>
         </w:r>
       </w:hyperlink>
     </w:p>
@@ -6855,7 +7058,7 @@
             <w:color w:val="2A78D6"/>
             <w:sz w:val="17"/>
           </w:rPr>
-          <w:t xml:space="preserve">Strategic Plan 2026-2029, 2026-05</w:t>
+          <w:t xml:space="preserve">Ignitis Group - First six months 2026 interim report, p. 24, 2026-08-12</w:t>
         </w:r>
       </w:hyperlink>
     </w:p>
@@ -6876,7 +7079,7 @@
             <w:color w:val="2A78D6"/>
             <w:sz w:val="17"/>
           </w:rPr>
-          <w:t xml:space="preserve">Bonds page (incl. tender offer for XS1646530565), 2026-10-22</w:t>
+          <w:t xml:space="preserve">Strategic Plan 2026-2029, 2026-05</w:t>
         </w:r>
       </w:hyperlink>
     </w:p>
@@ -7023,7 +7226,7 @@
             <w:color w:val="2A78D6"/>
             <w:sz w:val="17"/>
           </w:rPr>
-          <w:t xml:space="preserve">Ignitis Group - First six months 2026 interim report, p. 33, 2026-08-12</w:t>
+          <w:t xml:space="preserve">Ignitis Group - First six months 2026 interim report, p. 36, 2026-08-12</w:t>
         </w:r>
       </w:hyperlink>
     </w:p>
@@ -7044,7 +7247,7 @@
             <w:color w:val="2A78D6"/>
             <w:sz w:val="17"/>
           </w:rPr>
-          <w:t xml:space="preserve">Integrated Annual Report 2025, 2026-02-25</w:t>
+          <w:t xml:space="preserve">Ignitis Group - First six months 2026 interim report, p. 32, 2026-08-12</w:t>
         </w:r>
       </w:hyperlink>
     </w:p>
@@ -7059,7 +7262,91 @@
         </w:rPr>
         <w:t xml:space="preserve">16. </w:t>
       </w:r>
+      <w:hyperlink r:id="rId25">
+        <w:r>
+          <w:rPr>
+            <w:color w:val="2A78D6"/>
+            <w:sz w:val="17"/>
+          </w:rPr>
+          <w:t xml:space="preserve">Ignitis Group - First six months 2026 interim report, p. 33, 2026-08-12</w:t>
+        </w:r>
+      </w:hyperlink>
+    </w:p>
+    <w:p>
+      <w:pPr>
+        <w:spacing w:after="20"/>
+        <w:ind w:left="340" w:hanging="340"/>
+      </w:pPr>
+      <w:r>
+        <w:rPr>
+          <w:sz w:val="17"/>
+        </w:rPr>
+        <w:t xml:space="preserve">17. </w:t>
+      </w:r>
       <w:hyperlink r:id="rId26">
+        <w:r>
+          <w:rPr>
+            <w:color w:val="2A78D6"/>
+            <w:sz w:val="17"/>
+          </w:rPr>
+          <w:t xml:space="preserve">Integrated Annual Report 2025, 2026-02-25</w:t>
+        </w:r>
+      </w:hyperlink>
+    </w:p>
+    <w:p>
+      <w:pPr>
+        <w:spacing w:after="20"/>
+        <w:ind w:left="340" w:hanging="340"/>
+      </w:pPr>
+      <w:r>
+        <w:rPr>
+          <w:sz w:val="17"/>
+        </w:rPr>
+        <w:t xml:space="preserve">18. </w:t>
+      </w:r>
+      <w:hyperlink r:id="rId27">
+        <w:r>
+          <w:rPr>
+            <w:color w:val="2A78D6"/>
+            <w:sz w:val="17"/>
+          </w:rPr>
+          <w:t xml:space="preserve">Integrated Annual Report 2025, p. 11, 2026-02-25</w:t>
+        </w:r>
+      </w:hyperlink>
+    </w:p>
+    <w:p>
+      <w:pPr>
+        <w:spacing w:after="20"/>
+        <w:ind w:left="340" w:hanging="340"/>
+      </w:pPr>
+      <w:r>
+        <w:rPr>
+          <w:sz w:val="17"/>
+        </w:rPr>
+        <w:t xml:space="preserve">19. </w:t>
+      </w:r>
+      <w:hyperlink r:id="rId28">
+        <w:r>
+          <w:rPr>
+            <w:color w:val="2A78D6"/>
+            <w:sz w:val="17"/>
+          </w:rPr>
+          <w:t xml:space="preserve">Ignitis Group - First six months 2026 interim report, p. 37, 2026-08-12</w:t>
+        </w:r>
+      </w:hyperlink>
+    </w:p>
+    <w:p>
+      <w:pPr>
+        <w:spacing w:after="20"/>
+        <w:ind w:left="340" w:hanging="340"/>
+      </w:pPr>
+      <w:r>
+        <w:rPr>
+          <w:sz w:val="17"/>
+        </w:rPr>
+        <w:t xml:space="preserve">20. </w:t>
+      </w:r>
+      <w:hyperlink r:id="rId30">
         <w:r>
           <w:rPr>
             <w:color w:val="2A78D6"/>
@@ -7078,7 +7365,7 @@
         <w:rPr>
           <w:sz w:val="17"/>
         </w:rPr>
-        <w:t xml:space="preserve">17. </w:t>
+        <w:t xml:space="preserve">21. </w:t>
       </w:r>
       <w:hyperlink r:id="rId18">
         <w:r>
@@ -7099,9 +7386,9 @@
         <w:rPr>
           <w:sz w:val="17"/>
         </w:rPr>
-        <w:t xml:space="preserve">18. </w:t>
+        <w:t xml:space="preserve">22. </w:t>
       </w:r>
-      <w:hyperlink r:id="rId27">
+      <w:hyperlink r:id="rId31">
         <w:r>
           <w:rPr>
             <w:color w:val="2A78D6"/>
@@ -7120,9 +7407,9 @@
         <w:rPr>
           <w:sz w:val="17"/>
         </w:rPr>
-        <w:t xml:space="preserve">19. </w:t>
+        <w:t xml:space="preserve">23. </w:t>
       </w:r>
-      <w:hyperlink r:id="rId28">
+      <w:hyperlink r:id="rId32">
         <w:r>
           <w:rPr>
             <w:color w:val="2A78D6"/>
@@ -7141,9 +7428,9 @@
         <w:rPr>
           <w:sz w:val="17"/>
         </w:rPr>
-        <w:t xml:space="preserve">20. </w:t>
+        <w:t xml:space="preserve">24. </w:t>
       </w:r>
-      <w:hyperlink r:id="rId29">
+      <w:hyperlink r:id="rId33">
         <w:r>
           <w:rPr>
             <w:color w:val="2A78D6"/>
@@ -7162,7 +7449,7 @@
         <w:rPr>
           <w:sz w:val="17"/>
         </w:rPr>
-        <w:t xml:space="preserve">21. </w:t>
+        <w:t xml:space="preserve">25. </w:t>
       </w:r>
       <w:hyperlink r:id="rId18">
         <w:r>
@@ -7170,7 +7457,7 @@
             <w:color w:val="2A78D6"/>
             <w:sz w:val="17"/>
           </w:rPr>
-          <w:t xml:space="preserve">Ignitis Group - First six months 2026 interim report, p. 11, 23 (verify revenue and net profit in the PDF), 2026-08-12</w:t>
+          <w:t xml:space="preserve">Ignitis Group - First six months 2026 interim report, p. 11, 23, 32, 2026-08-12</w:t>
         </w:r>
       </w:hyperlink>
     </w:p>
@@ -7183,7 +7470,7 @@
         <w:rPr>
           <w:sz w:val="17"/>
         </w:rPr>
-        <w:t xml:space="preserve">22. </w:t>
+        <w:t xml:space="preserve">26. </w:t>
       </w:r>
       <w:hyperlink r:id="rId22">
         <w:r>
@@ -7204,9 +7491,9 @@
         <w:rPr>
           <w:sz w:val="17"/>
         </w:rPr>
-        <w:t xml:space="preserve">23. </w:t>
+        <w:t xml:space="preserve">27. </w:t>
       </w:r>
-      <w:hyperlink r:id="rId26">
+      <w:hyperlink r:id="rId30">
         <w:r>
           <w:rPr>
             <w:color w:val="2A78D6"/>
@@ -7225,9 +7512,9 @@
         <w:rPr>
           <w:sz w:val="17"/>
         </w:rPr>
-        <w:t xml:space="preserve">24. </w:t>
+        <w:t xml:space="preserve">28. </w:t>
       </w:r>
-      <w:hyperlink r:id="rId30">
+      <w:hyperlink r:id="rId34">
         <w:r>
           <w:rPr>
             <w:color w:val="2A78D6"/>
@@ -7246,9 +7533,9 @@
         <w:rPr>
           <w:sz w:val="17"/>
         </w:rPr>
-        <w:t xml:space="preserve">25. </w:t>
+        <w:t xml:space="preserve">29. </w:t>
       </w:r>
-      <w:hyperlink r:id="rId14">
+      <w:hyperlink r:id="rId12">
         <w:r>
           <w:rPr>
             <w:color w:val="2A78D6"/>
@@ -7267,9 +7554,9 @@
         <w:rPr>
           <w:sz w:val="17"/>
         </w:rPr>
-        <w:t xml:space="preserve">26. </w:t>
+        <w:t xml:space="preserve">30. </w:t>
       </w:r>
-      <w:hyperlink r:id="rId31">
+      <w:hyperlink r:id="rId35">
         <w:r>
           <w:rPr>
             <w:color w:val="2A78D6"/>
@@ -7288,99 +7575,15 @@
         <w:rPr>
           <w:sz w:val="17"/>
         </w:rPr>
-        <w:t xml:space="preserve">27. </w:t>
+        <w:t xml:space="preserve">31. </w:t>
       </w:r>
-      <w:hyperlink r:id="rId26">
+      <w:hyperlink r:id="rId30">
         <w:r>
           <w:rPr>
             <w:color w:val="2A78D6"/>
             <w:sz w:val="17"/>
           </w:rPr>
           <w:t xml:space="preserve">Ignitis Group - First six months 2026 interim report, p. 5, 10, 2026-08-12</w:t>
-        </w:r>
-      </w:hyperlink>
-    </w:p>
-    <w:p>
-      <w:pPr>
-        <w:spacing w:after="20"/>
-        <w:ind w:left="340" w:hanging="340"/>
-      </w:pPr>
-      <w:r>
-        <w:rPr>
-          <w:sz w:val="17"/>
-        </w:rPr>
-        <w:t xml:space="preserve">28. </w:t>
-      </w:r>
-      <w:hyperlink r:id="rId32">
-        <w:r>
-          <w:rPr>
-            <w:color w:val="2A78D6"/>
-            <w:sz w:val="17"/>
-          </w:rPr>
-          <w:t xml:space="preserve">Integrated Annual Report 2025, p. 10, 2026-02-25</w:t>
-        </w:r>
-      </w:hyperlink>
-    </w:p>
-    <w:p>
-      <w:pPr>
-        <w:spacing w:after="20"/>
-        <w:ind w:left="340" w:hanging="340"/>
-      </w:pPr>
-      <w:r>
-        <w:rPr>
-          <w:sz w:val="17"/>
-        </w:rPr>
-        <w:t xml:space="preserve">29. </w:t>
-      </w:r>
-      <w:hyperlink r:id="rId33">
-        <w:r>
-          <w:rPr>
-            <w:color w:val="2A78D6"/>
-            <w:sz w:val="17"/>
-          </w:rPr>
-          <w:t xml:space="preserve">SEB Policy on Sustainability Considerations in Investments (2026-04-15), p. 5, 2026-04-15</w:t>
-        </w:r>
-      </w:hyperlink>
-    </w:p>
-    <w:p>
-      <w:pPr>
-        <w:spacing w:after="20"/>
-        <w:ind w:left="340" w:hanging="340"/>
-      </w:pPr>
-      <w:r>
-        <w:rPr>
-          <w:sz w:val="17"/>
-        </w:rPr>
-        <w:t xml:space="preserve">30. </w:t>
-      </w:r>
-      <w:hyperlink r:id="rId34">
-        <w:r>
-          <w:rPr>
-            <w:color w:val="2A78D6"/>
-            <w:sz w:val="17"/>
-          </w:rPr>
-          <w:t xml:space="preserve">SEB Sector Policy on Electricity &amp; Renewable Energy (2026-04-23), p. 6, 2026-04-23</w:t>
-        </w:r>
-      </w:hyperlink>
-    </w:p>
-    <w:p>
-      <w:pPr>
-        <w:spacing w:after="20"/>
-        <w:ind w:left="340" w:hanging="340"/>
-      </w:pPr>
-      <w:r>
-        <w:rPr>
-          <w:sz w:val="17"/>
-        </w:rPr>
-        <w:t xml:space="preserve">31. </w:t>
-      </w:r>
-      <w:hyperlink r:id="rId35">
-        <w:r>
-          <w:rPr>
-            <w:color w:val="2A78D6"/>
-            <w:sz w:val="17"/>
-          </w:rPr>
-          <w:t xml:space="preserve">Integrated Annual Report 2025, p. 24, 39, 2026-02-25</w:t>
         </w:r>
       </w:hyperlink>
     </w:p>
@@ -7401,7 +7604,7 @@
             <w:color w:val="2A78D6"/>
             <w:sz w:val="17"/>
           </w:rPr>
-          <w:t xml:space="preserve">SEB Sector Policy on Fossil Fuels (2026-04-23), p. 4, 6, 2026-04-23</w:t>
+          <w:t xml:space="preserve">Integrated Annual Report 2025, p. 10, 2026-02-25</w:t>
         </w:r>
       </w:hyperlink>
     </w:p>
@@ -7422,7 +7625,7 @@
             <w:color w:val="2A78D6"/>
             <w:sz w:val="17"/>
           </w:rPr>
-          <w:t xml:space="preserve">Integrated Annual Report 2025, p. 8-9, 15, 2026-02-25</w:t>
+          <w:t xml:space="preserve">Ignitis grupė - Politikos ir sertifikatai (website, LT), 2026-10-22</w:t>
         </w:r>
       </w:hyperlink>
     </w:p>
@@ -7443,7 +7646,7 @@
             <w:color w:val="2A78D6"/>
             <w:sz w:val="17"/>
           </w:rPr>
-          <w:t xml:space="preserve">Ignitis grupė - Politikos ir sertifikatai (website, LT), 2026-10-22</w:t>
+          <w:t xml:space="preserve">SEB Policy on Sustainability Considerations in Investments (2026-04-15), p. 5, 2026-04-15</w:t>
         </w:r>
       </w:hyperlink>
     </w:p>
@@ -7464,7 +7667,7 @@
             <w:color w:val="2A78D6"/>
             <w:sz w:val="17"/>
           </w:rPr>
-          <w:t xml:space="preserve">Integrated Annual Report 2025, p. 16, 2026-02-25</w:t>
+          <w:t xml:space="preserve">SEB Sector Policy on Electricity &amp; Renewable Energy (2026-04-23), p. 6, 2026-04-23</w:t>
         </w:r>
       </w:hyperlink>
     </w:p>
@@ -7485,7 +7688,7 @@
             <w:color w:val="2A78D6"/>
             <w:sz w:val="17"/>
           </w:rPr>
-          <w:t xml:space="preserve">Ignitis grupė - Verslo etika (website, LT), 2026-10-22</w:t>
+          <w:t xml:space="preserve">Integrated Annual Report 2025, p. 24, 39, 2026-02-25</w:t>
         </w:r>
       </w:hyperlink>
     </w:p>
@@ -7500,7 +7703,91 @@
         </w:rPr>
         <w:t xml:space="preserve">37. </w:t>
       </w:r>
-      <w:hyperlink r:id="rId37">
+      <w:hyperlink r:id="rId41">
+        <w:r>
+          <w:rPr>
+            <w:color w:val="2A78D6"/>
+            <w:sz w:val="17"/>
+          </w:rPr>
+          <w:t xml:space="preserve">SEB Sector Policy on Fossil Fuels (2026-04-23), p. 4, 6, 2026-04-23</w:t>
+        </w:r>
+      </w:hyperlink>
+    </w:p>
+    <w:p>
+      <w:pPr>
+        <w:spacing w:after="20"/>
+        <w:ind w:left="340" w:hanging="340"/>
+      </w:pPr>
+      <w:r>
+        <w:rPr>
+          <w:sz w:val="17"/>
+        </w:rPr>
+        <w:t xml:space="preserve">38. </w:t>
+      </w:r>
+      <w:hyperlink r:id="rId42">
+        <w:r>
+          <w:rPr>
+            <w:color w:val="2A78D6"/>
+            <w:sz w:val="17"/>
+          </w:rPr>
+          <w:t xml:space="preserve">Integrated Annual Report 2025, p. 8-9, 15, 2026-02-25</w:t>
+        </w:r>
+      </w:hyperlink>
+    </w:p>
+    <w:p>
+      <w:pPr>
+        <w:spacing w:after="20"/>
+        <w:ind w:left="340" w:hanging="340"/>
+      </w:pPr>
+      <w:r>
+        <w:rPr>
+          <w:sz w:val="17"/>
+        </w:rPr>
+        <w:t xml:space="preserve">39. </w:t>
+      </w:r>
+      <w:hyperlink r:id="rId43">
+        <w:r>
+          <w:rPr>
+            <w:color w:val="2A78D6"/>
+            <w:sz w:val="17"/>
+          </w:rPr>
+          <w:t xml:space="preserve">Integrated Annual Report 2025, p. 16, 2026-02-25</w:t>
+        </w:r>
+      </w:hyperlink>
+    </w:p>
+    <w:p>
+      <w:pPr>
+        <w:spacing w:after="20"/>
+        <w:ind w:left="340" w:hanging="340"/>
+      </w:pPr>
+      <w:r>
+        <w:rPr>
+          <w:sz w:val="17"/>
+        </w:rPr>
+        <w:t xml:space="preserve">40. </w:t>
+      </w:r>
+      <w:hyperlink r:id="rId44">
+        <w:r>
+          <w:rPr>
+            <w:color w:val="2A78D6"/>
+            <w:sz w:val="17"/>
+          </w:rPr>
+          <w:t xml:space="preserve">Ignitis grupė - Verslo etika (website, LT), 2026-10-22</w:t>
+        </w:r>
+      </w:hyperlink>
+    </w:p>
+    <w:p>
+      <w:pPr>
+        <w:spacing w:after="20"/>
+        <w:ind w:left="340" w:hanging="340"/>
+      </w:pPr>
+      <w:r>
+        <w:rPr>
+          <w:sz w:val="17"/>
+        </w:rPr>
+        <w:t xml:space="preserve">41. </w:t>
+      </w:r>
+      <w:hyperlink r:id="rId42">
         <w:r>
           <w:rPr>
             <w:color w:val="2A78D6"/>
@@ -7519,9 +7806,9 @@
         <w:rPr>
           <w:sz w:val="17"/>
         </w:rPr>
-        <w:t xml:space="preserve">38. </w:t>
+        <w:t xml:space="preserve">42. </w:t>
       </w:r>
-      <w:hyperlink r:id="rId41">
+      <w:hyperlink r:id="rId45">
         <w:r>
           <w:rPr>
             <w:color w:val="2A78D6"/>
@@ -7540,9 +7827,9 @@
         <w:rPr>
           <w:sz w:val="17"/>
         </w:rPr>
-        <w:t xml:space="preserve">39. </w:t>
+        <w:t xml:space="preserve">43. </w:t>
       </w:r>
-      <w:hyperlink r:id="rId34">
+      <w:hyperlink r:id="rId39">
         <w:r>
           <w:rPr>
             <w:color w:val="2A78D6"/>
@@ -7561,15 +7848,15 @@
         <w:rPr>
           <w:sz w:val="17"/>
         </w:rPr>
-        <w:t xml:space="preserve">40. </w:t>
+        <w:t xml:space="preserve">44. </w:t>
       </w:r>
-      <w:hyperlink r:id="rId42">
+      <w:hyperlink r:id="rId46">
         <w:r>
           <w:rPr>
             <w:color w:val="2A78D6"/>
             <w:sz w:val="17"/>
           </w:rPr>
-          <w:t xml:space="preserve">Integrated Annual Report 2025, p. 429, 2026-02-25</w:t>
+          <w:t xml:space="preserve">Integrated Annual Report 2025, p. 9, 2026-02-25</w:t>
         </w:r>
       </w:hyperlink>
     </w:p>

--- a/docs/files/ignitis/ignitis_6M2026_en.docx
+++ b/docs/files/ignitis/ignitis_6M2026_en.docx
@@ -5647,24 +5647,10 @@
         <w:rPr>
           <w:sz w:val="24"/>
         </w:rPr>
-        <w:t xml:space="preserve">☐ </w:t>
+        <w:t xml:space="preserve">☑ </w:t>
       </w:r>
       <w:r>
         <w:t>Yes, the company is not in the list of sanctions (add a screenshot)</w:t>
-      </w:r>
-    </w:p>
-    <w:p>
-      <w:pPr>
-        <w:spacing w:after="0"/>
-        <w:ind w:left="397"/>
-      </w:pPr>
-      <w:r>
-        <w:rPr>
-          <w:b/>
-          <w:color w:val="B42318"/>
-          <w:sz w:val="19"/>
-        </w:rPr>
-        <w:t>Needs review</w:t>
       </w:r>
     </w:p>
     <w:p>
@@ -5684,7 +5670,7 @@
           <w:color w:val="333333"/>
           <w:sz w:val="19"/>
         </w:rPr>
-        <w:t>Automatic check against the EU, UN, US OFAC and UK consolidated sanctions lists.</w:t>
+        <w:t>Not found on the EU, UN, US OFAC, UK consolidated sanctions lists (automatic check 2026-10-22).</w:t>
       </w:r>
     </w:p>
     <w:p>

--- a/docs/files/ignitis/ignitis_6M2026_en.docx
+++ b/docs/files/ignitis/ignitis_6M2026_en.docx
@@ -5670,7 +5670,7 @@
           <w:color w:val="333333"/>
           <w:sz w:val="19"/>
         </w:rPr>
-        <w:t>Not found on the EU, UN, US OFAC, UK consolidated sanctions lists (automatic check 2026-10-22).</w:t>
+        <w:t>Not found on the EU, UN, UK, US OFAC consolidated sanctions lists (automatic check 2026-10-22).</w:t>
       </w:r>
     </w:p>
     <w:p>

--- a/docs/files/ignitis/ignitis_6M2026_en.docx
+++ b/docs/files/ignitis/ignitis_6M2026_en.docx
@@ -748,385 +748,6 @@
                 <w:sz w:val="17"/>
               </w:rPr>
               <w:t>Note</w:t>
-            </w:r>
-          </w:p>
-        </w:tc>
-      </w:tr>
-      <w:tr>
-        <w:tc>
-          <w:tcPr>
-            <w:tcW w:type="dxa" w:w="1701"/>
-          </w:tcPr>
-          <w:p>
-            <w:pPr>
-              <w:spacing w:after="0"/>
-            </w:pPr>
-            <w:r/>
-            <w:r>
-              <w:rPr>
-                <w:b w:val="0"/>
-                <w:sz w:val="17"/>
-              </w:rPr>
-              <w:t>LT0000115768</w:t>
-            </w:r>
-          </w:p>
-        </w:tc>
-        <w:tc>
-          <w:tcPr>
-            <w:tcW w:type="dxa" w:w="2608"/>
-          </w:tcPr>
-          <w:p>
-            <w:pPr>
-              <w:spacing w:after="0"/>
-            </w:pPr>
-            <w:r/>
-            <w:r>
-              <w:rPr>
-                <w:b w:val="0"/>
-                <w:sz w:val="17"/>
-              </w:rPr>
-              <w:t>Ignitis grupė ordinary share (IGN1L)</w:t>
-            </w:r>
-          </w:p>
-        </w:tc>
-        <w:tc>
-          <w:tcPr>
-            <w:tcW w:type="dxa" w:w="964"/>
-          </w:tcPr>
-          <w:p>
-            <w:pPr>
-              <w:spacing w:after="0"/>
-              <w:jc w:val="right"/>
-            </w:pPr>
-            <w:r/>
-            <w:r>
-              <w:rPr>
-                <w:b w:val="0"/>
-                <w:sz w:val="17"/>
-              </w:rPr>
-              <w:t>–</w:t>
-            </w:r>
-          </w:p>
-        </w:tc>
-        <w:tc>
-          <w:tcPr>
-            <w:tcW w:type="dxa" w:w="1304"/>
-          </w:tcPr>
-          <w:p>
-            <w:pPr>
-              <w:spacing w:after="0"/>
-            </w:pPr>
-            <w:r/>
-            <w:r>
-              <w:rPr>
-                <w:b w:val="0"/>
-                <w:sz w:val="17"/>
-              </w:rPr>
-              <w:t>share</w:t>
-            </w:r>
-          </w:p>
-        </w:tc>
-        <w:tc>
-          <w:tcPr>
-            <w:tcW w:type="dxa" w:w="3061"/>
-          </w:tcPr>
-          <w:p>
-            <w:pPr>
-              <w:spacing w:after="0"/>
-            </w:pPr>
-            <w:r/>
-            <w:r>
-              <w:rPr>
-                <w:b w:val="0"/>
-                <w:sz w:val="17"/>
-              </w:rPr>
-            </w:r>
-          </w:p>
-        </w:tc>
-      </w:tr>
-      <w:tr>
-        <w:tc>
-          <w:tcPr>
-            <w:tcW w:type="dxa" w:w="1701"/>
-            <w:shd w:val="clear" w:color="auto" w:fill="F6F8FA"/>
-          </w:tcPr>
-          <w:p>
-            <w:pPr>
-              <w:spacing w:after="0"/>
-            </w:pPr>
-            <w:r/>
-            <w:r>
-              <w:rPr>
-                <w:b w:val="0"/>
-                <w:sz w:val="17"/>
-              </w:rPr>
-              <w:t>XS1646530565</w:t>
-            </w:r>
-          </w:p>
-        </w:tc>
-        <w:tc>
-          <w:tcPr>
-            <w:tcW w:type="dxa" w:w="2608"/>
-            <w:shd w:val="clear" w:color="auto" w:fill="F6F8FA"/>
-          </w:tcPr>
-          <w:p>
-            <w:pPr>
-              <w:spacing w:after="0"/>
-            </w:pPr>
-            <w:r/>
-            <w:r>
-              <w:rPr>
-                <w:b w:val="0"/>
-                <w:sz w:val="17"/>
-              </w:rPr>
-              <w:t>Ignitis 2.000% green notes 2027</w:t>
-            </w:r>
-          </w:p>
-        </w:tc>
-        <w:tc>
-          <w:tcPr>
-            <w:tcW w:type="dxa" w:w="964"/>
-            <w:shd w:val="clear" w:color="auto" w:fill="F6F8FA"/>
-          </w:tcPr>
-          <w:p>
-            <w:pPr>
-              <w:spacing w:after="0"/>
-              <w:jc w:val="right"/>
-            </w:pPr>
-            <w:r/>
-            <w:r>
-              <w:rPr>
-                <w:b w:val="0"/>
-                <w:sz w:val="17"/>
-              </w:rPr>
-              <w:t>2.000%</w:t>
-            </w:r>
-          </w:p>
-        </w:tc>
-        <w:tc>
-          <w:tcPr>
-            <w:tcW w:type="dxa" w:w="1304"/>
-            <w:shd w:val="clear" w:color="auto" w:fill="F6F8FA"/>
-          </w:tcPr>
-          <w:p>
-            <w:pPr>
-              <w:spacing w:after="0"/>
-            </w:pPr>
-            <w:r/>
-            <w:r>
-              <w:rPr>
-                <w:b w:val="0"/>
-                <w:sz w:val="17"/>
-              </w:rPr>
-              <w:t>2027-07-14</w:t>
-            </w:r>
-          </w:p>
-        </w:tc>
-        <w:tc>
-          <w:tcPr>
-            <w:tcW w:type="dxa" w:w="3061"/>
-            <w:shd w:val="clear" w:color="auto" w:fill="F6F8FA"/>
-          </w:tcPr>
-          <w:p>
-            <w:pPr>
-              <w:spacing w:after="0"/>
-            </w:pPr>
-            <w:r/>
-            <w:r>
-              <w:rPr>
-                <w:b w:val="0"/>
-                <w:sz w:val="17"/>
-              </w:rPr>
-              <w:t>Tender offer for any and all notes announced 2026-10-19 (refinanced by new EuGB 4.500% 2031)</w:t>
-            </w:r>
-          </w:p>
-        </w:tc>
-      </w:tr>
-      <w:tr>
-        <w:tc>
-          <w:tcPr>
-            <w:tcW w:type="dxa" w:w="1701"/>
-          </w:tcPr>
-          <w:p>
-            <w:pPr>
-              <w:spacing w:after="0"/>
-            </w:pPr>
-            <w:r/>
-            <w:r>
-              <w:rPr>
-                <w:b w:val="0"/>
-                <w:sz w:val="17"/>
-              </w:rPr>
-              <w:t>XS1853999313</w:t>
-            </w:r>
-          </w:p>
-        </w:tc>
-        <w:tc>
-          <w:tcPr>
-            <w:tcW w:type="dxa" w:w="2608"/>
-          </w:tcPr>
-          <w:p>
-            <w:pPr>
-              <w:spacing w:after="0"/>
-            </w:pPr>
-            <w:r/>
-            <w:r>
-              <w:rPr>
-                <w:b w:val="0"/>
-                <w:sz w:val="17"/>
-              </w:rPr>
-              <w:t>Ignitis 1.875% green notes 2028</w:t>
-            </w:r>
-          </w:p>
-        </w:tc>
-        <w:tc>
-          <w:tcPr>
-            <w:tcW w:type="dxa" w:w="964"/>
-          </w:tcPr>
-          <w:p>
-            <w:pPr>
-              <w:spacing w:after="0"/>
-              <w:jc w:val="right"/>
-            </w:pPr>
-            <w:r/>
-            <w:r>
-              <w:rPr>
-                <w:b w:val="0"/>
-                <w:sz w:val="17"/>
-              </w:rPr>
-              <w:t>1.875%</w:t>
-            </w:r>
-          </w:p>
-        </w:tc>
-        <w:tc>
-          <w:tcPr>
-            <w:tcW w:type="dxa" w:w="1304"/>
-          </w:tcPr>
-          <w:p>
-            <w:pPr>
-              <w:spacing w:after="0"/>
-            </w:pPr>
-            <w:r/>
-            <w:r>
-              <w:rPr>
-                <w:b w:val="0"/>
-                <w:sz w:val="17"/>
-              </w:rPr>
-              <w:t>2028-07-10</w:t>
-            </w:r>
-          </w:p>
-        </w:tc>
-        <w:tc>
-          <w:tcPr>
-            <w:tcW w:type="dxa" w:w="3061"/>
-          </w:tcPr>
-          <w:p>
-            <w:pPr>
-              <w:spacing w:after="0"/>
-            </w:pPr>
-            <w:r/>
-            <w:r>
-              <w:rPr>
-                <w:b w:val="0"/>
-                <w:sz w:val="17"/>
-              </w:rPr>
-            </w:r>
-          </w:p>
-        </w:tc>
-      </w:tr>
-      <w:tr>
-        <w:tc>
-          <w:tcPr>
-            <w:tcW w:type="dxa" w:w="1701"/>
-            <w:shd w:val="clear" w:color="auto" w:fill="F6F8FA"/>
-          </w:tcPr>
-          <w:p>
-            <w:pPr>
-              <w:spacing w:after="0"/>
-            </w:pPr>
-            <w:r/>
-            <w:r>
-              <w:rPr>
-                <w:b w:val="0"/>
-                <w:sz w:val="17"/>
-              </w:rPr>
-              <w:t>XS2177349912</w:t>
-            </w:r>
-          </w:p>
-        </w:tc>
-        <w:tc>
-          <w:tcPr>
-            <w:tcW w:type="dxa" w:w="2608"/>
-            <w:shd w:val="clear" w:color="auto" w:fill="F6F8FA"/>
-          </w:tcPr>
-          <w:p>
-            <w:pPr>
-              <w:spacing w:after="0"/>
-            </w:pPr>
-            <w:r/>
-            <w:r>
-              <w:rPr>
-                <w:b w:val="0"/>
-                <w:sz w:val="17"/>
-              </w:rPr>
-              <w:t>Ignitis 2.000% notes 2030</w:t>
-            </w:r>
-          </w:p>
-        </w:tc>
-        <w:tc>
-          <w:tcPr>
-            <w:tcW w:type="dxa" w:w="964"/>
-            <w:shd w:val="clear" w:color="auto" w:fill="F6F8FA"/>
-          </w:tcPr>
-          <w:p>
-            <w:pPr>
-              <w:spacing w:after="0"/>
-              <w:jc w:val="right"/>
-            </w:pPr>
-            <w:r/>
-            <w:r>
-              <w:rPr>
-                <w:b w:val="0"/>
-                <w:sz w:val="17"/>
-              </w:rPr>
-              <w:t>2.000%</w:t>
-            </w:r>
-          </w:p>
-        </w:tc>
-        <w:tc>
-          <w:tcPr>
-            <w:tcW w:type="dxa" w:w="1304"/>
-            <w:shd w:val="clear" w:color="auto" w:fill="F6F8FA"/>
-          </w:tcPr>
-          <w:p>
-            <w:pPr>
-              <w:spacing w:after="0"/>
-            </w:pPr>
-            <w:r/>
-            <w:r>
-              <w:rPr>
-                <w:b w:val="0"/>
-                <w:sz w:val="17"/>
-              </w:rPr>
-              <w:t>2030-05-21</w:t>
-            </w:r>
-          </w:p>
-        </w:tc>
-        <w:tc>
-          <w:tcPr>
-            <w:tcW w:type="dxa" w:w="3061"/>
-            <w:shd w:val="clear" w:color="auto" w:fill="F6F8FA"/>
-          </w:tcPr>
-          <w:p>
-            <w:pPr>
-              <w:spacing w:after="0"/>
-            </w:pPr>
-            <w:r/>
-            <w:r>
-              <w:rPr>
-                <w:b w:val="0"/>
-                <w:sz w:val="17"/>
-              </w:rPr>
             </w:r>
           </w:p>
         </w:tc>

--- a/docs/files/ignitis/ignitis_6M2026_en.docx
+++ b/docs/files/ignitis/ignitis_6M2026_en.docx
@@ -748,6 +748,385 @@
                 <w:sz w:val="17"/>
               </w:rPr>
               <w:t>Note</w:t>
+            </w:r>
+          </w:p>
+        </w:tc>
+      </w:tr>
+      <w:tr>
+        <w:tc>
+          <w:tcPr>
+            <w:tcW w:type="dxa" w:w="1701"/>
+          </w:tcPr>
+          <w:p>
+            <w:pPr>
+              <w:spacing w:after="0"/>
+            </w:pPr>
+            <w:r/>
+            <w:r>
+              <w:rPr>
+                <w:b w:val="0"/>
+                <w:sz w:val="17"/>
+              </w:rPr>
+              <w:t>LT0000115768</w:t>
+            </w:r>
+          </w:p>
+        </w:tc>
+        <w:tc>
+          <w:tcPr>
+            <w:tcW w:type="dxa" w:w="2608"/>
+          </w:tcPr>
+          <w:p>
+            <w:pPr>
+              <w:spacing w:after="0"/>
+            </w:pPr>
+            <w:r/>
+            <w:r>
+              <w:rPr>
+                <w:b w:val="0"/>
+                <w:sz w:val="17"/>
+              </w:rPr>
+              <w:t>Ignitis grupė ordinary share (IGN1L)</w:t>
+            </w:r>
+          </w:p>
+        </w:tc>
+        <w:tc>
+          <w:tcPr>
+            <w:tcW w:type="dxa" w:w="964"/>
+          </w:tcPr>
+          <w:p>
+            <w:pPr>
+              <w:spacing w:after="0"/>
+              <w:jc w:val="right"/>
+            </w:pPr>
+            <w:r/>
+            <w:r>
+              <w:rPr>
+                <w:b w:val="0"/>
+                <w:sz w:val="17"/>
+              </w:rPr>
+              <w:t>–</w:t>
+            </w:r>
+          </w:p>
+        </w:tc>
+        <w:tc>
+          <w:tcPr>
+            <w:tcW w:type="dxa" w:w="1304"/>
+          </w:tcPr>
+          <w:p>
+            <w:pPr>
+              <w:spacing w:after="0"/>
+            </w:pPr>
+            <w:r/>
+            <w:r>
+              <w:rPr>
+                <w:b w:val="0"/>
+                <w:sz w:val="17"/>
+              </w:rPr>
+              <w:t>share</w:t>
+            </w:r>
+          </w:p>
+        </w:tc>
+        <w:tc>
+          <w:tcPr>
+            <w:tcW w:type="dxa" w:w="3061"/>
+          </w:tcPr>
+          <w:p>
+            <w:pPr>
+              <w:spacing w:after="0"/>
+            </w:pPr>
+            <w:r/>
+            <w:r>
+              <w:rPr>
+                <w:b w:val="0"/>
+                <w:sz w:val="17"/>
+              </w:rPr>
+            </w:r>
+          </w:p>
+        </w:tc>
+      </w:tr>
+      <w:tr>
+        <w:tc>
+          <w:tcPr>
+            <w:tcW w:type="dxa" w:w="1701"/>
+            <w:shd w:val="clear" w:color="auto" w:fill="F6F8FA"/>
+          </w:tcPr>
+          <w:p>
+            <w:pPr>
+              <w:spacing w:after="0"/>
+            </w:pPr>
+            <w:r/>
+            <w:r>
+              <w:rPr>
+                <w:b w:val="0"/>
+                <w:sz w:val="17"/>
+              </w:rPr>
+              <w:t>XS1646530565</w:t>
+            </w:r>
+          </w:p>
+        </w:tc>
+        <w:tc>
+          <w:tcPr>
+            <w:tcW w:type="dxa" w:w="2608"/>
+            <w:shd w:val="clear" w:color="auto" w:fill="F6F8FA"/>
+          </w:tcPr>
+          <w:p>
+            <w:pPr>
+              <w:spacing w:after="0"/>
+            </w:pPr>
+            <w:r/>
+            <w:r>
+              <w:rPr>
+                <w:b w:val="0"/>
+                <w:sz w:val="17"/>
+              </w:rPr>
+              <w:t>Ignitis 2.000% green notes 2027</w:t>
+            </w:r>
+          </w:p>
+        </w:tc>
+        <w:tc>
+          <w:tcPr>
+            <w:tcW w:type="dxa" w:w="964"/>
+            <w:shd w:val="clear" w:color="auto" w:fill="F6F8FA"/>
+          </w:tcPr>
+          <w:p>
+            <w:pPr>
+              <w:spacing w:after="0"/>
+              <w:jc w:val="right"/>
+            </w:pPr>
+            <w:r/>
+            <w:r>
+              <w:rPr>
+                <w:b w:val="0"/>
+                <w:sz w:val="17"/>
+              </w:rPr>
+              <w:t>2.000%</w:t>
+            </w:r>
+          </w:p>
+        </w:tc>
+        <w:tc>
+          <w:tcPr>
+            <w:tcW w:type="dxa" w:w="1304"/>
+            <w:shd w:val="clear" w:color="auto" w:fill="F6F8FA"/>
+          </w:tcPr>
+          <w:p>
+            <w:pPr>
+              <w:spacing w:after="0"/>
+            </w:pPr>
+            <w:r/>
+            <w:r>
+              <w:rPr>
+                <w:b w:val="0"/>
+                <w:sz w:val="17"/>
+              </w:rPr>
+              <w:t>2027-07-14</w:t>
+            </w:r>
+          </w:p>
+        </w:tc>
+        <w:tc>
+          <w:tcPr>
+            <w:tcW w:type="dxa" w:w="3061"/>
+            <w:shd w:val="clear" w:color="auto" w:fill="F6F8FA"/>
+          </w:tcPr>
+          <w:p>
+            <w:pPr>
+              <w:spacing w:after="0"/>
+            </w:pPr>
+            <w:r/>
+            <w:r>
+              <w:rPr>
+                <w:b w:val="0"/>
+                <w:sz w:val="17"/>
+              </w:rPr>
+              <w:t>Tender offer for any and all notes announced 2026-10-19 (refinanced by new EuGB 4.500% 2031)</w:t>
+            </w:r>
+          </w:p>
+        </w:tc>
+      </w:tr>
+      <w:tr>
+        <w:tc>
+          <w:tcPr>
+            <w:tcW w:type="dxa" w:w="1701"/>
+          </w:tcPr>
+          <w:p>
+            <w:pPr>
+              <w:spacing w:after="0"/>
+            </w:pPr>
+            <w:r/>
+            <w:r>
+              <w:rPr>
+                <w:b w:val="0"/>
+                <w:sz w:val="17"/>
+              </w:rPr>
+              <w:t>XS1853999313</w:t>
+            </w:r>
+          </w:p>
+        </w:tc>
+        <w:tc>
+          <w:tcPr>
+            <w:tcW w:type="dxa" w:w="2608"/>
+          </w:tcPr>
+          <w:p>
+            <w:pPr>
+              <w:spacing w:after="0"/>
+            </w:pPr>
+            <w:r/>
+            <w:r>
+              <w:rPr>
+                <w:b w:val="0"/>
+                <w:sz w:val="17"/>
+              </w:rPr>
+              <w:t>Ignitis 1.875% green notes 2028</w:t>
+            </w:r>
+          </w:p>
+        </w:tc>
+        <w:tc>
+          <w:tcPr>
+            <w:tcW w:type="dxa" w:w="964"/>
+          </w:tcPr>
+          <w:p>
+            <w:pPr>
+              <w:spacing w:after="0"/>
+              <w:jc w:val="right"/>
+            </w:pPr>
+            <w:r/>
+            <w:r>
+              <w:rPr>
+                <w:b w:val="0"/>
+                <w:sz w:val="17"/>
+              </w:rPr>
+              <w:t>1.875%</w:t>
+            </w:r>
+          </w:p>
+        </w:tc>
+        <w:tc>
+          <w:tcPr>
+            <w:tcW w:type="dxa" w:w="1304"/>
+          </w:tcPr>
+          <w:p>
+            <w:pPr>
+              <w:spacing w:after="0"/>
+            </w:pPr>
+            <w:r/>
+            <w:r>
+              <w:rPr>
+                <w:b w:val="0"/>
+                <w:sz w:val="17"/>
+              </w:rPr>
+              <w:t>2028-07-10</w:t>
+            </w:r>
+          </w:p>
+        </w:tc>
+        <w:tc>
+          <w:tcPr>
+            <w:tcW w:type="dxa" w:w="3061"/>
+          </w:tcPr>
+          <w:p>
+            <w:pPr>
+              <w:spacing w:after="0"/>
+            </w:pPr>
+            <w:r/>
+            <w:r>
+              <w:rPr>
+                <w:b w:val="0"/>
+                <w:sz w:val="17"/>
+              </w:rPr>
+            </w:r>
+          </w:p>
+        </w:tc>
+      </w:tr>
+      <w:tr>
+        <w:tc>
+          <w:tcPr>
+            <w:tcW w:type="dxa" w:w="1701"/>
+            <w:shd w:val="clear" w:color="auto" w:fill="F6F8FA"/>
+          </w:tcPr>
+          <w:p>
+            <w:pPr>
+              <w:spacing w:after="0"/>
+            </w:pPr>
+            <w:r/>
+            <w:r>
+              <w:rPr>
+                <w:b w:val="0"/>
+                <w:sz w:val="17"/>
+              </w:rPr>
+              <w:t>XS2177349912</w:t>
+            </w:r>
+          </w:p>
+        </w:tc>
+        <w:tc>
+          <w:tcPr>
+            <w:tcW w:type="dxa" w:w="2608"/>
+            <w:shd w:val="clear" w:color="auto" w:fill="F6F8FA"/>
+          </w:tcPr>
+          <w:p>
+            <w:pPr>
+              <w:spacing w:after="0"/>
+            </w:pPr>
+            <w:r/>
+            <w:r>
+              <w:rPr>
+                <w:b w:val="0"/>
+                <w:sz w:val="17"/>
+              </w:rPr>
+              <w:t>Ignitis 2.000% notes 2030</w:t>
+            </w:r>
+          </w:p>
+        </w:tc>
+        <w:tc>
+          <w:tcPr>
+            <w:tcW w:type="dxa" w:w="964"/>
+            <w:shd w:val="clear" w:color="auto" w:fill="F6F8FA"/>
+          </w:tcPr>
+          <w:p>
+            <w:pPr>
+              <w:spacing w:after="0"/>
+              <w:jc w:val="right"/>
+            </w:pPr>
+            <w:r/>
+            <w:r>
+              <w:rPr>
+                <w:b w:val="0"/>
+                <w:sz w:val="17"/>
+              </w:rPr>
+              <w:t>2.000%</w:t>
+            </w:r>
+          </w:p>
+        </w:tc>
+        <w:tc>
+          <w:tcPr>
+            <w:tcW w:type="dxa" w:w="1304"/>
+            <w:shd w:val="clear" w:color="auto" w:fill="F6F8FA"/>
+          </w:tcPr>
+          <w:p>
+            <w:pPr>
+              <w:spacing w:after="0"/>
+            </w:pPr>
+            <w:r/>
+            <w:r>
+              <w:rPr>
+                <w:b w:val="0"/>
+                <w:sz w:val="17"/>
+              </w:rPr>
+              <w:t>2030-05-21</w:t>
+            </w:r>
+          </w:p>
+        </w:tc>
+        <w:tc>
+          <w:tcPr>
+            <w:tcW w:type="dxa" w:w="3061"/>
+            <w:shd w:val="clear" w:color="auto" w:fill="F6F8FA"/>
+          </w:tcPr>
+          <w:p>
+            <w:pPr>
+              <w:spacing w:after="0"/>
+            </w:pPr>
+            <w:r/>
+            <w:r>
+              <w:rPr>
+                <w:b w:val="0"/>
+                <w:sz w:val="17"/>
+              </w:rPr>
             </w:r>
           </w:p>
         </w:tc>

--- a/docs/files/ignitis/ignitis_6M2026_en.docx
+++ b/docs/files/ignitis/ignitis_6M2026_en.docx
@@ -3745,7 +3745,7 @@
           <w:color w:val="5F6B7A"/>
           <w:sz w:val="16"/>
         </w:rPr>
-        <w:t>* – verify in the original;  ᶜ – calculated by the tool. Small numbers next to text link to the source (opens the document at the cited page).</w:t>
+        <w:t>* – taken from the report summary;  ᶜ – calculated by the tool. Small numbers next to text link to the source (opens the document at the cited page).</w:t>
       </w:r>
     </w:p>
     <w:p>

--- a/docs/files/ignitis/ignitis_6M2026_en.docx
+++ b/docs/files/ignitis/ignitis_6M2026_en.docx
@@ -175,7 +175,7 @@
                 <w:color w:val="5F6B7A"/>
                 <w:sz w:val="15"/>
               </w:rPr>
-              <w:t>Rating</w:t>
+              <w:t>Issuer rating</w:t>
             </w:r>
           </w:p>
           <w:p>
@@ -1072,16 +1072,17 @@
         <w:tblLook w:firstColumn="1" w:firstRow="1" w:lastColumn="0" w:lastRow="0" w:noHBand="0" w:noVBand="1" w:val="04A0"/>
       </w:tblPr>
       <w:tblGrid>
-        <w:gridCol w:w="1701"/>
-        <w:gridCol w:w="2608"/>
-        <w:gridCol w:w="963"/>
-        <w:gridCol w:w="1304"/>
-        <w:gridCol w:w="3061"/>
+        <w:gridCol w:w="1513"/>
+        <w:gridCol w:w="2241"/>
+        <w:gridCol w:w="840"/>
+        <w:gridCol w:w="1120"/>
+        <w:gridCol w:w="1569"/>
+        <w:gridCol w:w="2353"/>
       </w:tblGrid>
       <w:tr>
         <w:tc>
           <w:tcPr>
-            <w:tcW w:type="dxa" w:w="1701"/>
+            <w:tcW w:type="dxa" w:w="1513"/>
             <w:tcBorders>
               <w:top w:val="single" w:sz="12" w:color="1F4E79" w:space="0"/>
               <w:left w:val="nil"/>
@@ -1107,7 +1108,7 @@
         </w:tc>
         <w:tc>
           <w:tcPr>
-            <w:tcW w:type="dxa" w:w="2608"/>
+            <w:tcW w:type="dxa" w:w="2241"/>
             <w:tcBorders>
               <w:top w:val="single" w:sz="12" w:color="1F4E79" w:space="0"/>
               <w:left w:val="nil"/>
@@ -1133,7 +1134,7 @@
         </w:tc>
         <w:tc>
           <w:tcPr>
-            <w:tcW w:type="dxa" w:w="964"/>
+            <w:tcW w:type="dxa" w:w="841"/>
             <w:tcBorders>
               <w:top w:val="single" w:sz="12" w:color="1F4E79" w:space="0"/>
               <w:left w:val="nil"/>
@@ -1160,7 +1161,7 @@
         </w:tc>
         <w:tc>
           <w:tcPr>
-            <w:tcW w:type="dxa" w:w="1304"/>
+            <w:tcW w:type="dxa" w:w="1121"/>
             <w:tcBorders>
               <w:top w:val="single" w:sz="12" w:color="1F4E79" w:space="0"/>
               <w:left w:val="nil"/>
@@ -1186,7 +1187,7 @@
         </w:tc>
         <w:tc>
           <w:tcPr>
-            <w:tcW w:type="dxa" w:w="3061"/>
+            <w:tcW w:type="dxa" w:w="1569"/>
             <w:tcBorders>
               <w:top w:val="single" w:sz="12" w:color="1F4E79" w:space="0"/>
               <w:left w:val="nil"/>
@@ -1206,6 +1207,32 @@
                 <w:color w:val="1F4E79"/>
                 <w:sz w:val="16"/>
               </w:rPr>
+              <w:t>Issue rating</w:t>
+            </w:r>
+          </w:p>
+        </w:tc>
+        <w:tc>
+          <w:tcPr>
+            <w:tcW w:type="dxa" w:w="2353"/>
+            <w:tcBorders>
+              <w:top w:val="single" w:sz="12" w:color="1F4E79" w:space="0"/>
+              <w:left w:val="nil"/>
+              <w:bottom w:val="single" w:sz="4" w:color="C9D3DE" w:space="0"/>
+              <w:right w:val="nil"/>
+            </w:tcBorders>
+            <w:shd w:val="clear" w:color="auto" w:fill="EAF1F8"/>
+          </w:tcPr>
+          <w:p>
+            <w:pPr>
+              <w:spacing w:before="0" w:after="0"/>
+            </w:pPr>
+            <w:r>
+              <w:rPr>
+                <w:b/>
+                <w:caps/>
+                <w:color w:val="1F4E79"/>
+                <w:sz w:val="16"/>
+              </w:rPr>
               <w:t>Note</w:t>
             </w:r>
           </w:p>
@@ -1214,7 +1241,7 @@
       <w:tr>
         <w:tc>
           <w:tcPr>
-            <w:tcW w:type="dxa" w:w="1701"/>
+            <w:tcW w:type="dxa" w:w="1513"/>
             <w:tcBorders>
               <w:top w:val="nil"/>
               <w:left w:val="nil"/>
@@ -1237,7 +1264,7 @@
         </w:tc>
         <w:tc>
           <w:tcPr>
-            <w:tcW w:type="dxa" w:w="2608"/>
+            <w:tcW w:type="dxa" w:w="2241"/>
             <w:tcBorders>
               <w:top w:val="nil"/>
               <w:left w:val="nil"/>
@@ -1260,7 +1287,7 @@
         </w:tc>
         <w:tc>
           <w:tcPr>
-            <w:tcW w:type="dxa" w:w="964"/>
+            <w:tcW w:type="dxa" w:w="841"/>
             <w:tcBorders>
               <w:top w:val="nil"/>
               <w:left w:val="nil"/>
@@ -1284,7 +1311,7 @@
         </w:tc>
         <w:tc>
           <w:tcPr>
-            <w:tcW w:type="dxa" w:w="1304"/>
+            <w:tcW w:type="dxa" w:w="1121"/>
             <w:tcBorders>
               <w:top w:val="nil"/>
               <w:left w:val="nil"/>
@@ -1307,7 +1334,7 @@
         </w:tc>
         <w:tc>
           <w:tcPr>
-            <w:tcW w:type="dxa" w:w="3061"/>
+            <w:tcW w:type="dxa" w:w="1569"/>
             <w:tcBorders>
               <w:top w:val="nil"/>
               <w:left w:val="nil"/>
@@ -1327,11 +1354,9 @@
             </w:r>
           </w:p>
         </w:tc>
-      </w:tr>
-      <w:tr>
         <w:tc>
           <w:tcPr>
-            <w:tcW w:type="dxa" w:w="1701"/>
+            <w:tcW w:type="dxa" w:w="2353"/>
             <w:tcBorders>
               <w:top w:val="nil"/>
               <w:left w:val="nil"/>
@@ -1348,13 +1373,14 @@
                 <w:b w:val="0"/>
                 <w:sz w:val="17"/>
               </w:rPr>
-              <w:t>XS1646530565</w:t>
             </w:r>
           </w:p>
         </w:tc>
+      </w:tr>
+      <w:tr>
         <w:tc>
           <w:tcPr>
-            <w:tcW w:type="dxa" w:w="2608"/>
+            <w:tcW w:type="dxa" w:w="1513"/>
             <w:tcBorders>
               <w:top w:val="nil"/>
               <w:left w:val="nil"/>
@@ -1371,13 +1397,36 @@
                 <w:b w:val="0"/>
                 <w:sz w:val="17"/>
               </w:rPr>
-              <w:t>Ignitis 2.000% green notes 2027</w:t>
+              <w:t>XS1646530565</w:t>
             </w:r>
           </w:p>
         </w:tc>
         <w:tc>
           <w:tcPr>
-            <w:tcW w:type="dxa" w:w="964"/>
+            <w:tcW w:type="dxa" w:w="2241"/>
+            <w:tcBorders>
+              <w:top w:val="nil"/>
+              <w:left w:val="nil"/>
+              <w:bottom w:val="single" w:sz="4" w:color="DDE3EA" w:space="0"/>
+              <w:right w:val="nil"/>
+            </w:tcBorders>
+          </w:tcPr>
+          <w:p>
+            <w:pPr>
+              <w:spacing w:before="0" w:after="0"/>
+            </w:pPr>
+            <w:r>
+              <w:rPr>
+                <w:b w:val="0"/>
+                <w:sz w:val="17"/>
+              </w:rPr>
+              <w:t>Ignitis 2.000% green notes 2027</w:t>
+            </w:r>
+          </w:p>
+        </w:tc>
+        <w:tc>
+          <w:tcPr>
+            <w:tcW w:type="dxa" w:w="841"/>
             <w:tcBorders>
               <w:top w:val="nil"/>
               <w:left w:val="nil"/>
@@ -1401,7 +1450,7 @@
         </w:tc>
         <w:tc>
           <w:tcPr>
-            <w:tcW w:type="dxa" w:w="1304"/>
+            <w:tcW w:type="dxa" w:w="1121"/>
             <w:tcBorders>
               <w:top w:val="nil"/>
               <w:left w:val="nil"/>
@@ -1424,7 +1473,7 @@
         </w:tc>
         <w:tc>
           <w:tcPr>
-            <w:tcW w:type="dxa" w:w="3061"/>
+            <w:tcW w:type="dxa" w:w="1569"/>
             <w:tcBorders>
               <w:top w:val="nil"/>
               <w:left w:val="nil"/>
@@ -1441,15 +1490,13 @@
                 <w:b w:val="0"/>
                 <w:sz w:val="17"/>
               </w:rPr>
-              <w:t>Tender offer for any and all notes announced 2026-10-19 (refinanced by new EuGB 4.500% 2031)</w:t>
+              <w:t>no separate rating found</w:t>
             </w:r>
           </w:p>
         </w:tc>
-      </w:tr>
-      <w:tr>
         <w:tc>
           <w:tcPr>
-            <w:tcW w:type="dxa" w:w="1701"/>
+            <w:tcW w:type="dxa" w:w="2353"/>
             <w:tcBorders>
               <w:top w:val="nil"/>
               <w:left w:val="nil"/>
@@ -1466,13 +1513,15 @@
                 <w:b w:val="0"/>
                 <w:sz w:val="17"/>
               </w:rPr>
-              <w:t>XS1853999313</w:t>
+              <w:t>Tender offer for any and all notes announced 2026-10-19 (refinanced by new EuGB 4.500% 2031)</w:t>
             </w:r>
           </w:p>
         </w:tc>
+      </w:tr>
+      <w:tr>
         <w:tc>
           <w:tcPr>
-            <w:tcW w:type="dxa" w:w="2608"/>
+            <w:tcW w:type="dxa" w:w="1513"/>
             <w:tcBorders>
               <w:top w:val="nil"/>
               <w:left w:val="nil"/>
@@ -1489,13 +1538,36 @@
                 <w:b w:val="0"/>
                 <w:sz w:val="17"/>
               </w:rPr>
-              <w:t>Ignitis 1.875% green notes 2028</w:t>
+              <w:t>XS1853999313</w:t>
             </w:r>
           </w:p>
         </w:tc>
         <w:tc>
           <w:tcPr>
-            <w:tcW w:type="dxa" w:w="964"/>
+            <w:tcW w:type="dxa" w:w="2241"/>
+            <w:tcBorders>
+              <w:top w:val="nil"/>
+              <w:left w:val="nil"/>
+              <w:bottom w:val="single" w:sz="4" w:color="DDE3EA" w:space="0"/>
+              <w:right w:val="nil"/>
+            </w:tcBorders>
+          </w:tcPr>
+          <w:p>
+            <w:pPr>
+              <w:spacing w:before="0" w:after="0"/>
+            </w:pPr>
+            <w:r>
+              <w:rPr>
+                <w:b w:val="0"/>
+                <w:sz w:val="17"/>
+              </w:rPr>
+              <w:t>Ignitis 1.875% green notes 2028</w:t>
+            </w:r>
+          </w:p>
+        </w:tc>
+        <w:tc>
+          <w:tcPr>
+            <w:tcW w:type="dxa" w:w="841"/>
             <w:tcBorders>
               <w:top w:val="nil"/>
               <w:left w:val="nil"/>
@@ -1519,7 +1591,7 @@
         </w:tc>
         <w:tc>
           <w:tcPr>
-            <w:tcW w:type="dxa" w:w="1304"/>
+            <w:tcW w:type="dxa" w:w="1121"/>
             <w:tcBorders>
               <w:top w:val="nil"/>
               <w:left w:val="nil"/>
@@ -1542,7 +1614,7 @@
         </w:tc>
         <w:tc>
           <w:tcPr>
-            <w:tcW w:type="dxa" w:w="3061"/>
+            <w:tcW w:type="dxa" w:w="1569"/>
             <w:tcBorders>
               <w:top w:val="nil"/>
               <w:left w:val="nil"/>
@@ -1559,14 +1631,13 @@
                 <w:b w:val="0"/>
                 <w:sz w:val="17"/>
               </w:rPr>
+              <w:t>no separate rating found</w:t>
             </w:r>
           </w:p>
         </w:tc>
-      </w:tr>
-      <w:tr>
         <w:tc>
           <w:tcPr>
-            <w:tcW w:type="dxa" w:w="1701"/>
+            <w:tcW w:type="dxa" w:w="2353"/>
             <w:tcBorders>
               <w:top w:val="nil"/>
               <w:left w:val="nil"/>
@@ -1583,13 +1654,14 @@
                 <w:b w:val="0"/>
                 <w:sz w:val="17"/>
               </w:rPr>
-              <w:t>XS2177349912</w:t>
             </w:r>
           </w:p>
         </w:tc>
+      </w:tr>
+      <w:tr>
         <w:tc>
           <w:tcPr>
-            <w:tcW w:type="dxa" w:w="2608"/>
+            <w:tcW w:type="dxa" w:w="1513"/>
             <w:tcBorders>
               <w:top w:val="nil"/>
               <w:left w:val="nil"/>
@@ -1606,13 +1678,36 @@
                 <w:b w:val="0"/>
                 <w:sz w:val="17"/>
               </w:rPr>
-              <w:t>Ignitis 2.000% notes 2030</w:t>
+              <w:t>XS2177349912</w:t>
             </w:r>
           </w:p>
         </w:tc>
         <w:tc>
           <w:tcPr>
-            <w:tcW w:type="dxa" w:w="964"/>
+            <w:tcW w:type="dxa" w:w="2241"/>
+            <w:tcBorders>
+              <w:top w:val="nil"/>
+              <w:left w:val="nil"/>
+              <w:bottom w:val="single" w:sz="4" w:color="DDE3EA" w:space="0"/>
+              <w:right w:val="nil"/>
+            </w:tcBorders>
+          </w:tcPr>
+          <w:p>
+            <w:pPr>
+              <w:spacing w:before="0" w:after="0"/>
+            </w:pPr>
+            <w:r>
+              <w:rPr>
+                <w:b w:val="0"/>
+                <w:sz w:val="17"/>
+              </w:rPr>
+              <w:t>Ignitis 2.000% notes 2030</w:t>
+            </w:r>
+          </w:p>
+        </w:tc>
+        <w:tc>
+          <w:tcPr>
+            <w:tcW w:type="dxa" w:w="841"/>
             <w:tcBorders>
               <w:top w:val="nil"/>
               <w:left w:val="nil"/>
@@ -1636,7 +1731,7 @@
         </w:tc>
         <w:tc>
           <w:tcPr>
-            <w:tcW w:type="dxa" w:w="1304"/>
+            <w:tcW w:type="dxa" w:w="1121"/>
             <w:tcBorders>
               <w:top w:val="nil"/>
               <w:left w:val="nil"/>
@@ -1659,7 +1754,30 @@
         </w:tc>
         <w:tc>
           <w:tcPr>
-            <w:tcW w:type="dxa" w:w="3061"/>
+            <w:tcW w:type="dxa" w:w="1569"/>
+            <w:tcBorders>
+              <w:top w:val="nil"/>
+              <w:left w:val="nil"/>
+              <w:bottom w:val="single" w:sz="4" w:color="DDE3EA" w:space="0"/>
+              <w:right w:val="nil"/>
+            </w:tcBorders>
+          </w:tcPr>
+          <w:p>
+            <w:pPr>
+              <w:spacing w:before="0" w:after="0"/>
+            </w:pPr>
+            <w:r>
+              <w:rPr>
+                <w:b w:val="0"/>
+                <w:sz w:val="17"/>
+              </w:rPr>
+              <w:t>no separate rating found</w:t>
+            </w:r>
+          </w:p>
+        </w:tc>
+        <w:tc>
+          <w:tcPr>
+            <w:tcW w:type="dxa" w:w="2353"/>
             <w:tcBorders>
               <w:top w:val="nil"/>
               <w:left w:val="nil"/>

--- a/docs/files/ignitis/ignitis_6M2026_en.docx
+++ b/docs/files/ignitis/ignitis_6M2026_en.docx
@@ -2,6 +2,14 @@
 <file path=word/document.xml><?xml version="1.0" encoding="utf-8"?>
 <w:document xmlns:wpc="http://schemas.microsoft.com/office/word/2010/wordprocessingCanvas" xmlns:mo="http://schemas.microsoft.com/office/mac/office/2008/main" xmlns:mc="http://schemas.openxmlformats.org/markup-compatibility/2006" xmlns:mv="urn:schemas-microsoft-com:mac:vml" xmlns:o="urn:schemas-microsoft-com:office:office" xmlns:r="http://schemas.openxmlformats.org/officeDocument/2006/relationships" xmlns:m="http://schemas.openxmlformats.org/officeDocument/2006/math" xmlns:v="urn:schemas-microsoft-com:vml" xmlns:wp14="http://schemas.microsoft.com/office/word/2010/wordprocessingDrawing" xmlns:wp="http://schemas.openxmlformats.org/drawingml/2006/wordprocessingDrawing" xmlns:w10="urn:schemas-microsoft-com:office:word" xmlns:w="http://schemas.openxmlformats.org/wordprocessingml/2006/main" xmlns:w14="http://schemas.microsoft.com/office/word/2010/wordml" xmlns:wpg="http://schemas.microsoft.com/office/word/2010/wordprocessingGroup" xmlns:wpi="http://schemas.microsoft.com/office/word/2010/wordprocessingInk" xmlns:wne="http://schemas.microsoft.com/office/word/2006/wordml" xmlns:wps="http://schemas.microsoft.com/office/word/2010/wordprocessingShape" mc:Ignorable="w14 wp14">
   <w:body>
+    <w:p>
+      <w:pPr>
+        <w:pBdr>
+          <w:top w:val="single" w:sz="24" w:color="12355B" w:space="0"/>
+        </w:pBdr>
+        <w:spacing w:before="0" w:after="200" w:line="120" w:lineRule="auto"/>
+      </w:pPr>
+    </w:p>
     <w:tbl>
       <w:tblPr>
         <w:tblW w:w="9639" w:type="dxa"/>
@@ -15,10 +23,10 @@
         </w:tblBorders>
         <w:tblLayout w:type="fixed"/>
         <w:tblCellMar>
-          <w:top w:w="260" w:type="dxa"/>
-          <w:left w:w="280" w:type="dxa"/>
-          <w:bottom w:w="260" w:type="dxa"/>
-          <w:right w:w="280" w:type="dxa"/>
+          <w:top w:w="0" w:type="dxa"/>
+          <w:left w:w="0" w:type="dxa"/>
+          <w:bottom w:w="0" w:type="dxa"/>
+          <w:right w:w="0" w:type="dxa"/>
         </w:tblCellMar>
         <w:tblLook w:firstColumn="1" w:firstRow="1" w:lastColumn="0" w:lastRow="0" w:noHBand="0" w:noVBand="1" w:val="04A0"/>
       </w:tblPr>
@@ -30,7 +38,6 @@
         <w:tc>
           <w:tcPr>
             <w:tcW w:type="dxa" w:w="7030"/>
-            <w:shd w:val="clear" w:color="auto" w:fill="1F4E79"/>
           </w:tcPr>
           <w:p>
             <w:pPr>
@@ -40,8 +47,8 @@
               <w:rPr>
                 <w:b/>
                 <w:caps/>
-                <w:color w:val="AFC6DD"/>
-                <w:sz w:val="17"/>
+                <w:color w:val="2A78D6"/>
+                <w:sz w:val="16"/>
               </w:rPr>
               <w:t>Issuer review · 6M2026</w:t>
             </w:r>
@@ -53,28 +60,40 @@
             <w:r>
               <w:rPr>
                 <w:b/>
-                <w:color w:val="FFFFFF"/>
+                <w:color w:val="12355B"/>
                 <w:sz w:val="52"/>
               </w:rPr>
               <w:t>Ignitis grupė</w:t>
+            </w:r>
+          </w:p>
+          <w:p>
+            <w:pPr>
+              <w:spacing w:before="40" w:after="0"/>
+            </w:pPr>
+            <w:r>
+              <w:rPr>
+                <w:b w:val="0"/>
+                <w:color w:val="667085"/>
+                <w:sz w:val="18"/>
+              </w:rPr>
+              <w:t>Lithuania · Energy utility (networks, renewables, flexibility, supply)</w:t>
             </w:r>
           </w:p>
         </w:tc>
         <w:tc>
           <w:tcPr>
             <w:tcW w:type="dxa" w:w="2608"/>
-            <w:shd w:val="clear" w:color="auto" w:fill="1F4E79"/>
           </w:tcPr>
           <w:p>
             <w:pPr>
-              <w:spacing w:before="280" w:after="0"/>
+              <w:spacing w:before="440" w:after="0"/>
               <w:jc w:val="right"/>
             </w:pPr>
             <w:r>
               <w:rPr>
                 <w:b/>
                 <w:color w:val="1B7F3B"/>
-                <w:sz w:val="19"/>
+                <w:sz w:val="18"/>
                 <w:shd w:val="clear" w:color="auto" w:fill="E3F3E8"/>
               </w:rPr>
               <w:t xml:space="preserve">  ●  OK  </w:t>
@@ -86,9 +105,9 @@
     <w:p>
       <w:pPr>
         <w:pBdr>
-          <w:top w:val="single" w:sz="12" w:color="2A78D6" w:space="0"/>
+          <w:top w:val="single" w:sz="4" w:color="D5DCE4" w:space="0"/>
         </w:pBdr>
-        <w:spacing w:before="0" w:after="200" w:line="120" w:lineRule="auto"/>
+        <w:spacing w:before="120" w:after="200" w:line="120" w:lineRule="auto"/>
       </w:pPr>
     </w:p>
     <w:tbl>
@@ -104,41 +123,54 @@
         </w:tblBorders>
         <w:tblLayout w:type="fixed"/>
         <w:tblCellMar>
-          <w:top w:w="0" w:type="dxa"/>
-          <w:left w:w="0" w:type="dxa"/>
-          <w:bottom w:w="120" w:type="dxa"/>
-          <w:right w:w="160" w:type="dxa"/>
+          <w:top w:w="160" w:type="dxa"/>
+          <w:left w:w="220" w:type="dxa"/>
+          <w:bottom w:w="160" w:type="dxa"/>
+          <w:right w:w="220" w:type="dxa"/>
         </w:tblCellMar>
         <w:tblLook w:firstColumn="1" w:firstRow="1" w:lastColumn="0" w:lastRow="0" w:noHBand="0" w:noVBand="1" w:val="04A0"/>
       </w:tblPr>
       <w:tblGrid>
-        <w:gridCol w:w="3213"/>
-        <w:gridCol w:w="3213"/>
-        <w:gridCol w:w="3213"/>
+        <w:gridCol w:w="4819"/>
+        <w:gridCol w:w="4819"/>
       </w:tblGrid>
       <w:tr>
         <w:tc>
           <w:tcPr>
-            <w:tcW w:type="dxa" w:w="3213"/>
+            <w:tcW w:type="dxa" w:w="4819"/>
             <w:tcBorders>
-              <w:top w:val="nil"/>
+              <w:top w:val="single" w:sz="12" w:color="12355B" w:space="0"/>
               <w:left w:val="nil"/>
-              <w:bottom w:val="single" w:sz="4" w:color="C9D3DE" w:space="0"/>
+              <w:bottom w:val="nil"/>
               <w:right w:val="nil"/>
             </w:tcBorders>
+            <w:shd w:val="clear" w:color="auto" w:fill="F4F6F9"/>
           </w:tcPr>
           <w:p>
             <w:pPr>
-              <w:spacing w:before="0" w:after="20"/>
+              <w:spacing w:before="0" w:after="40"/>
+            </w:pPr>
+            <w:r>
+              <w:rPr>
+                <w:b/>
+                <w:color w:val="12355B"/>
+                <w:sz w:val="18"/>
+              </w:rPr>
+              <w:t>Key facts</w:t>
+            </w:r>
+          </w:p>
+          <w:p>
+            <w:pPr>
+              <w:spacing w:before="80" w:after="0"/>
             </w:pPr>
             <w:r>
               <w:rPr>
                 <w:b/>
                 <w:caps/>
-                <w:color w:val="5F6B7A"/>
-                <w:sz w:val="15"/>
-              </w:rPr>
-              <w:t>Analysis date</w:t>
+                <w:color w:val="667085"/>
+                <w:sz w:val="14"/>
+              </w:rPr>
+              <w:t>Issuer rating</w:t>
             </w:r>
           </w:p>
           <w:p>
@@ -148,34 +180,33 @@
             <w:r>
               <w:rPr>
                 <w:b w:val="0"/>
-                <w:sz w:val="19"/>
-              </w:rPr>
-              <w:t>2026-10-22</w:t>
-            </w:r>
+                <w:sz w:val="18"/>
+              </w:rPr>
+              <w:t>S&amp;P BBB+ (stable), 2026-07-28; Moody's Baa1 (stable), 2026</w:t>
+            </w:r>
+            <w:hyperlink r:id="rId12">
+              <w:r>
+                <w:rPr>
+                  <w:color w:val="2A78D6"/>
+                  <w:vertAlign w:val="superscript"/>
+                  <w:sz w:val="15"/>
+                </w:rPr>
+                <w:t xml:space="preserve">1</w:t>
+              </w:r>
+            </w:hyperlink>
           </w:p>
-        </w:tc>
-        <w:tc>
-          <w:tcPr>
-            <w:tcW w:type="dxa" w:w="3213"/>
-            <w:tcBorders>
-              <w:top w:val="nil"/>
-              <w:left w:val="nil"/>
-              <w:bottom w:val="single" w:sz="4" w:color="C9D3DE" w:space="0"/>
-              <w:right w:val="nil"/>
-            </w:tcBorders>
-          </w:tcPr>
           <w:p>
             <w:pPr>
-              <w:spacing w:before="0" w:after="20"/>
+              <w:spacing w:before="80" w:after="0"/>
             </w:pPr>
             <w:r>
               <w:rPr>
                 <w:b/>
                 <w:caps/>
-                <w:color w:val="5F6B7A"/>
-                <w:sz w:val="15"/>
-              </w:rPr>
-              <w:t>Issuer rating</w:t>
+                <w:color w:val="667085"/>
+                <w:sz w:val="14"/>
+              </w:rPr>
+              <w:t>Analysis date</w:t>
             </w:r>
           </w:p>
           <w:p>
@@ -185,42 +216,21 @@
             <w:r>
               <w:rPr>
                 <w:b w:val="0"/>
-                <w:sz w:val="19"/>
-              </w:rPr>
-              <w:t>S&amp;P BBB+ (stable), 2026-07-28; Moody's Baa1 (stable), 2026</w:t>
-            </w:r>
-            <w:hyperlink r:id="rId12">
-              <w:r>
-                <w:rPr>
-                  <w:color w:val="2A78D6"/>
-                  <w:vertAlign w:val="superscript"/>
-                  <w:sz w:val="16"/>
-                </w:rPr>
-                <w:t xml:space="preserve">1</w:t>
-              </w:r>
-            </w:hyperlink>
+                <w:sz w:val="18"/>
+              </w:rPr>
+              <w:t>2026-10-22</w:t>
+            </w:r>
           </w:p>
-        </w:tc>
-        <w:tc>
-          <w:tcPr>
-            <w:tcW w:type="dxa" w:w="3213"/>
-            <w:tcBorders>
-              <w:top w:val="nil"/>
-              <w:left w:val="nil"/>
-              <w:bottom w:val="single" w:sz="4" w:color="C9D3DE" w:space="0"/>
-              <w:right w:val="nil"/>
-            </w:tcBorders>
-          </w:tcPr>
           <w:p>
             <w:pPr>
-              <w:spacing w:before="0" w:after="20"/>
+              <w:spacing w:before="80" w:after="0"/>
             </w:pPr>
             <w:r>
               <w:rPr>
                 <w:b/>
                 <w:caps/>
-                <w:color w:val="5F6B7A"/>
-                <w:sz w:val="15"/>
+                <w:color w:val="667085"/>
+                <w:sz w:val="14"/>
               </w:rPr>
               <w:t>Next report</w:t>
             </w:r>
@@ -232,7 +242,7 @@
             <w:r>
               <w:rPr>
                 <w:b w:val="0"/>
-                <w:sz w:val="19"/>
+                <w:sz w:val="18"/>
               </w:rPr>
               <w:t>Q3 2026 interim report - 2026-11-11</w:t>
             </w:r>
@@ -241,18 +251,212 @@
                 <w:rPr>
                   <w:color w:val="2A78D6"/>
                   <w:vertAlign w:val="superscript"/>
-                  <w:sz w:val="16"/>
+                  <w:sz w:val="15"/>
                 </w:rPr>
                 <w:t xml:space="preserve">2</w:t>
               </w:r>
             </w:hyperlink>
+          </w:p>
+          <w:p>
+            <w:pPr>
+              <w:spacing w:before="80" w:after="0"/>
+            </w:pPr>
+            <w:r>
+              <w:rPr>
+                <w:b/>
+                <w:caps/>
+                <w:color w:val="667085"/>
+                <w:sz w:val="14"/>
+              </w:rPr>
+              <w:t>Country</w:t>
+            </w:r>
+          </w:p>
+          <w:p>
+            <w:pPr>
+              <w:spacing w:before="0" w:after="0"/>
+            </w:pPr>
+            <w:r>
+              <w:rPr>
+                <w:b w:val="0"/>
+                <w:sz w:val="18"/>
+              </w:rPr>
+              <w:t>Lithuania</w:t>
+            </w:r>
+          </w:p>
+        </w:tc>
+        <w:tc>
+          <w:tcPr>
+            <w:tcW w:type="dxa" w:w="4819"/>
+            <w:tcBorders>
+              <w:top w:val="single" w:sz="12" w:color="12355B" w:space="0"/>
+              <w:left w:val="nil"/>
+              <w:bottom w:val="nil"/>
+              <w:right w:val="nil"/>
+            </w:tcBorders>
+            <w:shd w:val="clear" w:color="auto" w:fill="F4F6F9"/>
+          </w:tcPr>
+          <w:p>
+            <w:pPr>
+              <w:spacing w:before="0" w:after="40"/>
+            </w:pPr>
+            <w:r>
+              <w:rPr>
+                <w:b/>
+                <w:color w:val="12355B"/>
+                <w:sz w:val="18"/>
+              </w:rPr>
+              <w:t>Securities held</w:t>
+            </w:r>
+          </w:p>
+          <w:p>
+            <w:pPr>
+              <w:spacing w:before="80" w:after="0"/>
+            </w:pPr>
+            <w:r>
+              <w:rPr>
+                <w:b/>
+                <w:color w:val="1B2430"/>
+                <w:sz w:val="17"/>
+              </w:rPr>
+              <w:t>Ignitis grupė ordinary share (IGN1L)</w:t>
+            </w:r>
+          </w:p>
+          <w:p>
+            <w:pPr>
+              <w:spacing w:before="0" w:after="0"/>
+            </w:pPr>
+            <w:r>
+              <w:rPr>
+                <w:b w:val="0"/>
+                <w:color w:val="667085"/>
+                <w:sz w:val="15"/>
+              </w:rPr>
+              <w:t>LT0000115768  ·  share</w:t>
+            </w:r>
+          </w:p>
+          <w:p>
+            <w:pPr>
+              <w:spacing w:before="80" w:after="0"/>
+            </w:pPr>
+            <w:r>
+              <w:rPr>
+                <w:b/>
+                <w:color w:val="1B2430"/>
+                <w:sz w:val="17"/>
+              </w:rPr>
+              <w:t>Ignitis 2.000% green notes 2027</w:t>
+            </w:r>
+          </w:p>
+          <w:p>
+            <w:pPr>
+              <w:spacing w:before="0" w:after="0"/>
+            </w:pPr>
+            <w:r>
+              <w:rPr>
+                <w:b w:val="0"/>
+                <w:color w:val="667085"/>
+                <w:sz w:val="15"/>
+              </w:rPr>
+              <w:t>XS1646530565  ·  2.000% · 2027-07-14</w:t>
+            </w:r>
+          </w:p>
+          <w:p>
+            <w:pPr>
+              <w:spacing w:before="0" w:after="0"/>
+            </w:pPr>
+            <w:r>
+              <w:rPr>
+                <w:b w:val="0"/>
+                <w:color w:val="12355B"/>
+                <w:sz w:val="15"/>
+              </w:rPr>
+              <w:t>no separate rating found</w:t>
+            </w:r>
+          </w:p>
+          <w:p>
+            <w:pPr>
+              <w:spacing w:before="80" w:after="0"/>
+            </w:pPr>
+            <w:r>
+              <w:rPr>
+                <w:b/>
+                <w:color w:val="1B2430"/>
+                <w:sz w:val="17"/>
+              </w:rPr>
+              <w:t>Ignitis 1.875% green notes 2028</w:t>
+            </w:r>
+          </w:p>
+          <w:p>
+            <w:pPr>
+              <w:spacing w:before="0" w:after="0"/>
+            </w:pPr>
+            <w:r>
+              <w:rPr>
+                <w:b w:val="0"/>
+                <w:color w:val="667085"/>
+                <w:sz w:val="15"/>
+              </w:rPr>
+              <w:t>XS1853999313  ·  1.875% · 2028-07-10</w:t>
+            </w:r>
+          </w:p>
+          <w:p>
+            <w:pPr>
+              <w:spacing w:before="0" w:after="0"/>
+            </w:pPr>
+            <w:r>
+              <w:rPr>
+                <w:b w:val="0"/>
+                <w:color w:val="12355B"/>
+                <w:sz w:val="15"/>
+              </w:rPr>
+              <w:t>no separate rating found</w:t>
+            </w:r>
+          </w:p>
+          <w:p>
+            <w:pPr>
+              <w:spacing w:before="80" w:after="0"/>
+            </w:pPr>
+            <w:r>
+              <w:rPr>
+                <w:b/>
+                <w:color w:val="1B2430"/>
+                <w:sz w:val="17"/>
+              </w:rPr>
+              <w:t>Ignitis 2.000% notes 2030</w:t>
+            </w:r>
+          </w:p>
+          <w:p>
+            <w:pPr>
+              <w:spacing w:before="0" w:after="0"/>
+            </w:pPr>
+            <w:r>
+              <w:rPr>
+                <w:b w:val="0"/>
+                <w:color w:val="667085"/>
+                <w:sz w:val="15"/>
+              </w:rPr>
+              <w:t>XS2177349912  ·  2.000% · 2030-05-21</w:t>
+            </w:r>
+          </w:p>
+          <w:p>
+            <w:pPr>
+              <w:spacing w:before="0" w:after="0"/>
+            </w:pPr>
+            <w:r>
+              <w:rPr>
+                <w:b w:val="0"/>
+                <w:color w:val="12355B"/>
+                <w:sz w:val="15"/>
+              </w:rPr>
+              <w:t>no separate rating found</w:t>
+            </w:r>
           </w:p>
         </w:tc>
       </w:tr>
     </w:tbl>
     <w:p>
       <w:pPr>
-        <w:spacing w:before="0" w:after="80"/>
+        <w:spacing w:before="0" w:after="120"/>
       </w:pPr>
     </w:p>
     <w:tbl>
@@ -297,7 +501,7 @@
             <w:r>
               <w:rPr>
                 <w:b/>
-                <w:color w:val="1A1A1A"/>
+                <w:color w:val="1B2430"/>
                 <w:sz w:val="21"/>
               </w:rPr>
               <w:t>Position OK.</w:t>
@@ -305,7 +509,7 @@
             <w:r>
               <w:rPr>
                 <w:b w:val="0"/>
-                <w:color w:val="1A1A1A"/>
+                <w:color w:val="1B2430"/>
                 <w:sz w:val="21"/>
               </w:rPr>
               <w:t xml:space="preserve"> Credit quality is stable: BBB+ / Baa1 ratings and leverage of 3.49x, inside the 3-4x target</w:t>
@@ -340,7 +544,7 @@
             <w:r>
               <w:rPr>
                 <w:b w:val="0"/>
-                <w:color w:val="1A1A1A"/>
+                <w:color w:val="1B2430"/>
                 <w:sz w:val="21"/>
               </w:rPr>
               <w:t>. Profit is weaker, but the 2026 guidance was kept</w:t>
@@ -358,7 +562,7 @@
             <w:r>
               <w:rPr>
                 <w:b w:val="0"/>
-                <w:color w:val="1A1A1A"/>
+                <w:color w:val="1B2430"/>
                 <w:sz w:val="21"/>
               </w:rPr>
               <w:t>. The held bond XS1646530565 is subject to the issuer's tender offer of 2026-10-19</w:t>
@@ -376,7 +580,7 @@
             <w:r>
               <w:rPr>
                 <w:b w:val="0"/>
-                <w:color w:val="1A1A1A"/>
+                <w:color w:val="1B2430"/>
                 <w:sz w:val="21"/>
               </w:rPr>
               <w:t>.</w:t>
@@ -425,9 +629,9 @@
             <w:tcW w:type="dxa" w:w="2261"/>
             <w:tcBorders>
               <w:top w:val="single" w:sz="18" w:color="2A78D6" w:space="0"/>
-              <w:left w:val="single" w:sz="4" w:color="C9D3DE" w:space="0"/>
-              <w:bottom w:val="single" w:sz="4" w:color="C9D3DE" w:space="0"/>
-              <w:right w:val="single" w:sz="4" w:color="C9D3DE" w:space="0"/>
+              <w:left w:val="single" w:sz="4" w:color="D5DCE4" w:space="0"/>
+              <w:bottom w:val="single" w:sz="4" w:color="D5DCE4" w:space="0"/>
+              <w:right w:val="single" w:sz="4" w:color="D5DCE4" w:space="0"/>
             </w:tcBorders>
           </w:tcPr>
           <w:p>
@@ -438,7 +642,7 @@
               <w:rPr>
                 <w:b/>
                 <w:caps/>
-                <w:color w:val="5F6B7A"/>
+                <w:color w:val="667085"/>
                 <w:sz w:val="14"/>
               </w:rPr>
               <w:t>Adjusted EBITDA</w:t>
@@ -446,7 +650,7 @@
             <w:r>
               <w:rPr>
                 <w:b w:val="0"/>
-                <w:color w:val="5F6B7A"/>
+                <w:color w:val="667085"/>
                 <w:sz w:val="14"/>
               </w:rPr>
               <w:t xml:space="preserve">  ·  6M2026</w:t>
@@ -459,7 +663,7 @@
             <w:r>
               <w:rPr>
                 <w:b/>
-                <w:color w:val="1F4E79"/>
+                <w:color w:val="12355B"/>
                 <w:sz w:val="34"/>
               </w:rPr>
               <w:t>306.6</w:t>
@@ -467,7 +671,7 @@
             <w:r>
               <w:rPr>
                 <w:b w:val="0"/>
-                <w:color w:val="5F6B7A"/>
+                <w:color w:val="667085"/>
                 <w:sz w:val="18"/>
               </w:rPr>
               <w:t xml:space="preserve"> EUR m</w:t>
@@ -480,7 +684,7 @@
             <w:r>
               <w:rPr>
                 <w:b w:val="0"/>
-                <w:color w:val="5F6B7A"/>
+                <w:color w:val="667085"/>
                 <w:sz w:val="15"/>
               </w:rPr>
               <w:t>▲ 1.9 % vs 6M2025</w:t>
@@ -498,9 +702,9 @@
             <w:tcW w:type="dxa" w:w="2261"/>
             <w:tcBorders>
               <w:top w:val="single" w:sz="18" w:color="2A78D6" w:space="0"/>
-              <w:left w:val="single" w:sz="4" w:color="C9D3DE" w:space="0"/>
-              <w:bottom w:val="single" w:sz="4" w:color="C9D3DE" w:space="0"/>
-              <w:right w:val="single" w:sz="4" w:color="C9D3DE" w:space="0"/>
+              <w:left w:val="single" w:sz="4" w:color="D5DCE4" w:space="0"/>
+              <w:bottom w:val="single" w:sz="4" w:color="D5DCE4" w:space="0"/>
+              <w:right w:val="single" w:sz="4" w:color="D5DCE4" w:space="0"/>
             </w:tcBorders>
           </w:tcPr>
           <w:p>
@@ -511,7 +715,7 @@
               <w:rPr>
                 <w:b/>
                 <w:caps/>
-                <w:color w:val="5F6B7A"/>
+                <w:color w:val="667085"/>
                 <w:sz w:val="14"/>
               </w:rPr>
               <w:t>Adjusted net profit</w:t>
@@ -519,7 +723,7 @@
             <w:r>
               <w:rPr>
                 <w:b w:val="0"/>
-                <w:color w:val="5F6B7A"/>
+                <w:color w:val="667085"/>
                 <w:sz w:val="14"/>
               </w:rPr>
               <w:t xml:space="preserve">  ·  6M2026</w:t>
@@ -532,7 +736,7 @@
             <w:r>
               <w:rPr>
                 <w:b/>
-                <w:color w:val="1F4E79"/>
+                <w:color w:val="12355B"/>
                 <w:sz w:val="34"/>
               </w:rPr>
               <w:t>115.8</w:t>
@@ -540,7 +744,7 @@
             <w:r>
               <w:rPr>
                 <w:b w:val="0"/>
-                <w:color w:val="5F6B7A"/>
+                <w:color w:val="667085"/>
                 <w:sz w:val="18"/>
               </w:rPr>
               <w:t xml:space="preserve"> EUR m</w:t>
@@ -553,7 +757,7 @@
             <w:r>
               <w:rPr>
                 <w:b w:val="0"/>
-                <w:color w:val="5F6B7A"/>
+                <w:color w:val="667085"/>
                 <w:sz w:val="15"/>
               </w:rPr>
               <w:t>▼ 20.8 % vs 6M2025</w:t>
@@ -571,9 +775,9 @@
             <w:tcW w:type="dxa" w:w="2261"/>
             <w:tcBorders>
               <w:top w:val="single" w:sz="18" w:color="2A78D6" w:space="0"/>
-              <w:left w:val="single" w:sz="4" w:color="C9D3DE" w:space="0"/>
-              <w:bottom w:val="single" w:sz="4" w:color="C9D3DE" w:space="0"/>
-              <w:right w:val="single" w:sz="4" w:color="C9D3DE" w:space="0"/>
+              <w:left w:val="single" w:sz="4" w:color="D5DCE4" w:space="0"/>
+              <w:bottom w:val="single" w:sz="4" w:color="D5DCE4" w:space="0"/>
+              <w:right w:val="single" w:sz="4" w:color="D5DCE4" w:space="0"/>
             </w:tcBorders>
           </w:tcPr>
           <w:p>
@@ -584,7 +788,7 @@
               <w:rPr>
                 <w:b/>
                 <w:caps/>
-                <w:color w:val="5F6B7A"/>
+                <w:color w:val="667085"/>
                 <w:sz w:val="14"/>
               </w:rPr>
               <w:t>Net debt</w:t>
@@ -592,7 +796,7 @@
             <w:r>
               <w:rPr>
                 <w:b w:val="0"/>
-                <w:color w:val="5F6B7A"/>
+                <w:color w:val="667085"/>
                 <w:sz w:val="14"/>
               </w:rPr>
               <w:t xml:space="preserve">  ·  6M2026</w:t>
@@ -605,7 +809,7 @@
             <w:r>
               <w:rPr>
                 <w:b/>
-                <w:color w:val="1F4E79"/>
+                <w:color w:val="12355B"/>
                 <w:sz w:val="34"/>
               </w:rPr>
               <w:t>1,925.3</w:t>
@@ -613,7 +817,7 @@
             <w:r>
               <w:rPr>
                 <w:b w:val="0"/>
-                <w:color w:val="5F6B7A"/>
+                <w:color w:val="667085"/>
                 <w:sz w:val="18"/>
               </w:rPr>
               <w:t xml:space="preserve"> EUR m</w:t>
@@ -626,7 +830,7 @@
             <w:r>
               <w:rPr>
                 <w:b w:val="0"/>
-                <w:color w:val="5F6B7A"/>
+                <w:color w:val="667085"/>
                 <w:sz w:val="15"/>
               </w:rPr>
               <w:t>▲ 19.6 % vs 6M2025</w:t>
@@ -644,9 +848,9 @@
             <w:tcW w:type="dxa" w:w="2261"/>
             <w:tcBorders>
               <w:top w:val="single" w:sz="18" w:color="2A78D6" w:space="0"/>
-              <w:left w:val="single" w:sz="4" w:color="C9D3DE" w:space="0"/>
-              <w:bottom w:val="single" w:sz="4" w:color="C9D3DE" w:space="0"/>
-              <w:right w:val="single" w:sz="4" w:color="C9D3DE" w:space="0"/>
+              <w:left w:val="single" w:sz="4" w:color="D5DCE4" w:space="0"/>
+              <w:bottom w:val="single" w:sz="4" w:color="D5DCE4" w:space="0"/>
+              <w:right w:val="single" w:sz="4" w:color="D5DCE4" w:space="0"/>
             </w:tcBorders>
           </w:tcPr>
           <w:p>
@@ -657,7 +861,7 @@
               <w:rPr>
                 <w:b/>
                 <w:caps/>
-                <w:color w:val="5F6B7A"/>
+                <w:color w:val="667085"/>
                 <w:sz w:val="14"/>
               </w:rPr>
               <w:t>Net debt / EBITDA</w:t>
@@ -665,7 +869,7 @@
             <w:r>
               <w:rPr>
                 <w:b w:val="0"/>
-                <w:color w:val="5F6B7A"/>
+                <w:color w:val="667085"/>
                 <w:sz w:val="14"/>
               </w:rPr>
               <w:t xml:space="preserve">  ·  6M2026</w:t>
@@ -678,7 +882,7 @@
             <w:r>
               <w:rPr>
                 <w:b/>
-                <w:color w:val="1F4E79"/>
+                <w:color w:val="12355B"/>
                 <w:sz w:val="34"/>
               </w:rPr>
               <w:t>3.49</w:t>
@@ -686,7 +890,7 @@
             <w:r>
               <w:rPr>
                 <w:b w:val="0"/>
-                <w:color w:val="5F6B7A"/>
+                <w:color w:val="667085"/>
                 <w:sz w:val="18"/>
               </w:rPr>
               <w:t xml:space="preserve"> x</w:t>
@@ -699,7 +903,7 @@
             <w:r>
               <w:rPr>
                 <w:b w:val="0"/>
-                <w:color w:val="5F6B7A"/>
+                <w:color w:val="667085"/>
                 <w:sz w:val="15"/>
               </w:rPr>
               <w:t>▲ 0.5x vs 6M2025</w:t>
@@ -716,28 +920,13 @@
     <w:p>
       <w:pPr>
         <w:keepNext/>
-        <w:pBdr>
-          <w:bottom w:val="single" w:sz="8" w:color="1F4E79" w:space="4"/>
-        </w:pBdr>
-        <w:tabs>
-          <w:tab w:pos="482" w:val="left"/>
-        </w:tabs>
-        <w:spacing w:before="360" w:after="160"/>
+        <w:spacing w:before="200" w:after="100"/>
       </w:pPr>
       <w:r>
         <w:rPr>
           <w:b/>
-          <w:color w:val="2A78D6"/>
-          <w:sz w:val="18"/>
-        </w:rPr>
-        <w:t>01</w:t>
-        <w:tab/>
-      </w:r>
-      <w:r>
-        <w:rPr>
-          <w:b/>
-          <w:color w:val="1F4E79"/>
-          <w:sz w:val="28"/>
+          <w:color w:val="12355B"/>
+          <w:sz w:val="26"/>
         </w:rPr>
         <w:t>Quick summary</w:t>
       </w:r>
@@ -1026,7 +1215,783 @@
       <w:pPr>
         <w:keepNext/>
         <w:pBdr>
-          <w:bottom w:val="single" w:sz="8" w:color="1F4E79" w:space="4"/>
+          <w:bottom w:val="single" w:sz="8" w:color="12355B" w:space="4"/>
+        </w:pBdr>
+        <w:tabs>
+          <w:tab w:pos="482" w:val="left"/>
+        </w:tabs>
+        <w:spacing w:before="360" w:after="160"/>
+      </w:pPr>
+      <w:r>
+        <w:rPr>
+          <w:b/>
+          <w:color w:val="2A78D6"/>
+          <w:sz w:val="18"/>
+        </w:rPr>
+        <w:t>01</w:t>
+        <w:tab/>
+      </w:r>
+      <w:r>
+        <w:rPr>
+          <w:b/>
+          <w:color w:val="12355B"/>
+          <w:sz w:val="28"/>
+        </w:rPr>
+        <w:t>Instruments held and ISINs</w:t>
+      </w:r>
+    </w:p>
+    <w:tbl>
+      <w:tblPr>
+        <w:tblW w:w="9639" w:type="dxa"/>
+        <w:tblBorders>
+          <w:top w:val="nil"/>
+          <w:left w:val="nil"/>
+          <w:bottom w:val="nil"/>
+          <w:right w:val="nil"/>
+          <w:insideH w:val="nil"/>
+          <w:insideV w:val="nil"/>
+        </w:tblBorders>
+        <w:tblLayout w:type="fixed"/>
+        <w:tblCellMar>
+          <w:top w:w="70" w:type="dxa"/>
+          <w:left w:w="100" w:type="dxa"/>
+          <w:bottom w:w="70" w:type="dxa"/>
+          <w:right w:w="100" w:type="dxa"/>
+        </w:tblCellMar>
+        <w:tblLook w:firstColumn="1" w:firstRow="1" w:lastColumn="0" w:lastRow="0" w:noHBand="0" w:noVBand="1" w:val="04A0"/>
+      </w:tblPr>
+      <w:tblGrid>
+        <w:gridCol w:w="1457"/>
+        <w:gridCol w:w="2241"/>
+        <w:gridCol w:w="1064"/>
+        <w:gridCol w:w="1120"/>
+        <w:gridCol w:w="1569"/>
+        <w:gridCol w:w="2185"/>
+      </w:tblGrid>
+      <w:tr>
+        <w:tc>
+          <w:tcPr>
+            <w:tcW w:type="dxa" w:w="1457"/>
+            <w:tcBorders>
+              <w:top w:val="nil"/>
+              <w:left w:val="nil"/>
+              <w:bottom w:val="single" w:sz="8" w:color="12355B" w:space="0"/>
+              <w:right w:val="nil"/>
+            </w:tcBorders>
+          </w:tcPr>
+          <w:p>
+            <w:pPr>
+              <w:spacing w:before="0" w:after="0"/>
+            </w:pPr>
+            <w:r>
+              <w:rPr>
+                <w:b/>
+                <w:caps/>
+                <w:color w:val="667085"/>
+                <w:sz w:val="14"/>
+              </w:rPr>
+              <w:t>ISIN</w:t>
+            </w:r>
+          </w:p>
+        </w:tc>
+        <w:tc>
+          <w:tcPr>
+            <w:tcW w:type="dxa" w:w="2241"/>
+            <w:tcBorders>
+              <w:top w:val="nil"/>
+              <w:left w:val="nil"/>
+              <w:bottom w:val="single" w:sz="8" w:color="12355B" w:space="0"/>
+              <w:right w:val="nil"/>
+            </w:tcBorders>
+          </w:tcPr>
+          <w:p>
+            <w:pPr>
+              <w:spacing w:before="0" w:after="0"/>
+            </w:pPr>
+            <w:r>
+              <w:rPr>
+                <w:b/>
+                <w:caps/>
+                <w:color w:val="667085"/>
+                <w:sz w:val="14"/>
+              </w:rPr>
+              <w:t>Instrument</w:t>
+            </w:r>
+          </w:p>
+        </w:tc>
+        <w:tc>
+          <w:tcPr>
+            <w:tcW w:type="dxa" w:w="1065"/>
+            <w:tcBorders>
+              <w:top w:val="nil"/>
+              <w:left w:val="nil"/>
+              <w:bottom w:val="single" w:sz="8" w:color="12355B" w:space="0"/>
+              <w:right w:val="nil"/>
+            </w:tcBorders>
+          </w:tcPr>
+          <w:p>
+            <w:pPr>
+              <w:spacing w:before="0" w:after="0"/>
+              <w:jc w:val="right"/>
+            </w:pPr>
+            <w:r>
+              <w:rPr>
+                <w:b/>
+                <w:caps/>
+                <w:color w:val="667085"/>
+                <w:sz w:val="14"/>
+              </w:rPr>
+              <w:t>Coupon</w:t>
+            </w:r>
+          </w:p>
+        </w:tc>
+        <w:tc>
+          <w:tcPr>
+            <w:tcW w:type="dxa" w:w="1121"/>
+            <w:tcBorders>
+              <w:top w:val="nil"/>
+              <w:left w:val="nil"/>
+              <w:bottom w:val="single" w:sz="8" w:color="12355B" w:space="0"/>
+              <w:right w:val="nil"/>
+            </w:tcBorders>
+          </w:tcPr>
+          <w:p>
+            <w:pPr>
+              <w:spacing w:before="0" w:after="0"/>
+            </w:pPr>
+            <w:r>
+              <w:rPr>
+                <w:b/>
+                <w:caps/>
+                <w:color w:val="667085"/>
+                <w:sz w:val="14"/>
+              </w:rPr>
+              <w:t>Maturity</w:t>
+            </w:r>
+          </w:p>
+        </w:tc>
+        <w:tc>
+          <w:tcPr>
+            <w:tcW w:type="dxa" w:w="1569"/>
+            <w:tcBorders>
+              <w:top w:val="nil"/>
+              <w:left w:val="nil"/>
+              <w:bottom w:val="single" w:sz="8" w:color="12355B" w:space="0"/>
+              <w:right w:val="nil"/>
+            </w:tcBorders>
+          </w:tcPr>
+          <w:p>
+            <w:pPr>
+              <w:spacing w:before="0" w:after="0"/>
+            </w:pPr>
+            <w:r>
+              <w:rPr>
+                <w:b/>
+                <w:caps/>
+                <w:color w:val="667085"/>
+                <w:sz w:val="14"/>
+              </w:rPr>
+              <w:t>Issue rating</w:t>
+            </w:r>
+          </w:p>
+        </w:tc>
+        <w:tc>
+          <w:tcPr>
+            <w:tcW w:type="dxa" w:w="2185"/>
+            <w:tcBorders>
+              <w:top w:val="nil"/>
+              <w:left w:val="nil"/>
+              <w:bottom w:val="single" w:sz="8" w:color="12355B" w:space="0"/>
+              <w:right w:val="nil"/>
+            </w:tcBorders>
+          </w:tcPr>
+          <w:p>
+            <w:pPr>
+              <w:spacing w:before="0" w:after="0"/>
+            </w:pPr>
+            <w:r>
+              <w:rPr>
+                <w:b/>
+                <w:caps/>
+                <w:color w:val="667085"/>
+                <w:sz w:val="14"/>
+              </w:rPr>
+              <w:t>Note</w:t>
+            </w:r>
+          </w:p>
+        </w:tc>
+      </w:tr>
+      <w:tr>
+        <w:tc>
+          <w:tcPr>
+            <w:tcW w:type="dxa" w:w="1457"/>
+            <w:tcBorders>
+              <w:top w:val="nil"/>
+              <w:left w:val="nil"/>
+              <w:bottom w:val="single" w:sz="4" w:color="E6EAF0" w:space="0"/>
+              <w:right w:val="nil"/>
+            </w:tcBorders>
+          </w:tcPr>
+          <w:p>
+            <w:pPr>
+              <w:spacing w:before="0" w:after="0"/>
+            </w:pPr>
+            <w:r>
+              <w:rPr>
+                <w:b w:val="0"/>
+                <w:sz w:val="17"/>
+              </w:rPr>
+              <w:t>LT0000115768</w:t>
+            </w:r>
+          </w:p>
+        </w:tc>
+        <w:tc>
+          <w:tcPr>
+            <w:tcW w:type="dxa" w:w="2241"/>
+            <w:tcBorders>
+              <w:top w:val="nil"/>
+              <w:left w:val="nil"/>
+              <w:bottom w:val="single" w:sz="4" w:color="E6EAF0" w:space="0"/>
+              <w:right w:val="nil"/>
+            </w:tcBorders>
+          </w:tcPr>
+          <w:p>
+            <w:pPr>
+              <w:spacing w:before="0" w:after="0"/>
+            </w:pPr>
+            <w:r>
+              <w:rPr>
+                <w:b w:val="0"/>
+                <w:sz w:val="17"/>
+              </w:rPr>
+              <w:t>Ignitis grupė ordinary share (IGN1L)</w:t>
+            </w:r>
+          </w:p>
+        </w:tc>
+        <w:tc>
+          <w:tcPr>
+            <w:tcW w:type="dxa" w:w="1065"/>
+            <w:tcBorders>
+              <w:top w:val="nil"/>
+              <w:left w:val="nil"/>
+              <w:bottom w:val="single" w:sz="4" w:color="E6EAF0" w:space="0"/>
+              <w:right w:val="nil"/>
+            </w:tcBorders>
+          </w:tcPr>
+          <w:p>
+            <w:pPr>
+              <w:spacing w:before="0" w:after="0"/>
+              <w:jc w:val="right"/>
+            </w:pPr>
+            <w:r>
+              <w:rPr>
+                <w:b w:val="0"/>
+                <w:sz w:val="17"/>
+              </w:rPr>
+              <w:t>–</w:t>
+            </w:r>
+          </w:p>
+        </w:tc>
+        <w:tc>
+          <w:tcPr>
+            <w:tcW w:type="dxa" w:w="1121"/>
+            <w:tcBorders>
+              <w:top w:val="nil"/>
+              <w:left w:val="nil"/>
+              <w:bottom w:val="single" w:sz="4" w:color="E6EAF0" w:space="0"/>
+              <w:right w:val="nil"/>
+            </w:tcBorders>
+          </w:tcPr>
+          <w:p>
+            <w:pPr>
+              <w:spacing w:before="0" w:after="0"/>
+            </w:pPr>
+            <w:r>
+              <w:rPr>
+                <w:b w:val="0"/>
+                <w:sz w:val="17"/>
+              </w:rPr>
+              <w:t>share</w:t>
+            </w:r>
+          </w:p>
+        </w:tc>
+        <w:tc>
+          <w:tcPr>
+            <w:tcW w:type="dxa" w:w="1569"/>
+            <w:tcBorders>
+              <w:top w:val="nil"/>
+              <w:left w:val="nil"/>
+              <w:bottom w:val="single" w:sz="4" w:color="E6EAF0" w:space="0"/>
+              <w:right w:val="nil"/>
+            </w:tcBorders>
+          </w:tcPr>
+          <w:p>
+            <w:pPr>
+              <w:spacing w:before="0" w:after="0"/>
+            </w:pPr>
+            <w:r>
+              <w:rPr>
+                <w:b w:val="0"/>
+                <w:sz w:val="17"/>
+              </w:rPr>
+            </w:r>
+          </w:p>
+        </w:tc>
+        <w:tc>
+          <w:tcPr>
+            <w:tcW w:type="dxa" w:w="2185"/>
+            <w:tcBorders>
+              <w:top w:val="nil"/>
+              <w:left w:val="nil"/>
+              <w:bottom w:val="single" w:sz="4" w:color="E6EAF0" w:space="0"/>
+              <w:right w:val="nil"/>
+            </w:tcBorders>
+          </w:tcPr>
+          <w:p>
+            <w:pPr>
+              <w:spacing w:before="0" w:after="0"/>
+            </w:pPr>
+            <w:r>
+              <w:rPr>
+                <w:b w:val="0"/>
+                <w:sz w:val="17"/>
+              </w:rPr>
+            </w:r>
+          </w:p>
+        </w:tc>
+      </w:tr>
+      <w:tr>
+        <w:tc>
+          <w:tcPr>
+            <w:tcW w:type="dxa" w:w="1457"/>
+            <w:tcBorders>
+              <w:top w:val="nil"/>
+              <w:left w:val="nil"/>
+              <w:bottom w:val="single" w:sz="4" w:color="E6EAF0" w:space="0"/>
+              <w:right w:val="nil"/>
+            </w:tcBorders>
+          </w:tcPr>
+          <w:p>
+            <w:pPr>
+              <w:spacing w:before="0" w:after="0"/>
+            </w:pPr>
+            <w:r>
+              <w:rPr>
+                <w:b w:val="0"/>
+                <w:sz w:val="17"/>
+              </w:rPr>
+              <w:t>XS1646530565</w:t>
+            </w:r>
+          </w:p>
+        </w:tc>
+        <w:tc>
+          <w:tcPr>
+            <w:tcW w:type="dxa" w:w="2241"/>
+            <w:tcBorders>
+              <w:top w:val="nil"/>
+              <w:left w:val="nil"/>
+              <w:bottom w:val="single" w:sz="4" w:color="E6EAF0" w:space="0"/>
+              <w:right w:val="nil"/>
+            </w:tcBorders>
+          </w:tcPr>
+          <w:p>
+            <w:pPr>
+              <w:spacing w:before="0" w:after="0"/>
+            </w:pPr>
+            <w:r>
+              <w:rPr>
+                <w:b w:val="0"/>
+                <w:sz w:val="17"/>
+              </w:rPr>
+              <w:t>Ignitis 2.000% green notes 2027</w:t>
+            </w:r>
+          </w:p>
+        </w:tc>
+        <w:tc>
+          <w:tcPr>
+            <w:tcW w:type="dxa" w:w="1065"/>
+            <w:tcBorders>
+              <w:top w:val="nil"/>
+              <w:left w:val="nil"/>
+              <w:bottom w:val="single" w:sz="4" w:color="E6EAF0" w:space="0"/>
+              <w:right w:val="nil"/>
+            </w:tcBorders>
+          </w:tcPr>
+          <w:p>
+            <w:pPr>
+              <w:spacing w:before="0" w:after="0"/>
+              <w:jc w:val="right"/>
+            </w:pPr>
+            <w:r>
+              <w:rPr>
+                <w:b w:val="0"/>
+                <w:sz w:val="17"/>
+              </w:rPr>
+              <w:t>2.000%</w:t>
+            </w:r>
+          </w:p>
+        </w:tc>
+        <w:tc>
+          <w:tcPr>
+            <w:tcW w:type="dxa" w:w="1121"/>
+            <w:tcBorders>
+              <w:top w:val="nil"/>
+              <w:left w:val="nil"/>
+              <w:bottom w:val="single" w:sz="4" w:color="E6EAF0" w:space="0"/>
+              <w:right w:val="nil"/>
+            </w:tcBorders>
+          </w:tcPr>
+          <w:p>
+            <w:pPr>
+              <w:spacing w:before="0" w:after="0"/>
+            </w:pPr>
+            <w:r>
+              <w:rPr>
+                <w:b w:val="0"/>
+                <w:sz w:val="17"/>
+              </w:rPr>
+              <w:t>2027-07-14</w:t>
+            </w:r>
+          </w:p>
+        </w:tc>
+        <w:tc>
+          <w:tcPr>
+            <w:tcW w:type="dxa" w:w="1569"/>
+            <w:tcBorders>
+              <w:top w:val="nil"/>
+              <w:left w:val="nil"/>
+              <w:bottom w:val="single" w:sz="4" w:color="E6EAF0" w:space="0"/>
+              <w:right w:val="nil"/>
+            </w:tcBorders>
+          </w:tcPr>
+          <w:p>
+            <w:pPr>
+              <w:spacing w:before="0" w:after="0"/>
+            </w:pPr>
+            <w:r>
+              <w:rPr>
+                <w:b w:val="0"/>
+                <w:sz w:val="17"/>
+              </w:rPr>
+              <w:t>no separate rating found</w:t>
+            </w:r>
+          </w:p>
+        </w:tc>
+        <w:tc>
+          <w:tcPr>
+            <w:tcW w:type="dxa" w:w="2185"/>
+            <w:tcBorders>
+              <w:top w:val="nil"/>
+              <w:left w:val="nil"/>
+              <w:bottom w:val="single" w:sz="4" w:color="E6EAF0" w:space="0"/>
+              <w:right w:val="nil"/>
+            </w:tcBorders>
+          </w:tcPr>
+          <w:p>
+            <w:pPr>
+              <w:spacing w:before="0" w:after="0"/>
+            </w:pPr>
+            <w:r>
+              <w:rPr>
+                <w:b w:val="0"/>
+                <w:sz w:val="17"/>
+              </w:rPr>
+              <w:t>Tender offer for any and all notes announced 2026-10-19 (refinanced by new EuGB 4.500% 2031)</w:t>
+            </w:r>
+          </w:p>
+        </w:tc>
+      </w:tr>
+      <w:tr>
+        <w:tc>
+          <w:tcPr>
+            <w:tcW w:type="dxa" w:w="1457"/>
+            <w:tcBorders>
+              <w:top w:val="nil"/>
+              <w:left w:val="nil"/>
+              <w:bottom w:val="single" w:sz="4" w:color="E6EAF0" w:space="0"/>
+              <w:right w:val="nil"/>
+            </w:tcBorders>
+          </w:tcPr>
+          <w:p>
+            <w:pPr>
+              <w:spacing w:before="0" w:after="0"/>
+            </w:pPr>
+            <w:r>
+              <w:rPr>
+                <w:b w:val="0"/>
+                <w:sz w:val="17"/>
+              </w:rPr>
+              <w:t>XS1853999313</w:t>
+            </w:r>
+          </w:p>
+        </w:tc>
+        <w:tc>
+          <w:tcPr>
+            <w:tcW w:type="dxa" w:w="2241"/>
+            <w:tcBorders>
+              <w:top w:val="nil"/>
+              <w:left w:val="nil"/>
+              <w:bottom w:val="single" w:sz="4" w:color="E6EAF0" w:space="0"/>
+              <w:right w:val="nil"/>
+            </w:tcBorders>
+          </w:tcPr>
+          <w:p>
+            <w:pPr>
+              <w:spacing w:before="0" w:after="0"/>
+            </w:pPr>
+            <w:r>
+              <w:rPr>
+                <w:b w:val="0"/>
+                <w:sz w:val="17"/>
+              </w:rPr>
+              <w:t>Ignitis 1.875% green notes 2028</w:t>
+            </w:r>
+          </w:p>
+        </w:tc>
+        <w:tc>
+          <w:tcPr>
+            <w:tcW w:type="dxa" w:w="1065"/>
+            <w:tcBorders>
+              <w:top w:val="nil"/>
+              <w:left w:val="nil"/>
+              <w:bottom w:val="single" w:sz="4" w:color="E6EAF0" w:space="0"/>
+              <w:right w:val="nil"/>
+            </w:tcBorders>
+          </w:tcPr>
+          <w:p>
+            <w:pPr>
+              <w:spacing w:before="0" w:after="0"/>
+              <w:jc w:val="right"/>
+            </w:pPr>
+            <w:r>
+              <w:rPr>
+                <w:b w:val="0"/>
+                <w:sz w:val="17"/>
+              </w:rPr>
+              <w:t>1.875%</w:t>
+            </w:r>
+          </w:p>
+        </w:tc>
+        <w:tc>
+          <w:tcPr>
+            <w:tcW w:type="dxa" w:w="1121"/>
+            <w:tcBorders>
+              <w:top w:val="nil"/>
+              <w:left w:val="nil"/>
+              <w:bottom w:val="single" w:sz="4" w:color="E6EAF0" w:space="0"/>
+              <w:right w:val="nil"/>
+            </w:tcBorders>
+          </w:tcPr>
+          <w:p>
+            <w:pPr>
+              <w:spacing w:before="0" w:after="0"/>
+            </w:pPr>
+            <w:r>
+              <w:rPr>
+                <w:b w:val="0"/>
+                <w:sz w:val="17"/>
+              </w:rPr>
+              <w:t>2028-07-10</w:t>
+            </w:r>
+          </w:p>
+        </w:tc>
+        <w:tc>
+          <w:tcPr>
+            <w:tcW w:type="dxa" w:w="1569"/>
+            <w:tcBorders>
+              <w:top w:val="nil"/>
+              <w:left w:val="nil"/>
+              <w:bottom w:val="single" w:sz="4" w:color="E6EAF0" w:space="0"/>
+              <w:right w:val="nil"/>
+            </w:tcBorders>
+          </w:tcPr>
+          <w:p>
+            <w:pPr>
+              <w:spacing w:before="0" w:after="0"/>
+            </w:pPr>
+            <w:r>
+              <w:rPr>
+                <w:b w:val="0"/>
+                <w:sz w:val="17"/>
+              </w:rPr>
+              <w:t>no separate rating found</w:t>
+            </w:r>
+          </w:p>
+        </w:tc>
+        <w:tc>
+          <w:tcPr>
+            <w:tcW w:type="dxa" w:w="2185"/>
+            <w:tcBorders>
+              <w:top w:val="nil"/>
+              <w:left w:val="nil"/>
+              <w:bottom w:val="single" w:sz="4" w:color="E6EAF0" w:space="0"/>
+              <w:right w:val="nil"/>
+            </w:tcBorders>
+          </w:tcPr>
+          <w:p>
+            <w:pPr>
+              <w:spacing w:before="0" w:after="0"/>
+            </w:pPr>
+            <w:r>
+              <w:rPr>
+                <w:b w:val="0"/>
+                <w:sz w:val="17"/>
+              </w:rPr>
+            </w:r>
+          </w:p>
+        </w:tc>
+      </w:tr>
+      <w:tr>
+        <w:tc>
+          <w:tcPr>
+            <w:tcW w:type="dxa" w:w="1457"/>
+            <w:tcBorders>
+              <w:top w:val="nil"/>
+              <w:left w:val="nil"/>
+              <w:bottom w:val="single" w:sz="4" w:color="E6EAF0" w:space="0"/>
+              <w:right w:val="nil"/>
+            </w:tcBorders>
+          </w:tcPr>
+          <w:p>
+            <w:pPr>
+              <w:spacing w:before="0" w:after="0"/>
+            </w:pPr>
+            <w:r>
+              <w:rPr>
+                <w:b w:val="0"/>
+                <w:sz w:val="17"/>
+              </w:rPr>
+              <w:t>XS2177349912</w:t>
+            </w:r>
+          </w:p>
+        </w:tc>
+        <w:tc>
+          <w:tcPr>
+            <w:tcW w:type="dxa" w:w="2241"/>
+            <w:tcBorders>
+              <w:top w:val="nil"/>
+              <w:left w:val="nil"/>
+              <w:bottom w:val="single" w:sz="4" w:color="E6EAF0" w:space="0"/>
+              <w:right w:val="nil"/>
+            </w:tcBorders>
+          </w:tcPr>
+          <w:p>
+            <w:pPr>
+              <w:spacing w:before="0" w:after="0"/>
+            </w:pPr>
+            <w:r>
+              <w:rPr>
+                <w:b w:val="0"/>
+                <w:sz w:val="17"/>
+              </w:rPr>
+              <w:t>Ignitis 2.000% notes 2030</w:t>
+            </w:r>
+          </w:p>
+        </w:tc>
+        <w:tc>
+          <w:tcPr>
+            <w:tcW w:type="dxa" w:w="1065"/>
+            <w:tcBorders>
+              <w:top w:val="nil"/>
+              <w:left w:val="nil"/>
+              <w:bottom w:val="single" w:sz="4" w:color="E6EAF0" w:space="0"/>
+              <w:right w:val="nil"/>
+            </w:tcBorders>
+          </w:tcPr>
+          <w:p>
+            <w:pPr>
+              <w:spacing w:before="0" w:after="0"/>
+              <w:jc w:val="right"/>
+            </w:pPr>
+            <w:r>
+              <w:rPr>
+                <w:b w:val="0"/>
+                <w:sz w:val="17"/>
+              </w:rPr>
+              <w:t>2.000%</w:t>
+            </w:r>
+          </w:p>
+        </w:tc>
+        <w:tc>
+          <w:tcPr>
+            <w:tcW w:type="dxa" w:w="1121"/>
+            <w:tcBorders>
+              <w:top w:val="nil"/>
+              <w:left w:val="nil"/>
+              <w:bottom w:val="single" w:sz="4" w:color="E6EAF0" w:space="0"/>
+              <w:right w:val="nil"/>
+            </w:tcBorders>
+          </w:tcPr>
+          <w:p>
+            <w:pPr>
+              <w:spacing w:before="0" w:after="0"/>
+            </w:pPr>
+            <w:r>
+              <w:rPr>
+                <w:b w:val="0"/>
+                <w:sz w:val="17"/>
+              </w:rPr>
+              <w:t>2030-05-21</w:t>
+            </w:r>
+          </w:p>
+        </w:tc>
+        <w:tc>
+          <w:tcPr>
+            <w:tcW w:type="dxa" w:w="1569"/>
+            <w:tcBorders>
+              <w:top w:val="nil"/>
+              <w:left w:val="nil"/>
+              <w:bottom w:val="single" w:sz="4" w:color="E6EAF0" w:space="0"/>
+              <w:right w:val="nil"/>
+            </w:tcBorders>
+          </w:tcPr>
+          <w:p>
+            <w:pPr>
+              <w:spacing w:before="0" w:after="0"/>
+            </w:pPr>
+            <w:r>
+              <w:rPr>
+                <w:b w:val="0"/>
+                <w:sz w:val="17"/>
+              </w:rPr>
+              <w:t>no separate rating found</w:t>
+            </w:r>
+          </w:p>
+        </w:tc>
+        <w:tc>
+          <w:tcPr>
+            <w:tcW w:type="dxa" w:w="2185"/>
+            <w:tcBorders>
+              <w:top w:val="nil"/>
+              <w:left w:val="nil"/>
+              <w:bottom w:val="single" w:sz="4" w:color="E6EAF0" w:space="0"/>
+              <w:right w:val="nil"/>
+            </w:tcBorders>
+          </w:tcPr>
+          <w:p>
+            <w:pPr>
+              <w:spacing w:before="0" w:after="0"/>
+            </w:pPr>
+            <w:r>
+              <w:rPr>
+                <w:b w:val="0"/>
+                <w:sz w:val="17"/>
+              </w:rPr>
+            </w:r>
+          </w:p>
+        </w:tc>
+      </w:tr>
+    </w:tbl>
+    <w:p>
+      <w:pPr>
+        <w:spacing w:before="0" w:after="40"/>
+      </w:pPr>
+    </w:p>
+    <w:p>
+      <w:pPr>
+        <w:keepNext/>
+        <w:pBdr>
+          <w:bottom w:val="single" w:sz="8" w:color="12355B" w:space="4"/>
         </w:pBdr>
         <w:tabs>
           <w:tab w:pos="482" w:val="left"/>
@@ -1045,789 +2010,7 @@
       <w:r>
         <w:rPr>
           <w:b/>
-          <w:color w:val="1F4E79"/>
-          <w:sz w:val="28"/>
-        </w:rPr>
-        <w:t>Instruments held and ISINs</w:t>
-      </w:r>
-    </w:p>
-    <w:tbl>
-      <w:tblPr>
-        <w:tblW w:w="9639" w:type="dxa"/>
-        <w:tblBorders>
-          <w:top w:val="nil"/>
-          <w:left w:val="nil"/>
-          <w:bottom w:val="nil"/>
-          <w:right w:val="nil"/>
-          <w:insideH w:val="nil"/>
-          <w:insideV w:val="nil"/>
-        </w:tblBorders>
-        <w:tblLayout w:type="fixed"/>
-        <w:tblCellMar>
-          <w:top w:w="70" w:type="dxa"/>
-          <w:left w:w="100" w:type="dxa"/>
-          <w:bottom w:w="70" w:type="dxa"/>
-          <w:right w:w="100" w:type="dxa"/>
-        </w:tblCellMar>
-        <w:tblLook w:firstColumn="1" w:firstRow="1" w:lastColumn="0" w:lastRow="0" w:noHBand="0" w:noVBand="1" w:val="04A0"/>
-      </w:tblPr>
-      <w:tblGrid>
-        <w:gridCol w:w="1513"/>
-        <w:gridCol w:w="2241"/>
-        <w:gridCol w:w="840"/>
-        <w:gridCol w:w="1120"/>
-        <w:gridCol w:w="1569"/>
-        <w:gridCol w:w="2353"/>
-      </w:tblGrid>
-      <w:tr>
-        <w:tc>
-          <w:tcPr>
-            <w:tcW w:type="dxa" w:w="1513"/>
-            <w:tcBorders>
-              <w:top w:val="single" w:sz="12" w:color="1F4E79" w:space="0"/>
-              <w:left w:val="nil"/>
-              <w:bottom w:val="single" w:sz="4" w:color="C9D3DE" w:space="0"/>
-              <w:right w:val="nil"/>
-            </w:tcBorders>
-            <w:shd w:val="clear" w:color="auto" w:fill="EAF1F8"/>
-          </w:tcPr>
-          <w:p>
-            <w:pPr>
-              <w:spacing w:before="0" w:after="0"/>
-            </w:pPr>
-            <w:r>
-              <w:rPr>
-                <w:b/>
-                <w:caps/>
-                <w:color w:val="1F4E79"/>
-                <w:sz w:val="16"/>
-              </w:rPr>
-              <w:t>ISIN</w:t>
-            </w:r>
-          </w:p>
-        </w:tc>
-        <w:tc>
-          <w:tcPr>
-            <w:tcW w:type="dxa" w:w="2241"/>
-            <w:tcBorders>
-              <w:top w:val="single" w:sz="12" w:color="1F4E79" w:space="0"/>
-              <w:left w:val="nil"/>
-              <w:bottom w:val="single" w:sz="4" w:color="C9D3DE" w:space="0"/>
-              <w:right w:val="nil"/>
-            </w:tcBorders>
-            <w:shd w:val="clear" w:color="auto" w:fill="EAF1F8"/>
-          </w:tcPr>
-          <w:p>
-            <w:pPr>
-              <w:spacing w:before="0" w:after="0"/>
-            </w:pPr>
-            <w:r>
-              <w:rPr>
-                <w:b/>
-                <w:caps/>
-                <w:color w:val="1F4E79"/>
-                <w:sz w:val="16"/>
-              </w:rPr>
-              <w:t>Instrument</w:t>
-            </w:r>
-          </w:p>
-        </w:tc>
-        <w:tc>
-          <w:tcPr>
-            <w:tcW w:type="dxa" w:w="841"/>
-            <w:tcBorders>
-              <w:top w:val="single" w:sz="12" w:color="1F4E79" w:space="0"/>
-              <w:left w:val="nil"/>
-              <w:bottom w:val="single" w:sz="4" w:color="C9D3DE" w:space="0"/>
-              <w:right w:val="nil"/>
-            </w:tcBorders>
-            <w:shd w:val="clear" w:color="auto" w:fill="EAF1F8"/>
-          </w:tcPr>
-          <w:p>
-            <w:pPr>
-              <w:spacing w:before="0" w:after="0"/>
-              <w:jc w:val="right"/>
-            </w:pPr>
-            <w:r>
-              <w:rPr>
-                <w:b/>
-                <w:caps/>
-                <w:color w:val="1F4E79"/>
-                <w:sz w:val="16"/>
-              </w:rPr>
-              <w:t>Coupon</w:t>
-            </w:r>
-          </w:p>
-        </w:tc>
-        <w:tc>
-          <w:tcPr>
-            <w:tcW w:type="dxa" w:w="1121"/>
-            <w:tcBorders>
-              <w:top w:val="single" w:sz="12" w:color="1F4E79" w:space="0"/>
-              <w:left w:val="nil"/>
-              <w:bottom w:val="single" w:sz="4" w:color="C9D3DE" w:space="0"/>
-              <w:right w:val="nil"/>
-            </w:tcBorders>
-            <w:shd w:val="clear" w:color="auto" w:fill="EAF1F8"/>
-          </w:tcPr>
-          <w:p>
-            <w:pPr>
-              <w:spacing w:before="0" w:after="0"/>
-            </w:pPr>
-            <w:r>
-              <w:rPr>
-                <w:b/>
-                <w:caps/>
-                <w:color w:val="1F4E79"/>
-                <w:sz w:val="16"/>
-              </w:rPr>
-              <w:t>Maturity</w:t>
-            </w:r>
-          </w:p>
-        </w:tc>
-        <w:tc>
-          <w:tcPr>
-            <w:tcW w:type="dxa" w:w="1569"/>
-            <w:tcBorders>
-              <w:top w:val="single" w:sz="12" w:color="1F4E79" w:space="0"/>
-              <w:left w:val="nil"/>
-              <w:bottom w:val="single" w:sz="4" w:color="C9D3DE" w:space="0"/>
-              <w:right w:val="nil"/>
-            </w:tcBorders>
-            <w:shd w:val="clear" w:color="auto" w:fill="EAF1F8"/>
-          </w:tcPr>
-          <w:p>
-            <w:pPr>
-              <w:spacing w:before="0" w:after="0"/>
-            </w:pPr>
-            <w:r>
-              <w:rPr>
-                <w:b/>
-                <w:caps/>
-                <w:color w:val="1F4E79"/>
-                <w:sz w:val="16"/>
-              </w:rPr>
-              <w:t>Issue rating</w:t>
-            </w:r>
-          </w:p>
-        </w:tc>
-        <w:tc>
-          <w:tcPr>
-            <w:tcW w:type="dxa" w:w="2353"/>
-            <w:tcBorders>
-              <w:top w:val="single" w:sz="12" w:color="1F4E79" w:space="0"/>
-              <w:left w:val="nil"/>
-              <w:bottom w:val="single" w:sz="4" w:color="C9D3DE" w:space="0"/>
-              <w:right w:val="nil"/>
-            </w:tcBorders>
-            <w:shd w:val="clear" w:color="auto" w:fill="EAF1F8"/>
-          </w:tcPr>
-          <w:p>
-            <w:pPr>
-              <w:spacing w:before="0" w:after="0"/>
-            </w:pPr>
-            <w:r>
-              <w:rPr>
-                <w:b/>
-                <w:caps/>
-                <w:color w:val="1F4E79"/>
-                <w:sz w:val="16"/>
-              </w:rPr>
-              <w:t>Note</w:t>
-            </w:r>
-          </w:p>
-        </w:tc>
-      </w:tr>
-      <w:tr>
-        <w:tc>
-          <w:tcPr>
-            <w:tcW w:type="dxa" w:w="1513"/>
-            <w:tcBorders>
-              <w:top w:val="nil"/>
-              <w:left w:val="nil"/>
-              <w:bottom w:val="single" w:sz="4" w:color="DDE3EA" w:space="0"/>
-              <w:right w:val="nil"/>
-            </w:tcBorders>
-          </w:tcPr>
-          <w:p>
-            <w:pPr>
-              <w:spacing w:before="0" w:after="0"/>
-            </w:pPr>
-            <w:r>
-              <w:rPr>
-                <w:b w:val="0"/>
-                <w:sz w:val="17"/>
-              </w:rPr>
-              <w:t>LT0000115768</w:t>
-            </w:r>
-          </w:p>
-        </w:tc>
-        <w:tc>
-          <w:tcPr>
-            <w:tcW w:type="dxa" w:w="2241"/>
-            <w:tcBorders>
-              <w:top w:val="nil"/>
-              <w:left w:val="nil"/>
-              <w:bottom w:val="single" w:sz="4" w:color="DDE3EA" w:space="0"/>
-              <w:right w:val="nil"/>
-            </w:tcBorders>
-          </w:tcPr>
-          <w:p>
-            <w:pPr>
-              <w:spacing w:before="0" w:after="0"/>
-            </w:pPr>
-            <w:r>
-              <w:rPr>
-                <w:b w:val="0"/>
-                <w:sz w:val="17"/>
-              </w:rPr>
-              <w:t>Ignitis grupė ordinary share (IGN1L)</w:t>
-            </w:r>
-          </w:p>
-        </w:tc>
-        <w:tc>
-          <w:tcPr>
-            <w:tcW w:type="dxa" w:w="841"/>
-            <w:tcBorders>
-              <w:top w:val="nil"/>
-              <w:left w:val="nil"/>
-              <w:bottom w:val="single" w:sz="4" w:color="DDE3EA" w:space="0"/>
-              <w:right w:val="nil"/>
-            </w:tcBorders>
-          </w:tcPr>
-          <w:p>
-            <w:pPr>
-              <w:spacing w:before="0" w:after="0"/>
-              <w:jc w:val="right"/>
-            </w:pPr>
-            <w:r>
-              <w:rPr>
-                <w:b w:val="0"/>
-                <w:sz w:val="17"/>
-              </w:rPr>
-              <w:t>–</w:t>
-            </w:r>
-          </w:p>
-        </w:tc>
-        <w:tc>
-          <w:tcPr>
-            <w:tcW w:type="dxa" w:w="1121"/>
-            <w:tcBorders>
-              <w:top w:val="nil"/>
-              <w:left w:val="nil"/>
-              <w:bottom w:val="single" w:sz="4" w:color="DDE3EA" w:space="0"/>
-              <w:right w:val="nil"/>
-            </w:tcBorders>
-          </w:tcPr>
-          <w:p>
-            <w:pPr>
-              <w:spacing w:before="0" w:after="0"/>
-            </w:pPr>
-            <w:r>
-              <w:rPr>
-                <w:b w:val="0"/>
-                <w:sz w:val="17"/>
-              </w:rPr>
-              <w:t>share</w:t>
-            </w:r>
-          </w:p>
-        </w:tc>
-        <w:tc>
-          <w:tcPr>
-            <w:tcW w:type="dxa" w:w="1569"/>
-            <w:tcBorders>
-              <w:top w:val="nil"/>
-              <w:left w:val="nil"/>
-              <w:bottom w:val="single" w:sz="4" w:color="DDE3EA" w:space="0"/>
-              <w:right w:val="nil"/>
-            </w:tcBorders>
-          </w:tcPr>
-          <w:p>
-            <w:pPr>
-              <w:spacing w:before="0" w:after="0"/>
-            </w:pPr>
-            <w:r>
-              <w:rPr>
-                <w:b w:val="0"/>
-                <w:sz w:val="17"/>
-              </w:rPr>
-            </w:r>
-          </w:p>
-        </w:tc>
-        <w:tc>
-          <w:tcPr>
-            <w:tcW w:type="dxa" w:w="2353"/>
-            <w:tcBorders>
-              <w:top w:val="nil"/>
-              <w:left w:val="nil"/>
-              <w:bottom w:val="single" w:sz="4" w:color="DDE3EA" w:space="0"/>
-              <w:right w:val="nil"/>
-            </w:tcBorders>
-          </w:tcPr>
-          <w:p>
-            <w:pPr>
-              <w:spacing w:before="0" w:after="0"/>
-            </w:pPr>
-            <w:r>
-              <w:rPr>
-                <w:b w:val="0"/>
-                <w:sz w:val="17"/>
-              </w:rPr>
-            </w:r>
-          </w:p>
-        </w:tc>
-      </w:tr>
-      <w:tr>
-        <w:tc>
-          <w:tcPr>
-            <w:tcW w:type="dxa" w:w="1513"/>
-            <w:tcBorders>
-              <w:top w:val="nil"/>
-              <w:left w:val="nil"/>
-              <w:bottom w:val="single" w:sz="4" w:color="DDE3EA" w:space="0"/>
-              <w:right w:val="nil"/>
-            </w:tcBorders>
-          </w:tcPr>
-          <w:p>
-            <w:pPr>
-              <w:spacing w:before="0" w:after="0"/>
-            </w:pPr>
-            <w:r>
-              <w:rPr>
-                <w:b w:val="0"/>
-                <w:sz w:val="17"/>
-              </w:rPr>
-              <w:t>XS1646530565</w:t>
-            </w:r>
-          </w:p>
-        </w:tc>
-        <w:tc>
-          <w:tcPr>
-            <w:tcW w:type="dxa" w:w="2241"/>
-            <w:tcBorders>
-              <w:top w:val="nil"/>
-              <w:left w:val="nil"/>
-              <w:bottom w:val="single" w:sz="4" w:color="DDE3EA" w:space="0"/>
-              <w:right w:val="nil"/>
-            </w:tcBorders>
-          </w:tcPr>
-          <w:p>
-            <w:pPr>
-              <w:spacing w:before="0" w:after="0"/>
-            </w:pPr>
-            <w:r>
-              <w:rPr>
-                <w:b w:val="0"/>
-                <w:sz w:val="17"/>
-              </w:rPr>
-              <w:t>Ignitis 2.000% green notes 2027</w:t>
-            </w:r>
-          </w:p>
-        </w:tc>
-        <w:tc>
-          <w:tcPr>
-            <w:tcW w:type="dxa" w:w="841"/>
-            <w:tcBorders>
-              <w:top w:val="nil"/>
-              <w:left w:val="nil"/>
-              <w:bottom w:val="single" w:sz="4" w:color="DDE3EA" w:space="0"/>
-              <w:right w:val="nil"/>
-            </w:tcBorders>
-          </w:tcPr>
-          <w:p>
-            <w:pPr>
-              <w:spacing w:before="0" w:after="0"/>
-              <w:jc w:val="right"/>
-            </w:pPr>
-            <w:r>
-              <w:rPr>
-                <w:b w:val="0"/>
-                <w:sz w:val="17"/>
-              </w:rPr>
-              <w:t>2.000%</w:t>
-            </w:r>
-          </w:p>
-        </w:tc>
-        <w:tc>
-          <w:tcPr>
-            <w:tcW w:type="dxa" w:w="1121"/>
-            <w:tcBorders>
-              <w:top w:val="nil"/>
-              <w:left w:val="nil"/>
-              <w:bottom w:val="single" w:sz="4" w:color="DDE3EA" w:space="0"/>
-              <w:right w:val="nil"/>
-            </w:tcBorders>
-          </w:tcPr>
-          <w:p>
-            <w:pPr>
-              <w:spacing w:before="0" w:after="0"/>
-            </w:pPr>
-            <w:r>
-              <w:rPr>
-                <w:b w:val="0"/>
-                <w:sz w:val="17"/>
-              </w:rPr>
-              <w:t>2027-07-14</w:t>
-            </w:r>
-          </w:p>
-        </w:tc>
-        <w:tc>
-          <w:tcPr>
-            <w:tcW w:type="dxa" w:w="1569"/>
-            <w:tcBorders>
-              <w:top w:val="nil"/>
-              <w:left w:val="nil"/>
-              <w:bottom w:val="single" w:sz="4" w:color="DDE3EA" w:space="0"/>
-              <w:right w:val="nil"/>
-            </w:tcBorders>
-          </w:tcPr>
-          <w:p>
-            <w:pPr>
-              <w:spacing w:before="0" w:after="0"/>
-            </w:pPr>
-            <w:r>
-              <w:rPr>
-                <w:b w:val="0"/>
-                <w:sz w:val="17"/>
-              </w:rPr>
-              <w:t>no separate rating found</w:t>
-            </w:r>
-          </w:p>
-        </w:tc>
-        <w:tc>
-          <w:tcPr>
-            <w:tcW w:type="dxa" w:w="2353"/>
-            <w:tcBorders>
-              <w:top w:val="nil"/>
-              <w:left w:val="nil"/>
-              <w:bottom w:val="single" w:sz="4" w:color="DDE3EA" w:space="0"/>
-              <w:right w:val="nil"/>
-            </w:tcBorders>
-          </w:tcPr>
-          <w:p>
-            <w:pPr>
-              <w:spacing w:before="0" w:after="0"/>
-            </w:pPr>
-            <w:r>
-              <w:rPr>
-                <w:b w:val="0"/>
-                <w:sz w:val="17"/>
-              </w:rPr>
-              <w:t>Tender offer for any and all notes announced 2026-10-19 (refinanced by new EuGB 4.500% 2031)</w:t>
-            </w:r>
-          </w:p>
-        </w:tc>
-      </w:tr>
-      <w:tr>
-        <w:tc>
-          <w:tcPr>
-            <w:tcW w:type="dxa" w:w="1513"/>
-            <w:tcBorders>
-              <w:top w:val="nil"/>
-              <w:left w:val="nil"/>
-              <w:bottom w:val="single" w:sz="4" w:color="DDE3EA" w:space="0"/>
-              <w:right w:val="nil"/>
-            </w:tcBorders>
-          </w:tcPr>
-          <w:p>
-            <w:pPr>
-              <w:spacing w:before="0" w:after="0"/>
-            </w:pPr>
-            <w:r>
-              <w:rPr>
-                <w:b w:val="0"/>
-                <w:sz w:val="17"/>
-              </w:rPr>
-              <w:t>XS1853999313</w:t>
-            </w:r>
-          </w:p>
-        </w:tc>
-        <w:tc>
-          <w:tcPr>
-            <w:tcW w:type="dxa" w:w="2241"/>
-            <w:tcBorders>
-              <w:top w:val="nil"/>
-              <w:left w:val="nil"/>
-              <w:bottom w:val="single" w:sz="4" w:color="DDE3EA" w:space="0"/>
-              <w:right w:val="nil"/>
-            </w:tcBorders>
-          </w:tcPr>
-          <w:p>
-            <w:pPr>
-              <w:spacing w:before="0" w:after="0"/>
-            </w:pPr>
-            <w:r>
-              <w:rPr>
-                <w:b w:val="0"/>
-                <w:sz w:val="17"/>
-              </w:rPr>
-              <w:t>Ignitis 1.875% green notes 2028</w:t>
-            </w:r>
-          </w:p>
-        </w:tc>
-        <w:tc>
-          <w:tcPr>
-            <w:tcW w:type="dxa" w:w="841"/>
-            <w:tcBorders>
-              <w:top w:val="nil"/>
-              <w:left w:val="nil"/>
-              <w:bottom w:val="single" w:sz="4" w:color="DDE3EA" w:space="0"/>
-              <w:right w:val="nil"/>
-            </w:tcBorders>
-          </w:tcPr>
-          <w:p>
-            <w:pPr>
-              <w:spacing w:before="0" w:after="0"/>
-              <w:jc w:val="right"/>
-            </w:pPr>
-            <w:r>
-              <w:rPr>
-                <w:b w:val="0"/>
-                <w:sz w:val="17"/>
-              </w:rPr>
-              <w:t>1.875%</w:t>
-            </w:r>
-          </w:p>
-        </w:tc>
-        <w:tc>
-          <w:tcPr>
-            <w:tcW w:type="dxa" w:w="1121"/>
-            <w:tcBorders>
-              <w:top w:val="nil"/>
-              <w:left w:val="nil"/>
-              <w:bottom w:val="single" w:sz="4" w:color="DDE3EA" w:space="0"/>
-              <w:right w:val="nil"/>
-            </w:tcBorders>
-          </w:tcPr>
-          <w:p>
-            <w:pPr>
-              <w:spacing w:before="0" w:after="0"/>
-            </w:pPr>
-            <w:r>
-              <w:rPr>
-                <w:b w:val="0"/>
-                <w:sz w:val="17"/>
-              </w:rPr>
-              <w:t>2028-07-10</w:t>
-            </w:r>
-          </w:p>
-        </w:tc>
-        <w:tc>
-          <w:tcPr>
-            <w:tcW w:type="dxa" w:w="1569"/>
-            <w:tcBorders>
-              <w:top w:val="nil"/>
-              <w:left w:val="nil"/>
-              <w:bottom w:val="single" w:sz="4" w:color="DDE3EA" w:space="0"/>
-              <w:right w:val="nil"/>
-            </w:tcBorders>
-          </w:tcPr>
-          <w:p>
-            <w:pPr>
-              <w:spacing w:before="0" w:after="0"/>
-            </w:pPr>
-            <w:r>
-              <w:rPr>
-                <w:b w:val="0"/>
-                <w:sz w:val="17"/>
-              </w:rPr>
-              <w:t>no separate rating found</w:t>
-            </w:r>
-          </w:p>
-        </w:tc>
-        <w:tc>
-          <w:tcPr>
-            <w:tcW w:type="dxa" w:w="2353"/>
-            <w:tcBorders>
-              <w:top w:val="nil"/>
-              <w:left w:val="nil"/>
-              <w:bottom w:val="single" w:sz="4" w:color="DDE3EA" w:space="0"/>
-              <w:right w:val="nil"/>
-            </w:tcBorders>
-          </w:tcPr>
-          <w:p>
-            <w:pPr>
-              <w:spacing w:before="0" w:after="0"/>
-            </w:pPr>
-            <w:r>
-              <w:rPr>
-                <w:b w:val="0"/>
-                <w:sz w:val="17"/>
-              </w:rPr>
-            </w:r>
-          </w:p>
-        </w:tc>
-      </w:tr>
-      <w:tr>
-        <w:tc>
-          <w:tcPr>
-            <w:tcW w:type="dxa" w:w="1513"/>
-            <w:tcBorders>
-              <w:top w:val="nil"/>
-              <w:left w:val="nil"/>
-              <w:bottom w:val="single" w:sz="4" w:color="DDE3EA" w:space="0"/>
-              <w:right w:val="nil"/>
-            </w:tcBorders>
-          </w:tcPr>
-          <w:p>
-            <w:pPr>
-              <w:spacing w:before="0" w:after="0"/>
-            </w:pPr>
-            <w:r>
-              <w:rPr>
-                <w:b w:val="0"/>
-                <w:sz w:val="17"/>
-              </w:rPr>
-              <w:t>XS2177349912</w:t>
-            </w:r>
-          </w:p>
-        </w:tc>
-        <w:tc>
-          <w:tcPr>
-            <w:tcW w:type="dxa" w:w="2241"/>
-            <w:tcBorders>
-              <w:top w:val="nil"/>
-              <w:left w:val="nil"/>
-              <w:bottom w:val="single" w:sz="4" w:color="DDE3EA" w:space="0"/>
-              <w:right w:val="nil"/>
-            </w:tcBorders>
-          </w:tcPr>
-          <w:p>
-            <w:pPr>
-              <w:spacing w:before="0" w:after="0"/>
-            </w:pPr>
-            <w:r>
-              <w:rPr>
-                <w:b w:val="0"/>
-                <w:sz w:val="17"/>
-              </w:rPr>
-              <w:t>Ignitis 2.000% notes 2030</w:t>
-            </w:r>
-          </w:p>
-        </w:tc>
-        <w:tc>
-          <w:tcPr>
-            <w:tcW w:type="dxa" w:w="841"/>
-            <w:tcBorders>
-              <w:top w:val="nil"/>
-              <w:left w:val="nil"/>
-              <w:bottom w:val="single" w:sz="4" w:color="DDE3EA" w:space="0"/>
-              <w:right w:val="nil"/>
-            </w:tcBorders>
-          </w:tcPr>
-          <w:p>
-            <w:pPr>
-              <w:spacing w:before="0" w:after="0"/>
-              <w:jc w:val="right"/>
-            </w:pPr>
-            <w:r>
-              <w:rPr>
-                <w:b w:val="0"/>
-                <w:sz w:val="17"/>
-              </w:rPr>
-              <w:t>2.000%</w:t>
-            </w:r>
-          </w:p>
-        </w:tc>
-        <w:tc>
-          <w:tcPr>
-            <w:tcW w:type="dxa" w:w="1121"/>
-            <w:tcBorders>
-              <w:top w:val="nil"/>
-              <w:left w:val="nil"/>
-              <w:bottom w:val="single" w:sz="4" w:color="DDE3EA" w:space="0"/>
-              <w:right w:val="nil"/>
-            </w:tcBorders>
-          </w:tcPr>
-          <w:p>
-            <w:pPr>
-              <w:spacing w:before="0" w:after="0"/>
-            </w:pPr>
-            <w:r>
-              <w:rPr>
-                <w:b w:val="0"/>
-                <w:sz w:val="17"/>
-              </w:rPr>
-              <w:t>2030-05-21</w:t>
-            </w:r>
-          </w:p>
-        </w:tc>
-        <w:tc>
-          <w:tcPr>
-            <w:tcW w:type="dxa" w:w="1569"/>
-            <w:tcBorders>
-              <w:top w:val="nil"/>
-              <w:left w:val="nil"/>
-              <w:bottom w:val="single" w:sz="4" w:color="DDE3EA" w:space="0"/>
-              <w:right w:val="nil"/>
-            </w:tcBorders>
-          </w:tcPr>
-          <w:p>
-            <w:pPr>
-              <w:spacing w:before="0" w:after="0"/>
-            </w:pPr>
-            <w:r>
-              <w:rPr>
-                <w:b w:val="0"/>
-                <w:sz w:val="17"/>
-              </w:rPr>
-              <w:t>no separate rating found</w:t>
-            </w:r>
-          </w:p>
-        </w:tc>
-        <w:tc>
-          <w:tcPr>
-            <w:tcW w:type="dxa" w:w="2353"/>
-            <w:tcBorders>
-              <w:top w:val="nil"/>
-              <w:left w:val="nil"/>
-              <w:bottom w:val="single" w:sz="4" w:color="DDE3EA" w:space="0"/>
-              <w:right w:val="nil"/>
-            </w:tcBorders>
-          </w:tcPr>
-          <w:p>
-            <w:pPr>
-              <w:spacing w:before="0" w:after="0"/>
-            </w:pPr>
-            <w:r>
-              <w:rPr>
-                <w:b w:val="0"/>
-                <w:sz w:val="17"/>
-              </w:rPr>
-            </w:r>
-          </w:p>
-        </w:tc>
-      </w:tr>
-    </w:tbl>
-    <w:p>
-      <w:pPr>
-        <w:spacing w:before="0" w:after="40"/>
-      </w:pPr>
-    </w:p>
-    <w:p>
-      <w:pPr>
-        <w:keepNext/>
-        <w:pBdr>
-          <w:bottom w:val="single" w:sz="8" w:color="1F4E79" w:space="4"/>
-        </w:pBdr>
-        <w:tabs>
-          <w:tab w:pos="482" w:val="left"/>
-        </w:tabs>
-        <w:spacing w:before="360" w:after="160"/>
-      </w:pPr>
-      <w:r>
-        <w:rPr>
-          <w:b/>
-          <w:color w:val="2A78D6"/>
-          <w:sz w:val="18"/>
-        </w:rPr>
-        <w:t>03</w:t>
-        <w:tab/>
-      </w:r>
-      <w:r>
-        <w:rPr>
-          <w:b/>
-          <w:color w:val="1F4E79"/>
+          <w:color w:val="12355B"/>
           <w:sz w:val="28"/>
         </w:rPr>
         <w:t>Key ratios</w:t>
@@ -1866,12 +2049,11 @@
           <w:tcPr>
             <w:tcW w:type="dxa" w:w="2864"/>
             <w:tcBorders>
-              <w:top w:val="single" w:sz="12" w:color="1F4E79" w:space="0"/>
+              <w:top w:val="nil"/>
               <w:left w:val="nil"/>
-              <w:bottom w:val="single" w:sz="4" w:color="C9D3DE" w:space="0"/>
+              <w:bottom w:val="single" w:sz="8" w:color="12355B" w:space="0"/>
               <w:right w:val="nil"/>
             </w:tcBorders>
-            <w:shd w:val="clear" w:color="auto" w:fill="EAF1F8"/>
           </w:tcPr>
           <w:p>
             <w:pPr>
@@ -1881,8 +2063,8 @@
               <w:rPr>
                 <w:b/>
                 <w:caps/>
-                <w:color w:val="1F4E79"/>
-                <w:sz w:val="16"/>
+                <w:color w:val="667085"/>
+                <w:sz w:val="14"/>
               </w:rPr>
               <w:t>Metric</w:t>
             </w:r>
@@ -1892,12 +2074,11 @@
           <w:tcPr>
             <w:tcW w:type="dxa" w:w="1157"/>
             <w:tcBorders>
-              <w:top w:val="single" w:sz="12" w:color="1F4E79" w:space="0"/>
+              <w:top w:val="nil"/>
               <w:left w:val="nil"/>
-              <w:bottom w:val="single" w:sz="4" w:color="C9D3DE" w:space="0"/>
+              <w:bottom w:val="single" w:sz="8" w:color="12355B" w:space="0"/>
               <w:right w:val="nil"/>
             </w:tcBorders>
-            <w:shd w:val="clear" w:color="auto" w:fill="EAF1F8"/>
           </w:tcPr>
           <w:p>
             <w:pPr>
@@ -1908,8 +2089,8 @@
               <w:rPr>
                 <w:b/>
                 <w:caps/>
-                <w:color w:val="1F4E79"/>
-                <w:sz w:val="16"/>
+                <w:color w:val="667085"/>
+                <w:sz w:val="14"/>
               </w:rPr>
               <w:t>FY2024</w:t>
             </w:r>
@@ -1919,12 +2100,11 @@
           <w:tcPr>
             <w:tcW w:type="dxa" w:w="1157"/>
             <w:tcBorders>
-              <w:top w:val="single" w:sz="12" w:color="1F4E79" w:space="0"/>
+              <w:top w:val="nil"/>
               <w:left w:val="nil"/>
-              <w:bottom w:val="single" w:sz="4" w:color="C9D3DE" w:space="0"/>
+              <w:bottom w:val="single" w:sz="8" w:color="12355B" w:space="0"/>
               <w:right w:val="nil"/>
             </w:tcBorders>
-            <w:shd w:val="clear" w:color="auto" w:fill="EAF1F8"/>
           </w:tcPr>
           <w:p>
             <w:pPr>
@@ -1935,8 +2115,8 @@
               <w:rPr>
                 <w:b/>
                 <w:caps/>
-                <w:color w:val="1F4E79"/>
-                <w:sz w:val="16"/>
+                <w:color w:val="667085"/>
+                <w:sz w:val="14"/>
               </w:rPr>
               <w:t>FY2025</w:t>
             </w:r>
@@ -1946,12 +2126,11 @@
           <w:tcPr>
             <w:tcW w:type="dxa" w:w="1157"/>
             <w:tcBorders>
-              <w:top w:val="single" w:sz="12" w:color="1F4E79" w:space="0"/>
+              <w:top w:val="nil"/>
               <w:left w:val="nil"/>
-              <w:bottom w:val="single" w:sz="4" w:color="C9D3DE" w:space="0"/>
+              <w:bottom w:val="single" w:sz="8" w:color="12355B" w:space="0"/>
               <w:right w:val="nil"/>
             </w:tcBorders>
-            <w:shd w:val="clear" w:color="auto" w:fill="EAF1F8"/>
           </w:tcPr>
           <w:p>
             <w:pPr>
@@ -1962,8 +2141,8 @@
               <w:rPr>
                 <w:b/>
                 <w:caps/>
-                <w:color w:val="1F4E79"/>
-                <w:sz w:val="16"/>
+                <w:color w:val="667085"/>
+                <w:sz w:val="14"/>
               </w:rPr>
               <w:t>6M2025</w:t>
             </w:r>
@@ -1973,12 +2152,11 @@
           <w:tcPr>
             <w:tcW w:type="dxa" w:w="1157"/>
             <w:tcBorders>
-              <w:top w:val="single" w:sz="12" w:color="1F4E79" w:space="0"/>
+              <w:top w:val="nil"/>
               <w:left w:val="nil"/>
-              <w:bottom w:val="single" w:sz="4" w:color="C9D3DE" w:space="0"/>
+              <w:bottom w:val="single" w:sz="8" w:color="12355B" w:space="0"/>
               <w:right w:val="nil"/>
             </w:tcBorders>
-            <w:shd w:val="clear" w:color="auto" w:fill="EAF1F8"/>
           </w:tcPr>
           <w:p>
             <w:pPr>
@@ -1989,8 +2167,8 @@
               <w:rPr>
                 <w:b/>
                 <w:caps/>
-                <w:color w:val="1F4E79"/>
-                <w:sz w:val="16"/>
+                <w:color w:val="667085"/>
+                <w:sz w:val="14"/>
               </w:rPr>
               <w:t>6M2026</w:t>
             </w:r>
@@ -2000,12 +2178,11 @@
           <w:tcPr>
             <w:tcW w:type="dxa" w:w="2148"/>
             <w:tcBorders>
-              <w:top w:val="single" w:sz="12" w:color="1F4E79" w:space="0"/>
+              <w:top w:val="nil"/>
               <w:left w:val="nil"/>
-              <w:bottom w:val="single" w:sz="4" w:color="C9D3DE" w:space="0"/>
+              <w:bottom w:val="single" w:sz="8" w:color="12355B" w:space="0"/>
               <w:right w:val="nil"/>
             </w:tcBorders>
-            <w:shd w:val="clear" w:color="auto" w:fill="EAF1F8"/>
           </w:tcPr>
           <w:p>
             <w:pPr>
@@ -2016,8 +2193,8 @@
               <w:rPr>
                 <w:b/>
                 <w:caps/>
-                <w:color w:val="1F4E79"/>
-                <w:sz w:val="16"/>
+                <w:color w:val="667085"/>
+                <w:sz w:val="14"/>
               </w:rPr>
               <w:t>Change</w:t>
             </w:r>
@@ -2031,7 +2208,7 @@
             <w:tcBorders>
               <w:top w:val="nil"/>
               <w:left w:val="nil"/>
-              <w:bottom w:val="single" w:sz="4" w:color="DDE3EA" w:space="0"/>
+              <w:bottom w:val="single" w:sz="4" w:color="E6EAF0" w:space="0"/>
               <w:right w:val="nil"/>
             </w:tcBorders>
           </w:tcPr>
@@ -2064,7 +2241,7 @@
             <w:tcBorders>
               <w:top w:val="nil"/>
               <w:left w:val="nil"/>
-              <w:bottom w:val="single" w:sz="4" w:color="DDE3EA" w:space="0"/>
+              <w:bottom w:val="single" w:sz="4" w:color="E6EAF0" w:space="0"/>
               <w:right w:val="nil"/>
             </w:tcBorders>
           </w:tcPr>
@@ -2088,7 +2265,7 @@
             <w:tcBorders>
               <w:top w:val="nil"/>
               <w:left w:val="nil"/>
-              <w:bottom w:val="single" w:sz="4" w:color="DDE3EA" w:space="0"/>
+              <w:bottom w:val="single" w:sz="4" w:color="E6EAF0" w:space="0"/>
               <w:right w:val="nil"/>
             </w:tcBorders>
           </w:tcPr>
@@ -2112,7 +2289,7 @@
             <w:tcBorders>
               <w:top w:val="nil"/>
               <w:left w:val="nil"/>
-              <w:bottom w:val="single" w:sz="4" w:color="DDE3EA" w:space="0"/>
+              <w:bottom w:val="single" w:sz="4" w:color="E6EAF0" w:space="0"/>
               <w:right w:val="nil"/>
             </w:tcBorders>
           </w:tcPr>
@@ -2136,7 +2313,7 @@
             <w:tcBorders>
               <w:top w:val="nil"/>
               <w:left w:val="nil"/>
-              <w:bottom w:val="single" w:sz="4" w:color="DDE3EA" w:space="0"/>
+              <w:bottom w:val="single" w:sz="4" w:color="E6EAF0" w:space="0"/>
               <w:right w:val="nil"/>
             </w:tcBorders>
           </w:tcPr>
@@ -2160,7 +2337,7 @@
             <w:tcBorders>
               <w:top w:val="nil"/>
               <w:left w:val="nil"/>
-              <w:bottom w:val="single" w:sz="4" w:color="DDE3EA" w:space="0"/>
+              <w:bottom w:val="single" w:sz="4" w:color="E6EAF0" w:space="0"/>
               <w:right w:val="nil"/>
             </w:tcBorders>
           </w:tcPr>
@@ -2187,7 +2364,7 @@
             <w:tcBorders>
               <w:top w:val="nil"/>
               <w:left w:val="nil"/>
-              <w:bottom w:val="single" w:sz="4" w:color="DDE3EA" w:space="0"/>
+              <w:bottom w:val="single" w:sz="4" w:color="E6EAF0" w:space="0"/>
               <w:right w:val="nil"/>
             </w:tcBorders>
           </w:tcPr>
@@ -2254,7 +2431,7 @@
             <w:tcBorders>
               <w:top w:val="nil"/>
               <w:left w:val="nil"/>
-              <w:bottom w:val="single" w:sz="4" w:color="DDE3EA" w:space="0"/>
+              <w:bottom w:val="single" w:sz="4" w:color="E6EAF0" w:space="0"/>
               <w:right w:val="nil"/>
             </w:tcBorders>
           </w:tcPr>
@@ -2278,7 +2455,7 @@
             <w:tcBorders>
               <w:top w:val="nil"/>
               <w:left w:val="nil"/>
-              <w:bottom w:val="single" w:sz="4" w:color="DDE3EA" w:space="0"/>
+              <w:bottom w:val="single" w:sz="4" w:color="E6EAF0" w:space="0"/>
               <w:right w:val="nil"/>
             </w:tcBorders>
           </w:tcPr>
@@ -2302,7 +2479,7 @@
             <w:tcBorders>
               <w:top w:val="nil"/>
               <w:left w:val="nil"/>
-              <w:bottom w:val="single" w:sz="4" w:color="DDE3EA" w:space="0"/>
+              <w:bottom w:val="single" w:sz="4" w:color="E6EAF0" w:space="0"/>
               <w:right w:val="nil"/>
             </w:tcBorders>
           </w:tcPr>
@@ -2326,7 +2503,7 @@
             <w:tcBorders>
               <w:top w:val="nil"/>
               <w:left w:val="nil"/>
-              <w:bottom w:val="single" w:sz="4" w:color="DDE3EA" w:space="0"/>
+              <w:bottom w:val="single" w:sz="4" w:color="E6EAF0" w:space="0"/>
               <w:right w:val="nil"/>
             </w:tcBorders>
           </w:tcPr>
@@ -2350,7 +2527,7 @@
             <w:tcBorders>
               <w:top w:val="nil"/>
               <w:left w:val="nil"/>
-              <w:bottom w:val="single" w:sz="4" w:color="DDE3EA" w:space="0"/>
+              <w:bottom w:val="single" w:sz="4" w:color="E6EAF0" w:space="0"/>
               <w:right w:val="nil"/>
             </w:tcBorders>
           </w:tcPr>
@@ -2377,7 +2554,7 @@
             <w:tcBorders>
               <w:top w:val="nil"/>
               <w:left w:val="nil"/>
-              <w:bottom w:val="single" w:sz="4" w:color="DDE3EA" w:space="0"/>
+              <w:bottom w:val="single" w:sz="4" w:color="E6EAF0" w:space="0"/>
               <w:right w:val="nil"/>
             </w:tcBorders>
           </w:tcPr>
@@ -2427,7 +2604,7 @@
             <w:tcBorders>
               <w:top w:val="nil"/>
               <w:left w:val="nil"/>
-              <w:bottom w:val="single" w:sz="4" w:color="DDE3EA" w:space="0"/>
+              <w:bottom w:val="single" w:sz="4" w:color="E6EAF0" w:space="0"/>
               <w:right w:val="nil"/>
             </w:tcBorders>
           </w:tcPr>
@@ -2451,7 +2628,7 @@
             <w:tcBorders>
               <w:top w:val="nil"/>
               <w:left w:val="nil"/>
-              <w:bottom w:val="single" w:sz="4" w:color="DDE3EA" w:space="0"/>
+              <w:bottom w:val="single" w:sz="4" w:color="E6EAF0" w:space="0"/>
               <w:right w:val="nil"/>
             </w:tcBorders>
           </w:tcPr>
@@ -2475,7 +2652,7 @@
             <w:tcBorders>
               <w:top w:val="nil"/>
               <w:left w:val="nil"/>
-              <w:bottom w:val="single" w:sz="4" w:color="DDE3EA" w:space="0"/>
+              <w:bottom w:val="single" w:sz="4" w:color="E6EAF0" w:space="0"/>
               <w:right w:val="nil"/>
             </w:tcBorders>
           </w:tcPr>
@@ -2499,7 +2676,7 @@
             <w:tcBorders>
               <w:top w:val="nil"/>
               <w:left w:val="nil"/>
-              <w:bottom w:val="single" w:sz="4" w:color="DDE3EA" w:space="0"/>
+              <w:bottom w:val="single" w:sz="4" w:color="E6EAF0" w:space="0"/>
               <w:right w:val="nil"/>
             </w:tcBorders>
           </w:tcPr>
@@ -2523,7 +2700,7 @@
             <w:tcBorders>
               <w:top w:val="nil"/>
               <w:left w:val="nil"/>
-              <w:bottom w:val="single" w:sz="4" w:color="DDE3EA" w:space="0"/>
+              <w:bottom w:val="single" w:sz="4" w:color="E6EAF0" w:space="0"/>
               <w:right w:val="nil"/>
             </w:tcBorders>
           </w:tcPr>
@@ -2550,7 +2727,7 @@
             <w:tcBorders>
               <w:top w:val="nil"/>
               <w:left w:val="nil"/>
-              <w:bottom w:val="single" w:sz="4" w:color="DDE3EA" w:space="0"/>
+              <w:bottom w:val="single" w:sz="4" w:color="E6EAF0" w:space="0"/>
               <w:right w:val="nil"/>
             </w:tcBorders>
           </w:tcPr>
@@ -2617,7 +2794,7 @@
             <w:tcBorders>
               <w:top w:val="nil"/>
               <w:left w:val="nil"/>
-              <w:bottom w:val="single" w:sz="4" w:color="DDE3EA" w:space="0"/>
+              <w:bottom w:val="single" w:sz="4" w:color="E6EAF0" w:space="0"/>
               <w:right w:val="nil"/>
             </w:tcBorders>
           </w:tcPr>
@@ -2641,7 +2818,7 @@
             <w:tcBorders>
               <w:top w:val="nil"/>
               <w:left w:val="nil"/>
-              <w:bottom w:val="single" w:sz="4" w:color="DDE3EA" w:space="0"/>
+              <w:bottom w:val="single" w:sz="4" w:color="E6EAF0" w:space="0"/>
               <w:right w:val="nil"/>
             </w:tcBorders>
           </w:tcPr>
@@ -2665,7 +2842,7 @@
             <w:tcBorders>
               <w:top w:val="nil"/>
               <w:left w:val="nil"/>
-              <w:bottom w:val="single" w:sz="4" w:color="DDE3EA" w:space="0"/>
+              <w:bottom w:val="single" w:sz="4" w:color="E6EAF0" w:space="0"/>
               <w:right w:val="nil"/>
             </w:tcBorders>
           </w:tcPr>
@@ -2689,7 +2866,7 @@
             <w:tcBorders>
               <w:top w:val="nil"/>
               <w:left w:val="nil"/>
-              <w:bottom w:val="single" w:sz="4" w:color="DDE3EA" w:space="0"/>
+              <w:bottom w:val="single" w:sz="4" w:color="E6EAF0" w:space="0"/>
               <w:right w:val="nil"/>
             </w:tcBorders>
           </w:tcPr>
@@ -2713,7 +2890,7 @@
             <w:tcBorders>
               <w:top w:val="nil"/>
               <w:left w:val="nil"/>
-              <w:bottom w:val="single" w:sz="4" w:color="DDE3EA" w:space="0"/>
+              <w:bottom w:val="single" w:sz="4" w:color="E6EAF0" w:space="0"/>
               <w:right w:val="nil"/>
             </w:tcBorders>
           </w:tcPr>
@@ -2740,7 +2917,7 @@
             <w:tcBorders>
               <w:top w:val="nil"/>
               <w:left w:val="nil"/>
-              <w:bottom w:val="single" w:sz="4" w:color="DDE3EA" w:space="0"/>
+              <w:bottom w:val="single" w:sz="4" w:color="E6EAF0" w:space="0"/>
               <w:right w:val="nil"/>
             </w:tcBorders>
           </w:tcPr>
@@ -2790,7 +2967,7 @@
             <w:tcBorders>
               <w:top w:val="nil"/>
               <w:left w:val="nil"/>
-              <w:bottom w:val="single" w:sz="4" w:color="DDE3EA" w:space="0"/>
+              <w:bottom w:val="single" w:sz="4" w:color="E6EAF0" w:space="0"/>
               <w:right w:val="nil"/>
             </w:tcBorders>
           </w:tcPr>
@@ -2814,7 +2991,7 @@
             <w:tcBorders>
               <w:top w:val="nil"/>
               <w:left w:val="nil"/>
-              <w:bottom w:val="single" w:sz="4" w:color="DDE3EA" w:space="0"/>
+              <w:bottom w:val="single" w:sz="4" w:color="E6EAF0" w:space="0"/>
               <w:right w:val="nil"/>
             </w:tcBorders>
           </w:tcPr>
@@ -2838,7 +3015,7 @@
             <w:tcBorders>
               <w:top w:val="nil"/>
               <w:left w:val="nil"/>
-              <w:bottom w:val="single" w:sz="4" w:color="DDE3EA" w:space="0"/>
+              <w:bottom w:val="single" w:sz="4" w:color="E6EAF0" w:space="0"/>
               <w:right w:val="nil"/>
             </w:tcBorders>
           </w:tcPr>
@@ -2862,7 +3039,7 @@
             <w:tcBorders>
               <w:top w:val="nil"/>
               <w:left w:val="nil"/>
-              <w:bottom w:val="single" w:sz="4" w:color="DDE3EA" w:space="0"/>
+              <w:bottom w:val="single" w:sz="4" w:color="E6EAF0" w:space="0"/>
               <w:right w:val="nil"/>
             </w:tcBorders>
           </w:tcPr>
@@ -2886,7 +3063,7 @@
             <w:tcBorders>
               <w:top w:val="nil"/>
               <w:left w:val="nil"/>
-              <w:bottom w:val="single" w:sz="4" w:color="DDE3EA" w:space="0"/>
+              <w:bottom w:val="single" w:sz="4" w:color="E6EAF0" w:space="0"/>
               <w:right w:val="nil"/>
             </w:tcBorders>
           </w:tcPr>
@@ -2913,7 +3090,7 @@
             <w:tcBorders>
               <w:top w:val="nil"/>
               <w:left w:val="nil"/>
-              <w:bottom w:val="single" w:sz="4" w:color="DDE3EA" w:space="0"/>
+              <w:bottom w:val="single" w:sz="4" w:color="E6EAF0" w:space="0"/>
               <w:right w:val="nil"/>
             </w:tcBorders>
           </w:tcPr>
@@ -2980,7 +3157,7 @@
             <w:tcBorders>
               <w:top w:val="nil"/>
               <w:left w:val="nil"/>
-              <w:bottom w:val="single" w:sz="4" w:color="DDE3EA" w:space="0"/>
+              <w:bottom w:val="single" w:sz="4" w:color="E6EAF0" w:space="0"/>
               <w:right w:val="nil"/>
             </w:tcBorders>
           </w:tcPr>
@@ -3004,7 +3181,7 @@
             <w:tcBorders>
               <w:top w:val="nil"/>
               <w:left w:val="nil"/>
-              <w:bottom w:val="single" w:sz="4" w:color="DDE3EA" w:space="0"/>
+              <w:bottom w:val="single" w:sz="4" w:color="E6EAF0" w:space="0"/>
               <w:right w:val="nil"/>
             </w:tcBorders>
           </w:tcPr>
@@ -3028,7 +3205,7 @@
             <w:tcBorders>
               <w:top w:val="nil"/>
               <w:left w:val="nil"/>
-              <w:bottom w:val="single" w:sz="4" w:color="DDE3EA" w:space="0"/>
+              <w:bottom w:val="single" w:sz="4" w:color="E6EAF0" w:space="0"/>
               <w:right w:val="nil"/>
             </w:tcBorders>
           </w:tcPr>
@@ -3052,7 +3229,7 @@
             <w:tcBorders>
               <w:top w:val="nil"/>
               <w:left w:val="nil"/>
-              <w:bottom w:val="single" w:sz="4" w:color="DDE3EA" w:space="0"/>
+              <w:bottom w:val="single" w:sz="4" w:color="E6EAF0" w:space="0"/>
               <w:right w:val="nil"/>
             </w:tcBorders>
           </w:tcPr>
@@ -3076,7 +3253,7 @@
             <w:tcBorders>
               <w:top w:val="nil"/>
               <w:left w:val="nil"/>
-              <w:bottom w:val="single" w:sz="4" w:color="DDE3EA" w:space="0"/>
+              <w:bottom w:val="single" w:sz="4" w:color="E6EAF0" w:space="0"/>
               <w:right w:val="nil"/>
             </w:tcBorders>
           </w:tcPr>
@@ -3103,7 +3280,7 @@
             <w:tcBorders>
               <w:top w:val="nil"/>
               <w:left w:val="nil"/>
-              <w:bottom w:val="single" w:sz="4" w:color="DDE3EA" w:space="0"/>
+              <w:bottom w:val="single" w:sz="4" w:color="E6EAF0" w:space="0"/>
               <w:right w:val="nil"/>
             </w:tcBorders>
           </w:tcPr>
@@ -3136,7 +3313,7 @@
             <w:tcBorders>
               <w:top w:val="nil"/>
               <w:left w:val="nil"/>
-              <w:bottom w:val="single" w:sz="4" w:color="DDE3EA" w:space="0"/>
+              <w:bottom w:val="single" w:sz="4" w:color="E6EAF0" w:space="0"/>
               <w:right w:val="nil"/>
             </w:tcBorders>
           </w:tcPr>
@@ -3160,7 +3337,7 @@
             <w:tcBorders>
               <w:top w:val="nil"/>
               <w:left w:val="nil"/>
-              <w:bottom w:val="single" w:sz="4" w:color="DDE3EA" w:space="0"/>
+              <w:bottom w:val="single" w:sz="4" w:color="E6EAF0" w:space="0"/>
               <w:right w:val="nil"/>
             </w:tcBorders>
           </w:tcPr>
@@ -3184,7 +3361,7 @@
             <w:tcBorders>
               <w:top w:val="nil"/>
               <w:left w:val="nil"/>
-              <w:bottom w:val="single" w:sz="4" w:color="DDE3EA" w:space="0"/>
+              <w:bottom w:val="single" w:sz="4" w:color="E6EAF0" w:space="0"/>
               <w:right w:val="nil"/>
             </w:tcBorders>
           </w:tcPr>
@@ -3208,7 +3385,7 @@
             <w:tcBorders>
               <w:top w:val="nil"/>
               <w:left w:val="nil"/>
-              <w:bottom w:val="single" w:sz="4" w:color="DDE3EA" w:space="0"/>
+              <w:bottom w:val="single" w:sz="4" w:color="E6EAF0" w:space="0"/>
               <w:right w:val="nil"/>
             </w:tcBorders>
           </w:tcPr>
@@ -3232,7 +3409,7 @@
             <w:tcBorders>
               <w:top w:val="nil"/>
               <w:left w:val="nil"/>
-              <w:bottom w:val="single" w:sz="4" w:color="DDE3EA" w:space="0"/>
+              <w:bottom w:val="single" w:sz="4" w:color="E6EAF0" w:space="0"/>
               <w:right w:val="nil"/>
             </w:tcBorders>
           </w:tcPr>
@@ -3259,7 +3436,7 @@
             <w:tcBorders>
               <w:top w:val="nil"/>
               <w:left w:val="nil"/>
-              <w:bottom w:val="single" w:sz="4" w:color="DDE3EA" w:space="0"/>
+              <w:bottom w:val="single" w:sz="4" w:color="E6EAF0" w:space="0"/>
               <w:right w:val="nil"/>
             </w:tcBorders>
           </w:tcPr>
@@ -3292,7 +3469,7 @@
             <w:tcBorders>
               <w:top w:val="nil"/>
               <w:left w:val="nil"/>
-              <w:bottom w:val="single" w:sz="4" w:color="DDE3EA" w:space="0"/>
+              <w:bottom w:val="single" w:sz="4" w:color="E6EAF0" w:space="0"/>
               <w:right w:val="nil"/>
             </w:tcBorders>
           </w:tcPr>
@@ -3316,7 +3493,7 @@
             <w:tcBorders>
               <w:top w:val="nil"/>
               <w:left w:val="nil"/>
-              <w:bottom w:val="single" w:sz="4" w:color="DDE3EA" w:space="0"/>
+              <w:bottom w:val="single" w:sz="4" w:color="E6EAF0" w:space="0"/>
               <w:right w:val="nil"/>
             </w:tcBorders>
           </w:tcPr>
@@ -3340,7 +3517,7 @@
             <w:tcBorders>
               <w:top w:val="nil"/>
               <w:left w:val="nil"/>
-              <w:bottom w:val="single" w:sz="4" w:color="DDE3EA" w:space="0"/>
+              <w:bottom w:val="single" w:sz="4" w:color="E6EAF0" w:space="0"/>
               <w:right w:val="nil"/>
             </w:tcBorders>
           </w:tcPr>
@@ -3364,7 +3541,7 @@
             <w:tcBorders>
               <w:top w:val="nil"/>
               <w:left w:val="nil"/>
-              <w:bottom w:val="single" w:sz="4" w:color="DDE3EA" w:space="0"/>
+              <w:bottom w:val="single" w:sz="4" w:color="E6EAF0" w:space="0"/>
               <w:right w:val="nil"/>
             </w:tcBorders>
           </w:tcPr>
@@ -3388,7 +3565,7 @@
             <w:tcBorders>
               <w:top w:val="nil"/>
               <w:left w:val="nil"/>
-              <w:bottom w:val="single" w:sz="4" w:color="DDE3EA" w:space="0"/>
+              <w:bottom w:val="single" w:sz="4" w:color="E6EAF0" w:space="0"/>
               <w:right w:val="nil"/>
             </w:tcBorders>
           </w:tcPr>
@@ -3415,7 +3592,7 @@
             <w:tcBorders>
               <w:top w:val="nil"/>
               <w:left w:val="nil"/>
-              <w:bottom w:val="single" w:sz="4" w:color="DDE3EA" w:space="0"/>
+              <w:bottom w:val="single" w:sz="4" w:color="E6EAF0" w:space="0"/>
               <w:right w:val="nil"/>
             </w:tcBorders>
           </w:tcPr>
@@ -3482,7 +3659,7 @@
             <w:tcBorders>
               <w:top w:val="nil"/>
               <w:left w:val="nil"/>
-              <w:bottom w:val="single" w:sz="4" w:color="DDE3EA" w:space="0"/>
+              <w:bottom w:val="single" w:sz="4" w:color="E6EAF0" w:space="0"/>
               <w:right w:val="nil"/>
             </w:tcBorders>
           </w:tcPr>
@@ -3506,7 +3683,7 @@
             <w:tcBorders>
               <w:top w:val="nil"/>
               <w:left w:val="nil"/>
-              <w:bottom w:val="single" w:sz="4" w:color="DDE3EA" w:space="0"/>
+              <w:bottom w:val="single" w:sz="4" w:color="E6EAF0" w:space="0"/>
               <w:right w:val="nil"/>
             </w:tcBorders>
           </w:tcPr>
@@ -3530,7 +3707,7 @@
             <w:tcBorders>
               <w:top w:val="nil"/>
               <w:left w:val="nil"/>
-              <w:bottom w:val="single" w:sz="4" w:color="DDE3EA" w:space="0"/>
+              <w:bottom w:val="single" w:sz="4" w:color="E6EAF0" w:space="0"/>
               <w:right w:val="nil"/>
             </w:tcBorders>
           </w:tcPr>
@@ -3554,7 +3731,7 @@
             <w:tcBorders>
               <w:top w:val="nil"/>
               <w:left w:val="nil"/>
-              <w:bottom w:val="single" w:sz="4" w:color="DDE3EA" w:space="0"/>
+              <w:bottom w:val="single" w:sz="4" w:color="E6EAF0" w:space="0"/>
               <w:right w:val="nil"/>
             </w:tcBorders>
           </w:tcPr>
@@ -3578,7 +3755,7 @@
             <w:tcBorders>
               <w:top w:val="nil"/>
               <w:left w:val="nil"/>
-              <w:bottom w:val="single" w:sz="4" w:color="DDE3EA" w:space="0"/>
+              <w:bottom w:val="single" w:sz="4" w:color="E6EAF0" w:space="0"/>
               <w:right w:val="nil"/>
             </w:tcBorders>
           </w:tcPr>
@@ -3605,7 +3782,7 @@
             <w:tcBorders>
               <w:top w:val="nil"/>
               <w:left w:val="nil"/>
-              <w:bottom w:val="single" w:sz="4" w:color="DDE3EA" w:space="0"/>
+              <w:bottom w:val="single" w:sz="4" w:color="E6EAF0" w:space="0"/>
               <w:right w:val="nil"/>
             </w:tcBorders>
           </w:tcPr>
@@ -3672,7 +3849,7 @@
             <w:tcBorders>
               <w:top w:val="nil"/>
               <w:left w:val="nil"/>
-              <w:bottom w:val="single" w:sz="4" w:color="DDE3EA" w:space="0"/>
+              <w:bottom w:val="single" w:sz="4" w:color="E6EAF0" w:space="0"/>
               <w:right w:val="nil"/>
             </w:tcBorders>
           </w:tcPr>
@@ -3696,7 +3873,7 @@
             <w:tcBorders>
               <w:top w:val="nil"/>
               <w:left w:val="nil"/>
-              <w:bottom w:val="single" w:sz="4" w:color="DDE3EA" w:space="0"/>
+              <w:bottom w:val="single" w:sz="4" w:color="E6EAF0" w:space="0"/>
               <w:right w:val="nil"/>
             </w:tcBorders>
           </w:tcPr>
@@ -3720,7 +3897,7 @@
             <w:tcBorders>
               <w:top w:val="nil"/>
               <w:left w:val="nil"/>
-              <w:bottom w:val="single" w:sz="4" w:color="DDE3EA" w:space="0"/>
+              <w:bottom w:val="single" w:sz="4" w:color="E6EAF0" w:space="0"/>
               <w:right w:val="nil"/>
             </w:tcBorders>
           </w:tcPr>
@@ -3744,7 +3921,7 @@
             <w:tcBorders>
               <w:top w:val="nil"/>
               <w:left w:val="nil"/>
-              <w:bottom w:val="single" w:sz="4" w:color="DDE3EA" w:space="0"/>
+              <w:bottom w:val="single" w:sz="4" w:color="E6EAF0" w:space="0"/>
               <w:right w:val="nil"/>
             </w:tcBorders>
             <w:shd w:val="clear" w:color="auto" w:fill="FDF1D8"/>
@@ -3769,7 +3946,7 @@
             <w:tcBorders>
               <w:top w:val="nil"/>
               <w:left w:val="nil"/>
-              <w:bottom w:val="single" w:sz="4" w:color="DDE3EA" w:space="0"/>
+              <w:bottom w:val="single" w:sz="4" w:color="E6EAF0" w:space="0"/>
               <w:right w:val="nil"/>
             </w:tcBorders>
           </w:tcPr>
@@ -3796,7 +3973,7 @@
             <w:tcBorders>
               <w:top w:val="nil"/>
               <w:left w:val="nil"/>
-              <w:bottom w:val="single" w:sz="4" w:color="DDE3EA" w:space="0"/>
+              <w:bottom w:val="single" w:sz="4" w:color="E6EAF0" w:space="0"/>
               <w:right w:val="nil"/>
             </w:tcBorders>
           </w:tcPr>
@@ -3863,7 +4040,7 @@
             <w:tcBorders>
               <w:top w:val="nil"/>
               <w:left w:val="nil"/>
-              <w:bottom w:val="single" w:sz="4" w:color="DDE3EA" w:space="0"/>
+              <w:bottom w:val="single" w:sz="4" w:color="E6EAF0" w:space="0"/>
               <w:right w:val="nil"/>
             </w:tcBorders>
           </w:tcPr>
@@ -3887,7 +4064,7 @@
             <w:tcBorders>
               <w:top w:val="nil"/>
               <w:left w:val="nil"/>
-              <w:bottom w:val="single" w:sz="4" w:color="DDE3EA" w:space="0"/>
+              <w:bottom w:val="single" w:sz="4" w:color="E6EAF0" w:space="0"/>
               <w:right w:val="nil"/>
             </w:tcBorders>
           </w:tcPr>
@@ -3911,7 +4088,7 @@
             <w:tcBorders>
               <w:top w:val="nil"/>
               <w:left w:val="nil"/>
-              <w:bottom w:val="single" w:sz="4" w:color="DDE3EA" w:space="0"/>
+              <w:bottom w:val="single" w:sz="4" w:color="E6EAF0" w:space="0"/>
               <w:right w:val="nil"/>
             </w:tcBorders>
           </w:tcPr>
@@ -3935,7 +4112,7 @@
             <w:tcBorders>
               <w:top w:val="nil"/>
               <w:left w:val="nil"/>
-              <w:bottom w:val="single" w:sz="4" w:color="DDE3EA" w:space="0"/>
+              <w:bottom w:val="single" w:sz="4" w:color="E6EAF0" w:space="0"/>
               <w:right w:val="nil"/>
             </w:tcBorders>
             <w:shd w:val="clear" w:color="auto" w:fill="FDF1D8"/>
@@ -3960,7 +4137,7 @@
             <w:tcBorders>
               <w:top w:val="nil"/>
               <w:left w:val="nil"/>
-              <w:bottom w:val="single" w:sz="4" w:color="DDE3EA" w:space="0"/>
+              <w:bottom w:val="single" w:sz="4" w:color="E6EAF0" w:space="0"/>
               <w:right w:val="nil"/>
             </w:tcBorders>
           </w:tcPr>
@@ -3987,7 +4164,7 @@
             <w:tcBorders>
               <w:top w:val="nil"/>
               <w:left w:val="nil"/>
-              <w:bottom w:val="single" w:sz="4" w:color="DDE3EA" w:space="0"/>
+              <w:bottom w:val="single" w:sz="4" w:color="E6EAF0" w:space="0"/>
               <w:right w:val="nil"/>
             </w:tcBorders>
           </w:tcPr>
@@ -4054,7 +4231,7 @@
             <w:tcBorders>
               <w:top w:val="nil"/>
               <w:left w:val="nil"/>
-              <w:bottom w:val="single" w:sz="4" w:color="DDE3EA" w:space="0"/>
+              <w:bottom w:val="single" w:sz="4" w:color="E6EAF0" w:space="0"/>
               <w:right w:val="nil"/>
             </w:tcBorders>
           </w:tcPr>
@@ -4078,7 +4255,7 @@
             <w:tcBorders>
               <w:top w:val="nil"/>
               <w:left w:val="nil"/>
-              <w:bottom w:val="single" w:sz="4" w:color="DDE3EA" w:space="0"/>
+              <w:bottom w:val="single" w:sz="4" w:color="E6EAF0" w:space="0"/>
               <w:right w:val="nil"/>
             </w:tcBorders>
           </w:tcPr>
@@ -4102,7 +4279,7 @@
             <w:tcBorders>
               <w:top w:val="nil"/>
               <w:left w:val="nil"/>
-              <w:bottom w:val="single" w:sz="4" w:color="DDE3EA" w:space="0"/>
+              <w:bottom w:val="single" w:sz="4" w:color="E6EAF0" w:space="0"/>
               <w:right w:val="nil"/>
             </w:tcBorders>
           </w:tcPr>
@@ -4126,7 +4303,7 @@
             <w:tcBorders>
               <w:top w:val="nil"/>
               <w:left w:val="nil"/>
-              <w:bottom w:val="single" w:sz="4" w:color="DDE3EA" w:space="0"/>
+              <w:bottom w:val="single" w:sz="4" w:color="E6EAF0" w:space="0"/>
               <w:right w:val="nil"/>
             </w:tcBorders>
             <w:shd w:val="clear" w:color="auto" w:fill="FDF1D8"/>
@@ -4151,7 +4328,7 @@
             <w:tcBorders>
               <w:top w:val="nil"/>
               <w:left w:val="nil"/>
-              <w:bottom w:val="single" w:sz="4" w:color="DDE3EA" w:space="0"/>
+              <w:bottom w:val="single" w:sz="4" w:color="E6EAF0" w:space="0"/>
               <w:right w:val="nil"/>
             </w:tcBorders>
           </w:tcPr>
@@ -4178,7 +4355,7 @@
             <w:tcBorders>
               <w:top w:val="nil"/>
               <w:left w:val="nil"/>
-              <w:bottom w:val="single" w:sz="4" w:color="DDE3EA" w:space="0"/>
+              <w:bottom w:val="single" w:sz="4" w:color="E6EAF0" w:space="0"/>
               <w:right w:val="nil"/>
             </w:tcBorders>
           </w:tcPr>
@@ -4228,7 +4405,7 @@
             <w:tcBorders>
               <w:top w:val="nil"/>
               <w:left w:val="nil"/>
-              <w:bottom w:val="single" w:sz="4" w:color="DDE3EA" w:space="0"/>
+              <w:bottom w:val="single" w:sz="4" w:color="E6EAF0" w:space="0"/>
               <w:right w:val="nil"/>
             </w:tcBorders>
           </w:tcPr>
@@ -4252,7 +4429,7 @@
             <w:tcBorders>
               <w:top w:val="nil"/>
               <w:left w:val="nil"/>
-              <w:bottom w:val="single" w:sz="4" w:color="DDE3EA" w:space="0"/>
+              <w:bottom w:val="single" w:sz="4" w:color="E6EAF0" w:space="0"/>
               <w:right w:val="nil"/>
             </w:tcBorders>
           </w:tcPr>
@@ -4276,7 +4453,7 @@
             <w:tcBorders>
               <w:top w:val="nil"/>
               <w:left w:val="nil"/>
-              <w:bottom w:val="single" w:sz="4" w:color="DDE3EA" w:space="0"/>
+              <w:bottom w:val="single" w:sz="4" w:color="E6EAF0" w:space="0"/>
               <w:right w:val="nil"/>
             </w:tcBorders>
           </w:tcPr>
@@ -4300,7 +4477,7 @@
             <w:tcBorders>
               <w:top w:val="nil"/>
               <w:left w:val="nil"/>
-              <w:bottom w:val="single" w:sz="4" w:color="DDE3EA" w:space="0"/>
+              <w:bottom w:val="single" w:sz="4" w:color="E6EAF0" w:space="0"/>
               <w:right w:val="nil"/>
             </w:tcBorders>
           </w:tcPr>
@@ -4324,7 +4501,7 @@
             <w:tcBorders>
               <w:top w:val="nil"/>
               <w:left w:val="nil"/>
-              <w:bottom w:val="single" w:sz="4" w:color="DDE3EA" w:space="0"/>
+              <w:bottom w:val="single" w:sz="4" w:color="E6EAF0" w:space="0"/>
               <w:right w:val="nil"/>
             </w:tcBorders>
           </w:tcPr>
@@ -4351,7 +4528,7 @@
             <w:tcBorders>
               <w:top w:val="nil"/>
               <w:left w:val="nil"/>
-              <w:bottom w:val="single" w:sz="4" w:color="DDE3EA" w:space="0"/>
+              <w:bottom w:val="single" w:sz="4" w:color="E6EAF0" w:space="0"/>
               <w:right w:val="nil"/>
             </w:tcBorders>
           </w:tcPr>
@@ -4401,7 +4578,7 @@
             <w:tcBorders>
               <w:top w:val="nil"/>
               <w:left w:val="nil"/>
-              <w:bottom w:val="single" w:sz="4" w:color="DDE3EA" w:space="0"/>
+              <w:bottom w:val="single" w:sz="4" w:color="E6EAF0" w:space="0"/>
               <w:right w:val="nil"/>
             </w:tcBorders>
           </w:tcPr>
@@ -4425,7 +4602,7 @@
             <w:tcBorders>
               <w:top w:val="nil"/>
               <w:left w:val="nil"/>
-              <w:bottom w:val="single" w:sz="4" w:color="DDE3EA" w:space="0"/>
+              <w:bottom w:val="single" w:sz="4" w:color="E6EAF0" w:space="0"/>
               <w:right w:val="nil"/>
             </w:tcBorders>
           </w:tcPr>
@@ -4449,7 +4626,7 @@
             <w:tcBorders>
               <w:top w:val="nil"/>
               <w:left w:val="nil"/>
-              <w:bottom w:val="single" w:sz="4" w:color="DDE3EA" w:space="0"/>
+              <w:bottom w:val="single" w:sz="4" w:color="E6EAF0" w:space="0"/>
               <w:right w:val="nil"/>
             </w:tcBorders>
           </w:tcPr>
@@ -4473,7 +4650,7 @@
             <w:tcBorders>
               <w:top w:val="nil"/>
               <w:left w:val="nil"/>
-              <w:bottom w:val="single" w:sz="4" w:color="DDE3EA" w:space="0"/>
+              <w:bottom w:val="single" w:sz="4" w:color="E6EAF0" w:space="0"/>
               <w:right w:val="nil"/>
             </w:tcBorders>
           </w:tcPr>
@@ -4497,7 +4674,7 @@
             <w:tcBorders>
               <w:top w:val="nil"/>
               <w:left w:val="nil"/>
-              <w:bottom w:val="single" w:sz="4" w:color="DDE3EA" w:space="0"/>
+              <w:bottom w:val="single" w:sz="4" w:color="E6EAF0" w:space="0"/>
               <w:right w:val="nil"/>
             </w:tcBorders>
           </w:tcPr>
@@ -4524,7 +4701,7 @@
             <w:tcBorders>
               <w:top w:val="nil"/>
               <w:left w:val="nil"/>
-              <w:bottom w:val="single" w:sz="4" w:color="DDE3EA" w:space="0"/>
+              <w:bottom w:val="single" w:sz="4" w:color="E6EAF0" w:space="0"/>
               <w:right w:val="nil"/>
             </w:tcBorders>
           </w:tcPr>
@@ -4591,7 +4768,7 @@
             <w:tcBorders>
               <w:top w:val="nil"/>
               <w:left w:val="nil"/>
-              <w:bottom w:val="single" w:sz="4" w:color="DDE3EA" w:space="0"/>
+              <w:bottom w:val="single" w:sz="4" w:color="E6EAF0" w:space="0"/>
               <w:right w:val="nil"/>
             </w:tcBorders>
           </w:tcPr>
@@ -4615,7 +4792,7 @@
             <w:tcBorders>
               <w:top w:val="nil"/>
               <w:left w:val="nil"/>
-              <w:bottom w:val="single" w:sz="4" w:color="DDE3EA" w:space="0"/>
+              <w:bottom w:val="single" w:sz="4" w:color="E6EAF0" w:space="0"/>
               <w:right w:val="nil"/>
             </w:tcBorders>
           </w:tcPr>
@@ -4639,7 +4816,7 @@
             <w:tcBorders>
               <w:top w:val="nil"/>
               <w:left w:val="nil"/>
-              <w:bottom w:val="single" w:sz="4" w:color="DDE3EA" w:space="0"/>
+              <w:bottom w:val="single" w:sz="4" w:color="E6EAF0" w:space="0"/>
               <w:right w:val="nil"/>
             </w:tcBorders>
           </w:tcPr>
@@ -4663,7 +4840,7 @@
             <w:tcBorders>
               <w:top w:val="nil"/>
               <w:left w:val="nil"/>
-              <w:bottom w:val="single" w:sz="4" w:color="DDE3EA" w:space="0"/>
+              <w:bottom w:val="single" w:sz="4" w:color="E6EAF0" w:space="0"/>
               <w:right w:val="nil"/>
             </w:tcBorders>
           </w:tcPr>
@@ -4687,7 +4864,7 @@
             <w:tcBorders>
               <w:top w:val="nil"/>
               <w:left w:val="nil"/>
-              <w:bottom w:val="single" w:sz="4" w:color="DDE3EA" w:space="0"/>
+              <w:bottom w:val="single" w:sz="4" w:color="E6EAF0" w:space="0"/>
               <w:right w:val="nil"/>
             </w:tcBorders>
           </w:tcPr>
@@ -4714,7 +4891,7 @@
             <w:tcBorders>
               <w:top w:val="nil"/>
               <w:left w:val="nil"/>
-              <w:bottom w:val="single" w:sz="4" w:color="DDE3EA" w:space="0"/>
+              <w:bottom w:val="single" w:sz="4" w:color="E6EAF0" w:space="0"/>
               <w:right w:val="nil"/>
             </w:tcBorders>
           </w:tcPr>
@@ -4781,7 +4958,7 @@
             <w:tcBorders>
               <w:top w:val="nil"/>
               <w:left w:val="nil"/>
-              <w:bottom w:val="single" w:sz="4" w:color="DDE3EA" w:space="0"/>
+              <w:bottom w:val="single" w:sz="4" w:color="E6EAF0" w:space="0"/>
               <w:right w:val="nil"/>
             </w:tcBorders>
           </w:tcPr>
@@ -4805,7 +4982,7 @@
             <w:tcBorders>
               <w:top w:val="nil"/>
               <w:left w:val="nil"/>
-              <w:bottom w:val="single" w:sz="4" w:color="DDE3EA" w:space="0"/>
+              <w:bottom w:val="single" w:sz="4" w:color="E6EAF0" w:space="0"/>
               <w:right w:val="nil"/>
             </w:tcBorders>
           </w:tcPr>
@@ -4829,7 +5006,7 @@
             <w:tcBorders>
               <w:top w:val="nil"/>
               <w:left w:val="nil"/>
-              <w:bottom w:val="single" w:sz="4" w:color="DDE3EA" w:space="0"/>
+              <w:bottom w:val="single" w:sz="4" w:color="E6EAF0" w:space="0"/>
               <w:right w:val="nil"/>
             </w:tcBorders>
           </w:tcPr>
@@ -4853,7 +5030,7 @@
             <w:tcBorders>
               <w:top w:val="nil"/>
               <w:left w:val="nil"/>
-              <w:bottom w:val="single" w:sz="4" w:color="DDE3EA" w:space="0"/>
+              <w:bottom w:val="single" w:sz="4" w:color="E6EAF0" w:space="0"/>
               <w:right w:val="nil"/>
             </w:tcBorders>
           </w:tcPr>
@@ -4877,7 +5054,7 @@
             <w:tcBorders>
               <w:top w:val="nil"/>
               <w:left w:val="nil"/>
-              <w:bottom w:val="single" w:sz="4" w:color="DDE3EA" w:space="0"/>
+              <w:bottom w:val="single" w:sz="4" w:color="E6EAF0" w:space="0"/>
               <w:right w:val="nil"/>
             </w:tcBorders>
           </w:tcPr>
@@ -4910,7 +5087,7 @@
       <w:r>
         <w:rPr>
           <w:b w:val="0"/>
-          <w:color w:val="5F6B7A"/>
+          <w:color w:val="667085"/>
           <w:sz w:val="16"/>
         </w:rPr>
         <w:t>Colours: green change – the metric is improving, red – worsening. Latest-period cell background: green – good level, amber – average, red – weak (tool benchmarks, config/metric_rules.yaml).</w:t>
@@ -4923,7 +5100,7 @@
       <w:r>
         <w:rPr>
           <w:b w:val="0"/>
-          <w:color w:val="5F6B7A"/>
+          <w:color w:val="667085"/>
           <w:sz w:val="16"/>
         </w:rPr>
         <w:t>* – taken from the report summary;  ᶜ – calculated by the tool. Small numbers next to text link to the source (opens the document at the cited page).</w:t>
@@ -4969,7 +5146,7 @@
       <w:pPr>
         <w:keepNext/>
         <w:pBdr>
-          <w:bottom w:val="single" w:sz="8" w:color="1F4E79" w:space="4"/>
+          <w:bottom w:val="single" w:sz="8" w:color="12355B" w:space="4"/>
         </w:pBdr>
         <w:tabs>
           <w:tab w:pos="482" w:val="left"/>
@@ -4982,13 +5159,13 @@
           <w:color w:val="2A78D6"/>
           <w:sz w:val="18"/>
         </w:rPr>
-        <w:t>04</w:t>
+        <w:t>03</w:t>
         <w:tab/>
       </w:r>
       <w:r>
         <w:rPr>
           <w:b/>
-          <w:color w:val="1F4E79"/>
+          <w:color w:val="12355B"/>
           <w:sz w:val="28"/>
         </w:rPr>
         <w:t>Business performance review</w:t>
@@ -5340,7 +5517,7 @@
       <w:pPr>
         <w:keepNext/>
         <w:pBdr>
-          <w:bottom w:val="single" w:sz="8" w:color="1F4E79" w:space="4"/>
+          <w:bottom w:val="single" w:sz="8" w:color="12355B" w:space="4"/>
         </w:pBdr>
         <w:tabs>
           <w:tab w:pos="482" w:val="left"/>
@@ -5353,13 +5530,13 @@
           <w:color w:val="2A78D6"/>
           <w:sz w:val="18"/>
         </w:rPr>
-        <w:t>05</w:t>
+        <w:t>04</w:t>
         <w:tab/>
       </w:r>
       <w:r>
         <w:rPr>
           <w:b/>
-          <w:color w:val="1F4E79"/>
+          <w:color w:val="12355B"/>
           <w:sz w:val="28"/>
         </w:rPr>
         <w:t>Financials</w:t>
@@ -5512,7 +5689,7 @@
       <w:pPr>
         <w:keepNext/>
         <w:pBdr>
-          <w:bottom w:val="single" w:sz="8" w:color="1F4E79" w:space="4"/>
+          <w:bottom w:val="single" w:sz="8" w:color="12355B" w:space="4"/>
         </w:pBdr>
         <w:tabs>
           <w:tab w:pos="482" w:val="left"/>
@@ -5525,13 +5702,13 @@
           <w:color w:val="2A78D6"/>
           <w:sz w:val="18"/>
         </w:rPr>
-        <w:t>06</w:t>
+        <w:t>05</w:t>
         <w:tab/>
       </w:r>
       <w:r>
         <w:rPr>
           <w:b/>
-          <w:color w:val="1F4E79"/>
+          <w:color w:val="12355B"/>
           <w:sz w:val="28"/>
         </w:rPr>
         <w:t>Past plans vs outcomes</w:t>
@@ -5568,12 +5745,11 @@
           <w:tcPr>
             <w:tcW w:type="dxa" w:w="2578"/>
             <w:tcBorders>
-              <w:top w:val="single" w:sz="12" w:color="1F4E79" w:space="0"/>
+              <w:top w:val="nil"/>
               <w:left w:val="nil"/>
-              <w:bottom w:val="single" w:sz="4" w:color="C9D3DE" w:space="0"/>
+              <w:bottom w:val="single" w:sz="8" w:color="12355B" w:space="0"/>
               <w:right w:val="nil"/>
             </w:tcBorders>
-            <w:shd w:val="clear" w:color="auto" w:fill="EAF1F8"/>
           </w:tcPr>
           <w:p>
             <w:pPr>
@@ -5583,8 +5759,8 @@
               <w:rPr>
                 <w:b/>
                 <w:caps/>
-                <w:color w:val="1F4E79"/>
-                <w:sz w:val="16"/>
+                <w:color w:val="667085"/>
+                <w:sz w:val="14"/>
               </w:rPr>
               <w:t>Plan / target</w:t>
             </w:r>
@@ -5594,12 +5770,11 @@
           <w:tcPr>
             <w:tcW w:type="dxa" w:w="2578"/>
             <w:tcBorders>
-              <w:top w:val="single" w:sz="12" w:color="1F4E79" w:space="0"/>
+              <w:top w:val="nil"/>
               <w:left w:val="nil"/>
-              <w:bottom w:val="single" w:sz="4" w:color="C9D3DE" w:space="0"/>
+              <w:bottom w:val="single" w:sz="8" w:color="12355B" w:space="0"/>
               <w:right w:val="nil"/>
             </w:tcBorders>
-            <w:shd w:val="clear" w:color="auto" w:fill="EAF1F8"/>
           </w:tcPr>
           <w:p>
             <w:pPr>
@@ -5609,8 +5784,8 @@
               <w:rPr>
                 <w:b/>
                 <w:caps/>
-                <w:color w:val="1F4E79"/>
-                <w:sz w:val="16"/>
+                <w:color w:val="667085"/>
+                <w:sz w:val="14"/>
               </w:rPr>
               <w:t>Outcome</w:t>
             </w:r>
@@ -5620,12 +5795,11 @@
           <w:tcPr>
             <w:tcW w:type="dxa" w:w="3138"/>
             <w:tcBorders>
-              <w:top w:val="single" w:sz="12" w:color="1F4E79" w:space="0"/>
+              <w:top w:val="nil"/>
               <w:left w:val="nil"/>
-              <w:bottom w:val="single" w:sz="4" w:color="C9D3DE" w:space="0"/>
+              <w:bottom w:val="single" w:sz="8" w:color="12355B" w:space="0"/>
               <w:right w:val="nil"/>
             </w:tcBorders>
-            <w:shd w:val="clear" w:color="auto" w:fill="EAF1F8"/>
           </w:tcPr>
           <w:p>
             <w:pPr>
@@ -5635,8 +5809,8 @@
               <w:rPr>
                 <w:b/>
                 <w:caps/>
-                <w:color w:val="1F4E79"/>
-                <w:sz w:val="16"/>
+                <w:color w:val="667085"/>
+                <w:sz w:val="14"/>
               </w:rPr>
               <w:t>What changed and why</w:t>
             </w:r>
@@ -5646,12 +5820,11 @@
           <w:tcPr>
             <w:tcW w:type="dxa" w:w="1345"/>
             <w:tcBorders>
-              <w:top w:val="single" w:sz="12" w:color="1F4E79" w:space="0"/>
+              <w:top w:val="nil"/>
               <w:left w:val="nil"/>
-              <w:bottom w:val="single" w:sz="4" w:color="C9D3DE" w:space="0"/>
+              <w:bottom w:val="single" w:sz="8" w:color="12355B" w:space="0"/>
               <w:right w:val="nil"/>
             </w:tcBorders>
-            <w:shd w:val="clear" w:color="auto" w:fill="EAF1F8"/>
           </w:tcPr>
           <w:p>
             <w:pPr>
@@ -5661,8 +5834,8 @@
               <w:rPr>
                 <w:b/>
                 <w:caps/>
-                <w:color w:val="1F4E79"/>
-                <w:sz w:val="16"/>
+                <w:color w:val="667085"/>
+                <w:sz w:val="14"/>
               </w:rPr>
               <w:t>Status</w:t>
             </w:r>
@@ -5676,7 +5849,7 @@
             <w:tcBorders>
               <w:top w:val="nil"/>
               <w:left w:val="nil"/>
-              <w:bottom w:val="single" w:sz="4" w:color="DDE3EA" w:space="0"/>
+              <w:bottom w:val="single" w:sz="4" w:color="E6EAF0" w:space="0"/>
               <w:right w:val="nil"/>
             </w:tcBorders>
           </w:tcPr>
@@ -5699,7 +5872,7 @@
             <w:tcBorders>
               <w:top w:val="nil"/>
               <w:left w:val="nil"/>
-              <w:bottom w:val="single" w:sz="4" w:color="DDE3EA" w:space="0"/>
+              <w:bottom w:val="single" w:sz="4" w:color="E6EAF0" w:space="0"/>
               <w:right w:val="nil"/>
             </w:tcBorders>
           </w:tcPr>
@@ -5749,7 +5922,7 @@
             <w:tcBorders>
               <w:top w:val="nil"/>
               <w:left w:val="nil"/>
-              <w:bottom w:val="single" w:sz="4" w:color="DDE3EA" w:space="0"/>
+              <w:bottom w:val="single" w:sz="4" w:color="E6EAF0" w:space="0"/>
               <w:right w:val="nil"/>
             </w:tcBorders>
           </w:tcPr>
@@ -5806,7 +5979,7 @@
             <w:tcBorders>
               <w:top w:val="nil"/>
               <w:left w:val="nil"/>
-              <w:bottom w:val="single" w:sz="4" w:color="DDE3EA" w:space="0"/>
+              <w:bottom w:val="single" w:sz="4" w:color="E6EAF0" w:space="0"/>
               <w:right w:val="nil"/>
             </w:tcBorders>
             <w:shd w:val="clear" w:color="auto" w:fill="EAF1F8"/>
@@ -5832,7 +6005,7 @@
             <w:tcBorders>
               <w:top w:val="nil"/>
               <w:left w:val="nil"/>
-              <w:bottom w:val="single" w:sz="4" w:color="DDE3EA" w:space="0"/>
+              <w:bottom w:val="single" w:sz="4" w:color="E6EAF0" w:space="0"/>
               <w:right w:val="nil"/>
             </w:tcBorders>
           </w:tcPr>
@@ -5855,7 +6028,7 @@
             <w:tcBorders>
               <w:top w:val="nil"/>
               <w:left w:val="nil"/>
-              <w:bottom w:val="single" w:sz="4" w:color="DDE3EA" w:space="0"/>
+              <w:bottom w:val="single" w:sz="4" w:color="E6EAF0" w:space="0"/>
               <w:right w:val="nil"/>
             </w:tcBorders>
           </w:tcPr>
@@ -5905,7 +6078,7 @@
             <w:tcBorders>
               <w:top w:val="nil"/>
               <w:left w:val="nil"/>
-              <w:bottom w:val="single" w:sz="4" w:color="DDE3EA" w:space="0"/>
+              <w:bottom w:val="single" w:sz="4" w:color="E6EAF0" w:space="0"/>
               <w:right w:val="nil"/>
             </w:tcBorders>
           </w:tcPr>
@@ -5945,7 +6118,7 @@
             <w:tcBorders>
               <w:top w:val="nil"/>
               <w:left w:val="nil"/>
-              <w:bottom w:val="single" w:sz="4" w:color="DDE3EA" w:space="0"/>
+              <w:bottom w:val="single" w:sz="4" w:color="E6EAF0" w:space="0"/>
               <w:right w:val="nil"/>
             </w:tcBorders>
             <w:shd w:val="clear" w:color="auto" w:fill="EAF1F8"/>
@@ -5971,7 +6144,7 @@
             <w:tcBorders>
               <w:top w:val="nil"/>
               <w:left w:val="nil"/>
-              <w:bottom w:val="single" w:sz="4" w:color="DDE3EA" w:space="0"/>
+              <w:bottom w:val="single" w:sz="4" w:color="E6EAF0" w:space="0"/>
               <w:right w:val="nil"/>
             </w:tcBorders>
           </w:tcPr>
@@ -5994,7 +6167,7 @@
             <w:tcBorders>
               <w:top w:val="nil"/>
               <w:left w:val="nil"/>
-              <w:bottom w:val="single" w:sz="4" w:color="DDE3EA" w:space="0"/>
+              <w:bottom w:val="single" w:sz="4" w:color="E6EAF0" w:space="0"/>
               <w:right w:val="nil"/>
             </w:tcBorders>
           </w:tcPr>
@@ -6044,7 +6217,7 @@
             <w:tcBorders>
               <w:top w:val="nil"/>
               <w:left w:val="nil"/>
-              <w:bottom w:val="single" w:sz="4" w:color="DDE3EA" w:space="0"/>
+              <w:bottom w:val="single" w:sz="4" w:color="E6EAF0" w:space="0"/>
               <w:right w:val="nil"/>
             </w:tcBorders>
           </w:tcPr>
@@ -6084,7 +6257,7 @@
             <w:tcBorders>
               <w:top w:val="nil"/>
               <w:left w:val="nil"/>
-              <w:bottom w:val="single" w:sz="4" w:color="DDE3EA" w:space="0"/>
+              <w:bottom w:val="single" w:sz="4" w:color="E6EAF0" w:space="0"/>
               <w:right w:val="nil"/>
             </w:tcBorders>
             <w:shd w:val="clear" w:color="auto" w:fill="FDF1D8"/>
@@ -6110,7 +6283,7 @@
             <w:tcBorders>
               <w:top w:val="nil"/>
               <w:left w:val="nil"/>
-              <w:bottom w:val="single" w:sz="4" w:color="DDE3EA" w:space="0"/>
+              <w:bottom w:val="single" w:sz="4" w:color="E6EAF0" w:space="0"/>
               <w:right w:val="nil"/>
             </w:tcBorders>
           </w:tcPr>
@@ -6133,7 +6306,7 @@
             <w:tcBorders>
               <w:top w:val="nil"/>
               <w:left w:val="nil"/>
-              <w:bottom w:val="single" w:sz="4" w:color="DDE3EA" w:space="0"/>
+              <w:bottom w:val="single" w:sz="4" w:color="E6EAF0" w:space="0"/>
               <w:right w:val="nil"/>
             </w:tcBorders>
           </w:tcPr>
@@ -6183,7 +6356,7 @@
             <w:tcBorders>
               <w:top w:val="nil"/>
               <w:left w:val="nil"/>
-              <w:bottom w:val="single" w:sz="4" w:color="DDE3EA" w:space="0"/>
+              <w:bottom w:val="single" w:sz="4" w:color="E6EAF0" w:space="0"/>
               <w:right w:val="nil"/>
             </w:tcBorders>
           </w:tcPr>
@@ -6223,7 +6396,7 @@
             <w:tcBorders>
               <w:top w:val="nil"/>
               <w:left w:val="nil"/>
-              <w:bottom w:val="single" w:sz="4" w:color="DDE3EA" w:space="0"/>
+              <w:bottom w:val="single" w:sz="4" w:color="E6EAF0" w:space="0"/>
               <w:right w:val="nil"/>
             </w:tcBorders>
             <w:shd w:val="clear" w:color="auto" w:fill="FDE7E5"/>
@@ -6249,7 +6422,7 @@
             <w:tcBorders>
               <w:top w:val="nil"/>
               <w:left w:val="nil"/>
-              <w:bottom w:val="single" w:sz="4" w:color="DDE3EA" w:space="0"/>
+              <w:bottom w:val="single" w:sz="4" w:color="E6EAF0" w:space="0"/>
               <w:right w:val="nil"/>
             </w:tcBorders>
           </w:tcPr>
@@ -6272,7 +6445,7 @@
             <w:tcBorders>
               <w:top w:val="nil"/>
               <w:left w:val="nil"/>
-              <w:bottom w:val="single" w:sz="4" w:color="DDE3EA" w:space="0"/>
+              <w:bottom w:val="single" w:sz="4" w:color="E6EAF0" w:space="0"/>
               <w:right w:val="nil"/>
             </w:tcBorders>
           </w:tcPr>
@@ -6339,7 +6512,7 @@
             <w:tcBorders>
               <w:top w:val="nil"/>
               <w:left w:val="nil"/>
-              <w:bottom w:val="single" w:sz="4" w:color="DDE3EA" w:space="0"/>
+              <w:bottom w:val="single" w:sz="4" w:color="E6EAF0" w:space="0"/>
               <w:right w:val="nil"/>
             </w:tcBorders>
           </w:tcPr>
@@ -6396,7 +6569,7 @@
             <w:tcBorders>
               <w:top w:val="nil"/>
               <w:left w:val="nil"/>
-              <w:bottom w:val="single" w:sz="4" w:color="DDE3EA" w:space="0"/>
+              <w:bottom w:val="single" w:sz="4" w:color="E6EAF0" w:space="0"/>
               <w:right w:val="nil"/>
             </w:tcBorders>
             <w:shd w:val="clear" w:color="auto" w:fill="E3F3E8"/>
@@ -6422,7 +6595,7 @@
             <w:tcBorders>
               <w:top w:val="nil"/>
               <w:left w:val="nil"/>
-              <w:bottom w:val="single" w:sz="4" w:color="DDE3EA" w:space="0"/>
+              <w:bottom w:val="single" w:sz="4" w:color="E6EAF0" w:space="0"/>
               <w:right w:val="nil"/>
             </w:tcBorders>
           </w:tcPr>
@@ -6445,7 +6618,7 @@
             <w:tcBorders>
               <w:top w:val="nil"/>
               <w:left w:val="nil"/>
-              <w:bottom w:val="single" w:sz="4" w:color="DDE3EA" w:space="0"/>
+              <w:bottom w:val="single" w:sz="4" w:color="E6EAF0" w:space="0"/>
               <w:right w:val="nil"/>
             </w:tcBorders>
           </w:tcPr>
@@ -6512,7 +6685,7 @@
             <w:tcBorders>
               <w:top w:val="nil"/>
               <w:left w:val="nil"/>
-              <w:bottom w:val="single" w:sz="4" w:color="DDE3EA" w:space="0"/>
+              <w:bottom w:val="single" w:sz="4" w:color="E6EAF0" w:space="0"/>
               <w:right w:val="nil"/>
             </w:tcBorders>
           </w:tcPr>
@@ -6569,7 +6742,7 @@
             <w:tcBorders>
               <w:top w:val="nil"/>
               <w:left w:val="nil"/>
-              <w:bottom w:val="single" w:sz="4" w:color="DDE3EA" w:space="0"/>
+              <w:bottom w:val="single" w:sz="4" w:color="E6EAF0" w:space="0"/>
               <w:right w:val="nil"/>
             </w:tcBorders>
             <w:shd w:val="clear" w:color="auto" w:fill="E3F3E8"/>
@@ -6595,7 +6768,7 @@
             <w:tcBorders>
               <w:top w:val="nil"/>
               <w:left w:val="nil"/>
-              <w:bottom w:val="single" w:sz="4" w:color="DDE3EA" w:space="0"/>
+              <w:bottom w:val="single" w:sz="4" w:color="E6EAF0" w:space="0"/>
               <w:right w:val="nil"/>
             </w:tcBorders>
           </w:tcPr>
@@ -6618,7 +6791,7 @@
             <w:tcBorders>
               <w:top w:val="nil"/>
               <w:left w:val="nil"/>
-              <w:bottom w:val="single" w:sz="4" w:color="DDE3EA" w:space="0"/>
+              <w:bottom w:val="single" w:sz="4" w:color="E6EAF0" w:space="0"/>
               <w:right w:val="nil"/>
             </w:tcBorders>
           </w:tcPr>
@@ -6668,7 +6841,7 @@
             <w:tcBorders>
               <w:top w:val="nil"/>
               <w:left w:val="nil"/>
-              <w:bottom w:val="single" w:sz="4" w:color="DDE3EA" w:space="0"/>
+              <w:bottom w:val="single" w:sz="4" w:color="E6EAF0" w:space="0"/>
               <w:right w:val="nil"/>
             </w:tcBorders>
           </w:tcPr>
@@ -6708,7 +6881,7 @@
             <w:tcBorders>
               <w:top w:val="nil"/>
               <w:left w:val="nil"/>
-              <w:bottom w:val="single" w:sz="4" w:color="DDE3EA" w:space="0"/>
+              <w:bottom w:val="single" w:sz="4" w:color="E6EAF0" w:space="0"/>
               <w:right w:val="nil"/>
             </w:tcBorders>
             <w:shd w:val="clear" w:color="auto" w:fill="EAF1F8"/>
@@ -6737,7 +6910,7 @@
       <w:pPr>
         <w:keepNext/>
         <w:pBdr>
-          <w:bottom w:val="single" w:sz="8" w:color="1F4E79" w:space="4"/>
+          <w:bottom w:val="single" w:sz="8" w:color="12355B" w:space="4"/>
         </w:pBdr>
         <w:tabs>
           <w:tab w:pos="482" w:val="left"/>
@@ -6750,13 +6923,13 @@
           <w:color w:val="2A78D6"/>
           <w:sz w:val="18"/>
         </w:rPr>
-        <w:t>07</w:t>
+        <w:t>06</w:t>
         <w:tab/>
       </w:r>
       <w:r>
         <w:rPr>
           <w:b/>
-          <w:color w:val="1F4E79"/>
+          <w:color w:val="12355B"/>
           <w:sz w:val="28"/>
         </w:rPr>
         <w:t>Investor information &amp; conclusions</w:t>
@@ -7031,7 +7204,1154 @@
       <w:pPr>
         <w:keepNext/>
         <w:pBdr>
-          <w:bottom w:val="single" w:sz="8" w:color="1F4E79" w:space="4"/>
+          <w:bottom w:val="single" w:sz="8" w:color="12355B" w:space="4"/>
+        </w:pBdr>
+        <w:tabs>
+          <w:tab w:pos="482" w:val="left"/>
+        </w:tabs>
+        <w:spacing w:before="360" w:after="160"/>
+      </w:pPr>
+      <w:r>
+        <w:rPr>
+          <w:b/>
+          <w:color w:val="2A78D6"/>
+          <w:sz w:val="18"/>
+        </w:rPr>
+        <w:t>07</w:t>
+        <w:tab/>
+      </w:r>
+      <w:r>
+        <w:rPr>
+          <w:b/>
+          <w:color w:val="12355B"/>
+          <w:sz w:val="28"/>
+        </w:rPr>
+        <w:t>Market and environment</w:t>
+      </w:r>
+    </w:p>
+    <w:p>
+      <w:pPr>
+        <w:tabs>
+          <w:tab w:pos="255" w:val="left"/>
+        </w:tabs>
+        <w:spacing w:before="0" w:after="80"/>
+        <w:ind w:left="255" w:hanging="255"/>
+      </w:pPr>
+      <w:r>
+        <w:rPr>
+          <w:b/>
+          <w:color w:val="2A78D6"/>
+          <w:sz w:val="20"/>
+        </w:rPr>
+        <w:t>▪</w:t>
+        <w:tab/>
+      </w:r>
+      <w:r>
+        <w:rPr>
+          <w:b/>
+        </w:rPr>
+        <w:t>Cold winter cut both ways:</w:t>
+      </w:r>
+      <w:r>
+        <w:rPr>
+          <w:b w:val="0"/>
+        </w:rPr>
+        <w:t xml:space="preserve"> Customers &amp; Solutions EBITDA rose significantly on higher volumes in the cold winter and one-off gas wholesale deals in Q1</w:t>
+      </w:r>
+      <w:hyperlink r:id="rId34">
+        <w:r>
+          <w:rPr>
+            <w:color w:val="2A78D6"/>
+            <w:vertAlign w:val="superscript"/>
+            <w:sz w:val="17"/>
+          </w:rPr>
+          <w:t xml:space="preserve">32</w:t>
+        </w:r>
+      </w:hyperlink>
+      <w:r>
+        <w:rPr>
+          <w:b w:val="0"/>
+        </w:rPr>
+        <w:t>; but Green Capacities EBITDA fell 10% to EUR 149m on lower captured price and volume – the hedge price fell from EUR 130 to 82/MWh and wind speeds were very low in the cold winter</w:t>
+      </w:r>
+      <w:hyperlink r:id="rId33">
+        <w:r>
+          <w:rPr>
+            <w:color w:val="2A78D6"/>
+            <w:vertAlign w:val="superscript"/>
+            <w:sz w:val="17"/>
+          </w:rPr>
+          <w:t xml:space="preserve">22</w:t>
+        </w:r>
+      </w:hyperlink>
+      <w:r>
+        <w:rPr>
+          <w:b w:val="0"/>
+        </w:rPr>
+        <w:t>.</w:t>
+      </w:r>
+    </w:p>
+    <w:p>
+      <w:pPr>
+        <w:tabs>
+          <w:tab w:pos="255" w:val="left"/>
+        </w:tabs>
+        <w:spacing w:before="0" w:after="80"/>
+        <w:ind w:left="255" w:hanging="255"/>
+      </w:pPr>
+      <w:r>
+        <w:rPr>
+          <w:b/>
+          <w:color w:val="2A78D6"/>
+          <w:sz w:val="20"/>
+        </w:rPr>
+        <w:t>▪</w:t>
+        <w:tab/>
+      </w:r>
+      <w:r>
+        <w:rPr>
+          <w:b/>
+        </w:rPr>
+        <w:t>Balancing market maturing:</w:t>
+      </w:r>
+      <w:r>
+        <w:rPr>
+          <w:b w:val="0"/>
+        </w:rPr>
+        <w:t xml:space="preserve"> Reserve Capacities EBITDA fell 38% on lower balancing-capacity results as the market becomes more competitive, plus a planned overhaul of Elektrėnai Unit 7</w:t>
+      </w:r>
+      <w:hyperlink r:id="rId33">
+        <w:r>
+          <w:rPr>
+            <w:color w:val="2A78D6"/>
+            <w:vertAlign w:val="superscript"/>
+            <w:sz w:val="17"/>
+          </w:rPr>
+          <w:t xml:space="preserve">22</w:t>
+        </w:r>
+      </w:hyperlink>
+      <w:r>
+        <w:rPr>
+          <w:b w:val="0"/>
+        </w:rPr>
+        <w:t>.</w:t>
+      </w:r>
+    </w:p>
+    <w:p>
+      <w:pPr>
+        <w:tabs>
+          <w:tab w:pos="255" w:val="left"/>
+        </w:tabs>
+        <w:spacing w:before="0" w:after="80"/>
+        <w:ind w:left="255" w:hanging="255"/>
+      </w:pPr>
+      <w:r>
+        <w:rPr>
+          <w:b/>
+          <w:color w:val="2A78D6"/>
+          <w:sz w:val="20"/>
+        </w:rPr>
+        <w:t>▪</w:t>
+        <w:tab/>
+      </w:r>
+      <w:r>
+        <w:rPr>
+          <w:b/>
+        </w:rPr>
+        <w:t>Regulation:</w:t>
+      </w:r>
+      <w:r>
+        <w:rPr>
+          <w:b w:val="0"/>
+        </w:rPr>
+        <w:t xml:space="preserve"> under the new prosumer law, from 2027-01-01 the tariff will be funded by prosumers (up to EUR 0.01/kWh) and other consumers (up to EUR 0.003/kWh)</w:t>
+      </w:r>
+      <w:hyperlink r:id="rId38">
+        <w:r>
+          <w:rPr>
+            <w:color w:val="2A78D6"/>
+            <w:vertAlign w:val="superscript"/>
+            <w:sz w:val="17"/>
+          </w:rPr>
+          <w:t xml:space="preserve">33</w:t>
+        </w:r>
+      </w:hyperlink>
+      <w:r>
+        <w:rPr>
+          <w:b w:val="0"/>
+        </w:rPr>
+        <w:t>; the CFO expects this to cover about 60-70% of current losses (prosumer EBITDA was about EUR -30m last year)</w:t>
+      </w:r>
+      <w:hyperlink r:id="rId33">
+        <w:r>
+          <w:rPr>
+            <w:color w:val="2A78D6"/>
+            <w:vertAlign w:val="superscript"/>
+            <w:sz w:val="17"/>
+          </w:rPr>
+          <w:t xml:space="preserve">22</w:t>
+        </w:r>
+      </w:hyperlink>
+      <w:r>
+        <w:rPr>
+          <w:b w:val="0"/>
+        </w:rPr>
+        <w:t>.</w:t>
+      </w:r>
+    </w:p>
+    <w:p>
+      <w:pPr>
+        <w:tabs>
+          <w:tab w:pos="255" w:val="left"/>
+        </w:tabs>
+        <w:spacing w:before="0" w:after="80"/>
+        <w:ind w:left="255" w:hanging="255"/>
+      </w:pPr>
+      <w:r>
+        <w:rPr>
+          <w:b/>
+          <w:color w:val="2A78D6"/>
+          <w:sz w:val="20"/>
+        </w:rPr>
+        <w:t>▪</w:t>
+        <w:tab/>
+      </w:r>
+      <w:r>
+        <w:rPr>
+          <w:b/>
+        </w:rPr>
+        <w:t>Guidance unchanged:</w:t>
+      </w:r>
+      <w:r>
+        <w:rPr>
+          <w:b w:val="0"/>
+        </w:rPr>
+        <w:t xml:space="preserve"> 2026 Adjusted EBITDA EUR 550-600m, investments EUR 590-690m</w:t>
+      </w:r>
+      <w:hyperlink r:id="rId34">
+        <w:r>
+          <w:rPr>
+            <w:color w:val="2A78D6"/>
+            <w:vertAlign w:val="superscript"/>
+            <w:sz w:val="17"/>
+          </w:rPr>
+          <w:t xml:space="preserve">32</w:t>
+        </w:r>
+      </w:hyperlink>
+      <w:r>
+        <w:rPr>
+          <w:b w:val="0"/>
+        </w:rPr>
+        <w:t>.</w:t>
+      </w:r>
+    </w:p>
+    <w:tbl>
+      <w:tblPr>
+        <w:tblW w:w="9639" w:type="dxa"/>
+        <w:tblBorders>
+          <w:top w:val="nil"/>
+          <w:left w:val="nil"/>
+          <w:bottom w:val="nil"/>
+          <w:right w:val="nil"/>
+          <w:insideH w:val="nil"/>
+          <w:insideV w:val="nil"/>
+        </w:tblBorders>
+        <w:tblLayout w:type="fixed"/>
+        <w:tblCellMar>
+          <w:top w:w="70" w:type="dxa"/>
+          <w:left w:w="100" w:type="dxa"/>
+          <w:bottom w:w="70" w:type="dxa"/>
+          <w:right w:w="100" w:type="dxa"/>
+        </w:tblCellMar>
+        <w:tblLook w:firstColumn="1" w:firstRow="1" w:lastColumn="0" w:lastRow="0" w:noHBand="0" w:noVBand="1" w:val="04A0"/>
+      </w:tblPr>
+      <w:tblGrid>
+        <w:gridCol w:w="3515"/>
+        <w:gridCol w:w="1814"/>
+        <w:gridCol w:w="1360"/>
+        <w:gridCol w:w="1360"/>
+        <w:gridCol w:w="1587"/>
+      </w:tblGrid>
+      <w:tr>
+        <w:tc>
+          <w:tcPr>
+            <w:tcW w:type="dxa" w:w="3515"/>
+            <w:tcBorders>
+              <w:top w:val="nil"/>
+              <w:left w:val="nil"/>
+              <w:bottom w:val="single" w:sz="8" w:color="12355B" w:space="0"/>
+              <w:right w:val="nil"/>
+            </w:tcBorders>
+          </w:tcPr>
+          <w:p>
+            <w:pPr>
+              <w:spacing w:before="0" w:after="0"/>
+            </w:pPr>
+            <w:r>
+              <w:rPr>
+                <w:b/>
+                <w:caps/>
+                <w:color w:val="667085"/>
+                <w:sz w:val="14"/>
+              </w:rPr>
+            </w:r>
+          </w:p>
+        </w:tc>
+        <w:tc>
+          <w:tcPr>
+            <w:tcW w:type="dxa" w:w="1814"/>
+            <w:tcBorders>
+              <w:top w:val="nil"/>
+              <w:left w:val="nil"/>
+              <w:bottom w:val="single" w:sz="8" w:color="12355B" w:space="0"/>
+              <w:right w:val="nil"/>
+            </w:tcBorders>
+          </w:tcPr>
+          <w:p>
+            <w:pPr>
+              <w:spacing w:before="0" w:after="0"/>
+              <w:jc w:val="right"/>
+            </w:pPr>
+            <w:r>
+              <w:rPr>
+                <w:b/>
+                <w:caps/>
+                <w:color w:val="667085"/>
+                <w:sz w:val="14"/>
+              </w:rPr>
+              <w:t>Now</w:t>
+            </w:r>
+          </w:p>
+        </w:tc>
+        <w:tc>
+          <w:tcPr>
+            <w:tcW w:type="dxa" w:w="1361"/>
+            <w:tcBorders>
+              <w:top w:val="nil"/>
+              <w:left w:val="nil"/>
+              <w:bottom w:val="single" w:sz="8" w:color="12355B" w:space="0"/>
+              <w:right w:val="nil"/>
+            </w:tcBorders>
+          </w:tcPr>
+          <w:p>
+            <w:pPr>
+              <w:spacing w:before="0" w:after="0"/>
+              <w:jc w:val="right"/>
+            </w:pPr>
+            <w:r>
+              <w:rPr>
+                <w:b/>
+                <w:caps/>
+                <w:color w:val="667085"/>
+                <w:sz w:val="14"/>
+              </w:rPr>
+              <w:t>3 months ago</w:t>
+            </w:r>
+          </w:p>
+        </w:tc>
+        <w:tc>
+          <w:tcPr>
+            <w:tcW w:type="dxa" w:w="1361"/>
+            <w:tcBorders>
+              <w:top w:val="nil"/>
+              <w:left w:val="nil"/>
+              <w:bottom w:val="single" w:sz="8" w:color="12355B" w:space="0"/>
+              <w:right w:val="nil"/>
+            </w:tcBorders>
+          </w:tcPr>
+          <w:p>
+            <w:pPr>
+              <w:spacing w:before="0" w:after="0"/>
+              <w:jc w:val="right"/>
+            </w:pPr>
+            <w:r>
+              <w:rPr>
+                <w:b/>
+                <w:caps/>
+                <w:color w:val="667085"/>
+                <w:sz w:val="14"/>
+              </w:rPr>
+              <w:t>12 months ago</w:t>
+            </w:r>
+          </w:p>
+        </w:tc>
+        <w:tc>
+          <w:tcPr>
+            <w:tcW w:type="dxa" w:w="1587"/>
+            <w:tcBorders>
+              <w:top w:val="nil"/>
+              <w:left w:val="nil"/>
+              <w:bottom w:val="single" w:sz="8" w:color="12355B" w:space="0"/>
+              <w:right w:val="nil"/>
+            </w:tcBorders>
+          </w:tcPr>
+          <w:p>
+            <w:pPr>
+              <w:spacing w:before="0" w:after="0"/>
+              <w:jc w:val="right"/>
+            </w:pPr>
+            <w:r>
+              <w:rPr>
+                <w:b/>
+                <w:caps/>
+                <w:color w:val="667085"/>
+                <w:sz w:val="14"/>
+              </w:rPr>
+              <w:t>12-month change</w:t>
+            </w:r>
+          </w:p>
+        </w:tc>
+      </w:tr>
+      <w:tr>
+        <w:tc>
+          <w:tcPr>
+            <w:tcW w:type="dxa" w:w="3515"/>
+            <w:tcBorders>
+              <w:top w:val="nil"/>
+              <w:left w:val="nil"/>
+              <w:bottom w:val="single" w:sz="4" w:color="E6EAF0" w:space="0"/>
+              <w:right w:val="nil"/>
+            </w:tcBorders>
+          </w:tcPr>
+          <w:p>
+            <w:pPr>
+              <w:spacing w:before="0" w:after="0"/>
+            </w:pPr>
+            <w:r>
+              <w:rPr>
+                <w:b w:val="0"/>
+                <w:sz w:val="17"/>
+              </w:rPr>
+              <w:t>ECB deposit facility rate</w:t>
+            </w:r>
+          </w:p>
+        </w:tc>
+        <w:tc>
+          <w:tcPr>
+            <w:tcW w:type="dxa" w:w="1814"/>
+            <w:tcBorders>
+              <w:top w:val="nil"/>
+              <w:left w:val="nil"/>
+              <w:bottom w:val="single" w:sz="4" w:color="E6EAF0" w:space="0"/>
+              <w:right w:val="nil"/>
+            </w:tcBorders>
+          </w:tcPr>
+          <w:p>
+            <w:pPr>
+              <w:spacing w:before="0" w:after="0"/>
+              <w:jc w:val="right"/>
+            </w:pPr>
+            <w:r>
+              <w:rPr>
+                <w:b w:val="0"/>
+                <w:sz w:val="17"/>
+              </w:rPr>
+              <w:t>2.50% (2026-09)</w:t>
+            </w:r>
+          </w:p>
+        </w:tc>
+        <w:tc>
+          <w:tcPr>
+            <w:tcW w:type="dxa" w:w="1361"/>
+            <w:tcBorders>
+              <w:top w:val="nil"/>
+              <w:left w:val="nil"/>
+              <w:bottom w:val="single" w:sz="4" w:color="E6EAF0" w:space="0"/>
+              <w:right w:val="nil"/>
+            </w:tcBorders>
+          </w:tcPr>
+          <w:p>
+            <w:pPr>
+              <w:spacing w:before="0" w:after="0"/>
+              <w:jc w:val="right"/>
+            </w:pPr>
+            <w:r>
+              <w:rPr>
+                <w:b w:val="0"/>
+                <w:sz w:val="17"/>
+              </w:rPr>
+              <w:t>2.25%</w:t>
+            </w:r>
+          </w:p>
+        </w:tc>
+        <w:tc>
+          <w:tcPr>
+            <w:tcW w:type="dxa" w:w="1361"/>
+            <w:tcBorders>
+              <w:top w:val="nil"/>
+              <w:left w:val="nil"/>
+              <w:bottom w:val="single" w:sz="4" w:color="E6EAF0" w:space="0"/>
+              <w:right w:val="nil"/>
+            </w:tcBorders>
+          </w:tcPr>
+          <w:p>
+            <w:pPr>
+              <w:spacing w:before="0" w:after="0"/>
+              <w:jc w:val="right"/>
+            </w:pPr>
+            <w:r>
+              <w:rPr>
+                <w:b w:val="0"/>
+                <w:sz w:val="17"/>
+              </w:rPr>
+              <w:t>–</w:t>
+            </w:r>
+          </w:p>
+        </w:tc>
+        <w:tc>
+          <w:tcPr>
+            <w:tcW w:type="dxa" w:w="1587"/>
+            <w:tcBorders>
+              <w:top w:val="nil"/>
+              <w:left w:val="nil"/>
+              <w:bottom w:val="single" w:sz="4" w:color="E6EAF0" w:space="0"/>
+              <w:right w:val="nil"/>
+            </w:tcBorders>
+          </w:tcPr>
+          <w:p>
+            <w:pPr>
+              <w:spacing w:before="0" w:after="0"/>
+              <w:jc w:val="right"/>
+            </w:pPr>
+            <w:r>
+              <w:rPr>
+                <w:b w:val="0"/>
+                <w:sz w:val="17"/>
+              </w:rPr>
+              <w:t>–</w:t>
+            </w:r>
+          </w:p>
+        </w:tc>
+      </w:tr>
+      <w:tr>
+        <w:tc>
+          <w:tcPr>
+            <w:tcW w:type="dxa" w:w="3515"/>
+            <w:tcBorders>
+              <w:top w:val="nil"/>
+              <w:left w:val="nil"/>
+              <w:bottom w:val="single" w:sz="4" w:color="E6EAF0" w:space="0"/>
+              <w:right w:val="nil"/>
+            </w:tcBorders>
+          </w:tcPr>
+          <w:p>
+            <w:pPr>
+              <w:spacing w:before="0" w:after="0"/>
+            </w:pPr>
+            <w:r>
+              <w:rPr>
+                <w:b w:val="0"/>
+                <w:sz w:val="17"/>
+              </w:rPr>
+              <w:t>3-month Euribor</w:t>
+            </w:r>
+          </w:p>
+        </w:tc>
+        <w:tc>
+          <w:tcPr>
+            <w:tcW w:type="dxa" w:w="1814"/>
+            <w:tcBorders>
+              <w:top w:val="nil"/>
+              <w:left w:val="nil"/>
+              <w:bottom w:val="single" w:sz="4" w:color="E6EAF0" w:space="0"/>
+              <w:right w:val="nil"/>
+            </w:tcBorders>
+          </w:tcPr>
+          <w:p>
+            <w:pPr>
+              <w:spacing w:before="0" w:after="0"/>
+              <w:jc w:val="right"/>
+            </w:pPr>
+            <w:r>
+              <w:rPr>
+                <w:b w:val="0"/>
+                <w:sz w:val="17"/>
+              </w:rPr>
+              <w:t>2.64% (2026-09)</w:t>
+            </w:r>
+          </w:p>
+        </w:tc>
+        <w:tc>
+          <w:tcPr>
+            <w:tcW w:type="dxa" w:w="1361"/>
+            <w:tcBorders>
+              <w:top w:val="nil"/>
+              <w:left w:val="nil"/>
+              <w:bottom w:val="single" w:sz="4" w:color="E6EAF0" w:space="0"/>
+              <w:right w:val="nil"/>
+            </w:tcBorders>
+          </w:tcPr>
+          <w:p>
+            <w:pPr>
+              <w:spacing w:before="0" w:after="0"/>
+              <w:jc w:val="right"/>
+            </w:pPr>
+            <w:r>
+              <w:rPr>
+                <w:b w:val="0"/>
+                <w:sz w:val="17"/>
+              </w:rPr>
+              <w:t>2.34%</w:t>
+            </w:r>
+          </w:p>
+        </w:tc>
+        <w:tc>
+          <w:tcPr>
+            <w:tcW w:type="dxa" w:w="1361"/>
+            <w:tcBorders>
+              <w:top w:val="nil"/>
+              <w:left w:val="nil"/>
+              <w:bottom w:val="single" w:sz="4" w:color="E6EAF0" w:space="0"/>
+              <w:right w:val="nil"/>
+            </w:tcBorders>
+          </w:tcPr>
+          <w:p>
+            <w:pPr>
+              <w:spacing w:before="0" w:after="0"/>
+              <w:jc w:val="right"/>
+            </w:pPr>
+            <w:r>
+              <w:rPr>
+                <w:b w:val="0"/>
+                <w:sz w:val="17"/>
+              </w:rPr>
+              <w:t>2.03%</w:t>
+            </w:r>
+          </w:p>
+        </w:tc>
+        <w:tc>
+          <w:tcPr>
+            <w:tcW w:type="dxa" w:w="1587"/>
+            <w:tcBorders>
+              <w:top w:val="nil"/>
+              <w:left w:val="nil"/>
+              <w:bottom w:val="single" w:sz="4" w:color="E6EAF0" w:space="0"/>
+              <w:right w:val="nil"/>
+            </w:tcBorders>
+          </w:tcPr>
+          <w:p>
+            <w:pPr>
+              <w:spacing w:before="0" w:after="0"/>
+              <w:jc w:val="right"/>
+            </w:pPr>
+            <w:r>
+              <w:rPr>
+                <w:b w:val="0"/>
+                <w:sz w:val="17"/>
+              </w:rPr>
+              <w:t>▲ 0.61 p. p.</w:t>
+            </w:r>
+          </w:p>
+        </w:tc>
+      </w:tr>
+      <w:tr>
+        <w:tc>
+          <w:tcPr>
+            <w:tcW w:type="dxa" w:w="3515"/>
+            <w:tcBorders>
+              <w:top w:val="nil"/>
+              <w:left w:val="nil"/>
+              <w:bottom w:val="single" w:sz="4" w:color="E6EAF0" w:space="0"/>
+              <w:right w:val="nil"/>
+            </w:tcBorders>
+          </w:tcPr>
+          <w:p>
+            <w:pPr>
+              <w:spacing w:before="0" w:after="0"/>
+            </w:pPr>
+            <w:r>
+              <w:rPr>
+                <w:b w:val="0"/>
+                <w:sz w:val="17"/>
+              </w:rPr>
+              <w:t>6-month Euribor</w:t>
+            </w:r>
+          </w:p>
+        </w:tc>
+        <w:tc>
+          <w:tcPr>
+            <w:tcW w:type="dxa" w:w="1814"/>
+            <w:tcBorders>
+              <w:top w:val="nil"/>
+              <w:left w:val="nil"/>
+              <w:bottom w:val="single" w:sz="4" w:color="E6EAF0" w:space="0"/>
+              <w:right w:val="nil"/>
+            </w:tcBorders>
+          </w:tcPr>
+          <w:p>
+            <w:pPr>
+              <w:spacing w:before="0" w:after="0"/>
+              <w:jc w:val="right"/>
+            </w:pPr>
+            <w:r>
+              <w:rPr>
+                <w:b w:val="0"/>
+                <w:sz w:val="17"/>
+              </w:rPr>
+              <w:t>2.92% (2026-09)</w:t>
+            </w:r>
+          </w:p>
+        </w:tc>
+        <w:tc>
+          <w:tcPr>
+            <w:tcW w:type="dxa" w:w="1361"/>
+            <w:tcBorders>
+              <w:top w:val="nil"/>
+              <w:left w:val="nil"/>
+              <w:bottom w:val="single" w:sz="4" w:color="E6EAF0" w:space="0"/>
+              <w:right w:val="nil"/>
+            </w:tcBorders>
+          </w:tcPr>
+          <w:p>
+            <w:pPr>
+              <w:spacing w:before="0" w:after="0"/>
+              <w:jc w:val="right"/>
+            </w:pPr>
+            <w:r>
+              <w:rPr>
+                <w:b w:val="0"/>
+                <w:sz w:val="17"/>
+              </w:rPr>
+              <w:t>2.60%</w:t>
+            </w:r>
+          </w:p>
+        </w:tc>
+        <w:tc>
+          <w:tcPr>
+            <w:tcW w:type="dxa" w:w="1361"/>
+            <w:tcBorders>
+              <w:top w:val="nil"/>
+              <w:left w:val="nil"/>
+              <w:bottom w:val="single" w:sz="4" w:color="E6EAF0" w:space="0"/>
+              <w:right w:val="nil"/>
+            </w:tcBorders>
+          </w:tcPr>
+          <w:p>
+            <w:pPr>
+              <w:spacing w:before="0" w:after="0"/>
+              <w:jc w:val="right"/>
+            </w:pPr>
+            <w:r>
+              <w:rPr>
+                <w:b w:val="0"/>
+                <w:sz w:val="17"/>
+              </w:rPr>
+              <w:t>2.10%</w:t>
+            </w:r>
+          </w:p>
+        </w:tc>
+        <w:tc>
+          <w:tcPr>
+            <w:tcW w:type="dxa" w:w="1587"/>
+            <w:tcBorders>
+              <w:top w:val="nil"/>
+              <w:left w:val="nil"/>
+              <w:bottom w:val="single" w:sz="4" w:color="E6EAF0" w:space="0"/>
+              <w:right w:val="nil"/>
+            </w:tcBorders>
+          </w:tcPr>
+          <w:p>
+            <w:pPr>
+              <w:spacing w:before="0" w:after="0"/>
+              <w:jc w:val="right"/>
+            </w:pPr>
+            <w:r>
+              <w:rPr>
+                <w:b w:val="0"/>
+                <w:sz w:val="17"/>
+              </w:rPr>
+              <w:t>▲ 0.82 p. p.</w:t>
+            </w:r>
+          </w:p>
+        </w:tc>
+      </w:tr>
+      <w:tr>
+        <w:tc>
+          <w:tcPr>
+            <w:tcW w:type="dxa" w:w="3515"/>
+            <w:tcBorders>
+              <w:top w:val="nil"/>
+              <w:left w:val="nil"/>
+              <w:bottom w:val="single" w:sz="4" w:color="E6EAF0" w:space="0"/>
+              <w:right w:val="nil"/>
+            </w:tcBorders>
+          </w:tcPr>
+          <w:p>
+            <w:pPr>
+              <w:spacing w:before="0" w:after="0"/>
+            </w:pPr>
+            <w:r>
+              <w:rPr>
+                <w:b w:val="0"/>
+                <w:sz w:val="17"/>
+              </w:rPr>
+              <w:t>12-month Euribor</w:t>
+            </w:r>
+          </w:p>
+        </w:tc>
+        <w:tc>
+          <w:tcPr>
+            <w:tcW w:type="dxa" w:w="1814"/>
+            <w:tcBorders>
+              <w:top w:val="nil"/>
+              <w:left w:val="nil"/>
+              <w:bottom w:val="single" w:sz="4" w:color="E6EAF0" w:space="0"/>
+              <w:right w:val="nil"/>
+            </w:tcBorders>
+          </w:tcPr>
+          <w:p>
+            <w:pPr>
+              <w:spacing w:before="0" w:after="0"/>
+              <w:jc w:val="right"/>
+            </w:pPr>
+            <w:r>
+              <w:rPr>
+                <w:b w:val="0"/>
+                <w:sz w:val="17"/>
+              </w:rPr>
+              <w:t>3.25% (2026-09)</w:t>
+            </w:r>
+          </w:p>
+        </w:tc>
+        <w:tc>
+          <w:tcPr>
+            <w:tcW w:type="dxa" w:w="1361"/>
+            <w:tcBorders>
+              <w:top w:val="nil"/>
+              <w:left w:val="nil"/>
+              <w:bottom w:val="single" w:sz="4" w:color="E6EAF0" w:space="0"/>
+              <w:right w:val="nil"/>
+            </w:tcBorders>
+          </w:tcPr>
+          <w:p>
+            <w:pPr>
+              <w:spacing w:before="0" w:after="0"/>
+              <w:jc w:val="right"/>
+            </w:pPr>
+            <w:r>
+              <w:rPr>
+                <w:b w:val="0"/>
+                <w:sz w:val="17"/>
+              </w:rPr>
+              <w:t>2.80%</w:t>
+            </w:r>
+          </w:p>
+        </w:tc>
+        <w:tc>
+          <w:tcPr>
+            <w:tcW w:type="dxa" w:w="1361"/>
+            <w:tcBorders>
+              <w:top w:val="nil"/>
+              <w:left w:val="nil"/>
+              <w:bottom w:val="single" w:sz="4" w:color="E6EAF0" w:space="0"/>
+              <w:right w:val="nil"/>
+            </w:tcBorders>
+          </w:tcPr>
+          <w:p>
+            <w:pPr>
+              <w:spacing w:before="0" w:after="0"/>
+              <w:jc w:val="right"/>
+            </w:pPr>
+            <w:r>
+              <w:rPr>
+                <w:b w:val="0"/>
+                <w:sz w:val="17"/>
+              </w:rPr>
+              <w:t>2.17%</w:t>
+            </w:r>
+          </w:p>
+        </w:tc>
+        <w:tc>
+          <w:tcPr>
+            <w:tcW w:type="dxa" w:w="1587"/>
+            <w:tcBorders>
+              <w:top w:val="nil"/>
+              <w:left w:val="nil"/>
+              <w:bottom w:val="single" w:sz="4" w:color="E6EAF0" w:space="0"/>
+              <w:right w:val="nil"/>
+            </w:tcBorders>
+          </w:tcPr>
+          <w:p>
+            <w:pPr>
+              <w:spacing w:before="0" w:after="0"/>
+              <w:jc w:val="right"/>
+            </w:pPr>
+            <w:r>
+              <w:rPr>
+                <w:b w:val="0"/>
+                <w:sz w:val="17"/>
+              </w:rPr>
+              <w:t>▲ 1.08 p. p.</w:t>
+            </w:r>
+          </w:p>
+        </w:tc>
+      </w:tr>
+      <w:tr>
+        <w:tc>
+          <w:tcPr>
+            <w:tcW w:type="dxa" w:w="3515"/>
+            <w:tcBorders>
+              <w:top w:val="nil"/>
+              <w:left w:val="nil"/>
+              <w:bottom w:val="single" w:sz="4" w:color="E6EAF0" w:space="0"/>
+              <w:right w:val="nil"/>
+            </w:tcBorders>
+          </w:tcPr>
+          <w:p>
+            <w:pPr>
+              <w:spacing w:before="0" w:after="0"/>
+            </w:pPr>
+            <w:r>
+              <w:rPr>
+                <w:b w:val="0"/>
+                <w:sz w:val="17"/>
+              </w:rPr>
+              <w:t>Euro area AAA government 10-year yield</w:t>
+            </w:r>
+          </w:p>
+        </w:tc>
+        <w:tc>
+          <w:tcPr>
+            <w:tcW w:type="dxa" w:w="1814"/>
+            <w:tcBorders>
+              <w:top w:val="nil"/>
+              <w:left w:val="nil"/>
+              <w:bottom w:val="single" w:sz="4" w:color="E6EAF0" w:space="0"/>
+              <w:right w:val="nil"/>
+            </w:tcBorders>
+          </w:tcPr>
+          <w:p>
+            <w:pPr>
+              <w:spacing w:before="0" w:after="0"/>
+              <w:jc w:val="right"/>
+            </w:pPr>
+            <w:r>
+              <w:rPr>
+                <w:b w:val="0"/>
+                <w:sz w:val="17"/>
+              </w:rPr>
+              <w:t>3.43% (2026-10)</w:t>
+            </w:r>
+          </w:p>
+        </w:tc>
+        <w:tc>
+          <w:tcPr>
+            <w:tcW w:type="dxa" w:w="1361"/>
+            <w:tcBorders>
+              <w:top w:val="nil"/>
+              <w:left w:val="nil"/>
+              <w:bottom w:val="single" w:sz="4" w:color="E6EAF0" w:space="0"/>
+              <w:right w:val="nil"/>
+            </w:tcBorders>
+          </w:tcPr>
+          <w:p>
+            <w:pPr>
+              <w:spacing w:before="0" w:after="0"/>
+              <w:jc w:val="right"/>
+            </w:pPr>
+            <w:r>
+              <w:rPr>
+                <w:b w:val="0"/>
+                <w:sz w:val="17"/>
+              </w:rPr>
+              <w:t>3.23%</w:t>
+            </w:r>
+          </w:p>
+        </w:tc>
+        <w:tc>
+          <w:tcPr>
+            <w:tcW w:type="dxa" w:w="1361"/>
+            <w:tcBorders>
+              <w:top w:val="nil"/>
+              <w:left w:val="nil"/>
+              <w:bottom w:val="single" w:sz="4" w:color="E6EAF0" w:space="0"/>
+              <w:right w:val="nil"/>
+            </w:tcBorders>
+          </w:tcPr>
+          <w:p>
+            <w:pPr>
+              <w:spacing w:before="0" w:after="0"/>
+              <w:jc w:val="right"/>
+            </w:pPr>
+            <w:r>
+              <w:rPr>
+                <w:b w:val="0"/>
+                <w:sz w:val="17"/>
+              </w:rPr>
+              <w:t>2.72%</w:t>
+            </w:r>
+          </w:p>
+        </w:tc>
+        <w:tc>
+          <w:tcPr>
+            <w:tcW w:type="dxa" w:w="1587"/>
+            <w:tcBorders>
+              <w:top w:val="nil"/>
+              <w:left w:val="nil"/>
+              <w:bottom w:val="single" w:sz="4" w:color="E6EAF0" w:space="0"/>
+              <w:right w:val="nil"/>
+            </w:tcBorders>
+          </w:tcPr>
+          <w:p>
+            <w:pPr>
+              <w:spacing w:before="0" w:after="0"/>
+              <w:jc w:val="right"/>
+            </w:pPr>
+            <w:r>
+              <w:rPr>
+                <w:b w:val="0"/>
+                <w:sz w:val="17"/>
+              </w:rPr>
+              <w:t>▲ 0.71 p. p.</w:t>
+            </w:r>
+          </w:p>
+        </w:tc>
+      </w:tr>
+      <w:tr>
+        <w:tc>
+          <w:tcPr>
+            <w:tcW w:type="dxa" w:w="3515"/>
+            <w:tcBorders>
+              <w:top w:val="nil"/>
+              <w:left w:val="nil"/>
+              <w:bottom w:val="single" w:sz="4" w:color="E6EAF0" w:space="0"/>
+              <w:right w:val="nil"/>
+            </w:tcBorders>
+          </w:tcPr>
+          <w:p>
+            <w:pPr>
+              <w:spacing w:before="0" w:after="0"/>
+            </w:pPr>
+            <w:r>
+              <w:rPr>
+                <w:b w:val="0"/>
+                <w:sz w:val="17"/>
+              </w:rPr>
+              <w:t>Euro area inflation (HICP, annual)</w:t>
+            </w:r>
+          </w:p>
+        </w:tc>
+        <w:tc>
+          <w:tcPr>
+            <w:tcW w:type="dxa" w:w="1814"/>
+            <w:tcBorders>
+              <w:top w:val="nil"/>
+              <w:left w:val="nil"/>
+              <w:bottom w:val="single" w:sz="4" w:color="E6EAF0" w:space="0"/>
+              <w:right w:val="nil"/>
+            </w:tcBorders>
+          </w:tcPr>
+          <w:p>
+            <w:pPr>
+              <w:spacing w:before="0" w:after="0"/>
+              <w:jc w:val="right"/>
+            </w:pPr>
+            <w:r>
+              <w:rPr>
+                <w:b w:val="0"/>
+                <w:sz w:val="17"/>
+              </w:rPr>
+              <w:t>1.90% (2025-12)</w:t>
+            </w:r>
+          </w:p>
+        </w:tc>
+        <w:tc>
+          <w:tcPr>
+            <w:tcW w:type="dxa" w:w="1361"/>
+            <w:tcBorders>
+              <w:top w:val="nil"/>
+              <w:left w:val="nil"/>
+              <w:bottom w:val="single" w:sz="4" w:color="E6EAF0" w:space="0"/>
+              <w:right w:val="nil"/>
+            </w:tcBorders>
+          </w:tcPr>
+          <w:p>
+            <w:pPr>
+              <w:spacing w:before="0" w:after="0"/>
+              <w:jc w:val="right"/>
+            </w:pPr>
+            <w:r>
+              <w:rPr>
+                <w:b w:val="0"/>
+                <w:sz w:val="17"/>
+              </w:rPr>
+              <w:t>2.20%</w:t>
+            </w:r>
+          </w:p>
+        </w:tc>
+        <w:tc>
+          <w:tcPr>
+            <w:tcW w:type="dxa" w:w="1361"/>
+            <w:tcBorders>
+              <w:top w:val="nil"/>
+              <w:left w:val="nil"/>
+              <w:bottom w:val="single" w:sz="4" w:color="E6EAF0" w:space="0"/>
+              <w:right w:val="nil"/>
+            </w:tcBorders>
+          </w:tcPr>
+          <w:p>
+            <w:pPr>
+              <w:spacing w:before="0" w:after="0"/>
+              <w:jc w:val="right"/>
+            </w:pPr>
+            <w:r>
+              <w:rPr>
+                <w:b w:val="0"/>
+                <w:sz w:val="17"/>
+              </w:rPr>
+              <w:t>2.40%</w:t>
+            </w:r>
+          </w:p>
+        </w:tc>
+        <w:tc>
+          <w:tcPr>
+            <w:tcW w:type="dxa" w:w="1587"/>
+            <w:tcBorders>
+              <w:top w:val="nil"/>
+              <w:left w:val="nil"/>
+              <w:bottom w:val="single" w:sz="4" w:color="E6EAF0" w:space="0"/>
+              <w:right w:val="nil"/>
+            </w:tcBorders>
+          </w:tcPr>
+          <w:p>
+            <w:pPr>
+              <w:spacing w:before="0" w:after="0"/>
+              <w:jc w:val="right"/>
+            </w:pPr>
+            <w:r>
+              <w:rPr>
+                <w:b w:val="0"/>
+                <w:sz w:val="17"/>
+              </w:rPr>
+              <w:t>▼ 0.50 p. p.</w:t>
+            </w:r>
+          </w:p>
+        </w:tc>
+      </w:tr>
+    </w:tbl>
+    <w:p>
+      <w:pPr>
+        <w:spacing w:before="0" w:after="40"/>
+      </w:pPr>
+    </w:p>
+    <w:p>
+      <w:pPr>
+        <w:spacing w:before="40" w:after="60"/>
+      </w:pPr>
+      <w:r>
+        <w:rPr>
+          <w:b w:val="0"/>
+          <w:color w:val="667085"/>
+          <w:sz w:val="16"/>
+        </w:rPr>
+        <w:t>Euro area rates and inflation (ECB data, end-of-month value; Euribor and inflation – monthly average). Relevant for floating-rate and reset bonds and refinancing costs.</w:t>
+      </w:r>
+    </w:p>
+    <w:p>
+      <w:pPr>
+        <w:keepNext/>
+        <w:pBdr>
+          <w:bottom w:val="single" w:sz="8" w:color="12355B" w:space="4"/>
         </w:pBdr>
         <w:tabs>
           <w:tab w:pos="482" w:val="left"/>
@@ -7050,7 +8370,7 @@
       <w:r>
         <w:rPr>
           <w:b/>
-          <w:color w:val="1F4E79"/>
+          <w:color w:val="12355B"/>
           <w:sz w:val="28"/>
         </w:rPr>
         <w:t>In the press</w:t>
@@ -7085,14 +8405,14 @@
         </w:rPr>
         <w:t xml:space="preserve"> on 2026-10-19 the group announced its first European Green Bond (EuGB) issue and a tender offer for the notes due 2027-07-14; on 2026-10-20/21 the press reported the EUR 300m 5-year bond was priced at a 4.500% coupon</w:t>
       </w:r>
-      <w:hyperlink r:id="rId38">
+      <w:hyperlink r:id="rId39">
         <w:r>
           <w:rPr>
             <w:color w:val="2A78D6"/>
             <w:vertAlign w:val="superscript"/>
             <w:sz w:val="17"/>
           </w:rPr>
-          <w:t xml:space="preserve">32</w:t>
+          <w:t xml:space="preserve">34</w:t>
         </w:r>
       </w:hyperlink>
       <w:r>
@@ -7102,14 +8422,14 @@
         </w:rPr>
         <w:t>,</w:t>
       </w:r>
-      <w:hyperlink r:id="rId39">
+      <w:hyperlink r:id="rId40">
         <w:r>
           <w:rPr>
             <w:color w:val="2A78D6"/>
             <w:vertAlign w:val="superscript"/>
             <w:sz w:val="17"/>
           </w:rPr>
-          <w:t xml:space="preserve">33</w:t>
+          <w:t xml:space="preserve">35</w:t>
         </w:r>
       </w:hyperlink>
       <w:r>
@@ -7148,14 +8468,14 @@
         </w:rPr>
         <w:t xml:space="preserve"> on 2026-10-22 the press widely reported that the group proposes to postpone the Baltic offshore wind project (Curonian Nord) as costs rose 27% (a project of about EUR 3bn)</w:t>
       </w:r>
-      <w:hyperlink r:id="rId40">
+      <w:hyperlink r:id="rId41">
         <w:r>
           <w:rPr>
             <w:color w:val="2A78D6"/>
             <w:vertAlign w:val="superscript"/>
             <w:sz w:val="17"/>
           </w:rPr>
-          <w:t xml:space="preserve">34</w:t>
+          <w:t xml:space="preserve">36</w:t>
         </w:r>
       </w:hyperlink>
       <w:r>
@@ -7194,14 +8514,14 @@
         </w:rPr>
         <w:t xml:space="preserve"> the final candidate for Chair of the Management Board and CEO was approved (2026-09-23); a board member for Energy Markets and Commerce was selected (2026-10-21)</w:t>
       </w:r>
-      <w:hyperlink r:id="rId41">
+      <w:hyperlink r:id="rId42">
         <w:r>
           <w:rPr>
             <w:color w:val="2A78D6"/>
             <w:vertAlign w:val="superscript"/>
             <w:sz w:val="17"/>
           </w:rPr>
-          <w:t xml:space="preserve">35</w:t>
+          <w:t xml:space="preserve">37</w:t>
         </w:r>
       </w:hyperlink>
       <w:r>
@@ -7211,14 +8531,14 @@
         </w:rPr>
         <w:t>,</w:t>
       </w:r>
-      <w:hyperlink r:id="rId42">
+      <w:hyperlink r:id="rId43">
         <w:r>
           <w:rPr>
             <w:color w:val="2A78D6"/>
             <w:vertAlign w:val="superscript"/>
             <w:sz w:val="17"/>
           </w:rPr>
-          <w:t xml:space="preserve">36</w:t>
+          <w:t xml:space="preserve">38</w:t>
         </w:r>
       </w:hyperlink>
       <w:r>
@@ -7235,10 +8555,10 @@
       <w:r>
         <w:rPr>
           <w:b w:val="0"/>
-          <w:color w:val="5F6B7A"/>
+          <w:color w:val="667085"/>
           <w:sz w:val="18"/>
         </w:rPr>
-        <w:t>Automatic news scan (Google News, EN, EE, LT, LV), 2026-07-24 – 2026-10-22: 85 articles.</w:t>
+        <w:t>Automatic news scan (Google News, EN, EE, LT, LV), 2026-07-24 – 2026-10-22: 86 articles.</w:t>
       </w:r>
     </w:p>
     <w:tbl>
@@ -7284,7 +8604,7 @@
             <w:r>
               <w:rPr>
                 <w:b w:val="0"/>
-                <w:color w:val="1A1A1A"/>
+                <w:color w:val="1B2430"/>
                 <w:sz w:val="17"/>
               </w:rPr>
               <w:t>2026-10-21</w:t>
@@ -7330,10 +8650,10 @@
             <w:pPr>
               <w:spacing w:before="0" w:after="0"/>
             </w:pPr>
-            <w:hyperlink r:id="rId39">
+            <w:hyperlink r:id="rId40">
               <w:r>
                 <w:rPr>
-                  <w:color w:val="1A1A1A"/>
+                  <w:color w:val="1B2430"/>
                   <w:sz w:val="18"/>
                 </w:rPr>
                 <w:t xml:space="preserve">Ignitis Grupe Prices EUR300 Million European Green Bond</w:t>
@@ -7342,7 +8662,7 @@
             <w:r>
               <w:rPr>
                 <w:b w:val="0"/>
-                <w:color w:val="5F6B7A"/>
+                <w:color w:val="667085"/>
                 <w:sz w:val="15"/>
               </w:rPr>
               <w:t xml:space="preserve">   www.marketscreener.com  ·  10 more similar articles</w:t>
@@ -7368,7 +8688,7 @@
             <w:r>
               <w:rPr>
                 <w:b w:val="0"/>
-                <w:color w:val="1A1A1A"/>
+                <w:color w:val="1B2430"/>
                 <w:sz w:val="17"/>
               </w:rPr>
               <w:t>2026-10-18</w:t>
@@ -7397,6 +8717,90 @@
                 <w:shd w:val="clear" w:color="auto" w:fill="E3F3E8"/>
               </w:rPr>
               <w:t xml:space="preserve"> DIVIDENDS </w:t>
+            </w:r>
+          </w:p>
+        </w:tc>
+        <w:tc>
+          <w:tcPr>
+            <w:tcW w:type="dxa" w:w="7257"/>
+            <w:tcBorders>
+              <w:top w:val="nil"/>
+              <w:left w:val="nil"/>
+              <w:bottom w:val="single" w:sz="4" w:color="E3E8EE" w:space="0"/>
+              <w:right w:val="nil"/>
+            </w:tcBorders>
+          </w:tcPr>
+          <w:p>
+            <w:pPr>
+              <w:spacing w:before="0" w:after="0"/>
+            </w:pPr>
+            <w:hyperlink r:id="rId44">
+              <w:r>
+                <w:rPr>
+                  <w:color w:val="1B2430"/>
+                  <w:sz w:val="18"/>
+                </w:rPr>
+                <w:t xml:space="preserve">Ignitis Grupe names CEO candidate and pays dividend per Ignitis Grupe stock</w:t>
+              </w:r>
+            </w:hyperlink>
+            <w:r>
+              <w:rPr>
+                <w:b w:val="0"/>
+                <w:color w:val="667085"/>
+                <w:sz w:val="15"/>
+              </w:rPr>
+              <w:t xml:space="preserve">   AD HOC NEWS</w:t>
+            </w:r>
+          </w:p>
+        </w:tc>
+      </w:tr>
+      <w:tr>
+        <w:tc>
+          <w:tcPr>
+            <w:tcW w:type="dxa" w:w="1020"/>
+            <w:tcBorders>
+              <w:top w:val="nil"/>
+              <w:left w:val="nil"/>
+              <w:bottom w:val="single" w:sz="4" w:color="E3E8EE" w:space="0"/>
+              <w:right w:val="nil"/>
+            </w:tcBorders>
+          </w:tcPr>
+          <w:p>
+            <w:pPr>
+              <w:spacing w:before="0" w:after="0"/>
+            </w:pPr>
+            <w:r>
+              <w:rPr>
+                <w:b w:val="0"/>
+                <w:color w:val="1B2430"/>
+                <w:sz w:val="17"/>
+              </w:rPr>
+              <w:t>2026-10-21</w:t>
+            </w:r>
+          </w:p>
+        </w:tc>
+        <w:tc>
+          <w:tcPr>
+            <w:tcW w:type="dxa" w:w="1361"/>
+            <w:tcBorders>
+              <w:top w:val="nil"/>
+              <w:left w:val="nil"/>
+              <w:bottom w:val="single" w:sz="4" w:color="E3E8EE" w:space="0"/>
+              <w:right w:val="nil"/>
+            </w:tcBorders>
+          </w:tcPr>
+          <w:p>
+            <w:pPr>
+              <w:spacing w:before="0" w:after="0"/>
+            </w:pPr>
+            <w:r>
+              <w:rPr>
+                <w:b/>
+                <w:color w:val="5F6B7A"/>
+                <w:sz w:val="14"/>
+                <w:shd w:val="clear" w:color="auto" w:fill="F0F2F5"/>
+              </w:rPr>
+              <w:t xml:space="preserve"> MANAGEMENT </w:t>
             </w:r>
           </w:p>
         </w:tc>
@@ -7417,19 +8821,19 @@
             <w:hyperlink r:id="rId43">
               <w:r>
                 <w:rPr>
-                  <w:color w:val="1A1A1A"/>
+                  <w:color w:val="1B2430"/>
                   <w:sz w:val="18"/>
                 </w:rPr>
-                <w:t xml:space="preserve">Ignitis Grupe names CEO candidate and pays dividend per Ignitis Grupe stock</w:t>
+                <w:t xml:space="preserve">Selection announced for a member of the Management Board of “Ignitis grupė” responsible for Energy Markets and Commerce</w:t>
               </w:r>
             </w:hyperlink>
             <w:r>
               <w:rPr>
                 <w:b w:val="0"/>
-                <w:color w:val="5F6B7A"/>
+                <w:color w:val="667085"/>
                 <w:sz w:val="15"/>
               </w:rPr>
-              <w:t xml:space="preserve">   AD HOC NEWS</w:t>
+              <w:t xml:space="preserve">   Yahoo Finance UK  ·  2 more similar articles</w:t>
             </w:r>
           </w:p>
         </w:tc>
@@ -7452,10 +8856,10 @@
             <w:r>
               <w:rPr>
                 <w:b w:val="0"/>
-                <w:color w:val="1A1A1A"/>
+                <w:color w:val="1B2430"/>
                 <w:sz w:val="17"/>
               </w:rPr>
-              <w:t>2026-10-21</w:t>
+              <w:t>2026-09-24</w:t>
             </w:r>
           </w:p>
         </w:tc>
@@ -7501,19 +8905,19 @@
             <w:hyperlink r:id="rId42">
               <w:r>
                 <w:rPr>
-                  <w:color w:val="1A1A1A"/>
+                  <w:color w:val="1B2430"/>
                   <w:sz w:val="18"/>
                 </w:rPr>
-                <w:t xml:space="preserve">Selection announced for a member of the Management Board of “Ignitis grupė” responsible for Energy Markets and Commerce</w:t>
+                <w:t xml:space="preserve">Approved the final candidate for the position of Chair of the Management Board and Chief Executive Officer of AB “Ignitis grupė”</w:t>
               </w:r>
             </w:hyperlink>
             <w:r>
               <w:rPr>
                 <w:b w:val="0"/>
-                <w:color w:val="5F6B7A"/>
+                <w:color w:val="667085"/>
                 <w:sz w:val="15"/>
               </w:rPr>
-              <w:t xml:space="preserve">   Yahoo Finance UK  ·  2 more similar articles</w:t>
+              <w:t xml:space="preserve">   Yahoo Finance UK  ·  11 more similar articles</w:t>
             </w:r>
           </w:p>
         </w:tc>
@@ -7536,10 +8940,10 @@
             <w:r>
               <w:rPr>
                 <w:b w:val="0"/>
-                <w:color w:val="1A1A1A"/>
+                <w:color w:val="1B2430"/>
                 <w:sz w:val="17"/>
               </w:rPr>
-              <w:t>2026-09-24</w:t>
+              <w:t>2026-10-22</w:t>
             </w:r>
           </w:p>
         </w:tc>
@@ -7564,7 +8968,175 @@
                 <w:sz w:val="14"/>
                 <w:shd w:val="clear" w:color="auto" w:fill="F0F2F5"/>
               </w:rPr>
-              <w:t xml:space="preserve"> MANAGEMENT </w:t>
+              <w:t xml:space="preserve"> OTHER </w:t>
+            </w:r>
+          </w:p>
+        </w:tc>
+        <w:tc>
+          <w:tcPr>
+            <w:tcW w:type="dxa" w:w="7257"/>
+            <w:tcBorders>
+              <w:top w:val="nil"/>
+              <w:left w:val="nil"/>
+              <w:bottom w:val="single" w:sz="4" w:color="E3E8EE" w:space="0"/>
+              <w:right w:val="nil"/>
+            </w:tcBorders>
+          </w:tcPr>
+          <w:p>
+            <w:pPr>
+              <w:spacing w:before="0" w:after="0"/>
+            </w:pPr>
+            <w:hyperlink r:id="rId45">
+              <w:r>
+                <w:rPr>
+                  <w:color w:val="1B2430"/>
+                  <w:sz w:val="18"/>
+                </w:rPr>
+                <w:t xml:space="preserve">Ignitise tütarfirma kaalub gaasielektrijaama rajamist Tartu külje alla</w:t>
+              </w:r>
+            </w:hyperlink>
+            <w:r>
+              <w:rPr>
+                <w:b w:val="0"/>
+                <w:color w:val="667085"/>
+                <w:sz w:val="15"/>
+              </w:rPr>
+              <w:t xml:space="preserve">   ERR</w:t>
+            </w:r>
+          </w:p>
+        </w:tc>
+      </w:tr>
+      <w:tr>
+        <w:tc>
+          <w:tcPr>
+            <w:tcW w:type="dxa" w:w="1020"/>
+            <w:tcBorders>
+              <w:top w:val="nil"/>
+              <w:left w:val="nil"/>
+              <w:bottom w:val="single" w:sz="4" w:color="E3E8EE" w:space="0"/>
+              <w:right w:val="nil"/>
+            </w:tcBorders>
+          </w:tcPr>
+          <w:p>
+            <w:pPr>
+              <w:spacing w:before="0" w:after="0"/>
+            </w:pPr>
+            <w:r>
+              <w:rPr>
+                <w:b w:val="0"/>
+                <w:color w:val="1B2430"/>
+                <w:sz w:val="17"/>
+              </w:rPr>
+              <w:t>2026-10-22</w:t>
+            </w:r>
+          </w:p>
+        </w:tc>
+        <w:tc>
+          <w:tcPr>
+            <w:tcW w:type="dxa" w:w="1361"/>
+            <w:tcBorders>
+              <w:top w:val="nil"/>
+              <w:left w:val="nil"/>
+              <w:bottom w:val="single" w:sz="4" w:color="E3E8EE" w:space="0"/>
+              <w:right w:val="nil"/>
+            </w:tcBorders>
+          </w:tcPr>
+          <w:p>
+            <w:pPr>
+              <w:spacing w:before="0" w:after="0"/>
+            </w:pPr>
+            <w:r>
+              <w:rPr>
+                <w:b/>
+                <w:color w:val="5F6B7A"/>
+                <w:sz w:val="14"/>
+                <w:shd w:val="clear" w:color="auto" w:fill="F0F2F5"/>
+              </w:rPr>
+              <w:t xml:space="preserve"> OTHER </w:t>
+            </w:r>
+          </w:p>
+        </w:tc>
+        <w:tc>
+          <w:tcPr>
+            <w:tcW w:type="dxa" w:w="7257"/>
+            <w:tcBorders>
+              <w:top w:val="nil"/>
+              <w:left w:val="nil"/>
+              <w:bottom w:val="single" w:sz="4" w:color="E3E8EE" w:space="0"/>
+              <w:right w:val="nil"/>
+            </w:tcBorders>
+          </w:tcPr>
+          <w:p>
+            <w:pPr>
+              <w:spacing w:before="0" w:after="0"/>
+            </w:pPr>
+            <w:hyperlink r:id="rId46">
+              <w:r>
+                <w:rPr>
+                  <w:color w:val="1B2430"/>
+                  <w:sz w:val="18"/>
+                </w:rPr>
+                <w:t xml:space="preserve">M. Sinkevičius: „Ignitis gupės“ jūrinio vėjo parko klausimas nėra uždarytas, kalbamasi ir su Lenkijos puse</w:t>
+              </w:r>
+            </w:hyperlink>
+            <w:r>
+              <w:rPr>
+                <w:b w:val="0"/>
+                <w:color w:val="667085"/>
+                <w:sz w:val="15"/>
+              </w:rPr>
+              <w:t xml:space="preserve">   vz.lt  ·  2 more similar articles</w:t>
+            </w:r>
+          </w:p>
+        </w:tc>
+      </w:tr>
+      <w:tr>
+        <w:tc>
+          <w:tcPr>
+            <w:tcW w:type="dxa" w:w="1020"/>
+            <w:tcBorders>
+              <w:top w:val="nil"/>
+              <w:left w:val="nil"/>
+              <w:bottom w:val="single" w:sz="4" w:color="E3E8EE" w:space="0"/>
+              <w:right w:val="nil"/>
+            </w:tcBorders>
+          </w:tcPr>
+          <w:p>
+            <w:pPr>
+              <w:spacing w:before="0" w:after="0"/>
+            </w:pPr>
+            <w:r>
+              <w:rPr>
+                <w:b w:val="0"/>
+                <w:color w:val="1B2430"/>
+                <w:sz w:val="17"/>
+              </w:rPr>
+              <w:t>2026-10-22</w:t>
+            </w:r>
+          </w:p>
+        </w:tc>
+        <w:tc>
+          <w:tcPr>
+            <w:tcW w:type="dxa" w:w="1361"/>
+            <w:tcBorders>
+              <w:top w:val="nil"/>
+              <w:left w:val="nil"/>
+              <w:bottom w:val="single" w:sz="4" w:color="E3E8EE" w:space="0"/>
+              <w:right w:val="nil"/>
+            </w:tcBorders>
+          </w:tcPr>
+          <w:p>
+            <w:pPr>
+              <w:spacing w:before="0" w:after="0"/>
+            </w:pPr>
+            <w:r>
+              <w:rPr>
+                <w:b/>
+                <w:color w:val="5F6B7A"/>
+                <w:sz w:val="14"/>
+                <w:shd w:val="clear" w:color="auto" w:fill="F0F2F5"/>
+              </w:rPr>
+              <w:t xml:space="preserve"> OTHER </w:t>
             </w:r>
           </w:p>
         </w:tc>
@@ -7585,19 +9157,19 @@
             <w:hyperlink r:id="rId41">
               <w:r>
                 <w:rPr>
-                  <w:color w:val="1A1A1A"/>
+                  <w:color w:val="1B2430"/>
                   <w:sz w:val="18"/>
                 </w:rPr>
-                <w:t xml:space="preserve">Approved the final candidate for the position of Chair of the Management Board and Chief Executive Officer of AB “Ignitis grupė”</w:t>
+                <w:t xml:space="preserve">Lithuania’s Ignitis seeks to postpone €3bn Baltic offshore wind project as costs rise 27%</w:t>
               </w:r>
             </w:hyperlink>
             <w:r>
               <w:rPr>
                 <w:b w:val="0"/>
-                <w:color w:val="5F6B7A"/>
+                <w:color w:val="667085"/>
                 <w:sz w:val="15"/>
               </w:rPr>
-              <w:t xml:space="preserve">   Yahoo Finance UK  ·  11 more similar articles</w:t>
+              <w:t xml:space="preserve">   IntelliNews  ·  3 more similar articles</w:t>
             </w:r>
           </w:p>
         </w:tc>
@@ -7620,343 +9192,7 @@
             <w:r>
               <w:rPr>
                 <w:b w:val="0"/>
-                <w:color w:val="1A1A1A"/>
-                <w:sz w:val="17"/>
-              </w:rPr>
-              <w:t>2026-10-22</w:t>
-            </w:r>
-          </w:p>
-        </w:tc>
-        <w:tc>
-          <w:tcPr>
-            <w:tcW w:type="dxa" w:w="1361"/>
-            <w:tcBorders>
-              <w:top w:val="nil"/>
-              <w:left w:val="nil"/>
-              <w:bottom w:val="single" w:sz="4" w:color="E3E8EE" w:space="0"/>
-              <w:right w:val="nil"/>
-            </w:tcBorders>
-          </w:tcPr>
-          <w:p>
-            <w:pPr>
-              <w:spacing w:before="0" w:after="0"/>
-            </w:pPr>
-            <w:r>
-              <w:rPr>
-                <w:b/>
-                <w:color w:val="5F6B7A"/>
-                <w:sz w:val="14"/>
-                <w:shd w:val="clear" w:color="auto" w:fill="F0F2F5"/>
-              </w:rPr>
-              <w:t xml:space="preserve"> OTHER </w:t>
-            </w:r>
-          </w:p>
-        </w:tc>
-        <w:tc>
-          <w:tcPr>
-            <w:tcW w:type="dxa" w:w="7257"/>
-            <w:tcBorders>
-              <w:top w:val="nil"/>
-              <w:left w:val="nil"/>
-              <w:bottom w:val="single" w:sz="4" w:color="E3E8EE" w:space="0"/>
-              <w:right w:val="nil"/>
-            </w:tcBorders>
-          </w:tcPr>
-          <w:p>
-            <w:pPr>
-              <w:spacing w:before="0" w:after="0"/>
-            </w:pPr>
-            <w:hyperlink r:id="rId44">
-              <w:r>
-                <w:rPr>
-                  <w:color w:val="1A1A1A"/>
-                  <w:sz w:val="18"/>
-                </w:rPr>
-                <w:t xml:space="preserve">Ignitise tütarfirma kaalub gaasielektrijaama rajamist Tartu külje alla</w:t>
-              </w:r>
-            </w:hyperlink>
-            <w:r>
-              <w:rPr>
-                <w:b w:val="0"/>
-                <w:color w:val="5F6B7A"/>
-                <w:sz w:val="15"/>
-              </w:rPr>
-              <w:t xml:space="preserve">   ERR</w:t>
-            </w:r>
-          </w:p>
-        </w:tc>
-      </w:tr>
-      <w:tr>
-        <w:tc>
-          <w:tcPr>
-            <w:tcW w:type="dxa" w:w="1020"/>
-            <w:tcBorders>
-              <w:top w:val="nil"/>
-              <w:left w:val="nil"/>
-              <w:bottom w:val="single" w:sz="4" w:color="E3E8EE" w:space="0"/>
-              <w:right w:val="nil"/>
-            </w:tcBorders>
-          </w:tcPr>
-          <w:p>
-            <w:pPr>
-              <w:spacing w:before="0" w:after="0"/>
-            </w:pPr>
-            <w:r>
-              <w:rPr>
-                <w:b w:val="0"/>
-                <w:color w:val="1A1A1A"/>
-                <w:sz w:val="17"/>
-              </w:rPr>
-              <w:t>2026-10-22</w:t>
-            </w:r>
-          </w:p>
-        </w:tc>
-        <w:tc>
-          <w:tcPr>
-            <w:tcW w:type="dxa" w:w="1361"/>
-            <w:tcBorders>
-              <w:top w:val="nil"/>
-              <w:left w:val="nil"/>
-              <w:bottom w:val="single" w:sz="4" w:color="E3E8EE" w:space="0"/>
-              <w:right w:val="nil"/>
-            </w:tcBorders>
-          </w:tcPr>
-          <w:p>
-            <w:pPr>
-              <w:spacing w:before="0" w:after="0"/>
-            </w:pPr>
-            <w:r>
-              <w:rPr>
-                <w:b/>
-                <w:color w:val="5F6B7A"/>
-                <w:sz w:val="14"/>
-                <w:shd w:val="clear" w:color="auto" w:fill="F0F2F5"/>
-              </w:rPr>
-              <w:t xml:space="preserve"> OTHER </w:t>
-            </w:r>
-          </w:p>
-        </w:tc>
-        <w:tc>
-          <w:tcPr>
-            <w:tcW w:type="dxa" w:w="7257"/>
-            <w:tcBorders>
-              <w:top w:val="nil"/>
-              <w:left w:val="nil"/>
-              <w:bottom w:val="single" w:sz="4" w:color="E3E8EE" w:space="0"/>
-              <w:right w:val="nil"/>
-            </w:tcBorders>
-          </w:tcPr>
-          <w:p>
-            <w:pPr>
-              <w:spacing w:before="0" w:after="0"/>
-            </w:pPr>
-            <w:hyperlink r:id="rId45">
-              <w:r>
-                <w:rPr>
-                  <w:color w:val="1A1A1A"/>
-                  <w:sz w:val="18"/>
-                </w:rPr>
-                <w:t xml:space="preserve">M. Sinkevičius: „Ignitis gupės“ jūrinio vėjo parko klausimas nėra uždarytas, kalbamasi ir su Lenkijos puse</w:t>
-              </w:r>
-            </w:hyperlink>
-            <w:r>
-              <w:rPr>
-                <w:b w:val="0"/>
-                <w:color w:val="5F6B7A"/>
-                <w:sz w:val="15"/>
-              </w:rPr>
-              <w:t xml:space="preserve">   vz.lt  ·  1 more similar articles</w:t>
-            </w:r>
-          </w:p>
-        </w:tc>
-      </w:tr>
-      <w:tr>
-        <w:tc>
-          <w:tcPr>
-            <w:tcW w:type="dxa" w:w="1020"/>
-            <w:tcBorders>
-              <w:top w:val="nil"/>
-              <w:left w:val="nil"/>
-              <w:bottom w:val="single" w:sz="4" w:color="E3E8EE" w:space="0"/>
-              <w:right w:val="nil"/>
-            </w:tcBorders>
-          </w:tcPr>
-          <w:p>
-            <w:pPr>
-              <w:spacing w:before="0" w:after="0"/>
-            </w:pPr>
-            <w:r>
-              <w:rPr>
-                <w:b w:val="0"/>
-                <w:color w:val="1A1A1A"/>
-                <w:sz w:val="17"/>
-              </w:rPr>
-              <w:t>2026-10-22</w:t>
-            </w:r>
-          </w:p>
-        </w:tc>
-        <w:tc>
-          <w:tcPr>
-            <w:tcW w:type="dxa" w:w="1361"/>
-            <w:tcBorders>
-              <w:top w:val="nil"/>
-              <w:left w:val="nil"/>
-              <w:bottom w:val="single" w:sz="4" w:color="E3E8EE" w:space="0"/>
-              <w:right w:val="nil"/>
-            </w:tcBorders>
-          </w:tcPr>
-          <w:p>
-            <w:pPr>
-              <w:spacing w:before="0" w:after="0"/>
-            </w:pPr>
-            <w:r>
-              <w:rPr>
-                <w:b/>
-                <w:color w:val="5F6B7A"/>
-                <w:sz w:val="14"/>
-                <w:shd w:val="clear" w:color="auto" w:fill="F0F2F5"/>
-              </w:rPr>
-              <w:t xml:space="preserve"> OTHER </w:t>
-            </w:r>
-          </w:p>
-        </w:tc>
-        <w:tc>
-          <w:tcPr>
-            <w:tcW w:type="dxa" w:w="7257"/>
-            <w:tcBorders>
-              <w:top w:val="nil"/>
-              <w:left w:val="nil"/>
-              <w:bottom w:val="single" w:sz="4" w:color="E3E8EE" w:space="0"/>
-              <w:right w:val="nil"/>
-            </w:tcBorders>
-          </w:tcPr>
-          <w:p>
-            <w:pPr>
-              <w:spacing w:before="0" w:after="0"/>
-            </w:pPr>
-            <w:hyperlink r:id="rId40">
-              <w:r>
-                <w:rPr>
-                  <w:color w:val="1A1A1A"/>
-                  <w:sz w:val="18"/>
-                </w:rPr>
-                <w:t xml:space="preserve">Lithuania’s Ignitis seeks to postpone €3bn Baltic offshore wind project as costs rise 27%</w:t>
-              </w:r>
-            </w:hyperlink>
-            <w:r>
-              <w:rPr>
-                <w:b w:val="0"/>
-                <w:color w:val="5F6B7A"/>
-                <w:sz w:val="15"/>
-              </w:rPr>
-              <w:t xml:space="preserve">   IntelliNews  ·  3 more similar articles</w:t>
-            </w:r>
-          </w:p>
-        </w:tc>
-      </w:tr>
-      <w:tr>
-        <w:tc>
-          <w:tcPr>
-            <w:tcW w:type="dxa" w:w="1020"/>
-            <w:tcBorders>
-              <w:top w:val="nil"/>
-              <w:left w:val="nil"/>
-              <w:bottom w:val="single" w:sz="4" w:color="E3E8EE" w:space="0"/>
-              <w:right w:val="nil"/>
-            </w:tcBorders>
-          </w:tcPr>
-          <w:p>
-            <w:pPr>
-              <w:spacing w:before="0" w:after="0"/>
-            </w:pPr>
-            <w:r>
-              <w:rPr>
-                <w:b w:val="0"/>
-                <w:color w:val="1A1A1A"/>
-                <w:sz w:val="17"/>
-              </w:rPr>
-              <w:t>2026-10-22</w:t>
-            </w:r>
-          </w:p>
-        </w:tc>
-        <w:tc>
-          <w:tcPr>
-            <w:tcW w:type="dxa" w:w="1361"/>
-            <w:tcBorders>
-              <w:top w:val="nil"/>
-              <w:left w:val="nil"/>
-              <w:bottom w:val="single" w:sz="4" w:color="E3E8EE" w:space="0"/>
-              <w:right w:val="nil"/>
-            </w:tcBorders>
-          </w:tcPr>
-          <w:p>
-            <w:pPr>
-              <w:spacing w:before="0" w:after="0"/>
-            </w:pPr>
-            <w:r>
-              <w:rPr>
-                <w:b/>
-                <w:color w:val="5F6B7A"/>
-                <w:sz w:val="14"/>
-                <w:shd w:val="clear" w:color="auto" w:fill="F0F2F5"/>
-              </w:rPr>
-              <w:t xml:space="preserve"> OTHER </w:t>
-            </w:r>
-          </w:p>
-        </w:tc>
-        <w:tc>
-          <w:tcPr>
-            <w:tcW w:type="dxa" w:w="7257"/>
-            <w:tcBorders>
-              <w:top w:val="nil"/>
-              <w:left w:val="nil"/>
-              <w:bottom w:val="single" w:sz="4" w:color="E3E8EE" w:space="0"/>
-              <w:right w:val="nil"/>
-            </w:tcBorders>
-          </w:tcPr>
-          <w:p>
-            <w:pPr>
-              <w:spacing w:before="0" w:after="0"/>
-            </w:pPr>
-            <w:hyperlink r:id="rId46">
-              <w:r>
-                <w:rPr>
-                  <w:color w:val="1A1A1A"/>
-                  <w:sz w:val="18"/>
-                </w:rPr>
-                <w:t xml:space="preserve">„Ignitis grupė“ siūlo atidėti jūrinio vėjo parko „Curonian Nord“ projekto įgyvendinimą</w:t>
-              </w:r>
-            </w:hyperlink>
-            <w:r>
-              <w:rPr>
-                <w:b w:val="0"/>
-                <w:color w:val="5F6B7A"/>
-                <w:sz w:val="15"/>
-              </w:rPr>
-              <w:t xml:space="preserve">   vz.lt  ·  7 more similar articles</w:t>
-            </w:r>
-          </w:p>
-        </w:tc>
-      </w:tr>
-      <w:tr>
-        <w:tc>
-          <w:tcPr>
-            <w:tcW w:type="dxa" w:w="1020"/>
-            <w:tcBorders>
-              <w:top w:val="nil"/>
-              <w:left w:val="nil"/>
-              <w:bottom w:val="single" w:sz="4" w:color="E3E8EE" w:space="0"/>
-              <w:right w:val="nil"/>
-            </w:tcBorders>
-          </w:tcPr>
-          <w:p>
-            <w:pPr>
-              <w:spacing w:before="0" w:after="0"/>
-            </w:pPr>
-            <w:r>
-              <w:rPr>
-                <w:b w:val="0"/>
-                <w:color w:val="1A1A1A"/>
+                <w:color w:val="1B2430"/>
                 <w:sz w:val="17"/>
               </w:rPr>
               <w:t>2026-10-22</w:t>
@@ -8005,19 +9241,19 @@
             <w:hyperlink r:id="rId47">
               <w:r>
                 <w:rPr>
-                  <w:color w:val="1A1A1A"/>
+                  <w:color w:val="1B2430"/>
                   <w:sz w:val="18"/>
                 </w:rPr>
-                <w:t xml:space="preserve">„Ignitis grupė“ toliau pudruoja smegenis, bet neišdrįsta pripažinti, kad jūrinio vėjo parkui – amen</w:t>
+                <w:t xml:space="preserve">„Ignitis grupė“ siūlo atidėti jūrinio vėjo parko „Curonian Nord“ projekto įgyvendinimą</w:t>
               </w:r>
             </w:hyperlink>
             <w:r>
               <w:rPr>
                 <w:b w:val="0"/>
-                <w:color w:val="5F6B7A"/>
+                <w:color w:val="667085"/>
                 <w:sz w:val="15"/>
               </w:rPr>
-              <w:t xml:space="preserve">   Alfa.lt</w:t>
+              <w:t xml:space="preserve">   vz.lt  ·  7 more similar articles</w:t>
             </w:r>
           </w:p>
         </w:tc>
@@ -8040,7 +9276,7 @@
             <w:r>
               <w:rPr>
                 <w:b w:val="0"/>
-                <w:color w:val="1A1A1A"/>
+                <w:color w:val="1B2430"/>
                 <w:sz w:val="17"/>
               </w:rPr>
               <w:t>2026-10-22</w:t>
@@ -8089,7 +9325,91 @@
             <w:hyperlink r:id="rId48">
               <w:r>
                 <w:rPr>
-                  <w:color w:val="1A1A1A"/>
+                  <w:color w:val="1B2430"/>
+                  <w:sz w:val="18"/>
+                </w:rPr>
+                <w:t xml:space="preserve">„Ignitis grupė“ toliau pudruoja smegenis, bet neišdrįsta pripažinti, kad jūrinio vėjo parkui – amen</w:t>
+              </w:r>
+            </w:hyperlink>
+            <w:r>
+              <w:rPr>
+                <w:b w:val="0"/>
+                <w:color w:val="667085"/>
+                <w:sz w:val="15"/>
+              </w:rPr>
+              <w:t xml:space="preserve">   Alfa.lt</w:t>
+            </w:r>
+          </w:p>
+        </w:tc>
+      </w:tr>
+      <w:tr>
+        <w:tc>
+          <w:tcPr>
+            <w:tcW w:type="dxa" w:w="1020"/>
+            <w:tcBorders>
+              <w:top w:val="nil"/>
+              <w:left w:val="nil"/>
+              <w:bottom w:val="single" w:sz="4" w:color="E3E8EE" w:space="0"/>
+              <w:right w:val="nil"/>
+            </w:tcBorders>
+          </w:tcPr>
+          <w:p>
+            <w:pPr>
+              <w:spacing w:before="0" w:after="0"/>
+            </w:pPr>
+            <w:r>
+              <w:rPr>
+                <w:b w:val="0"/>
+                <w:color w:val="1B2430"/>
+                <w:sz w:val="17"/>
+              </w:rPr>
+              <w:t>2026-10-22</w:t>
+            </w:r>
+          </w:p>
+        </w:tc>
+        <w:tc>
+          <w:tcPr>
+            <w:tcW w:type="dxa" w:w="1361"/>
+            <w:tcBorders>
+              <w:top w:val="nil"/>
+              <w:left w:val="nil"/>
+              <w:bottom w:val="single" w:sz="4" w:color="E3E8EE" w:space="0"/>
+              <w:right w:val="nil"/>
+            </w:tcBorders>
+          </w:tcPr>
+          <w:p>
+            <w:pPr>
+              <w:spacing w:before="0" w:after="0"/>
+            </w:pPr>
+            <w:r>
+              <w:rPr>
+                <w:b/>
+                <w:color w:val="5F6B7A"/>
+                <w:sz w:val="14"/>
+                <w:shd w:val="clear" w:color="auto" w:fill="F0F2F5"/>
+              </w:rPr>
+              <w:t xml:space="preserve"> OTHER </w:t>
+            </w:r>
+          </w:p>
+        </w:tc>
+        <w:tc>
+          <w:tcPr>
+            <w:tcW w:type="dxa" w:w="7257"/>
+            <w:tcBorders>
+              <w:top w:val="nil"/>
+              <w:left w:val="nil"/>
+              <w:bottom w:val="single" w:sz="4" w:color="E3E8EE" w:space="0"/>
+              <w:right w:val="nil"/>
+            </w:tcBorders>
+          </w:tcPr>
+          <w:p>
+            <w:pPr>
+              <w:spacing w:before="0" w:after="0"/>
+            </w:pPr>
+            <w:hyperlink r:id="rId49">
+              <w:r>
+                <w:rPr>
+                  <w:color w:val="1B2430"/>
                   <w:sz w:val="18"/>
                 </w:rPr>
                 <w:t xml:space="preserve">Papildināta - Lietuvas FM palīdzēs Ignitis grupe saistībā ar atkrastes vēja parka projekta atlikšanu</w:t>
@@ -8098,7 +9418,7 @@
             <w:r>
               <w:rPr>
                 <w:b w:val="0"/>
-                <w:color w:val="5F6B7A"/>
+                <w:color w:val="667085"/>
                 <w:sz w:val="15"/>
               </w:rPr>
               <w:t xml:space="preserve">   Dienas Bizness  ·  1 more similar articles</w:t>
@@ -8116,7 +9436,7 @@
       <w:pPr>
         <w:keepNext/>
         <w:pBdr>
-          <w:bottom w:val="single" w:sz="8" w:color="1F4E79" w:space="4"/>
+          <w:bottom w:val="single" w:sz="8" w:color="12355B" w:space="4"/>
         </w:pBdr>
         <w:tabs>
           <w:tab w:pos="482" w:val="left"/>
@@ -8135,7 +9455,7 @@
       <w:r>
         <w:rPr>
           <w:b/>
-          <w:color w:val="1F4E79"/>
+          <w:color w:val="12355B"/>
           <w:sz w:val="28"/>
         </w:rPr>
         <w:t>ESG report</w:t>
@@ -8144,7 +9464,7 @@
     <w:p>
       <w:pPr>
         <w:keepNext/>
-        <w:shd w:val="clear" w:color="auto" w:fill="EAF1F8"/>
+        <w:shd w:val="clear" w:color="auto" w:fill="EEF3F8"/>
         <w:spacing w:before="200" w:after="80"/>
         <w:ind w:left="85"/>
       </w:pPr>
@@ -8152,7 +9472,7 @@
         <w:rPr>
           <w:b/>
           <w:caps/>
-          <w:color w:val="1F4E79"/>
+          <w:color w:val="12355B"/>
           <w:sz w:val="19"/>
         </w:rPr>
         <w:t>Exclusionary screening (companies)</w:t>
@@ -8225,7 +9545,7 @@
             <w:r>
               <w:rPr>
                 <w:b/>
-                <w:color w:val="1A1A1A"/>
+                <w:color w:val="1B2430"/>
                 <w:sz w:val="19"/>
               </w:rPr>
               <w:t>Yes, the company is not involved in excluded sectors: controversial and nuclear weapons, tobacco, gambling and restricted sectors in fossil fuel</w:t>
@@ -8242,7 +9562,7 @@
             <w:r>
               <w:rPr>
                 <w:b w:val="0"/>
-                <w:color w:val="5F6B7A"/>
+                <w:color w:val="667085"/>
                 <w:sz w:val="18"/>
               </w:rPr>
               <w:t>•</w:t>
@@ -8268,7 +9588,7 @@
             <w:r>
               <w:rPr>
                 <w:b w:val="0"/>
-                <w:color w:val="5F6B7A"/>
+                <w:color w:val="667085"/>
                 <w:sz w:val="18"/>
               </w:rPr>
               <w:t>•</w:t>
@@ -8312,7 +9632,7 @@
             <w:r>
               <w:rPr>
                 <w:b w:val="0"/>
-                <w:color w:val="5F6B7A"/>
+                <w:color w:val="667085"/>
                 <w:sz w:val="18"/>
               </w:rPr>
               <w:t>•</w:t>
@@ -8397,7 +9717,7 @@
             <w:r>
               <w:rPr>
                 <w:b/>
-                <w:color w:val="1A1A1A"/>
+                <w:color w:val="1B2430"/>
                 <w:sz w:val="19"/>
               </w:rPr>
               <w:t>Yes, the company does not have red flag/signal related to controversies based on UN Global Compact, OECD Guidelines for Multinational Enterprises or any other relevant principles/standards</w:t>
@@ -8414,7 +9734,7 @@
             <w:r>
               <w:rPr>
                 <w:b w:val="0"/>
-                <w:color w:val="5F6B7A"/>
+                <w:color w:val="667085"/>
                 <w:sz w:val="18"/>
               </w:rPr>
               <w:t>•</w:t>
@@ -8440,7 +9760,7 @@
             <w:r>
               <w:rPr>
                 <w:b w:val="0"/>
-                <w:color w:val="5F6B7A"/>
+                <w:color w:val="667085"/>
                 <w:sz w:val="18"/>
               </w:rPr>
               <w:t>•</w:t>
@@ -8543,7 +9863,7 @@
             <w:r>
               <w:rPr>
                 <w:b/>
-                <w:color w:val="1A1A1A"/>
+                <w:color w:val="1B2430"/>
                 <w:sz w:val="19"/>
               </w:rPr>
               <w:t>Yes, the company is not in the list of sanctions (add a screenshot)</w:t>
@@ -8560,7 +9880,7 @@
             <w:r>
               <w:rPr>
                 <w:b w:val="0"/>
-                <w:color w:val="5F6B7A"/>
+                <w:color w:val="667085"/>
                 <w:sz w:val="18"/>
               </w:rPr>
               <w:t>•</w:t>
@@ -8645,7 +9965,7 @@
             <w:r>
               <w:rPr>
                 <w:b/>
-                <w:color w:val="1A1A1A"/>
+                <w:color w:val="1B2430"/>
                 <w:sz w:val="19"/>
               </w:rPr>
               <w:t>Yes, issues were not identified from adverse media checks (add a screenshot)</w:t>
@@ -8662,7 +9982,7 @@
             <w:r>
               <w:rPr>
                 <w:b w:val="0"/>
-                <w:color w:val="5F6B7A"/>
+                <w:color w:val="667085"/>
                 <w:sz w:val="18"/>
               </w:rPr>
               <w:t>•</w:t>
@@ -8688,7 +10008,7 @@
             <w:r>
               <w:rPr>
                 <w:b w:val="0"/>
-                <w:color w:val="5F6B7A"/>
+                <w:color w:val="667085"/>
                 <w:sz w:val="18"/>
               </w:rPr>
               <w:t>•</w:t>
@@ -8700,7 +10020,7 @@
                 <w:color w:val="333333"/>
                 <w:sz w:val="18"/>
               </w:rPr>
-              <w:t>News summary 2026-07-24 – 2026-10-22: 85 articles, 0 with an adverse keyword in the headline (details in the section "In the press").</w:t>
+              <w:t>News summary 2026-07-24 – 2026-10-22: 86 articles, 0 with an adverse keyword in the headline (details in the section "In the press").</w:t>
             </w:r>
           </w:p>
         </w:tc>
@@ -8734,7 +10054,7 @@
     <w:p>
       <w:pPr>
         <w:keepNext/>
-        <w:shd w:val="clear" w:color="auto" w:fill="EAF1F8"/>
+        <w:shd w:val="clear" w:color="auto" w:fill="EEF3F8"/>
         <w:spacing w:before="200" w:after="80"/>
         <w:ind w:left="85"/>
       </w:pPr>
@@ -8742,7 +10062,7 @@
         <w:rPr>
           <w:b/>
           <w:caps/>
-          <w:color w:val="1F4E79"/>
+          <w:color w:val="12355B"/>
           <w:sz w:val="19"/>
         </w:rPr>
         <w:t>ESG integration and positive screening (positive answers imply higher allocation)</w:t>
@@ -8815,7 +10135,7 @@
             <w:r>
               <w:rPr>
                 <w:b/>
-                <w:color w:val="1A1A1A"/>
+                <w:color w:val="1B2430"/>
                 <w:sz w:val="19"/>
               </w:rPr>
               <w:t>Yes, the company is promoting environmental or social characteristics (activities, ESG policy, good ESG rating, etc)</w:t>
@@ -8832,7 +10152,7 @@
             <w:r>
               <w:rPr>
                 <w:b w:val="0"/>
-                <w:color w:val="5F6B7A"/>
+                <w:color w:val="667085"/>
                 <w:sz w:val="18"/>
               </w:rPr>
               <w:t>•</w:t>
@@ -8868,7 +10188,7 @@
             <w:r>
               <w:rPr>
                 <w:b w:val="0"/>
-                <w:color w:val="5F6B7A"/>
+                <w:color w:val="667085"/>
                 <w:sz w:val="18"/>
               </w:rPr>
               <w:t>•</w:t>
@@ -8971,7 +10291,7 @@
             <w:r>
               <w:rPr>
                 <w:b/>
-                <w:color w:val="1A1A1A"/>
+                <w:color w:val="1B2430"/>
                 <w:sz w:val="19"/>
               </w:rPr>
               <w:t>Yes, the activities of the company or it’s strategy is aligned with the taxonomy and/or Paris agreement targets (e.g. net zero commitment)</w:t>
@@ -8988,7 +10308,7 @@
             <w:r>
               <w:rPr>
                 <w:b w:val="0"/>
-                <w:color w:val="5F6B7A"/>
+                <w:color w:val="667085"/>
                 <w:sz w:val="18"/>
               </w:rPr>
               <w:t>•</w:t>
@@ -9032,7 +10352,7 @@
             <w:r>
               <w:rPr>
                 <w:b w:val="0"/>
-                <w:color w:val="5F6B7A"/>
+                <w:color w:val="667085"/>
                 <w:sz w:val="18"/>
               </w:rPr>
               <w:t>•</w:t>
@@ -9058,7 +10378,7 @@
             <w:r>
               <w:rPr>
                 <w:b w:val="0"/>
-                <w:color w:val="5F6B7A"/>
+                <w:color w:val="667085"/>
                 <w:sz w:val="18"/>
               </w:rPr>
               <w:t>•</w:t>
@@ -9072,14 +10392,14 @@
               </w:rPr>
               <w:t>Net zero by 2050 or sooner</w:t>
             </w:r>
-            <w:hyperlink r:id="rId49">
+            <w:hyperlink r:id="rId50">
               <w:r>
                 <w:rPr>
                   <w:color w:val="2A78D6"/>
                   <w:vertAlign w:val="superscript"/>
                   <w:sz w:val="15"/>
                 </w:rPr>
-                <w:t xml:space="preserve">37</w:t>
+                <w:t xml:space="preserve">39</w:t>
               </w:r>
             </w:hyperlink>
             <w:r>
@@ -9161,7 +10481,7 @@
             <w:r>
               <w:rPr>
                 <w:b/>
-                <w:color w:val="1A1A1A"/>
+                <w:color w:val="1B2430"/>
                 <w:sz w:val="19"/>
               </w:rPr>
               <w:t>Yes, the company does not have yellow flag/signal related to controversies based on UN Global Compact or any other relevant principles/standards</w:t>
@@ -9191,7 +10511,7 @@
             <w:r>
               <w:rPr>
                 <w:b w:val="0"/>
-                <w:color w:val="5F6B7A"/>
+                <w:color w:val="667085"/>
                 <w:sz w:val="18"/>
               </w:rPr>
               <w:t>•</w:t>
@@ -9230,7 +10550,7 @@
             <w:r>
               <w:rPr>
                 <w:b w:val="0"/>
-                <w:color w:val="5F6B7A"/>
+                <w:color w:val="667085"/>
                 <w:sz w:val="18"/>
               </w:rPr>
               <w:t>•</w:t>
@@ -9266,7 +10586,7 @@
             <w:r>
               <w:rPr>
                 <w:b w:val="0"/>
-                <w:color w:val="5F6B7A"/>
+                <w:color w:val="667085"/>
                 <w:sz w:val="18"/>
               </w:rPr>
               <w:t>•</w:t>
@@ -9310,7 +10630,7 @@
             <w:r>
               <w:rPr>
                 <w:b w:val="0"/>
-                <w:color w:val="5F6B7A"/>
+                <w:color w:val="667085"/>
                 <w:sz w:val="18"/>
               </w:rPr>
               <w:t>•</w:t>
@@ -9324,14 +10644,14 @@
               </w:rPr>
               <w:t>Safety is managed under ISO 45001</w:t>
             </w:r>
-            <w:hyperlink r:id="rId50">
+            <w:hyperlink r:id="rId51">
               <w:r>
                 <w:rPr>
                   <w:color w:val="2A78D6"/>
                   <w:vertAlign w:val="superscript"/>
                   <w:sz w:val="15"/>
                 </w:rPr>
-                <w:t xml:space="preserve">38</w:t>
+                <w:t xml:space="preserve">40</w:t>
               </w:r>
             </w:hyperlink>
             <w:r>
@@ -9413,7 +10733,7 @@
             <w:r>
               <w:rPr>
                 <w:b/>
-                <w:color w:val="1A1A1A"/>
+                <w:color w:val="1B2430"/>
                 <w:sz w:val="19"/>
               </w:rPr>
               <w:t>Yes, the company fulfills the expectations from SEB thematic and sector policies</w:t>
@@ -9443,7 +10763,7 @@
             <w:r>
               <w:rPr>
                 <w:b w:val="0"/>
-                <w:color w:val="5F6B7A"/>
+                <w:color w:val="667085"/>
                 <w:sz w:val="18"/>
               </w:rPr>
               <w:t>•</w:t>
@@ -9456,24 +10776,6 @@
                 <w:sz w:val="18"/>
               </w:rPr>
               <w:t>The SEB Investments policy</w:t>
-            </w:r>
-            <w:hyperlink r:id="rId51">
-              <w:r>
-                <w:rPr>
-                  <w:color w:val="2A78D6"/>
-                  <w:vertAlign w:val="superscript"/>
-                  <w:sz w:val="15"/>
-                </w:rPr>
-                <w:t xml:space="preserve">39</w:t>
-              </w:r>
-            </w:hyperlink>
-            <w:r>
-              <w:rPr>
-                <w:b w:val="0"/>
-                <w:color w:val="333333"/>
-                <w:sz w:val="18"/>
-              </w:rPr>
-              <w:t>, the Electricity &amp; Renewable Energy policy, since green generation and networks make up more than 15% of revenue</w:t>
             </w:r>
             <w:hyperlink r:id="rId52">
               <w:r>
@@ -9482,7 +10784,25 @@
                   <w:vertAlign w:val="superscript"/>
                   <w:sz w:val="15"/>
                 </w:rPr>
-                <w:t xml:space="preserve">40</w:t>
+                <w:t xml:space="preserve">41</w:t>
+              </w:r>
+            </w:hyperlink>
+            <w:r>
+              <w:rPr>
+                <w:b w:val="0"/>
+                <w:color w:val="333333"/>
+                <w:sz w:val="18"/>
+              </w:rPr>
+              <w:t>, the Electricity &amp; Renewable Energy policy, since green generation and networks make up more than 15% of revenue</w:t>
+            </w:r>
+            <w:hyperlink r:id="rId53">
+              <w:r>
+                <w:rPr>
+                  <w:color w:val="2A78D6"/>
+                  <w:vertAlign w:val="superscript"/>
+                  <w:sz w:val="15"/>
+                </w:rPr>
+                <w:t xml:space="preserve">42</w:t>
               </w:r>
             </w:hyperlink>
             <w:r>
@@ -9505,7 +10825,7 @@
             <w:r>
               <w:rPr>
                 <w:b w:val="0"/>
-                <w:color w:val="5F6B7A"/>
+                <w:color w:val="667085"/>
                 <w:sz w:val="18"/>
               </w:rPr>
               <w:t>•</w:t>
@@ -9518,23 +10838,6 @@
                 <w:sz w:val="18"/>
               </w:rPr>
               <w:t>The gas revenue share was not found</w:t>
-            </w:r>
-            <w:hyperlink r:id="rId53">
-              <w:r>
-                <w:rPr>
-                  <w:color w:val="2A78D6"/>
-                  <w:vertAlign w:val="superscript"/>
-                  <w:sz w:val="15"/>
-                </w:rPr>
-                <w:t xml:space="preserve">41</w:t>
-              </w:r>
-            </w:hyperlink>
-            <w:r>
-              <w:rPr>
-                <w:color w:val="2A78D6"/>
-                <w:vertAlign w:val="superscript"/>
-              </w:rPr>
-              <w:t>,</w:t>
             </w:r>
             <w:hyperlink r:id="rId54">
               <w:r>
@@ -9543,7 +10846,24 @@
                   <w:vertAlign w:val="superscript"/>
                   <w:sz w:val="15"/>
                 </w:rPr>
-                <w:t xml:space="preserve">42</w:t>
+                <w:t xml:space="preserve">43</w:t>
+              </w:r>
+            </w:hyperlink>
+            <w:r>
+              <w:rPr>
+                <w:color w:val="2A78D6"/>
+                <w:vertAlign w:val="superscript"/>
+              </w:rPr>
+              <w:t>,</w:t>
+            </w:r>
+            <w:hyperlink r:id="rId55">
+              <w:r>
+                <w:rPr>
+                  <w:color w:val="2A78D6"/>
+                  <w:vertAlign w:val="superscript"/>
+                  <w:sz w:val="15"/>
+                </w:rPr>
+                <w:t xml:space="preserve">44</w:t>
               </w:r>
             </w:hyperlink>
             <w:r>
@@ -9579,7 +10899,7 @@
             <w:r>
               <w:rPr>
                 <w:b w:val="0"/>
-                <w:color w:val="5F6B7A"/>
+                <w:color w:val="667085"/>
                 <w:sz w:val="18"/>
               </w:rPr>
               <w:t>•</w:t>
@@ -9593,197 +10913,7 @@
               </w:rPr>
               <w:t>Scope 1-3 emissions disclosed (4.49m t CO2e in 2025) and SBTi-validated 1.5°C targets</w:t>
             </w:r>
-            <w:hyperlink r:id="rId55">
-              <w:r>
-                <w:rPr>
-                  <w:color w:val="2A78D6"/>
-                  <w:vertAlign w:val="superscript"/>
-                  <w:sz w:val="15"/>
-                </w:rPr>
-                <w:t xml:space="preserve">43</w:t>
-              </w:r>
-            </w:hyperlink>
-          </w:p>
-          <w:p>
-            <w:pPr>
-              <w:tabs>
-                <w:tab w:pos="198" w:val="left"/>
-              </w:tabs>
-              <w:spacing w:before="0" w:after="20"/>
-              <w:ind w:left="198" w:hanging="198"/>
-            </w:pPr>
-            <w:r>
-              <w:rPr>
-                <w:b w:val="0"/>
-                <w:color w:val="5F6B7A"/>
-                <w:sz w:val="18"/>
-              </w:rPr>
-              <w:t>•</w:t>
-              <w:tab/>
-            </w:r>
-            <w:r>
-              <w:rPr>
-                <w:b w:val="0"/>
-                <w:color w:val="333333"/>
-                <w:sz w:val="18"/>
-              </w:rPr>
-              <w:t>ISO 14001 environmental management at ESO, Ignitis gamyba, Ignitis and the Vilnius and Kaunas CHPs</w:t>
-            </w:r>
-            <w:hyperlink r:id="rId50">
-              <w:r>
-                <w:rPr>
-                  <w:color w:val="2A78D6"/>
-                  <w:vertAlign w:val="superscript"/>
-                  <w:sz w:val="15"/>
-                </w:rPr>
-                <w:t xml:space="preserve">38</w:t>
-              </w:r>
-            </w:hyperlink>
-            <w:r>
-              <w:rPr>
-                <w:b w:val="0"/>
-                <w:color w:val="333333"/>
-                <w:sz w:val="18"/>
-              </w:rPr>
-              <w:t>.</w:t>
-            </w:r>
-          </w:p>
-          <w:p>
-            <w:pPr>
-              <w:tabs>
-                <w:tab w:pos="198" w:val="left"/>
-              </w:tabs>
-              <w:spacing w:before="0" w:after="20"/>
-              <w:ind w:left="198" w:hanging="198"/>
-            </w:pPr>
-            <w:r>
-              <w:rPr>
-                <w:b w:val="0"/>
-                <w:color w:val="5F6B7A"/>
-                <w:sz w:val="18"/>
-              </w:rPr>
-              <w:t>•</w:t>
-              <w:tab/>
-            </w:r>
-            <w:r>
-              <w:rPr>
-                <w:b w:val="0"/>
-                <w:color w:val="333333"/>
-                <w:sz w:val="18"/>
-              </w:rPr>
-              <w:t>No coal, peat or oil &amp; gas extraction</w:t>
-            </w:r>
-            <w:hyperlink r:id="rId28">
-              <w:r>
-                <w:rPr>
-                  <w:color w:val="2A78D6"/>
-                  <w:vertAlign w:val="superscript"/>
-                  <w:sz w:val="15"/>
-                </w:rPr>
-                <w:t xml:space="preserve">17</w:t>
-              </w:r>
-            </w:hyperlink>
-            <w:r>
-              <w:rPr>
-                <w:b w:val="0"/>
-                <w:color w:val="333333"/>
-                <w:sz w:val="18"/>
-              </w:rPr>
-              <w:t>.</w:t>
-            </w:r>
-          </w:p>
-          <w:p>
-            <w:pPr>
-              <w:spacing w:before="40" w:after="0"/>
-            </w:pPr>
-            <w:r>
-              <w:rPr>
-                <w:b/>
-                <w:color w:val="333333"/>
-                <w:sz w:val="18"/>
-              </w:rPr>
-              <w:t>Expectations met</w:t>
-            </w:r>
-          </w:p>
-          <w:p>
-            <w:pPr>
-              <w:tabs>
-                <w:tab w:pos="198" w:val="left"/>
-              </w:tabs>
-              <w:spacing w:before="0" w:after="20"/>
-              <w:ind w:left="198" w:hanging="198"/>
-            </w:pPr>
-            <w:r>
-              <w:rPr>
-                <w:b w:val="0"/>
-                <w:color w:val="5F6B7A"/>
-                <w:sz w:val="18"/>
-              </w:rPr>
-              <w:t>•</w:t>
-              <w:tab/>
-            </w:r>
-            <w:r>
-              <w:rPr>
-                <w:b w:val="0"/>
-                <w:color w:val="333333"/>
-                <w:sz w:val="18"/>
-              </w:rPr>
-              <w:t>ISO 45001 safety management, no fatal accidents in 2025</w:t>
-            </w:r>
             <w:hyperlink r:id="rId56">
-              <w:r>
-                <w:rPr>
-                  <w:color w:val="2A78D6"/>
-                  <w:vertAlign w:val="superscript"/>
-                  <w:sz w:val="15"/>
-                </w:rPr>
-                <w:t xml:space="preserve">44</w:t>
-              </w:r>
-            </w:hyperlink>
-            <w:r>
-              <w:rPr>
-                <w:color w:val="2A78D6"/>
-                <w:vertAlign w:val="superscript"/>
-              </w:rPr>
-              <w:t>,</w:t>
-            </w:r>
-            <w:hyperlink r:id="rId50">
-              <w:r>
-                <w:rPr>
-                  <w:color w:val="2A78D6"/>
-                  <w:vertAlign w:val="superscript"/>
-                  <w:sz w:val="15"/>
-                </w:rPr>
-                <w:t xml:space="preserve">38</w:t>
-              </w:r>
-            </w:hyperlink>
-          </w:p>
-          <w:p>
-            <w:pPr>
-              <w:tabs>
-                <w:tab w:pos="198" w:val="left"/>
-              </w:tabs>
-              <w:spacing w:before="0" w:after="20"/>
-              <w:ind w:left="198" w:hanging="198"/>
-            </w:pPr>
-            <w:r>
-              <w:rPr>
-                <w:b w:val="0"/>
-                <w:color w:val="5F6B7A"/>
-                <w:sz w:val="18"/>
-              </w:rPr>
-              <w:t>•</w:t>
-              <w:tab/>
-            </w:r>
-            <w:r>
-              <w:rPr>
-                <w:b w:val="0"/>
-                <w:color w:val="333333"/>
-                <w:sz w:val="18"/>
-              </w:rPr>
-              <w:t>Trust line for anonymous reports</w:t>
-            </w:r>
-            <w:hyperlink r:id="rId57">
               <w:r>
                 <w:rPr>
                   <w:color w:val="2A78D6"/>
@@ -9805,7 +10935,7 @@
             <w:r>
               <w:rPr>
                 <w:b w:val="0"/>
-                <w:color w:val="5F6B7A"/>
+                <w:color w:val="667085"/>
                 <w:sz w:val="18"/>
               </w:rPr>
               <w:t>•</w:t>
@@ -9817,24 +10947,108 @@
                 <w:color w:val="333333"/>
                 <w:sz w:val="18"/>
               </w:rPr>
-              <w:t>Anti-corruption policy and ISO 37001 certification</w:t>
-            </w:r>
-            <w:hyperlink r:id="rId50">
+              <w:t>ISO 14001 environmental management at ESO, Ignitis gamyba, Ignitis and the Vilnius and Kaunas CHPs</w:t>
+            </w:r>
+            <w:hyperlink r:id="rId51">
               <w:r>
                 <w:rPr>
                   <w:color w:val="2A78D6"/>
                   <w:vertAlign w:val="superscript"/>
                   <w:sz w:val="15"/>
                 </w:rPr>
-                <w:t xml:space="preserve">38</w:t>
+                <w:t xml:space="preserve">40</w:t>
               </w:r>
             </w:hyperlink>
             <w:r>
               <w:rPr>
-                <w:color w:val="2A78D6"/>
-                <w:vertAlign w:val="superscript"/>
-              </w:rPr>
-              <w:t>,</w:t>
+                <w:b w:val="0"/>
+                <w:color w:val="333333"/>
+                <w:sz w:val="18"/>
+              </w:rPr>
+              <w:t>.</w:t>
+            </w:r>
+          </w:p>
+          <w:p>
+            <w:pPr>
+              <w:tabs>
+                <w:tab w:pos="198" w:val="left"/>
+              </w:tabs>
+              <w:spacing w:before="0" w:after="20"/>
+              <w:ind w:left="198" w:hanging="198"/>
+            </w:pPr>
+            <w:r>
+              <w:rPr>
+                <w:b w:val="0"/>
+                <w:color w:val="667085"/>
+                <w:sz w:val="18"/>
+              </w:rPr>
+              <w:t>•</w:t>
+              <w:tab/>
+            </w:r>
+            <w:r>
+              <w:rPr>
+                <w:b w:val="0"/>
+                <w:color w:val="333333"/>
+                <w:sz w:val="18"/>
+              </w:rPr>
+              <w:t>No coal, peat or oil &amp; gas extraction</w:t>
+            </w:r>
+            <w:hyperlink r:id="rId28">
+              <w:r>
+                <w:rPr>
+                  <w:color w:val="2A78D6"/>
+                  <w:vertAlign w:val="superscript"/>
+                  <w:sz w:val="15"/>
+                </w:rPr>
+                <w:t xml:space="preserve">17</w:t>
+              </w:r>
+            </w:hyperlink>
+            <w:r>
+              <w:rPr>
+                <w:b w:val="0"/>
+                <w:color w:val="333333"/>
+                <w:sz w:val="18"/>
+              </w:rPr>
+              <w:t>.</w:t>
+            </w:r>
+          </w:p>
+          <w:p>
+            <w:pPr>
+              <w:spacing w:before="40" w:after="0"/>
+            </w:pPr>
+            <w:r>
+              <w:rPr>
+                <w:b/>
+                <w:color w:val="333333"/>
+                <w:sz w:val="18"/>
+              </w:rPr>
+              <w:t>Expectations met</w:t>
+            </w:r>
+          </w:p>
+          <w:p>
+            <w:pPr>
+              <w:tabs>
+                <w:tab w:pos="198" w:val="left"/>
+              </w:tabs>
+              <w:spacing w:before="0" w:after="20"/>
+              <w:ind w:left="198" w:hanging="198"/>
+            </w:pPr>
+            <w:r>
+              <w:rPr>
+                <w:b w:val="0"/>
+                <w:color w:val="667085"/>
+                <w:sz w:val="18"/>
+              </w:rPr>
+              <w:t>•</w:t>
+              <w:tab/>
+            </w:r>
+            <w:r>
+              <w:rPr>
+                <w:b w:val="0"/>
+                <w:color w:val="333333"/>
+                <w:sz w:val="18"/>
+              </w:rPr>
+              <w:t>ISO 45001 safety management, no fatal accidents in 2025</w:t>
             </w:r>
             <w:hyperlink r:id="rId57">
               <w:r>
@@ -9843,7 +11057,24 @@
                   <w:vertAlign w:val="superscript"/>
                   <w:sz w:val="15"/>
                 </w:rPr>
-                <w:t xml:space="preserve">45</w:t>
+                <w:t xml:space="preserve">46</w:t>
+              </w:r>
+            </w:hyperlink>
+            <w:r>
+              <w:rPr>
+                <w:color w:val="2A78D6"/>
+                <w:vertAlign w:val="superscript"/>
+              </w:rPr>
+              <w:t>,</w:t>
+            </w:r>
+            <w:hyperlink r:id="rId51">
+              <w:r>
+                <w:rPr>
+                  <w:color w:val="2A78D6"/>
+                  <w:vertAlign w:val="superscript"/>
+                  <w:sz w:val="15"/>
+                </w:rPr>
+                <w:t xml:space="preserve">40</w:t>
               </w:r>
             </w:hyperlink>
           </w:p>
@@ -9858,7 +11089,7 @@
             <w:r>
               <w:rPr>
                 <w:b w:val="0"/>
-                <w:color w:val="5F6B7A"/>
+                <w:color w:val="667085"/>
                 <w:sz w:val="18"/>
               </w:rPr>
               <w:t>•</w:t>
@@ -9870,16 +11101,16 @@
                 <w:color w:val="333333"/>
                 <w:sz w:val="18"/>
               </w:rPr>
-              <w:t>UN Global Compact</w:t>
-            </w:r>
-            <w:hyperlink r:id="rId55">
+              <w:t>Trust line for anonymous reports</w:t>
+            </w:r>
+            <w:hyperlink r:id="rId58">
               <w:r>
                 <w:rPr>
                   <w:color w:val="2A78D6"/>
                   <w:vertAlign w:val="superscript"/>
                   <w:sz w:val="15"/>
                 </w:rPr>
-                <w:t xml:space="preserve">46</w:t>
+                <w:t xml:space="preserve">47</w:t>
               </w:r>
             </w:hyperlink>
           </w:p>
@@ -9894,7 +11125,96 @@
             <w:r>
               <w:rPr>
                 <w:b w:val="0"/>
-                <w:color w:val="5F6B7A"/>
+                <w:color w:val="667085"/>
+                <w:sz w:val="18"/>
+              </w:rPr>
+              <w:t>•</w:t>
+              <w:tab/>
+            </w:r>
+            <w:r>
+              <w:rPr>
+                <w:b w:val="0"/>
+                <w:color w:val="333333"/>
+                <w:sz w:val="18"/>
+              </w:rPr>
+              <w:t>Anti-corruption policy and ISO 37001 certification</w:t>
+            </w:r>
+            <w:hyperlink r:id="rId51">
+              <w:r>
+                <w:rPr>
+                  <w:color w:val="2A78D6"/>
+                  <w:vertAlign w:val="superscript"/>
+                  <w:sz w:val="15"/>
+                </w:rPr>
+                <w:t xml:space="preserve">40</w:t>
+              </w:r>
+            </w:hyperlink>
+            <w:r>
+              <w:rPr>
+                <w:color w:val="2A78D6"/>
+                <w:vertAlign w:val="superscript"/>
+              </w:rPr>
+              <w:t>,</w:t>
+            </w:r>
+            <w:hyperlink r:id="rId58">
+              <w:r>
+                <w:rPr>
+                  <w:color w:val="2A78D6"/>
+                  <w:vertAlign w:val="superscript"/>
+                  <w:sz w:val="15"/>
+                </w:rPr>
+                <w:t xml:space="preserve">47</w:t>
+              </w:r>
+            </w:hyperlink>
+          </w:p>
+          <w:p>
+            <w:pPr>
+              <w:tabs>
+                <w:tab w:pos="198" w:val="left"/>
+              </w:tabs>
+              <w:spacing w:before="0" w:after="20"/>
+              <w:ind w:left="198" w:hanging="198"/>
+            </w:pPr>
+            <w:r>
+              <w:rPr>
+                <w:b w:val="0"/>
+                <w:color w:val="667085"/>
+                <w:sz w:val="18"/>
+              </w:rPr>
+              <w:t>•</w:t>
+              <w:tab/>
+            </w:r>
+            <w:r>
+              <w:rPr>
+                <w:b w:val="0"/>
+                <w:color w:val="333333"/>
+                <w:sz w:val="18"/>
+              </w:rPr>
+              <w:t>UN Global Compact</w:t>
+            </w:r>
+            <w:hyperlink r:id="rId56">
+              <w:r>
+                <w:rPr>
+                  <w:color w:val="2A78D6"/>
+                  <w:vertAlign w:val="superscript"/>
+                  <w:sz w:val="15"/>
+                </w:rPr>
+                <w:t xml:space="preserve">48</w:t>
+              </w:r>
+            </w:hyperlink>
+          </w:p>
+          <w:p>
+            <w:pPr>
+              <w:tabs>
+                <w:tab w:pos="198" w:val="left"/>
+              </w:tabs>
+              <w:spacing w:before="0" w:after="20"/>
+              <w:ind w:left="198" w:hanging="198"/>
+            </w:pPr>
+            <w:r>
+              <w:rPr>
+                <w:b w:val="0"/>
+                <w:color w:val="667085"/>
                 <w:sz w:val="18"/>
               </w:rPr>
               <w:t>•</w:t>
@@ -9930,7 +11250,7 @@
             <w:r>
               <w:rPr>
                 <w:b w:val="0"/>
-                <w:color w:val="5F6B7A"/>
+                <w:color w:val="667085"/>
                 <w:sz w:val="18"/>
               </w:rPr>
               <w:t>•</w:t>
@@ -9944,14 +11264,14 @@
               </w:rPr>
               <w:t>Biodiversity monitoring and mitigation measures</w:t>
             </w:r>
-            <w:hyperlink r:id="rId58">
+            <w:hyperlink r:id="rId59">
               <w:r>
                 <w:rPr>
                   <w:color w:val="2A78D6"/>
                   <w:vertAlign w:val="superscript"/>
                   <w:sz w:val="15"/>
                 </w:rPr>
-                <w:t xml:space="preserve">47</w:t>
+                <w:t xml:space="preserve">49</w:t>
               </w:r>
             </w:hyperlink>
             <w:r>
@@ -9987,7 +11307,7 @@
             <w:r>
               <w:rPr>
                 <w:b w:val="0"/>
-                <w:color w:val="5F6B7A"/>
+                <w:color w:val="667085"/>
                 <w:sz w:val="18"/>
               </w:rPr>
               <w:t>•</w:t>
@@ -10001,14 +11321,14 @@
               </w:rPr>
               <w:t>No named human rights due diligence process or quantified biodiversity targets are published</w:t>
             </w:r>
-            <w:hyperlink r:id="rId52">
+            <w:hyperlink r:id="rId53">
               <w:r>
                 <w:rPr>
                   <w:color w:val="2A78D6"/>
                   <w:vertAlign w:val="superscript"/>
                   <w:sz w:val="15"/>
                 </w:rPr>
-                <w:t xml:space="preserve">48</w:t>
+                <w:t xml:space="preserve">50</w:t>
               </w:r>
             </w:hyperlink>
             <w:r>
@@ -10038,7 +11358,7 @@
     <w:p>
       <w:pPr>
         <w:keepNext/>
-        <w:shd w:val="clear" w:color="auto" w:fill="EAF1F8"/>
+        <w:shd w:val="clear" w:color="auto" w:fill="EEF3F8"/>
         <w:spacing w:before="200" w:after="80"/>
         <w:ind w:left="85"/>
       </w:pPr>
@@ -10046,7 +11366,7 @@
         <w:rPr>
           <w:b/>
           <w:caps/>
-          <w:color w:val="1F4E79"/>
+          <w:color w:val="12355B"/>
           <w:sz w:val="19"/>
         </w:rPr>
         <w:t>Engagement</w:t>
@@ -10119,7 +11439,7 @@
             <w:r>
               <w:rPr>
                 <w:b/>
-                <w:color w:val="1A1A1A"/>
+                <w:color w:val="1B2430"/>
                 <w:sz w:val="19"/>
               </w:rPr>
               <w:t>Is there a need for pro-active engagement with the company?</w:t>
@@ -10136,7 +11456,7 @@
             <w:r>
               <w:rPr>
                 <w:b w:val="0"/>
-                <w:color w:val="5F6B7A"/>
+                <w:color w:val="667085"/>
                 <w:sz w:val="18"/>
               </w:rPr>
               <w:t>•</w:t>
@@ -10169,7 +11489,7 @@
     <w:p>
       <w:pPr>
         <w:keepNext/>
-        <w:shd w:val="clear" w:color="auto" w:fill="EAF1F8"/>
+        <w:shd w:val="clear" w:color="auto" w:fill="EEF3F8"/>
         <w:spacing w:before="200" w:after="80"/>
         <w:ind w:left="85"/>
       </w:pPr>
@@ -10177,7 +11497,7 @@
         <w:rPr>
           <w:b/>
           <w:caps/>
-          <w:color w:val="1F4E79"/>
+          <w:color w:val="12355B"/>
           <w:sz w:val="19"/>
         </w:rPr>
         <w:t>Indicators</w:t>
@@ -10250,7 +11570,7 @@
             <w:r>
               <w:rPr>
                 <w:b/>
-                <w:color w:val="1A1A1A"/>
+                <w:color w:val="1B2430"/>
                 <w:sz w:val="19"/>
               </w:rPr>
               <w:t>Yes, the indicators of the company support the targets of sustainability and PAI indicators followed by the Fund</w:t>
@@ -10267,7 +11587,7 @@
             <w:r>
               <w:rPr>
                 <w:b w:val="0"/>
-                <w:color w:val="5F6B7A"/>
+                <w:color w:val="667085"/>
                 <w:sz w:val="18"/>
               </w:rPr>
               <w:t>•</w:t>
@@ -10303,7 +11623,7 @@
             <w:r>
               <w:rPr>
                 <w:b w:val="0"/>
-                <w:color w:val="5F6B7A"/>
+                <w:color w:val="667085"/>
                 <w:sz w:val="18"/>
               </w:rPr>
               <w:t>•</w:t>
@@ -10339,7 +11659,7 @@
             <w:r>
               <w:rPr>
                 <w:b w:val="0"/>
-                <w:color w:val="5F6B7A"/>
+                <w:color w:val="667085"/>
                 <w:sz w:val="18"/>
               </w:rPr>
               <w:t>•</w:t>
@@ -10375,7 +11695,7 @@
             <w:r>
               <w:rPr>
                 <w:b w:val="0"/>
-                <w:color w:val="5F6B7A"/>
+                <w:color w:val="667085"/>
                 <w:sz w:val="18"/>
               </w:rPr>
               <w:t>•</w:t>
@@ -10389,14 +11709,14 @@
               </w:rPr>
               <w:t>SBTi-validated 1.5°C targets</w:t>
             </w:r>
-            <w:hyperlink r:id="rId59">
+            <w:hyperlink r:id="rId60">
               <w:r>
                 <w:rPr>
                   <w:color w:val="2A78D6"/>
                   <w:vertAlign w:val="superscript"/>
                   <w:sz w:val="15"/>
                 </w:rPr>
-                <w:t xml:space="preserve">49</w:t>
+                <w:t xml:space="preserve">51</w:t>
               </w:r>
             </w:hyperlink>
             <w:r>
@@ -10449,7 +11769,7 @@
       <w:r>
         <w:rPr>
           <w:b w:val="0"/>
-          <w:color w:val="5F6B7A"/>
+          <w:color w:val="667085"/>
           <w:sz w:val="16"/>
         </w:rPr>
         <w:t>SEB policies applied: Policy on Sustainability Considerations in Investments (SEB AB); Electricity &amp; Renewable Energy sector policy; Fossil Fuels sector policy (coal, oil &amp; gas, peat); Environmental Policy on Climate, Nature and Water (thematic); Social and Human Rights Policy (thematic); Governance expectations in sector policies (anti-corruption, tax, reporting)</w:t>
@@ -10459,7 +11779,7 @@
       <w:pPr>
         <w:keepNext/>
         <w:pBdr>
-          <w:bottom w:val="single" w:sz="8" w:color="1F4E79" w:space="4"/>
+          <w:bottom w:val="single" w:sz="8" w:color="12355B" w:space="4"/>
         </w:pBdr>
         <w:tabs>
           <w:tab w:pos="482" w:val="left"/>
@@ -10478,7 +11798,7 @@
       <w:r>
         <w:rPr>
           <w:b/>
-          <w:color w:val="1F4E79"/>
+          <w:color w:val="12355B"/>
           <w:sz w:val="28"/>
         </w:rPr>
         <w:t>Sources</w:t>
@@ -10495,7 +11815,7 @@
       <w:r>
         <w:rPr>
           <w:b w:val="0"/>
-          <w:color w:val="5F6B7A"/>
+          <w:color w:val="667085"/>
           <w:sz w:val="17"/>
         </w:rPr>
         <w:t>1.</w:t>
@@ -10522,7 +11842,7 @@
       <w:r>
         <w:rPr>
           <w:b w:val="0"/>
-          <w:color w:val="5F6B7A"/>
+          <w:color w:val="667085"/>
           <w:sz w:val="17"/>
         </w:rPr>
         <w:t>2.</w:t>
@@ -10549,7 +11869,7 @@
       <w:r>
         <w:rPr>
           <w:b w:val="0"/>
-          <w:color w:val="5F6B7A"/>
+          <w:color w:val="667085"/>
           <w:sz w:val="17"/>
         </w:rPr>
         <w:t>3.</w:t>
@@ -10576,7 +11896,7 @@
       <w:r>
         <w:rPr>
           <w:b w:val="0"/>
-          <w:color w:val="5F6B7A"/>
+          <w:color w:val="667085"/>
           <w:sz w:val="17"/>
         </w:rPr>
         <w:t>4.</w:t>
@@ -10603,7 +11923,7 @@
       <w:r>
         <w:rPr>
           <w:b w:val="0"/>
-          <w:color w:val="5F6B7A"/>
+          <w:color w:val="667085"/>
           <w:sz w:val="17"/>
         </w:rPr>
         <w:t>5.</w:t>
@@ -10630,7 +11950,7 @@
       <w:r>
         <w:rPr>
           <w:b w:val="0"/>
-          <w:color w:val="5F6B7A"/>
+          <w:color w:val="667085"/>
           <w:sz w:val="17"/>
         </w:rPr>
         <w:t>6.</w:t>
@@ -10657,7 +11977,7 @@
       <w:r>
         <w:rPr>
           <w:b w:val="0"/>
-          <w:color w:val="5F6B7A"/>
+          <w:color w:val="667085"/>
           <w:sz w:val="17"/>
         </w:rPr>
         <w:t>7.</w:t>
@@ -10684,7 +12004,7 @@
       <w:r>
         <w:rPr>
           <w:b w:val="0"/>
-          <w:color w:val="5F6B7A"/>
+          <w:color w:val="667085"/>
           <w:sz w:val="17"/>
         </w:rPr>
         <w:t>8.</w:t>
@@ -10711,7 +12031,7 @@
       <w:r>
         <w:rPr>
           <w:b w:val="0"/>
-          <w:color w:val="5F6B7A"/>
+          <w:color w:val="667085"/>
           <w:sz w:val="17"/>
         </w:rPr>
         <w:t>9.</w:t>
@@ -10738,7 +12058,7 @@
       <w:r>
         <w:rPr>
           <w:b w:val="0"/>
-          <w:color w:val="5F6B7A"/>
+          <w:color w:val="667085"/>
           <w:sz w:val="17"/>
         </w:rPr>
         <w:t>10.</w:t>
@@ -10765,7 +12085,7 @@
       <w:r>
         <w:rPr>
           <w:b w:val="0"/>
-          <w:color w:val="5F6B7A"/>
+          <w:color w:val="667085"/>
           <w:sz w:val="17"/>
         </w:rPr>
         <w:t>11.</w:t>
@@ -10792,7 +12112,7 @@
       <w:r>
         <w:rPr>
           <w:b w:val="0"/>
-          <w:color w:val="5F6B7A"/>
+          <w:color w:val="667085"/>
           <w:sz w:val="17"/>
         </w:rPr>
         <w:t>12.</w:t>
@@ -10819,7 +12139,7 @@
       <w:r>
         <w:rPr>
           <w:b w:val="0"/>
-          <w:color w:val="5F6B7A"/>
+          <w:color w:val="667085"/>
           <w:sz w:val="17"/>
         </w:rPr>
         <w:t>13.</w:t>
@@ -10846,7 +12166,7 @@
       <w:r>
         <w:rPr>
           <w:b w:val="0"/>
-          <w:color w:val="5F6B7A"/>
+          <w:color w:val="667085"/>
           <w:sz w:val="17"/>
         </w:rPr>
         <w:t>14.</w:t>
@@ -10873,7 +12193,7 @@
       <w:r>
         <w:rPr>
           <w:b w:val="0"/>
-          <w:color w:val="5F6B7A"/>
+          <w:color w:val="667085"/>
           <w:sz w:val="17"/>
         </w:rPr>
         <w:t>15.</w:t>
@@ -10900,7 +12220,7 @@
       <w:r>
         <w:rPr>
           <w:b w:val="0"/>
-          <w:color w:val="5F6B7A"/>
+          <w:color w:val="667085"/>
           <w:sz w:val="17"/>
         </w:rPr>
         <w:t>16.</w:t>
@@ -10927,7 +12247,7 @@
       <w:r>
         <w:rPr>
           <w:b w:val="0"/>
-          <w:color w:val="5F6B7A"/>
+          <w:color w:val="667085"/>
           <w:sz w:val="17"/>
         </w:rPr>
         <w:t>17.</w:t>
@@ -10954,7 +12274,7 @@
       <w:r>
         <w:rPr>
           <w:b w:val="0"/>
-          <w:color w:val="5F6B7A"/>
+          <w:color w:val="667085"/>
           <w:sz w:val="17"/>
         </w:rPr>
         <w:t>18.</w:t>
@@ -10981,7 +12301,7 @@
       <w:r>
         <w:rPr>
           <w:b w:val="0"/>
-          <w:color w:val="5F6B7A"/>
+          <w:color w:val="667085"/>
           <w:sz w:val="17"/>
         </w:rPr>
         <w:t>19.</w:t>
@@ -11008,7 +12328,7 @@
       <w:r>
         <w:rPr>
           <w:b w:val="0"/>
-          <w:color w:val="5F6B7A"/>
+          <w:color w:val="667085"/>
           <w:sz w:val="17"/>
         </w:rPr>
         <w:t>20.</w:t>
@@ -11035,7 +12355,7 @@
       <w:r>
         <w:rPr>
           <w:b w:val="0"/>
-          <w:color w:val="5F6B7A"/>
+          <w:color w:val="667085"/>
           <w:sz w:val="17"/>
         </w:rPr>
         <w:t>21.</w:t>
@@ -11062,7 +12382,7 @@
       <w:r>
         <w:rPr>
           <w:b w:val="0"/>
-          <w:color w:val="5F6B7A"/>
+          <w:color w:val="667085"/>
           <w:sz w:val="17"/>
         </w:rPr>
         <w:t>22.</w:t>
@@ -11089,7 +12409,7 @@
       <w:r>
         <w:rPr>
           <w:b w:val="0"/>
-          <w:color w:val="5F6B7A"/>
+          <w:color w:val="667085"/>
           <w:sz w:val="17"/>
         </w:rPr>
         <w:t>23.</w:t>
@@ -11116,7 +12436,7 @@
       <w:r>
         <w:rPr>
           <w:b w:val="0"/>
-          <w:color w:val="5F6B7A"/>
+          <w:color w:val="667085"/>
           <w:sz w:val="17"/>
         </w:rPr>
         <w:t>24.</w:t>
@@ -11143,7 +12463,7 @@
       <w:r>
         <w:rPr>
           <w:b w:val="0"/>
-          <w:color w:val="5F6B7A"/>
+          <w:color w:val="667085"/>
           <w:sz w:val="17"/>
         </w:rPr>
         <w:t>25.</w:t>
@@ -11170,7 +12490,7 @@
       <w:r>
         <w:rPr>
           <w:b w:val="0"/>
-          <w:color w:val="5F6B7A"/>
+          <w:color w:val="667085"/>
           <w:sz w:val="17"/>
         </w:rPr>
         <w:t>26.</w:t>
@@ -11197,7 +12517,7 @@
       <w:r>
         <w:rPr>
           <w:b w:val="0"/>
-          <w:color w:val="5F6B7A"/>
+          <w:color w:val="667085"/>
           <w:sz w:val="17"/>
         </w:rPr>
         <w:t>27.</w:t>
@@ -11224,7 +12544,7 @@
       <w:r>
         <w:rPr>
           <w:b w:val="0"/>
-          <w:color w:val="5F6B7A"/>
+          <w:color w:val="667085"/>
           <w:sz w:val="17"/>
         </w:rPr>
         <w:t>28.</w:t>
@@ -11251,7 +12571,7 @@
       <w:r>
         <w:rPr>
           <w:b w:val="0"/>
-          <w:color w:val="5F6B7A"/>
+          <w:color w:val="667085"/>
           <w:sz w:val="17"/>
         </w:rPr>
         <w:t>29.</w:t>
@@ -11278,7 +12598,7 @@
       <w:r>
         <w:rPr>
           <w:b w:val="0"/>
-          <w:color w:val="5F6B7A"/>
+          <w:color w:val="667085"/>
           <w:sz w:val="17"/>
         </w:rPr>
         <w:t>30.</w:t>
@@ -11305,7 +12625,7 @@
       <w:r>
         <w:rPr>
           <w:b w:val="0"/>
-          <w:color w:val="5F6B7A"/>
+          <w:color w:val="667085"/>
           <w:sz w:val="17"/>
         </w:rPr>
         <w:t>31.</w:t>
@@ -11332,13 +12652,67 @@
       <w:r>
         <w:rPr>
           <w:b w:val="0"/>
-          <w:color w:val="5F6B7A"/>
+          <w:color w:val="667085"/>
           <w:sz w:val="17"/>
         </w:rPr>
         <w:t>32.</w:t>
         <w:tab/>
       </w:r>
+      <w:hyperlink r:id="rId34">
+        <w:r>
+          <w:rPr>
+            <w:color w:val="2A78D6"/>
+            <w:sz w:val="17"/>
+          </w:rPr>
+          <w:t xml:space="preserve">Ignitis Group - First six months 2026 interim report, p. 6, 2026-08-12</w:t>
+        </w:r>
+      </w:hyperlink>
+    </w:p>
+    <w:p>
+      <w:pPr>
+        <w:tabs>
+          <w:tab w:pos="397" w:val="left"/>
+        </w:tabs>
+        <w:spacing w:before="0" w:after="30"/>
+        <w:ind w:left="397" w:hanging="397"/>
+      </w:pPr>
+      <w:r>
+        <w:rPr>
+          <w:b w:val="0"/>
+          <w:color w:val="667085"/>
+          <w:sz w:val="17"/>
+        </w:rPr>
+        <w:t>33.</w:t>
+        <w:tab/>
+      </w:r>
       <w:hyperlink r:id="rId38">
+        <w:r>
+          <w:rPr>
+            <w:color w:val="2A78D6"/>
+            <w:sz w:val="17"/>
+          </w:rPr>
+          <w:t xml:space="preserve">Ignitis Group - First six months 2026 interim report, p. 9, 2026-08-12</w:t>
+        </w:r>
+      </w:hyperlink>
+    </w:p>
+    <w:p>
+      <w:pPr>
+        <w:tabs>
+          <w:tab w:pos="397" w:val="left"/>
+        </w:tabs>
+        <w:spacing w:before="0" w:after="30"/>
+        <w:ind w:left="397" w:hanging="397"/>
+      </w:pPr>
+      <w:r>
+        <w:rPr>
+          <w:b w:val="0"/>
+          <w:color w:val="667085"/>
+          <w:sz w:val="17"/>
+        </w:rPr>
+        <w:t>34.</w:t>
+        <w:tab/>
+      </w:r>
+      <w:hyperlink r:id="rId39">
         <w:r>
           <w:rPr>
             <w:color w:val="2A78D6"/>
@@ -11359,13 +12733,13 @@
       <w:r>
         <w:rPr>
           <w:b w:val="0"/>
-          <w:color w:val="5F6B7A"/>
+          <w:color w:val="667085"/>
           <w:sz w:val="17"/>
         </w:rPr>
-        <w:t>33.</w:t>
+        <w:t>35.</w:t>
         <w:tab/>
       </w:r>
-      <w:hyperlink r:id="rId39">
+      <w:hyperlink r:id="rId40">
         <w:r>
           <w:rPr>
             <w:color w:val="2A78D6"/>
@@ -11386,13 +12760,13 @@
       <w:r>
         <w:rPr>
           <w:b w:val="0"/>
-          <w:color w:val="5F6B7A"/>
+          <w:color w:val="667085"/>
           <w:sz w:val="17"/>
         </w:rPr>
-        <w:t>34.</w:t>
+        <w:t>36.</w:t>
         <w:tab/>
       </w:r>
-      <w:hyperlink r:id="rId40">
+      <w:hyperlink r:id="rId41">
         <w:r>
           <w:rPr>
             <w:color w:val="2A78D6"/>
@@ -11413,13 +12787,13 @@
       <w:r>
         <w:rPr>
           <w:b w:val="0"/>
-          <w:color w:val="5F6B7A"/>
+          <w:color w:val="667085"/>
           <w:sz w:val="17"/>
         </w:rPr>
-        <w:t>35.</w:t>
+        <w:t>37.</w:t>
         <w:tab/>
       </w:r>
-      <w:hyperlink r:id="rId41">
+      <w:hyperlink r:id="rId42">
         <w:r>
           <w:rPr>
             <w:color w:val="2A78D6"/>
@@ -11440,13 +12814,13 @@
       <w:r>
         <w:rPr>
           <w:b w:val="0"/>
-          <w:color w:val="5F6B7A"/>
+          <w:color w:val="667085"/>
           <w:sz w:val="17"/>
         </w:rPr>
-        <w:t>36.</w:t>
+        <w:t>38.</w:t>
         <w:tab/>
       </w:r>
-      <w:hyperlink r:id="rId42">
+      <w:hyperlink r:id="rId43">
         <w:r>
           <w:rPr>
             <w:color w:val="2A78D6"/>
@@ -11467,13 +12841,13 @@
       <w:r>
         <w:rPr>
           <w:b w:val="0"/>
-          <w:color w:val="5F6B7A"/>
+          <w:color w:val="667085"/>
           <w:sz w:val="17"/>
         </w:rPr>
-        <w:t>37.</w:t>
+        <w:t>39.</w:t>
         <w:tab/>
       </w:r>
-      <w:hyperlink r:id="rId49">
+      <w:hyperlink r:id="rId50">
         <w:r>
           <w:rPr>
             <w:color w:val="2A78D6"/>
@@ -11494,13 +12868,13 @@
       <w:r>
         <w:rPr>
           <w:b w:val="0"/>
-          <w:color w:val="5F6B7A"/>
+          <w:color w:val="667085"/>
           <w:sz w:val="17"/>
         </w:rPr>
-        <w:t>38.</w:t>
+        <w:t>40.</w:t>
         <w:tab/>
       </w:r>
-      <w:hyperlink r:id="rId50">
+      <w:hyperlink r:id="rId51">
         <w:r>
           <w:rPr>
             <w:color w:val="2A78D6"/>
@@ -11521,13 +12895,13 @@
       <w:r>
         <w:rPr>
           <w:b w:val="0"/>
-          <w:color w:val="5F6B7A"/>
+          <w:color w:val="667085"/>
           <w:sz w:val="17"/>
         </w:rPr>
-        <w:t>39.</w:t>
+        <w:t>41.</w:t>
         <w:tab/>
       </w:r>
-      <w:hyperlink r:id="rId51">
+      <w:hyperlink r:id="rId52">
         <w:r>
           <w:rPr>
             <w:color w:val="2A78D6"/>
@@ -11548,13 +12922,13 @@
       <w:r>
         <w:rPr>
           <w:b w:val="0"/>
-          <w:color w:val="5F6B7A"/>
+          <w:color w:val="667085"/>
           <w:sz w:val="17"/>
         </w:rPr>
-        <w:t>40.</w:t>
+        <w:t>42.</w:t>
         <w:tab/>
       </w:r>
-      <w:hyperlink r:id="rId52">
+      <w:hyperlink r:id="rId53">
         <w:r>
           <w:rPr>
             <w:color w:val="2A78D6"/>
@@ -11575,13 +12949,13 @@
       <w:r>
         <w:rPr>
           <w:b w:val="0"/>
-          <w:color w:val="5F6B7A"/>
+          <w:color w:val="667085"/>
           <w:sz w:val="17"/>
         </w:rPr>
-        <w:t>41.</w:t>
+        <w:t>43.</w:t>
         <w:tab/>
       </w:r>
-      <w:hyperlink r:id="rId53">
+      <w:hyperlink r:id="rId54">
         <w:r>
           <w:rPr>
             <w:color w:val="2A78D6"/>
@@ -11602,13 +12976,13 @@
       <w:r>
         <w:rPr>
           <w:b w:val="0"/>
-          <w:color w:val="5F6B7A"/>
+          <w:color w:val="667085"/>
           <w:sz w:val="17"/>
         </w:rPr>
-        <w:t>42.</w:t>
+        <w:t>44.</w:t>
         <w:tab/>
       </w:r>
-      <w:hyperlink r:id="rId54">
+      <w:hyperlink r:id="rId55">
         <w:r>
           <w:rPr>
             <w:color w:val="2A78D6"/>
@@ -11629,13 +13003,13 @@
       <w:r>
         <w:rPr>
           <w:b w:val="0"/>
-          <w:color w:val="5F6B7A"/>
+          <w:color w:val="667085"/>
           <w:sz w:val="17"/>
         </w:rPr>
-        <w:t>43.</w:t>
+        <w:t>45.</w:t>
         <w:tab/>
       </w:r>
-      <w:hyperlink r:id="rId55">
+      <w:hyperlink r:id="rId56">
         <w:r>
           <w:rPr>
             <w:color w:val="2A78D6"/>
@@ -11656,13 +13030,13 @@
       <w:r>
         <w:rPr>
           <w:b w:val="0"/>
-          <w:color w:val="5F6B7A"/>
+          <w:color w:val="667085"/>
           <w:sz w:val="17"/>
         </w:rPr>
-        <w:t>44.</w:t>
+        <w:t>46.</w:t>
         <w:tab/>
       </w:r>
-      <w:hyperlink r:id="rId56">
+      <w:hyperlink r:id="rId57">
         <w:r>
           <w:rPr>
             <w:color w:val="2A78D6"/>
@@ -11683,13 +13057,13 @@
       <w:r>
         <w:rPr>
           <w:b w:val="0"/>
-          <w:color w:val="5F6B7A"/>
+          <w:color w:val="667085"/>
           <w:sz w:val="17"/>
         </w:rPr>
-        <w:t>45.</w:t>
+        <w:t>47.</w:t>
         <w:tab/>
       </w:r>
-      <w:hyperlink r:id="rId57">
+      <w:hyperlink r:id="rId58">
         <w:r>
           <w:rPr>
             <w:color w:val="2A78D6"/>
@@ -11710,13 +13084,13 @@
       <w:r>
         <w:rPr>
           <w:b w:val="0"/>
-          <w:color w:val="5F6B7A"/>
+          <w:color w:val="667085"/>
           <w:sz w:val="17"/>
         </w:rPr>
-        <w:t>46.</w:t>
+        <w:t>48.</w:t>
         <w:tab/>
       </w:r>
-      <w:hyperlink r:id="rId55">
+      <w:hyperlink r:id="rId56">
         <w:r>
           <w:rPr>
             <w:color w:val="2A78D6"/>
@@ -11737,13 +13111,13 @@
       <w:r>
         <w:rPr>
           <w:b w:val="0"/>
-          <w:color w:val="5F6B7A"/>
+          <w:color w:val="667085"/>
           <w:sz w:val="17"/>
         </w:rPr>
-        <w:t>47.</w:t>
+        <w:t>49.</w:t>
         <w:tab/>
       </w:r>
-      <w:hyperlink r:id="rId58">
+      <w:hyperlink r:id="rId59">
         <w:r>
           <w:rPr>
             <w:color w:val="2A78D6"/>
@@ -11764,13 +13138,13 @@
       <w:r>
         <w:rPr>
           <w:b w:val="0"/>
-          <w:color w:val="5F6B7A"/>
+          <w:color w:val="667085"/>
           <w:sz w:val="17"/>
         </w:rPr>
-        <w:t>48.</w:t>
+        <w:t>50.</w:t>
         <w:tab/>
       </w:r>
-      <w:hyperlink r:id="rId52">
+      <w:hyperlink r:id="rId53">
         <w:r>
           <w:rPr>
             <w:color w:val="2A78D6"/>
@@ -11791,13 +13165,13 @@
       <w:r>
         <w:rPr>
           <w:b w:val="0"/>
-          <w:color w:val="5F6B7A"/>
+          <w:color w:val="667085"/>
           <w:sz w:val="17"/>
         </w:rPr>
-        <w:t>49.</w:t>
+        <w:t>51.</w:t>
         <w:tab/>
       </w:r>
-      <w:hyperlink r:id="rId59">
+      <w:hyperlink r:id="rId60">
         <w:r>
           <w:rPr>
             <w:color w:val="2A78D6"/>
@@ -11814,7 +13188,7 @@
       <w:r>
         <w:rPr>
           <w:b w:val="0"/>
-          <w:color w:val="5F6B7A"/>
+          <w:color w:val="667085"/>
           <w:sz w:val="16"/>
         </w:rPr>
         <w:t>Report prepared from public sources. Figures are as published by the issuer; small numbers next to the text point to the source list.</w:t>
@@ -11839,7 +13213,7 @@
   <w:p>
     <w:pPr>
       <w:pBdr>
-        <w:top w:val="single" w:sz="4" w:color="C9D3DE" w:space="4"/>
+        <w:top w:val="single" w:sz="4" w:color="D5DCE4" w:space="4"/>
       </w:pBdr>
       <w:tabs>
         <w:tab w:pos="9638" w:val="right"/>
@@ -11848,7 +13222,7 @@
     <w:r>
       <w:rPr>
         <w:b w:val="0"/>
-        <w:color w:val="5F6B7A"/>
+        <w:color w:val="667085"/>
         <w:sz w:val="16"/>
       </w:rPr>
       <w:t>Ignitis grupė · 6M2026 · 2026-10-22</w:t>
@@ -11857,7 +13231,7 @@
     <w:r>
       <w:rPr>
         <w:b/>
-        <w:color w:val="1F4E79"/>
+        <w:color w:val="12355B"/>
         <w:sz w:val="16"/>
       </w:rPr>
       <w:fldChar w:fldCharType="begin"/>
@@ -11873,7 +13247,7 @@
   <w:p>
     <w:pPr>
       <w:pBdr>
-        <w:top w:val="single" w:sz="4" w:color="C9D3DE" w:space="4"/>
+        <w:top w:val="single" w:sz="4" w:color="D5DCE4" w:space="4"/>
       </w:pBdr>
       <w:tabs>
         <w:tab w:pos="9638" w:val="right"/>
@@ -11882,7 +13256,7 @@
     <w:r>
       <w:rPr>
         <w:b w:val="0"/>
-        <w:color w:val="5F6B7A"/>
+        <w:color w:val="667085"/>
         <w:sz w:val="16"/>
       </w:rPr>
       <w:t>Ignitis grupė · 6M2026 · 2026-10-22</w:t>
@@ -11891,7 +13265,7 @@
     <w:r>
       <w:rPr>
         <w:b/>
-        <w:color w:val="1F4E79"/>
+        <w:color w:val="12355B"/>
         <w:sz w:val="16"/>
       </w:rPr>
       <w:fldChar w:fldCharType="begin"/>
@@ -11907,7 +13281,7 @@
   <w:p>
     <w:pPr>
       <w:pBdr>
-        <w:bottom w:val="single" w:sz="4" w:color="C9D3DE" w:space="4"/>
+        <w:bottom w:val="single" w:sz="4" w:color="D5DCE4" w:space="4"/>
       </w:pBdr>
       <w:tabs>
         <w:tab w:pos="9638" w:val="right"/>
@@ -11916,7 +13290,7 @@
     <w:r>
       <w:rPr>
         <w:b/>
-        <w:color w:val="1F4E79"/>
+        <w:color w:val="12355B"/>
         <w:sz w:val="16"/>
       </w:rPr>
       <w:t>Ignitis grupė</w:t>
@@ -11924,7 +13298,7 @@
     <w:r>
       <w:rPr>
         <w:b w:val="0"/>
-        <w:color w:val="5F6B7A"/>
+        <w:color w:val="667085"/>
         <w:sz w:val="16"/>
       </w:rPr>
       <w:tab/>
@@ -12302,7 +13676,7 @@
     </w:pPr>
     <w:rPr>
       <w:rFonts w:ascii="Calibri" w:hAnsi="Calibri" w:eastAsia="Calibri"/>
-      <w:color w:val="1A1A1A"/>
+      <w:color w:val="1B2430"/>
       <w:sz w:val="21"/>
     </w:rPr>
   </w:style>

--- a/docs/files/ignitis/ignitis_6M2026_en.docx
+++ b/docs/files/ignitis/ignitis_6M2026_en.docx
@@ -346,6 +346,49 @@
               </w:rPr>
               <w:t>Ignitis 2.000% green notes 2027</w:t>
             </w:r>
+            <w:r>
+              <w:t xml:space="preserve"> </w:t>
+              <w:drawing>
+                <wp:inline xmlns:a="http://schemas.openxmlformats.org/drawingml/2006/main" xmlns:pic="http://schemas.openxmlformats.org/drawingml/2006/picture">
+                  <wp:extent cx="91757" cy="91757"/>
+                  <wp:docPr id="1" name="Picture 1"/>
+                  <wp:cNvGraphicFramePr>
+                    <a:graphicFrameLocks noChangeAspect="1"/>
+                  </wp:cNvGraphicFramePr>
+                  <a:graphic>
+                    <a:graphicData uri="http://schemas.openxmlformats.org/drawingml/2006/picture">
+                      <pic:pic>
+                        <pic:nvPicPr>
+                          <pic:cNvPr id="0" name="leaf.png"/>
+                          <pic:cNvPicPr/>
+                        </pic:nvPicPr>
+                        <pic:blipFill>
+                          <a:blip r:embed="rId14"/>
+                          <a:stretch>
+                            <a:fillRect/>
+                          </a:stretch>
+                        </pic:blipFill>
+                        <pic:spPr>
+                          <a:xfrm>
+                            <a:off x="0" y="0"/>
+                            <a:ext cx="91757" cy="91757"/>
+                          </a:xfrm>
+                          <a:prstGeom prst="rect"/>
+                        </pic:spPr>
+                      </pic:pic>
+                    </a:graphicData>
+                  </a:graphic>
+                </wp:inline>
+              </w:drawing>
+            </w:r>
+            <w:r>
+              <w:rPr>
+                <w:b/>
+                <w:color w:val="1B7F3B"/>
+                <w:sz w:val="14"/>
+              </w:rPr>
+              <w:t xml:space="preserve"> Green bond</w:t>
+            </w:r>
           </w:p>
           <w:p>
             <w:pPr>
@@ -384,6 +427,49 @@
                 <w:sz w:val="17"/>
               </w:rPr>
               <w:t>Ignitis 1.875% green notes 2028</w:t>
+            </w:r>
+            <w:r>
+              <w:t xml:space="preserve"> </w:t>
+              <w:drawing>
+                <wp:inline xmlns:a="http://schemas.openxmlformats.org/drawingml/2006/main" xmlns:pic="http://schemas.openxmlformats.org/drawingml/2006/picture">
+                  <wp:extent cx="91757" cy="91757"/>
+                  <wp:docPr id="2" name="Picture 2"/>
+                  <wp:cNvGraphicFramePr>
+                    <a:graphicFrameLocks noChangeAspect="1"/>
+                  </wp:cNvGraphicFramePr>
+                  <a:graphic>
+                    <a:graphicData uri="http://schemas.openxmlformats.org/drawingml/2006/picture">
+                      <pic:pic>
+                        <pic:nvPicPr>
+                          <pic:cNvPr id="0" name="leaf.png"/>
+                          <pic:cNvPicPr/>
+                        </pic:nvPicPr>
+                        <pic:blipFill>
+                          <a:blip r:embed="rId14"/>
+                          <a:stretch>
+                            <a:fillRect/>
+                          </a:stretch>
+                        </pic:blipFill>
+                        <pic:spPr>
+                          <a:xfrm>
+                            <a:off x="0" y="0"/>
+                            <a:ext cx="91757" cy="91757"/>
+                          </a:xfrm>
+                          <a:prstGeom prst="rect"/>
+                        </pic:spPr>
+                      </pic:pic>
+                    </a:graphicData>
+                  </a:graphic>
+                </wp:inline>
+              </w:drawing>
+            </w:r>
+            <w:r>
+              <w:rPr>
+                <w:b/>
+                <w:color w:val="1B7F3B"/>
+                <w:sz w:val="14"/>
+              </w:rPr>
+              <w:t xml:space="preserve"> Green bond</w:t>
             </w:r>
           </w:p>
           <w:p>
@@ -514,7 +600,7 @@
               </w:rPr>
               <w:t xml:space="preserve"> Credit quality is stable: BBB+ / Baa1 ratings and leverage of 3.49x, inside the 3-4x target</w:t>
             </w:r>
-            <w:hyperlink r:id="rId14">
+            <w:hyperlink r:id="rId15">
               <w:r>
                 <w:rPr>
                   <w:color w:val="2A78D6"/>
@@ -549,7 +635,7 @@
               </w:rPr>
               <w:t>. Profit is weaker, but the 2026 guidance was kept</w:t>
             </w:r>
-            <w:hyperlink r:id="rId15">
+            <w:hyperlink r:id="rId16">
               <w:r>
                 <w:rPr>
                   <w:color w:val="2A78D6"/>
@@ -567,7 +653,7 @@
               </w:rPr>
               <w:t>. The held bond XS1646530565 is subject to the issuer's tender offer of 2026-10-19</w:t>
             </w:r>
-            <w:hyperlink r:id="rId16">
+            <w:hyperlink r:id="rId17">
               <w:r>
                 <w:rPr>
                   <w:color w:val="2A78D6"/>
@@ -960,7 +1046,7 @@
         </w:rPr>
         <w:t xml:space="preserve"> 6M Adjusted EBITDA was EUR 306.6m, up 1.9%. Networks and Customers &amp; Solutions grew; Green Capacities fell to EUR 149.2m from 166.6m</w:t>
       </w:r>
-      <w:hyperlink r:id="rId17">
+      <w:hyperlink r:id="rId18">
         <w:r>
           <w:rPr>
             <w:color w:val="2A78D6"/>
@@ -976,7 +1062,7 @@
         </w:rPr>
         <w:t>. The 2026 guidance of EUR 550-600m was kept, and about half of it is already reached (51-56%)</w:t>
       </w:r>
-      <w:hyperlink r:id="rId15">
+      <w:hyperlink r:id="rId16">
         <w:r>
           <w:rPr>
             <w:color w:val="2A78D6"/>
@@ -1022,7 +1108,7 @@
         </w:rPr>
         <w:t xml:space="preserve"> net debt EUR 1,925.3m, almost unchanged since year-end (+0.7%). Leverage is 3.49x net debt / EBITDA. One metric lags: FFO / net debt 22.2% against a target of at least 23%</w:t>
       </w:r>
-      <w:hyperlink r:id="rId14">
+      <w:hyperlink r:id="rId15">
         <w:r>
           <w:rPr>
             <w:color w:val="2A78D6"/>
@@ -1039,7 +1125,7 @@
         </w:rPr>
         <w:t>,</w:t>
       </w:r>
-      <w:hyperlink r:id="rId18">
+      <w:hyperlink r:id="rId19">
         <w:r>
           <w:rPr>
             <w:color w:val="2A78D6"/>
@@ -1131,7 +1217,7 @@
         </w:rPr>
         <w:t xml:space="preserve"> on 2026-10-19 Ignitis offered to buy back XS1646530565 (2.000%, matures 2027-07-14). The buy-back is financed by a new EUR 300m green bond at 4.500% due 2031</w:t>
       </w:r>
-      <w:hyperlink r:id="rId16">
+      <w:hyperlink r:id="rId17">
         <w:r>
           <w:rPr>
             <w:color w:val="2A78D6"/>
@@ -1148,7 +1234,7 @@
         </w:rPr>
         <w:t>,</w:t>
       </w:r>
-      <w:hyperlink r:id="rId19">
+      <w:hyperlink r:id="rId20">
         <w:r>
           <w:rPr>
             <w:color w:val="2A78D6"/>
@@ -1194,7 +1280,7 @@
         </w:rPr>
         <w:t xml:space="preserve"> adjusted net profit fell 20.8% to EUR 115.8m. Return on capital (Adjusted ROCE, LTM) dropped to 6.7% from 8.6%</w:t>
       </w:r>
-      <w:hyperlink r:id="rId20">
+      <w:hyperlink r:id="rId21">
         <w:r>
           <w:rPr>
             <w:color w:val="2A78D6"/>
@@ -1605,6 +1691,49 @@
               </w:rPr>
               <w:t>Ignitis 2.000% green notes 2027</w:t>
             </w:r>
+            <w:r>
+              <w:t xml:space="preserve"> </w:t>
+              <w:drawing>
+                <wp:inline xmlns:a="http://schemas.openxmlformats.org/drawingml/2006/main" xmlns:pic="http://schemas.openxmlformats.org/drawingml/2006/picture">
+                  <wp:extent cx="91757" cy="91757"/>
+                  <wp:docPr id="3" name="Picture 3"/>
+                  <wp:cNvGraphicFramePr>
+                    <a:graphicFrameLocks noChangeAspect="1"/>
+                  </wp:cNvGraphicFramePr>
+                  <a:graphic>
+                    <a:graphicData uri="http://schemas.openxmlformats.org/drawingml/2006/picture">
+                      <pic:pic>
+                        <pic:nvPicPr>
+                          <pic:cNvPr id="0" name="leaf.png"/>
+                          <pic:cNvPicPr/>
+                        </pic:nvPicPr>
+                        <pic:blipFill>
+                          <a:blip r:embed="rId14"/>
+                          <a:stretch>
+                            <a:fillRect/>
+                          </a:stretch>
+                        </pic:blipFill>
+                        <pic:spPr>
+                          <a:xfrm>
+                            <a:off x="0" y="0"/>
+                            <a:ext cx="91757" cy="91757"/>
+                          </a:xfrm>
+                          <a:prstGeom prst="rect"/>
+                        </pic:spPr>
+                      </pic:pic>
+                    </a:graphicData>
+                  </a:graphic>
+                </wp:inline>
+              </w:drawing>
+            </w:r>
+            <w:r>
+              <w:rPr>
+                <w:b/>
+                <w:color w:val="1B7F3B"/>
+                <w:sz w:val="14"/>
+              </w:rPr>
+              <w:t xml:space="preserve"> Green bond</w:t>
+            </w:r>
           </w:p>
         </w:tc>
         <w:tc>
@@ -1745,6 +1874,49 @@
                 <w:sz w:val="17"/>
               </w:rPr>
               <w:t>Ignitis 1.875% green notes 2028</w:t>
+            </w:r>
+            <w:r>
+              <w:t xml:space="preserve"> </w:t>
+              <w:drawing>
+                <wp:inline xmlns:a="http://schemas.openxmlformats.org/drawingml/2006/main" xmlns:pic="http://schemas.openxmlformats.org/drawingml/2006/picture">
+                  <wp:extent cx="91757" cy="91757"/>
+                  <wp:docPr id="4" name="Picture 4"/>
+                  <wp:cNvGraphicFramePr>
+                    <a:graphicFrameLocks noChangeAspect="1"/>
+                  </wp:cNvGraphicFramePr>
+                  <a:graphic>
+                    <a:graphicData uri="http://schemas.openxmlformats.org/drawingml/2006/picture">
+                      <pic:pic>
+                        <pic:nvPicPr>
+                          <pic:cNvPr id="0" name="leaf.png"/>
+                          <pic:cNvPicPr/>
+                        </pic:nvPicPr>
+                        <pic:blipFill>
+                          <a:blip r:embed="rId14"/>
+                          <a:stretch>
+                            <a:fillRect/>
+                          </a:stretch>
+                        </pic:blipFill>
+                        <pic:spPr>
+                          <a:xfrm>
+                            <a:off x="0" y="0"/>
+                            <a:ext cx="91757" cy="91757"/>
+                          </a:xfrm>
+                          <a:prstGeom prst="rect"/>
+                        </pic:spPr>
+                      </pic:pic>
+                    </a:graphicData>
+                  </a:graphic>
+                </wp:inline>
+              </w:drawing>
+            </w:r>
+            <w:r>
+              <w:rPr>
+                <w:b/>
+                <w:color w:val="1B7F3B"/>
+                <w:sz w:val="14"/>
+              </w:rPr>
+              <w:t xml:space="preserve"> Green bond</w:t>
             </w:r>
           </w:p>
         </w:tc>
@@ -2223,7 +2395,7 @@
               </w:rPr>
               <w:t>Revenue, EUR m</w:t>
             </w:r>
-            <w:hyperlink r:id="rId21">
+            <w:hyperlink r:id="rId22">
               <w:r>
                 <w:rPr>
                   <w:color w:val="2A78D6"/>
@@ -2379,7 +2551,7 @@
               </w:rPr>
               <w:t>Adjusted EBITDA, EUR m</w:t>
             </w:r>
-            <w:hyperlink r:id="rId22">
+            <w:hyperlink r:id="rId23">
               <w:r>
                 <w:rPr>
                   <w:color w:val="2A78D6"/>
@@ -2396,7 +2568,7 @@
               </w:rPr>
               <w:t>,</w:t>
             </w:r>
-            <w:hyperlink r:id="rId23">
+            <w:hyperlink r:id="rId24">
               <w:r>
                 <w:rPr>
                   <w:color w:val="2A78D6"/>
@@ -2413,7 +2585,7 @@
               </w:rPr>
               <w:t>,</w:t>
             </w:r>
-            <w:hyperlink r:id="rId20">
+            <w:hyperlink r:id="rId21">
               <w:r>
                 <w:rPr>
                   <w:color w:val="2A78D6"/>
@@ -2569,7 +2741,7 @@
               </w:rPr>
               <w:t>EBITDA, EUR m</w:t>
             </w:r>
-            <w:hyperlink r:id="rId22">
+            <w:hyperlink r:id="rId23">
               <w:r>
                 <w:rPr>
                   <w:color w:val="2A78D6"/>
@@ -2586,7 +2758,7 @@
               </w:rPr>
               <w:t>,</w:t>
             </w:r>
-            <w:hyperlink r:id="rId20">
+            <w:hyperlink r:id="rId21">
               <w:r>
                 <w:rPr>
                   <w:color w:val="2A78D6"/>
@@ -2742,7 +2914,7 @@
               </w:rPr>
               <w:t>Adjusted net profit, EUR m</w:t>
             </w:r>
-            <w:hyperlink r:id="rId22">
+            <w:hyperlink r:id="rId23">
               <w:r>
                 <w:rPr>
                   <w:color w:val="2A78D6"/>
@@ -2759,7 +2931,7 @@
               </w:rPr>
               <w:t>,</w:t>
             </w:r>
-            <w:hyperlink r:id="rId23">
+            <w:hyperlink r:id="rId24">
               <w:r>
                 <w:rPr>
                   <w:color w:val="2A78D6"/>
@@ -2776,7 +2948,7 @@
               </w:rPr>
               <w:t>,</w:t>
             </w:r>
-            <w:hyperlink r:id="rId20">
+            <w:hyperlink r:id="rId21">
               <w:r>
                 <w:rPr>
                   <w:color w:val="2A78D6"/>
@@ -2932,7 +3104,7 @@
               </w:rPr>
               <w:t>Net profit, EUR m</w:t>
             </w:r>
-            <w:hyperlink r:id="rId22">
+            <w:hyperlink r:id="rId23">
               <w:r>
                 <w:rPr>
                   <w:color w:val="2A78D6"/>
@@ -2949,7 +3121,7 @@
               </w:rPr>
               <w:t>,</w:t>
             </w:r>
-            <w:hyperlink r:id="rId21">
+            <w:hyperlink r:id="rId22">
               <w:r>
                 <w:rPr>
                   <w:color w:val="2A78D6"/>
@@ -3105,7 +3277,7 @@
               </w:rPr>
               <w:t>Investments, EUR m</w:t>
             </w:r>
-            <w:hyperlink r:id="rId22">
+            <w:hyperlink r:id="rId23">
               <w:r>
                 <w:rPr>
                   <w:color w:val="2A78D6"/>
@@ -3122,7 +3294,7 @@
               </w:rPr>
               <w:t>,</w:t>
             </w:r>
-            <w:hyperlink r:id="rId23">
+            <w:hyperlink r:id="rId24">
               <w:r>
                 <w:rPr>
                   <w:color w:val="2A78D6"/>
@@ -3139,7 +3311,7 @@
               </w:rPr>
               <w:t>,</w:t>
             </w:r>
-            <w:hyperlink r:id="rId20">
+            <w:hyperlink r:id="rId21">
               <w:r>
                 <w:rPr>
                   <w:color w:val="2A78D6"/>
@@ -3295,7 +3467,7 @@
               </w:rPr>
               <w:t>FFO, EUR m</w:t>
             </w:r>
-            <w:hyperlink r:id="rId24">
+            <w:hyperlink r:id="rId25">
               <w:r>
                 <w:rPr>
                   <w:color w:val="2A78D6"/>
@@ -3451,7 +3623,7 @@
               </w:rPr>
               <w:t>Free cash flow, EUR m</w:t>
             </w:r>
-            <w:hyperlink r:id="rId24">
+            <w:hyperlink r:id="rId25">
               <w:r>
                 <w:rPr>
                   <w:color w:val="2A78D6"/>
@@ -3607,7 +3779,7 @@
               </w:rPr>
               <w:t>Net debt, EUR m</w:t>
             </w:r>
-            <w:hyperlink r:id="rId22">
+            <w:hyperlink r:id="rId23">
               <w:r>
                 <w:rPr>
                   <w:color w:val="2A78D6"/>
@@ -3624,7 +3796,7 @@
               </w:rPr>
               <w:t>,</w:t>
             </w:r>
-            <w:hyperlink r:id="rId14">
+            <w:hyperlink r:id="rId15">
               <w:r>
                 <w:rPr>
                   <w:color w:val="2A78D6"/>
@@ -3641,7 +3813,7 @@
               </w:rPr>
               <w:t>,</w:t>
             </w:r>
-            <w:hyperlink r:id="rId25">
+            <w:hyperlink r:id="rId26">
               <w:r>
                 <w:rPr>
                   <w:color w:val="2A78D6"/>
@@ -3797,7 +3969,7 @@
               </w:rPr>
               <w:t>Net debt / EBITDA</w:t>
             </w:r>
-            <w:hyperlink r:id="rId22">
+            <w:hyperlink r:id="rId23">
               <w:r>
                 <w:rPr>
                   <w:color w:val="2A78D6"/>
@@ -3814,7 +3986,7 @@
               </w:rPr>
               <w:t>,</w:t>
             </w:r>
-            <w:hyperlink r:id="rId14">
+            <w:hyperlink r:id="rId15">
               <w:r>
                 <w:rPr>
                   <w:color w:val="2A78D6"/>
@@ -3831,7 +4003,7 @@
               </w:rPr>
               <w:t>,</w:t>
             </w:r>
-            <w:hyperlink r:id="rId25">
+            <w:hyperlink r:id="rId26">
               <w:r>
                 <w:rPr>
                   <w:color w:val="2A78D6"/>
@@ -3988,7 +4160,7 @@
               </w:rPr>
               <w:t>FFO / net debt</w:t>
             </w:r>
-            <w:hyperlink r:id="rId22">
+            <w:hyperlink r:id="rId23">
               <w:r>
                 <w:rPr>
                   <w:color w:val="2A78D6"/>
@@ -4005,7 +4177,7 @@
               </w:rPr>
               <w:t>,</w:t>
             </w:r>
-            <w:hyperlink r:id="rId14">
+            <w:hyperlink r:id="rId15">
               <w:r>
                 <w:rPr>
                   <w:color w:val="2A78D6"/>
@@ -4022,7 +4194,7 @@
               </w:rPr>
               <w:t>,</w:t>
             </w:r>
-            <w:hyperlink r:id="rId25">
+            <w:hyperlink r:id="rId26">
               <w:r>
                 <w:rPr>
                   <w:color w:val="2A78D6"/>
@@ -4179,7 +4351,7 @@
               </w:rPr>
               <w:t>Adjusted ROCE</w:t>
             </w:r>
-            <w:hyperlink r:id="rId22">
+            <w:hyperlink r:id="rId23">
               <w:r>
                 <w:rPr>
                   <w:color w:val="2A78D6"/>
@@ -4196,7 +4368,7 @@
               </w:rPr>
               <w:t>,</w:t>
             </w:r>
-            <w:hyperlink r:id="rId26">
+            <w:hyperlink r:id="rId27">
               <w:r>
                 <w:rPr>
                   <w:color w:val="2A78D6"/>
@@ -4213,7 +4385,7 @@
               </w:rPr>
               <w:t>,</w:t>
             </w:r>
-            <w:hyperlink r:id="rId20">
+            <w:hyperlink r:id="rId21">
               <w:r>
                 <w:rPr>
                   <w:color w:val="2A78D6"/>
@@ -4370,7 +4542,7 @@
               </w:rPr>
               <w:t>Equity, EUR m</w:t>
             </w:r>
-            <w:hyperlink r:id="rId25">
+            <w:hyperlink r:id="rId26">
               <w:r>
                 <w:rPr>
                   <w:color w:val="2A78D6"/>
@@ -4387,7 +4559,7 @@
               </w:rPr>
               <w:t>,</w:t>
             </w:r>
-            <w:hyperlink r:id="rId27">
+            <w:hyperlink r:id="rId28">
               <w:r>
                 <w:rPr>
                   <w:color w:val="2A78D6"/>
@@ -4543,7 +4715,7 @@
               </w:rPr>
               <w:t>Total assets, EUR m</w:t>
             </w:r>
-            <w:hyperlink r:id="rId25">
+            <w:hyperlink r:id="rId26">
               <w:r>
                 <w:rPr>
                   <w:color w:val="2A78D6"/>
@@ -4560,7 +4732,7 @@
               </w:rPr>
               <w:t>,</w:t>
             </w:r>
-            <w:hyperlink r:id="rId27">
+            <w:hyperlink r:id="rId28">
               <w:r>
                 <w:rPr>
                   <w:color w:val="2A78D6"/>
@@ -4716,7 +4888,7 @@
               </w:rPr>
               <w:t>Dividend per share, EUR</w:t>
             </w:r>
-            <w:hyperlink r:id="rId28">
+            <w:hyperlink r:id="rId29">
               <w:r>
                 <w:rPr>
                   <w:color w:val="2A78D6"/>
@@ -4733,7 +4905,7 @@
               </w:rPr>
               <w:t>,</w:t>
             </w:r>
-            <w:hyperlink r:id="rId23">
+            <w:hyperlink r:id="rId24">
               <w:r>
                 <w:rPr>
                   <w:color w:val="2A78D6"/>
@@ -4750,7 +4922,7 @@
               </w:rPr>
               <w:t>,</w:t>
             </w:r>
-            <w:hyperlink r:id="rId29">
+            <w:hyperlink r:id="rId30">
               <w:r>
                 <w:rPr>
                   <w:color w:val="2A78D6"/>
@@ -4906,7 +5078,7 @@
               </w:rPr>
               <w:t>Installed green capacity, GW</w:t>
             </w:r>
-            <w:hyperlink r:id="rId23">
+            <w:hyperlink r:id="rId24">
               <w:r>
                 <w:rPr>
                   <w:color w:val="2A78D6"/>
@@ -4923,7 +5095,7 @@
               </w:rPr>
               <w:t>,</w:t>
             </w:r>
-            <w:hyperlink r:id="rId30">
+            <w:hyperlink r:id="rId31">
               <w:r>
                 <w:rPr>
                   <w:color w:val="2A78D6"/>
@@ -4940,7 +5112,7 @@
               </w:rPr>
               <w:t>,</w:t>
             </w:r>
-            <w:hyperlink r:id="rId20">
+            <w:hyperlink r:id="rId21">
               <w:r>
                 <w:rPr>
                   <w:color w:val="2A78D6"/>
@@ -5111,7 +5283,7 @@
         <w:drawing>
           <wp:inline xmlns:a="http://schemas.openxmlformats.org/drawingml/2006/main" xmlns:pic="http://schemas.openxmlformats.org/drawingml/2006/picture">
             <wp:extent cx="6120000" cy="1713899"/>
-            <wp:docPr id="1" name="Picture 1"/>
+            <wp:docPr id="5" name="Picture 5"/>
             <wp:cNvGraphicFramePr>
               <a:graphicFrameLocks noChangeAspect="1"/>
             </wp:cNvGraphicFramePr>
@@ -5123,7 +5295,7 @@
                     <pic:cNvPicPr/>
                   </pic:nvPicPr>
                   <pic:blipFill>
-                    <a:blip r:embed="rId31"/>
+                    <a:blip r:embed="rId32"/>
                     <a:stretch>
                       <a:fillRect/>
                     </a:stretch>
@@ -5200,7 +5372,7 @@
         </w:rPr>
         <w:t xml:space="preserve"> investments EUR 208.3m (+26.1%), 68% of total; segment Adjusted EBITDA EUR 147.3m (132.6m)</w:t>
       </w:r>
-      <w:hyperlink r:id="rId32">
+      <w:hyperlink r:id="rId33">
         <w:r>
           <w:rPr>
             <w:color w:val="2A78D6"/>
@@ -5246,7 +5418,7 @@
         </w:rPr>
         <w:t xml:space="preserve"> 2.1 GW installed, 0.6 GW under construction (0.7 GW after the Tume BESS FID), 3.4 GW secured</w:t>
       </w:r>
-      <w:hyperlink r:id="rId20">
+      <w:hyperlink r:id="rId21">
         <w:r>
           <w:rPr>
             <w:color w:val="2A78D6"/>
@@ -5262,7 +5434,7 @@
         </w:rPr>
         <w:t>. EBITDA declined due to weaker wind in Q1-Q2 and a lower hedge price (EUR 130 → 82/MWh)</w:t>
       </w:r>
-      <w:hyperlink r:id="rId33">
+      <w:hyperlink r:id="rId34">
         <w:r>
           <w:rPr>
             <w:color w:val="2A78D6"/>
@@ -5308,7 +5480,7 @@
         </w:rPr>
         <w:t xml:space="preserve"> Adjusted EBITDA EUR 17.9m (29.1m, −38%); the balancing market is becoming more competitive</w:t>
       </w:r>
-      <w:hyperlink r:id="rId17">
+      <w:hyperlink r:id="rId18">
         <w:r>
           <w:rPr>
             <w:color w:val="2A78D6"/>
@@ -5325,7 +5497,7 @@
         </w:rPr>
         <w:t>,</w:t>
       </w:r>
-      <w:hyperlink r:id="rId33">
+      <w:hyperlink r:id="rId34">
         <w:r>
           <w:rPr>
             <w:color w:val="2A78D6"/>
@@ -5371,7 +5543,7 @@
         </w:rPr>
         <w:t xml:space="preserve"> EBITDA EUR 0.2m (−27.7m); supported by higher volumes in a cold winter and one-off gas wholesale deals in Q1</w:t>
       </w:r>
-      <w:hyperlink r:id="rId15">
+      <w:hyperlink r:id="rId16">
         <w:r>
           <w:rPr>
             <w:color w:val="2A78D6"/>
@@ -5387,7 +5559,7 @@
         </w:rPr>
         <w:t>. Prosumer impact c. EUR −30m EBITDA in 2025, expected somewhat higher in 2026, 60-70% to be covered by new legislation</w:t>
       </w:r>
-      <w:hyperlink r:id="rId33">
+      <w:hyperlink r:id="rId34">
         <w:r>
           <w:rPr>
             <w:color w:val="2A78D6"/>
@@ -5433,7 +5605,7 @@
         </w:rPr>
         <w:t xml:space="preserve"> 49% of Vilnius CHP sold (Quaero Capital, March 2026); 399 MW / 798 MWh of BESS under construction; Kruonis PSHP unit 5 ~80% complete; data-centre partner search launched 2026-08-11</w:t>
       </w:r>
-      <w:hyperlink r:id="rId34">
+      <w:hyperlink r:id="rId35">
         <w:r>
           <w:rPr>
             <w:color w:val="2A78D6"/>
@@ -5450,7 +5622,7 @@
         </w:rPr>
         <w:t>,</w:t>
       </w:r>
-      <w:hyperlink r:id="rId15">
+      <w:hyperlink r:id="rId16">
         <w:r>
           <w:rPr>
             <w:color w:val="2A78D6"/>
@@ -5496,7 +5668,7 @@
         </w:rPr>
         <w:t xml:space="preserve"> a contractor employee was fatally injured in February 2026</w:t>
       </w:r>
-      <w:hyperlink r:id="rId35">
+      <w:hyperlink r:id="rId36">
         <w:r>
           <w:rPr>
             <w:color w:val="2A78D6"/>
@@ -5565,7 +5737,7 @@
         </w:rPr>
         <w:t>6M revenue EUR 1,497.5m (+15.4%), EBITDA EUR 303.5m (262.5m), net profit EUR 113.2m (111.4m)</w:t>
       </w:r>
-      <w:hyperlink r:id="rId20">
+      <w:hyperlink r:id="rId21">
         <w:r>
           <w:rPr>
             <w:color w:val="2A78D6"/>
@@ -5605,7 +5777,7 @@
         </w:rPr>
         <w:t>FFO EUR 251.4m (+11.3%), free cash flow EUR 5.3m (64.0m); investments EUR 306.1m (343.2m, −10.8%)</w:t>
       </w:r>
-      <w:hyperlink r:id="rId24">
+      <w:hyperlink r:id="rId25">
         <w:r>
           <w:rPr>
             <w:color w:val="2A78D6"/>
@@ -5651,7 +5823,7 @@
         </w:rPr>
         <w:t xml:space="preserve"> Adjusted EBITDA EUR 546.1m (+3.4%), adjusted net profit EUR 225.7m (−18.7%), net debt up 18.6% to EUR 1,912.0m, FFO / net debt 21.0% (29.7% in 2024)</w:t>
       </w:r>
-      <w:hyperlink r:id="rId22">
+      <w:hyperlink r:id="rId23">
         <w:r>
           <w:rPr>
             <w:color w:val="2A78D6"/>
@@ -5668,7 +5840,7 @@
         </w:rPr>
         <w:t>,</w:t>
       </w:r>
-      <w:hyperlink r:id="rId23">
+      <w:hyperlink r:id="rId24">
         <w:r>
           <w:rPr>
             <w:color w:val="2A78D6"/>
@@ -5887,7 +6059,7 @@
               </w:rPr>
               <w:t>6M: EUR 306.6m; guidance reiterated 2026-08-12</w:t>
             </w:r>
-            <w:hyperlink r:id="rId23">
+            <w:hyperlink r:id="rId24">
               <w:r>
                 <w:rPr>
                   <w:color w:val="2A78D6"/>
@@ -5904,7 +6076,7 @@
               </w:rPr>
               <w:t>,</w:t>
             </w:r>
-            <w:hyperlink r:id="rId15">
+            <w:hyperlink r:id="rId16">
               <w:r>
                 <w:rPr>
                   <w:color w:val="2A78D6"/>
@@ -5937,7 +6109,7 @@
               </w:rPr>
               <w:t>On track: 6M covers 51-56% of the range. Networks and Customers &amp; Solutions grew; Green Capacities fell on weaker wind and a lower hedge price</w:t>
             </w:r>
-            <w:hyperlink r:id="rId17">
+            <w:hyperlink r:id="rId18">
               <w:r>
                 <w:rPr>
                   <w:color w:val="2A78D6"/>
@@ -5954,7 +6126,7 @@
               </w:rPr>
               <w:t>,</w:t>
             </w:r>
-            <w:hyperlink r:id="rId33">
+            <w:hyperlink r:id="rId34">
               <w:r>
                 <w:rPr>
                   <w:color w:val="2A78D6"/>
@@ -6043,7 +6215,7 @@
               </w:rPr>
               <w:t>6M: EUR 306.1m (44-52% of the range)</w:t>
             </w:r>
-            <w:hyperlink r:id="rId23">
+            <w:hyperlink r:id="rId24">
               <w:r>
                 <w:rPr>
                   <w:color w:val="2A78D6"/>
@@ -6060,7 +6232,7 @@
               </w:rPr>
               <w:t>,</w:t>
             </w:r>
-            <w:hyperlink r:id="rId32">
+            <w:hyperlink r:id="rId33">
               <w:r>
                 <w:rPr>
                   <w:color w:val="2A78D6"/>
@@ -6093,7 +6265,7 @@
               </w:rPr>
               <w:t>On track: 6M investments EUR 306.1m (−10.8% y/y); 68% went to Networks</w:t>
             </w:r>
-            <w:hyperlink r:id="rId32">
+            <w:hyperlink r:id="rId33">
               <w:r>
                 <w:rPr>
                   <w:color w:val="2A78D6"/>
@@ -6182,7 +6354,7 @@
               </w:rPr>
               <w:t>New strategy 2026-2029: investments EUR 2.5-3.0bn, 2029 EBITDA EUR 640-700m (investment envelope reduced)</w:t>
             </w:r>
-            <w:hyperlink r:id="rId36">
+            <w:hyperlink r:id="rId37">
               <w:r>
                 <w:rPr>
                   <w:color w:val="2A78D6"/>
@@ -6199,7 +6371,7 @@
               </w:rPr>
               <w:t>,</w:t>
             </w:r>
-            <w:hyperlink r:id="rId18">
+            <w:hyperlink r:id="rId19">
               <w:r>
                 <w:rPr>
                   <w:color w:val="2A78D6"/>
@@ -6232,7 +6404,7 @@
               </w:rPr>
               <w:t>Changed: the new 2026-2029 plan cuts the investment envelope to EUR 2.5-3.0bn and raises the EBITDA target to EUR 640-700m for 2029. Reason: not stated in the sources reviewed</w:t>
             </w:r>
-            <w:hyperlink r:id="rId18">
+            <w:hyperlink r:id="rId19">
               <w:r>
                 <w:rPr>
                   <w:color w:val="2A78D6"/>
@@ -6321,7 +6493,7 @@
               </w:rPr>
               <w:t>YE2025: 21.0%; 30 Jun 2026 (LTM): 22.2%</w:t>
             </w:r>
-            <w:hyperlink r:id="rId18">
+            <w:hyperlink r:id="rId19">
               <w:r>
                 <w:rPr>
                   <w:color w:val="2A78D6"/>
@@ -6338,7 +6510,7 @@
               </w:rPr>
               <w:t>,</w:t>
             </w:r>
-            <w:hyperlink r:id="rId14">
+            <w:hyperlink r:id="rId15">
               <w:r>
                 <w:rPr>
                   <w:color w:val="2A78D6"/>
@@ -6371,7 +6543,7 @@
               </w:rPr>
               <w:t>Improving but still below target: 21.0% → 22.2% as FFO grew 11.3% while net debt stayed flat (+0.7%)</w:t>
             </w:r>
-            <w:hyperlink r:id="rId14">
+            <w:hyperlink r:id="rId15">
               <w:r>
                 <w:rPr>
                   <w:color w:val="2A78D6"/>
@@ -6460,7 +6632,7 @@
               </w:rPr>
               <w:t>3.49x; S&amp;P BBB+, Moody's Baa1</w:t>
             </w:r>
-            <w:hyperlink r:id="rId18">
+            <w:hyperlink r:id="rId19">
               <w:r>
                 <w:rPr>
                   <w:color w:val="2A78D6"/>
@@ -6477,7 +6649,7 @@
               </w:rPr>
               <w:t>,</w:t>
             </w:r>
-            <w:hyperlink r:id="rId14">
+            <w:hyperlink r:id="rId15">
               <w:r>
                 <w:rPr>
                   <w:color w:val="2A78D6"/>
@@ -6527,7 +6699,7 @@
               </w:rPr>
               <w:t>Met: leverage 3.49x, in the middle of the range; net debt +0.7% since YE2025; ratings stable</w:t>
             </w:r>
-            <w:hyperlink r:id="rId14">
+            <w:hyperlink r:id="rId15">
               <w:r>
                 <w:rPr>
                   <w:color w:val="2A78D6"/>
@@ -6633,7 +6805,7 @@
               </w:rPr>
               <w:t>2025: EUR 1.366 (+3.0%); H1 2026: EUR 0.704 (+3.1%)</w:t>
             </w:r>
-            <w:hyperlink r:id="rId18">
+            <w:hyperlink r:id="rId19">
               <w:r>
                 <w:rPr>
                   <w:color w:val="2A78D6"/>
@@ -6650,7 +6822,7 @@
               </w:rPr>
               <w:t>,</w:t>
             </w:r>
-            <w:hyperlink r:id="rId23">
+            <w:hyperlink r:id="rId24">
               <w:r>
                 <w:rPr>
                   <w:color w:val="2A78D6"/>
@@ -6667,7 +6839,7 @@
               </w:rPr>
               <w:t>,</w:t>
             </w:r>
-            <w:hyperlink r:id="rId15">
+            <w:hyperlink r:id="rId16">
               <w:r>
                 <w:rPr>
                   <w:color w:val="2A78D6"/>
@@ -6700,7 +6872,7 @@
               </w:rPr>
               <w:t>Met: +3.0% for 2025 and +3.1% for H1 2026, although adjusted profit fell 20.8% and free cash flow (EUR 5.3m) does not cover the dividend</w:t>
             </w:r>
-            <w:hyperlink r:id="rId24">
+            <w:hyperlink r:id="rId25">
               <w:r>
                 <w:rPr>
                   <w:color w:val="2A78D6"/>
@@ -6717,7 +6889,7 @@
               </w:rPr>
               <w:t>,</w:t>
             </w:r>
-            <w:hyperlink r:id="rId15">
+            <w:hyperlink r:id="rId16">
               <w:r>
                 <w:rPr>
                   <w:color w:val="2A78D6"/>
@@ -6806,7 +6978,7 @@
               </w:rPr>
               <w:t>2.1 GW installed, 0.7 GW under construction</w:t>
             </w:r>
-            <w:hyperlink r:id="rId18">
+            <w:hyperlink r:id="rId19">
               <w:r>
                 <w:rPr>
                   <w:color w:val="2A78D6"/>
@@ -6823,7 +6995,7 @@
               </w:rPr>
               <w:t>,</w:t>
             </w:r>
-            <w:hyperlink r:id="rId37">
+            <w:hyperlink r:id="rId38">
               <w:r>
                 <w:rPr>
                   <w:color w:val="2A78D6"/>
@@ -6856,7 +7028,7 @@
               </w:rPr>
               <w:t>Progressing: 2.1 GW installed + 0.7 GW under construction = 2.8 GW, the bottom of the target range (calculated by the tool)</w:t>
             </w:r>
-            <w:hyperlink r:id="rId37">
+            <w:hyperlink r:id="rId38">
               <w:r>
                 <w:rPr>
                   <w:color w:val="2A78D6"/>
@@ -6964,7 +7136,7 @@
         </w:rPr>
         <w:t xml:space="preserve"> shares (IGN1L) and three bonds (2027, 2028, 2030). The bonds are senior unsecured and carry the issuer rating of BBB+ (S&amp;P)</w:t>
       </w:r>
-      <w:hyperlink r:id="rId16">
+      <w:hyperlink r:id="rId17">
         <w:r>
           <w:rPr>
             <w:color w:val="2A78D6"/>
@@ -7010,7 +7182,7 @@
         </w:rPr>
         <w:t xml:space="preserve"> leverage (3.49x) is within the strategic 3-4x range and ratings are stable; FFO / net debt (22.2%) is still below the ≥23% target. Investment is mostly in regulated networks</w:t>
       </w:r>
-      <w:hyperlink r:id="rId32">
+      <w:hyperlink r:id="rId33">
         <w:r>
           <w:rPr>
             <w:color w:val="2A78D6"/>
@@ -7027,7 +7199,7 @@
         </w:rPr>
         <w:t>,</w:t>
       </w:r>
-      <w:hyperlink r:id="rId18">
+      <w:hyperlink r:id="rId19">
         <w:r>
           <w:rPr>
             <w:color w:val="2A78D6"/>
@@ -7090,7 +7262,7 @@
         </w:rPr>
         <w:t xml:space="preserve"> the 2026-10-19 tender offer requires a decision (tender or hold to 2027-07-14). Terms and deadline are in the issuer's Tender Offer Launch Announcement</w:t>
       </w:r>
-      <w:hyperlink r:id="rId16">
+      <w:hyperlink r:id="rId17">
         <w:r>
           <w:rPr>
             <w:color w:val="2A78D6"/>
@@ -7136,7 +7308,7 @@
         </w:rPr>
         <w:t xml:space="preserve"> H1 dividend EUR 0.704 (+3.1%), while adjusted profit is declining (−20.8%). Free cash flow EUR 5.3m - investment and dividends are partly debt-funded</w:t>
       </w:r>
-      <w:hyperlink r:id="rId24">
+      <w:hyperlink r:id="rId25">
         <w:r>
           <w:rPr>
             <w:color w:val="2A78D6"/>
@@ -7153,7 +7325,7 @@
         </w:rPr>
         <w:t>,</w:t>
       </w:r>
-      <w:hyperlink r:id="rId15">
+      <w:hyperlink r:id="rId16">
         <w:r>
           <w:rPr>
             <w:color w:val="2A78D6"/>
@@ -7258,7 +7430,7 @@
         </w:rPr>
         <w:t xml:space="preserve"> Customers &amp; Solutions EBITDA rose significantly on higher volumes in the cold winter and one-off gas wholesale deals in Q1</w:t>
       </w:r>
-      <w:hyperlink r:id="rId34">
+      <w:hyperlink r:id="rId35">
         <w:r>
           <w:rPr>
             <w:color w:val="2A78D6"/>
@@ -7274,7 +7446,7 @@
         </w:rPr>
         <w:t>; but Green Capacities EBITDA fell 10% to EUR 149m on lower captured price and volume – the hedge price fell from EUR 130 to 82/MWh and wind speeds were very low in the cold winter</w:t>
       </w:r>
-      <w:hyperlink r:id="rId33">
+      <w:hyperlink r:id="rId34">
         <w:r>
           <w:rPr>
             <w:color w:val="2A78D6"/>
@@ -7320,7 +7492,7 @@
         </w:rPr>
         <w:t xml:space="preserve"> Reserve Capacities EBITDA fell 38% on lower balancing-capacity results as the market becomes more competitive, plus a planned overhaul of Elektrėnai Unit 7</w:t>
       </w:r>
-      <w:hyperlink r:id="rId33">
+      <w:hyperlink r:id="rId34">
         <w:r>
           <w:rPr>
             <w:color w:val="2A78D6"/>
@@ -7366,7 +7538,7 @@
         </w:rPr>
         <w:t xml:space="preserve"> under the new prosumer law, from 2027-01-01 the tariff will be funded by prosumers (up to EUR 0.01/kWh) and other consumers (up to EUR 0.003/kWh)</w:t>
       </w:r>
-      <w:hyperlink r:id="rId38">
+      <w:hyperlink r:id="rId39">
         <w:r>
           <w:rPr>
             <w:color w:val="2A78D6"/>
@@ -7382,7 +7554,7 @@
         </w:rPr>
         <w:t>; the CFO expects this to cover about 60-70% of current losses (prosumer EBITDA was about EUR -30m last year)</w:t>
       </w:r>
-      <w:hyperlink r:id="rId33">
+      <w:hyperlink r:id="rId34">
         <w:r>
           <w:rPr>
             <w:color w:val="2A78D6"/>
@@ -7428,7 +7600,7 @@
         </w:rPr>
         <w:t xml:space="preserve"> 2026 Adjusted EBITDA EUR 550-600m, investments EUR 590-690m</w:t>
       </w:r>
-      <w:hyperlink r:id="rId34">
+      <w:hyperlink r:id="rId35">
         <w:r>
           <w:rPr>
             <w:color w:val="2A78D6"/>
@@ -8405,7 +8577,7 @@
         </w:rPr>
         <w:t xml:space="preserve"> on 2026-10-19 the group announced its first European Green Bond (EuGB) issue and a tender offer for the notes due 2027-07-14; on 2026-10-20/21 the press reported the EUR 300m 5-year bond was priced at a 4.500% coupon</w:t>
       </w:r>
-      <w:hyperlink r:id="rId39">
+      <w:hyperlink r:id="rId40">
         <w:r>
           <w:rPr>
             <w:color w:val="2A78D6"/>
@@ -8422,7 +8594,7 @@
         </w:rPr>
         <w:t>,</w:t>
       </w:r>
-      <w:hyperlink r:id="rId40">
+      <w:hyperlink r:id="rId41">
         <w:r>
           <w:rPr>
             <w:color w:val="2A78D6"/>
@@ -8468,7 +8640,7 @@
         </w:rPr>
         <w:t xml:space="preserve"> on 2026-10-22 the press widely reported that the group proposes to postpone the Baltic offshore wind project (Curonian Nord) as costs rose 27% (a project of about EUR 3bn)</w:t>
       </w:r>
-      <w:hyperlink r:id="rId41">
+      <w:hyperlink r:id="rId42">
         <w:r>
           <w:rPr>
             <w:color w:val="2A78D6"/>
@@ -8514,7 +8686,7 @@
         </w:rPr>
         <w:t xml:space="preserve"> the final candidate for Chair of the Management Board and CEO was approved (2026-09-23); a board member for Energy Markets and Commerce was selected (2026-10-21)</w:t>
       </w:r>
-      <w:hyperlink r:id="rId42">
+      <w:hyperlink r:id="rId43">
         <w:r>
           <w:rPr>
             <w:color w:val="2A78D6"/>
@@ -8531,7 +8703,7 @@
         </w:rPr>
         <w:t>,</w:t>
       </w:r>
-      <w:hyperlink r:id="rId43">
+      <w:hyperlink r:id="rId44">
         <w:r>
           <w:rPr>
             <w:color w:val="2A78D6"/>
@@ -8558,7 +8730,7 @@
           <w:color w:val="667085"/>
           <w:sz w:val="18"/>
         </w:rPr>
-        <w:t>Automatic news scan (Google News, EN, EE, LT, LV), 2026-07-24 – 2026-10-22: 86 articles.</w:t>
+        <w:t>Automatic news scan (Google News, EN, EE, LT, LV), 2026-07-25 – 2026-10-23: 86 articles.</w:t>
       </w:r>
     </w:p>
     <w:tbl>
@@ -8650,7 +8822,7 @@
             <w:pPr>
               <w:spacing w:before="0" w:after="0"/>
             </w:pPr>
-            <w:hyperlink r:id="rId40">
+            <w:hyperlink r:id="rId41">
               <w:r>
                 <w:rPr>
                   <w:color w:val="1B2430"/>
@@ -8717,6 +8889,90 @@
                 <w:shd w:val="clear" w:color="auto" w:fill="E3F3E8"/>
               </w:rPr>
               <w:t xml:space="preserve"> DIVIDENDS </w:t>
+            </w:r>
+          </w:p>
+        </w:tc>
+        <w:tc>
+          <w:tcPr>
+            <w:tcW w:type="dxa" w:w="7257"/>
+            <w:tcBorders>
+              <w:top w:val="nil"/>
+              <w:left w:val="nil"/>
+              <w:bottom w:val="single" w:sz="4" w:color="E3E8EE" w:space="0"/>
+              <w:right w:val="nil"/>
+            </w:tcBorders>
+          </w:tcPr>
+          <w:p>
+            <w:pPr>
+              <w:spacing w:before="0" w:after="0"/>
+            </w:pPr>
+            <w:hyperlink r:id="rId45">
+              <w:r>
+                <w:rPr>
+                  <w:color w:val="1B2430"/>
+                  <w:sz w:val="18"/>
+                </w:rPr>
+                <w:t xml:space="preserve">Ignitis Grupe names CEO candidate and pays dividend per Ignitis Grupe stock</w:t>
+              </w:r>
+            </w:hyperlink>
+            <w:r>
+              <w:rPr>
+                <w:b w:val="0"/>
+                <w:color w:val="667085"/>
+                <w:sz w:val="15"/>
+              </w:rPr>
+              <w:t xml:space="preserve">   AD HOC NEWS</w:t>
+            </w:r>
+          </w:p>
+        </w:tc>
+      </w:tr>
+      <w:tr>
+        <w:tc>
+          <w:tcPr>
+            <w:tcW w:type="dxa" w:w="1020"/>
+            <w:tcBorders>
+              <w:top w:val="nil"/>
+              <w:left w:val="nil"/>
+              <w:bottom w:val="single" w:sz="4" w:color="E3E8EE" w:space="0"/>
+              <w:right w:val="nil"/>
+            </w:tcBorders>
+          </w:tcPr>
+          <w:p>
+            <w:pPr>
+              <w:spacing w:before="0" w:after="0"/>
+            </w:pPr>
+            <w:r>
+              <w:rPr>
+                <w:b w:val="0"/>
+                <w:color w:val="1B2430"/>
+                <w:sz w:val="17"/>
+              </w:rPr>
+              <w:t>2026-10-21</w:t>
+            </w:r>
+          </w:p>
+        </w:tc>
+        <w:tc>
+          <w:tcPr>
+            <w:tcW w:type="dxa" w:w="1361"/>
+            <w:tcBorders>
+              <w:top w:val="nil"/>
+              <w:left w:val="nil"/>
+              <w:bottom w:val="single" w:sz="4" w:color="E3E8EE" w:space="0"/>
+              <w:right w:val="nil"/>
+            </w:tcBorders>
+          </w:tcPr>
+          <w:p>
+            <w:pPr>
+              <w:spacing w:before="0" w:after="0"/>
+            </w:pPr>
+            <w:r>
+              <w:rPr>
+                <w:b/>
+                <w:color w:val="5F6B7A"/>
+                <w:sz w:val="14"/>
+                <w:shd w:val="clear" w:color="auto" w:fill="F0F2F5"/>
+              </w:rPr>
+              <w:t xml:space="preserve"> MANAGEMENT </w:t>
             </w:r>
           </w:p>
         </w:tc>
@@ -8740,7 +8996,7 @@
                   <w:color w:val="1B2430"/>
                   <w:sz w:val="18"/>
                 </w:rPr>
-                <w:t xml:space="preserve">Ignitis Grupe names CEO candidate and pays dividend per Ignitis Grupe stock</w:t>
+                <w:t xml:space="preserve">Selection announced for a member of the Management Board of “Ignitis grupė” responsible for Energy Markets and Commerce</w:t>
               </w:r>
             </w:hyperlink>
             <w:r>
@@ -8749,7 +9005,7 @@
                 <w:color w:val="667085"/>
                 <w:sz w:val="15"/>
               </w:rPr>
-              <w:t xml:space="preserve">   AD HOC NEWS</w:t>
+              <w:t xml:space="preserve">   Yahoo Finance UK  ·  2 more similar articles</w:t>
             </w:r>
           </w:p>
         </w:tc>
@@ -8775,7 +9031,7 @@
                 <w:color w:val="1B2430"/>
                 <w:sz w:val="17"/>
               </w:rPr>
-              <w:t>2026-10-21</w:t>
+              <w:t>2026-09-24</w:t>
             </w:r>
           </w:p>
         </w:tc>
@@ -8824,7 +9080,7 @@
                   <w:color w:val="1B2430"/>
                   <w:sz w:val="18"/>
                 </w:rPr>
-                <w:t xml:space="preserve">Selection announced for a member of the Management Board of “Ignitis grupė” responsible for Energy Markets and Commerce</w:t>
+                <w:t xml:space="preserve">Approved the final candidate for the position of Chair of the Management Board and Chief Executive Officer of AB “Ignitis grupė”</w:t>
               </w:r>
             </w:hyperlink>
             <w:r>
@@ -8833,7 +9089,7 @@
                 <w:color w:val="667085"/>
                 <w:sz w:val="15"/>
               </w:rPr>
-              <w:t xml:space="preserve">   Yahoo Finance UK  ·  2 more similar articles</w:t>
+              <w:t xml:space="preserve">   Yahoo Finance UK  ·  11 more similar articles</w:t>
             </w:r>
           </w:p>
         </w:tc>
@@ -8859,7 +9115,7 @@
                 <w:color w:val="1B2430"/>
                 <w:sz w:val="17"/>
               </w:rPr>
-              <w:t>2026-09-24</w:t>
+              <w:t>2026-10-22</w:t>
             </w:r>
           </w:p>
         </w:tc>
@@ -8884,7 +9140,175 @@
                 <w:sz w:val="14"/>
                 <w:shd w:val="clear" w:color="auto" w:fill="F0F2F5"/>
               </w:rPr>
-              <w:t xml:space="preserve"> MANAGEMENT </w:t>
+              <w:t xml:space="preserve"> OTHER </w:t>
+            </w:r>
+          </w:p>
+        </w:tc>
+        <w:tc>
+          <w:tcPr>
+            <w:tcW w:type="dxa" w:w="7257"/>
+            <w:tcBorders>
+              <w:top w:val="nil"/>
+              <w:left w:val="nil"/>
+              <w:bottom w:val="single" w:sz="4" w:color="E3E8EE" w:space="0"/>
+              <w:right w:val="nil"/>
+            </w:tcBorders>
+          </w:tcPr>
+          <w:p>
+            <w:pPr>
+              <w:spacing w:before="0" w:after="0"/>
+            </w:pPr>
+            <w:hyperlink r:id="rId46">
+              <w:r>
+                <w:rPr>
+                  <w:color w:val="1B2430"/>
+                  <w:sz w:val="18"/>
+                </w:rPr>
+                <w:t xml:space="preserve">Ignitise tütarfirma kaalub gaasielektrijaama rajamist Tartu külje alla</w:t>
+              </w:r>
+            </w:hyperlink>
+            <w:r>
+              <w:rPr>
+                <w:b w:val="0"/>
+                <w:color w:val="667085"/>
+                <w:sz w:val="15"/>
+              </w:rPr>
+              <w:t xml:space="preserve">   ERR</w:t>
+            </w:r>
+          </w:p>
+        </w:tc>
+      </w:tr>
+      <w:tr>
+        <w:tc>
+          <w:tcPr>
+            <w:tcW w:type="dxa" w:w="1020"/>
+            <w:tcBorders>
+              <w:top w:val="nil"/>
+              <w:left w:val="nil"/>
+              <w:bottom w:val="single" w:sz="4" w:color="E3E8EE" w:space="0"/>
+              <w:right w:val="nil"/>
+            </w:tcBorders>
+          </w:tcPr>
+          <w:p>
+            <w:pPr>
+              <w:spacing w:before="0" w:after="0"/>
+            </w:pPr>
+            <w:r>
+              <w:rPr>
+                <w:b w:val="0"/>
+                <w:color w:val="1B2430"/>
+                <w:sz w:val="17"/>
+              </w:rPr>
+              <w:t>2026-10-22</w:t>
+            </w:r>
+          </w:p>
+        </w:tc>
+        <w:tc>
+          <w:tcPr>
+            <w:tcW w:type="dxa" w:w="1361"/>
+            <w:tcBorders>
+              <w:top w:val="nil"/>
+              <w:left w:val="nil"/>
+              <w:bottom w:val="single" w:sz="4" w:color="E3E8EE" w:space="0"/>
+              <w:right w:val="nil"/>
+            </w:tcBorders>
+          </w:tcPr>
+          <w:p>
+            <w:pPr>
+              <w:spacing w:before="0" w:after="0"/>
+            </w:pPr>
+            <w:r>
+              <w:rPr>
+                <w:b/>
+                <w:color w:val="5F6B7A"/>
+                <w:sz w:val="14"/>
+                <w:shd w:val="clear" w:color="auto" w:fill="F0F2F5"/>
+              </w:rPr>
+              <w:t xml:space="preserve"> OTHER </w:t>
+            </w:r>
+          </w:p>
+        </w:tc>
+        <w:tc>
+          <w:tcPr>
+            <w:tcW w:type="dxa" w:w="7257"/>
+            <w:tcBorders>
+              <w:top w:val="nil"/>
+              <w:left w:val="nil"/>
+              <w:bottom w:val="single" w:sz="4" w:color="E3E8EE" w:space="0"/>
+              <w:right w:val="nil"/>
+            </w:tcBorders>
+          </w:tcPr>
+          <w:p>
+            <w:pPr>
+              <w:spacing w:before="0" w:after="0"/>
+            </w:pPr>
+            <w:hyperlink r:id="rId47">
+              <w:r>
+                <w:rPr>
+                  <w:color w:val="1B2430"/>
+                  <w:sz w:val="18"/>
+                </w:rPr>
+                <w:t xml:space="preserve">M. Sinkevičius: „Ignitis gupės“ jūrinio vėjo parko klausimas nėra uždarytas, kalbamasi ir su Lenkijos puse</w:t>
+              </w:r>
+            </w:hyperlink>
+            <w:r>
+              <w:rPr>
+                <w:b w:val="0"/>
+                <w:color w:val="667085"/>
+                <w:sz w:val="15"/>
+              </w:rPr>
+              <w:t xml:space="preserve">   vz.lt  ·  2 more similar articles</w:t>
+            </w:r>
+          </w:p>
+        </w:tc>
+      </w:tr>
+      <w:tr>
+        <w:tc>
+          <w:tcPr>
+            <w:tcW w:type="dxa" w:w="1020"/>
+            <w:tcBorders>
+              <w:top w:val="nil"/>
+              <w:left w:val="nil"/>
+              <w:bottom w:val="single" w:sz="4" w:color="E3E8EE" w:space="0"/>
+              <w:right w:val="nil"/>
+            </w:tcBorders>
+          </w:tcPr>
+          <w:p>
+            <w:pPr>
+              <w:spacing w:before="0" w:after="0"/>
+            </w:pPr>
+            <w:r>
+              <w:rPr>
+                <w:b w:val="0"/>
+                <w:color w:val="1B2430"/>
+                <w:sz w:val="17"/>
+              </w:rPr>
+              <w:t>2026-10-22</w:t>
+            </w:r>
+          </w:p>
+        </w:tc>
+        <w:tc>
+          <w:tcPr>
+            <w:tcW w:type="dxa" w:w="1361"/>
+            <w:tcBorders>
+              <w:top w:val="nil"/>
+              <w:left w:val="nil"/>
+              <w:bottom w:val="single" w:sz="4" w:color="E3E8EE" w:space="0"/>
+              <w:right w:val="nil"/>
+            </w:tcBorders>
+          </w:tcPr>
+          <w:p>
+            <w:pPr>
+              <w:spacing w:before="0" w:after="0"/>
+            </w:pPr>
+            <w:r>
+              <w:rPr>
+                <w:b/>
+                <w:color w:val="5F6B7A"/>
+                <w:sz w:val="14"/>
+                <w:shd w:val="clear" w:color="auto" w:fill="F0F2F5"/>
+              </w:rPr>
+              <w:t xml:space="preserve"> OTHER </w:t>
             </w:r>
           </w:p>
         </w:tc>
@@ -8908,7 +9332,7 @@
                   <w:color w:val="1B2430"/>
                   <w:sz w:val="18"/>
                 </w:rPr>
-                <w:t xml:space="preserve">Approved the final candidate for the position of Chair of the Management Board and Chief Executive Officer of AB “Ignitis grupė”</w:t>
+                <w:t xml:space="preserve">Lithuania’s Ignitis seeks to postpone €3bn Baltic offshore wind project as costs rise 27%</w:t>
               </w:r>
             </w:hyperlink>
             <w:r>
@@ -8917,343 +9341,7 @@
                 <w:color w:val="667085"/>
                 <w:sz w:val="15"/>
               </w:rPr>
-              <w:t xml:space="preserve">   Yahoo Finance UK  ·  11 more similar articles</w:t>
-            </w:r>
-          </w:p>
-        </w:tc>
-      </w:tr>
-      <w:tr>
-        <w:tc>
-          <w:tcPr>
-            <w:tcW w:type="dxa" w:w="1020"/>
-            <w:tcBorders>
-              <w:top w:val="nil"/>
-              <w:left w:val="nil"/>
-              <w:bottom w:val="single" w:sz="4" w:color="E3E8EE" w:space="0"/>
-              <w:right w:val="nil"/>
-            </w:tcBorders>
-          </w:tcPr>
-          <w:p>
-            <w:pPr>
-              <w:spacing w:before="0" w:after="0"/>
-            </w:pPr>
-            <w:r>
-              <w:rPr>
-                <w:b w:val="0"/>
-                <w:color w:val="1B2430"/>
-                <w:sz w:val="17"/>
-              </w:rPr>
-              <w:t>2026-10-22</w:t>
-            </w:r>
-          </w:p>
-        </w:tc>
-        <w:tc>
-          <w:tcPr>
-            <w:tcW w:type="dxa" w:w="1361"/>
-            <w:tcBorders>
-              <w:top w:val="nil"/>
-              <w:left w:val="nil"/>
-              <w:bottom w:val="single" w:sz="4" w:color="E3E8EE" w:space="0"/>
-              <w:right w:val="nil"/>
-            </w:tcBorders>
-          </w:tcPr>
-          <w:p>
-            <w:pPr>
-              <w:spacing w:before="0" w:after="0"/>
-            </w:pPr>
-            <w:r>
-              <w:rPr>
-                <w:b/>
-                <w:color w:val="5F6B7A"/>
-                <w:sz w:val="14"/>
-                <w:shd w:val="clear" w:color="auto" w:fill="F0F2F5"/>
-              </w:rPr>
-              <w:t xml:space="preserve"> OTHER </w:t>
-            </w:r>
-          </w:p>
-        </w:tc>
-        <w:tc>
-          <w:tcPr>
-            <w:tcW w:type="dxa" w:w="7257"/>
-            <w:tcBorders>
-              <w:top w:val="nil"/>
-              <w:left w:val="nil"/>
-              <w:bottom w:val="single" w:sz="4" w:color="E3E8EE" w:space="0"/>
-              <w:right w:val="nil"/>
-            </w:tcBorders>
-          </w:tcPr>
-          <w:p>
-            <w:pPr>
-              <w:spacing w:before="0" w:after="0"/>
-            </w:pPr>
-            <w:hyperlink r:id="rId45">
-              <w:r>
-                <w:rPr>
-                  <w:color w:val="1B2430"/>
-                  <w:sz w:val="18"/>
-                </w:rPr>
-                <w:t xml:space="preserve">Ignitise tütarfirma kaalub gaasielektrijaama rajamist Tartu külje alla</w:t>
-              </w:r>
-            </w:hyperlink>
-            <w:r>
-              <w:rPr>
-                <w:b w:val="0"/>
-                <w:color w:val="667085"/>
-                <w:sz w:val="15"/>
-              </w:rPr>
-              <w:t xml:space="preserve">   ERR</w:t>
-            </w:r>
-          </w:p>
-        </w:tc>
-      </w:tr>
-      <w:tr>
-        <w:tc>
-          <w:tcPr>
-            <w:tcW w:type="dxa" w:w="1020"/>
-            <w:tcBorders>
-              <w:top w:val="nil"/>
-              <w:left w:val="nil"/>
-              <w:bottom w:val="single" w:sz="4" w:color="E3E8EE" w:space="0"/>
-              <w:right w:val="nil"/>
-            </w:tcBorders>
-          </w:tcPr>
-          <w:p>
-            <w:pPr>
-              <w:spacing w:before="0" w:after="0"/>
-            </w:pPr>
-            <w:r>
-              <w:rPr>
-                <w:b w:val="0"/>
-                <w:color w:val="1B2430"/>
-                <w:sz w:val="17"/>
-              </w:rPr>
-              <w:t>2026-10-22</w:t>
-            </w:r>
-          </w:p>
-        </w:tc>
-        <w:tc>
-          <w:tcPr>
-            <w:tcW w:type="dxa" w:w="1361"/>
-            <w:tcBorders>
-              <w:top w:val="nil"/>
-              <w:left w:val="nil"/>
-              <w:bottom w:val="single" w:sz="4" w:color="E3E8EE" w:space="0"/>
-              <w:right w:val="nil"/>
-            </w:tcBorders>
-          </w:tcPr>
-          <w:p>
-            <w:pPr>
-              <w:spacing w:before="0" w:after="0"/>
-            </w:pPr>
-            <w:r>
-              <w:rPr>
-                <w:b/>
-                <w:color w:val="5F6B7A"/>
-                <w:sz w:val="14"/>
-                <w:shd w:val="clear" w:color="auto" w:fill="F0F2F5"/>
-              </w:rPr>
-              <w:t xml:space="preserve"> OTHER </w:t>
-            </w:r>
-          </w:p>
-        </w:tc>
-        <w:tc>
-          <w:tcPr>
-            <w:tcW w:type="dxa" w:w="7257"/>
-            <w:tcBorders>
-              <w:top w:val="nil"/>
-              <w:left w:val="nil"/>
-              <w:bottom w:val="single" w:sz="4" w:color="E3E8EE" w:space="0"/>
-              <w:right w:val="nil"/>
-            </w:tcBorders>
-          </w:tcPr>
-          <w:p>
-            <w:pPr>
-              <w:spacing w:before="0" w:after="0"/>
-            </w:pPr>
-            <w:hyperlink r:id="rId46">
-              <w:r>
-                <w:rPr>
-                  <w:color w:val="1B2430"/>
-                  <w:sz w:val="18"/>
-                </w:rPr>
-                <w:t xml:space="preserve">M. Sinkevičius: „Ignitis gupės“ jūrinio vėjo parko klausimas nėra uždarytas, kalbamasi ir su Lenkijos puse</w:t>
-              </w:r>
-            </w:hyperlink>
-            <w:r>
-              <w:rPr>
-                <w:b w:val="0"/>
-                <w:color w:val="667085"/>
-                <w:sz w:val="15"/>
-              </w:rPr>
-              <w:t xml:space="preserve">   vz.lt  ·  2 more similar articles</w:t>
-            </w:r>
-          </w:p>
-        </w:tc>
-      </w:tr>
-      <w:tr>
-        <w:tc>
-          <w:tcPr>
-            <w:tcW w:type="dxa" w:w="1020"/>
-            <w:tcBorders>
-              <w:top w:val="nil"/>
-              <w:left w:val="nil"/>
-              <w:bottom w:val="single" w:sz="4" w:color="E3E8EE" w:space="0"/>
-              <w:right w:val="nil"/>
-            </w:tcBorders>
-          </w:tcPr>
-          <w:p>
-            <w:pPr>
-              <w:spacing w:before="0" w:after="0"/>
-            </w:pPr>
-            <w:r>
-              <w:rPr>
-                <w:b w:val="0"/>
-                <w:color w:val="1B2430"/>
-                <w:sz w:val="17"/>
-              </w:rPr>
-              <w:t>2026-10-22</w:t>
-            </w:r>
-          </w:p>
-        </w:tc>
-        <w:tc>
-          <w:tcPr>
-            <w:tcW w:type="dxa" w:w="1361"/>
-            <w:tcBorders>
-              <w:top w:val="nil"/>
-              <w:left w:val="nil"/>
-              <w:bottom w:val="single" w:sz="4" w:color="E3E8EE" w:space="0"/>
-              <w:right w:val="nil"/>
-            </w:tcBorders>
-          </w:tcPr>
-          <w:p>
-            <w:pPr>
-              <w:spacing w:before="0" w:after="0"/>
-            </w:pPr>
-            <w:r>
-              <w:rPr>
-                <w:b/>
-                <w:color w:val="5F6B7A"/>
-                <w:sz w:val="14"/>
-                <w:shd w:val="clear" w:color="auto" w:fill="F0F2F5"/>
-              </w:rPr>
-              <w:t xml:space="preserve"> OTHER </w:t>
-            </w:r>
-          </w:p>
-        </w:tc>
-        <w:tc>
-          <w:tcPr>
-            <w:tcW w:type="dxa" w:w="7257"/>
-            <w:tcBorders>
-              <w:top w:val="nil"/>
-              <w:left w:val="nil"/>
-              <w:bottom w:val="single" w:sz="4" w:color="E3E8EE" w:space="0"/>
-              <w:right w:val="nil"/>
-            </w:tcBorders>
-          </w:tcPr>
-          <w:p>
-            <w:pPr>
-              <w:spacing w:before="0" w:after="0"/>
-            </w:pPr>
-            <w:hyperlink r:id="rId41">
-              <w:r>
-                <w:rPr>
-                  <w:color w:val="1B2430"/>
-                  <w:sz w:val="18"/>
-                </w:rPr>
-                <w:t xml:space="preserve">Lithuania’s Ignitis seeks to postpone €3bn Baltic offshore wind project as costs rise 27%</w:t>
-              </w:r>
-            </w:hyperlink>
-            <w:r>
-              <w:rPr>
-                <w:b w:val="0"/>
-                <w:color w:val="667085"/>
-                <w:sz w:val="15"/>
-              </w:rPr>
               <w:t xml:space="preserve">   IntelliNews  ·  3 more similar articles</w:t>
-            </w:r>
-          </w:p>
-        </w:tc>
-      </w:tr>
-      <w:tr>
-        <w:tc>
-          <w:tcPr>
-            <w:tcW w:type="dxa" w:w="1020"/>
-            <w:tcBorders>
-              <w:top w:val="nil"/>
-              <w:left w:val="nil"/>
-              <w:bottom w:val="single" w:sz="4" w:color="E3E8EE" w:space="0"/>
-              <w:right w:val="nil"/>
-            </w:tcBorders>
-          </w:tcPr>
-          <w:p>
-            <w:pPr>
-              <w:spacing w:before="0" w:after="0"/>
-            </w:pPr>
-            <w:r>
-              <w:rPr>
-                <w:b w:val="0"/>
-                <w:color w:val="1B2430"/>
-                <w:sz w:val="17"/>
-              </w:rPr>
-              <w:t>2026-10-22</w:t>
-            </w:r>
-          </w:p>
-        </w:tc>
-        <w:tc>
-          <w:tcPr>
-            <w:tcW w:type="dxa" w:w="1361"/>
-            <w:tcBorders>
-              <w:top w:val="nil"/>
-              <w:left w:val="nil"/>
-              <w:bottom w:val="single" w:sz="4" w:color="E3E8EE" w:space="0"/>
-              <w:right w:val="nil"/>
-            </w:tcBorders>
-          </w:tcPr>
-          <w:p>
-            <w:pPr>
-              <w:spacing w:before="0" w:after="0"/>
-            </w:pPr>
-            <w:r>
-              <w:rPr>
-                <w:b/>
-                <w:color w:val="5F6B7A"/>
-                <w:sz w:val="14"/>
-                <w:shd w:val="clear" w:color="auto" w:fill="F0F2F5"/>
-              </w:rPr>
-              <w:t xml:space="preserve"> OTHER </w:t>
-            </w:r>
-          </w:p>
-        </w:tc>
-        <w:tc>
-          <w:tcPr>
-            <w:tcW w:type="dxa" w:w="7257"/>
-            <w:tcBorders>
-              <w:top w:val="nil"/>
-              <w:left w:val="nil"/>
-              <w:bottom w:val="single" w:sz="4" w:color="E3E8EE" w:space="0"/>
-              <w:right w:val="nil"/>
-            </w:tcBorders>
-          </w:tcPr>
-          <w:p>
-            <w:pPr>
-              <w:spacing w:before="0" w:after="0"/>
-            </w:pPr>
-            <w:hyperlink r:id="rId47">
-              <w:r>
-                <w:rPr>
-                  <w:color w:val="1B2430"/>
-                  <w:sz w:val="18"/>
-                </w:rPr>
-                <w:t xml:space="preserve">„Ignitis grupė“ siūlo atidėti jūrinio vėjo parko „Curonian Nord“ projekto įgyvendinimą</w:t>
-              </w:r>
-            </w:hyperlink>
-            <w:r>
-              <w:rPr>
-                <w:b w:val="0"/>
-                <w:color w:val="667085"/>
-                <w:sz w:val="15"/>
-              </w:rPr>
-              <w:t xml:space="preserve">   vz.lt  ·  7 more similar articles</w:t>
             </w:r>
           </w:p>
         </w:tc>
@@ -9328,7 +9416,7 @@
                   <w:color w:val="1B2430"/>
                   <w:sz w:val="18"/>
                 </w:rPr>
-                <w:t xml:space="preserve">„Ignitis grupė“ toliau pudruoja smegenis, bet neišdrįsta pripažinti, kad jūrinio vėjo parkui – amen</w:t>
+                <w:t xml:space="preserve">„Ignitis grupė“ siūlo atidėti jūrinio vėjo parko „Curonian Nord“ projekto įgyvendinimą</w:t>
               </w:r>
             </w:hyperlink>
             <w:r>
@@ -9337,7 +9425,7 @@
                 <w:color w:val="667085"/>
                 <w:sz w:val="15"/>
               </w:rPr>
-              <w:t xml:space="preserve">   Alfa.lt</w:t>
+              <w:t xml:space="preserve">   vz.lt  ·  7 more similar articles</w:t>
             </w:r>
           </w:p>
         </w:tc>
@@ -9407,6 +9495,90 @@
               <w:spacing w:before="0" w:after="0"/>
             </w:pPr>
             <w:hyperlink r:id="rId49">
+              <w:r>
+                <w:rPr>
+                  <w:color w:val="1B2430"/>
+                  <w:sz w:val="18"/>
+                </w:rPr>
+                <w:t xml:space="preserve">„Ignitis grupė“ toliau pudruoja smegenis, bet neišdrįsta pripažinti, kad jūrinio vėjo parkui – amen</w:t>
+              </w:r>
+            </w:hyperlink>
+            <w:r>
+              <w:rPr>
+                <w:b w:val="0"/>
+                <w:color w:val="667085"/>
+                <w:sz w:val="15"/>
+              </w:rPr>
+              <w:t xml:space="preserve">   Alfa.lt</w:t>
+            </w:r>
+          </w:p>
+        </w:tc>
+      </w:tr>
+      <w:tr>
+        <w:tc>
+          <w:tcPr>
+            <w:tcW w:type="dxa" w:w="1020"/>
+            <w:tcBorders>
+              <w:top w:val="nil"/>
+              <w:left w:val="nil"/>
+              <w:bottom w:val="single" w:sz="4" w:color="E3E8EE" w:space="0"/>
+              <w:right w:val="nil"/>
+            </w:tcBorders>
+          </w:tcPr>
+          <w:p>
+            <w:pPr>
+              <w:spacing w:before="0" w:after="0"/>
+            </w:pPr>
+            <w:r>
+              <w:rPr>
+                <w:b w:val="0"/>
+                <w:color w:val="1B2430"/>
+                <w:sz w:val="17"/>
+              </w:rPr>
+              <w:t>2026-10-22</w:t>
+            </w:r>
+          </w:p>
+        </w:tc>
+        <w:tc>
+          <w:tcPr>
+            <w:tcW w:type="dxa" w:w="1361"/>
+            <w:tcBorders>
+              <w:top w:val="nil"/>
+              <w:left w:val="nil"/>
+              <w:bottom w:val="single" w:sz="4" w:color="E3E8EE" w:space="0"/>
+              <w:right w:val="nil"/>
+            </w:tcBorders>
+          </w:tcPr>
+          <w:p>
+            <w:pPr>
+              <w:spacing w:before="0" w:after="0"/>
+            </w:pPr>
+            <w:r>
+              <w:rPr>
+                <w:b/>
+                <w:color w:val="5F6B7A"/>
+                <w:sz w:val="14"/>
+                <w:shd w:val="clear" w:color="auto" w:fill="F0F2F5"/>
+              </w:rPr>
+              <w:t xml:space="preserve"> OTHER </w:t>
+            </w:r>
+          </w:p>
+        </w:tc>
+        <w:tc>
+          <w:tcPr>
+            <w:tcW w:type="dxa" w:w="7257"/>
+            <w:tcBorders>
+              <w:top w:val="nil"/>
+              <w:left w:val="nil"/>
+              <w:bottom w:val="single" w:sz="4" w:color="E3E8EE" w:space="0"/>
+              <w:right w:val="nil"/>
+            </w:tcBorders>
+          </w:tcPr>
+          <w:p>
+            <w:pPr>
+              <w:spacing w:before="0" w:after="0"/>
+            </w:pPr>
+            <w:hyperlink r:id="rId50">
               <w:r>
                 <w:rPr>
                   <w:color w:val="1B2430"/>
@@ -9602,7 +9774,7 @@
               </w:rPr>
               <w:t>No coal generation and no oil &amp; gas exploration</w:t>
             </w:r>
-            <w:hyperlink r:id="rId28">
+            <w:hyperlink r:id="rId29">
               <w:r>
                 <w:rPr>
                   <w:color w:val="2A78D6"/>
@@ -9774,7 +9946,7 @@
               </w:rPr>
               <w:t>Ignitis states it upholds the UN Global Compact principles</w:t>
             </w:r>
-            <w:hyperlink r:id="rId28">
+            <w:hyperlink r:id="rId29">
               <w:r>
                 <w:rPr>
                   <w:color w:val="2A78D6"/>
@@ -10020,7 +10192,7 @@
                 <w:color w:val="333333"/>
                 <w:sz w:val="18"/>
               </w:rPr>
-              <w:t>News summary 2026-07-24 – 2026-10-22: 86 articles, 0 with an adverse keyword in the headline (details in the section "In the press").</w:t>
+              <w:t>News summary 2026-07-25 – 2026-10-23: 86 articles, 0 with an adverse keyword in the headline (details in the section "In the press").</w:t>
             </w:r>
           </w:p>
         </w:tc>
@@ -10166,7 +10338,7 @@
               </w:rPr>
               <w:t>Core activities are green generation (2.1 GW installed, 0.6 GW under construction) and power networks</w:t>
             </w:r>
-            <w:hyperlink r:id="rId20">
+            <w:hyperlink r:id="rId21">
               <w:r>
                 <w:rPr>
                   <w:color w:val="2A78D6"/>
@@ -10202,7 +10374,7 @@
               </w:rPr>
               <w:t>Green bonds and a new EU Green Bond Standard (EuGB) bond</w:t>
             </w:r>
-            <w:hyperlink r:id="rId19">
+            <w:hyperlink r:id="rId20">
               <w:r>
                 <w:rPr>
                   <w:color w:val="2A78D6"/>
@@ -10322,7 +10494,7 @@
               </w:rPr>
               <w:t>EU Taxonomy-aligned capex 84.7% in 2025</w:t>
             </w:r>
-            <w:hyperlink r:id="rId28">
+            <w:hyperlink r:id="rId29">
               <w:r>
                 <w:rPr>
                   <w:color w:val="2A78D6"/>
@@ -10392,7 +10564,7 @@
               </w:rPr>
               <w:t>Net zero by 2050 or sooner</w:t>
             </w:r>
-            <w:hyperlink r:id="rId50">
+            <w:hyperlink r:id="rId51">
               <w:r>
                 <w:rPr>
                   <w:color w:val="2A78D6"/>
@@ -10564,7 +10736,7 @@
               </w:rPr>
               <w:t>A contractor employee was fatally injured in February 2026</w:t>
             </w:r>
-            <w:hyperlink r:id="rId35">
+            <w:hyperlink r:id="rId36">
               <w:r>
                 <w:rPr>
                   <w:color w:val="2A78D6"/>
@@ -10600,7 +10772,7 @@
               </w:rPr>
               <w:t>Scope 1 emissions rose 54.7% in 2025 due to higher gas generation</w:t>
             </w:r>
-            <w:hyperlink r:id="rId28">
+            <w:hyperlink r:id="rId29">
               <w:r>
                 <w:rPr>
                   <w:color w:val="2A78D6"/>
@@ -10644,7 +10816,7 @@
               </w:rPr>
               <w:t>Safety is managed under ISO 45001</w:t>
             </w:r>
-            <w:hyperlink r:id="rId51">
+            <w:hyperlink r:id="rId52">
               <w:r>
                 <w:rPr>
                   <w:color w:val="2A78D6"/>
@@ -10777,7 +10949,7 @@
               </w:rPr>
               <w:t>The SEB Investments policy</w:t>
             </w:r>
-            <w:hyperlink r:id="rId52">
+            <w:hyperlink r:id="rId53">
               <w:r>
                 <w:rPr>
                   <w:color w:val="2A78D6"/>
@@ -10795,7 +10967,7 @@
               </w:rPr>
               <w:t>, the Electricity &amp; Renewable Energy policy, since green generation and networks make up more than 15% of revenue</w:t>
             </w:r>
-            <w:hyperlink r:id="rId53">
+            <w:hyperlink r:id="rId54">
               <w:r>
                 <w:rPr>
                   <w:color w:val="2A78D6"/>
@@ -10839,7 +11011,7 @@
               </w:rPr>
               <w:t>The gas revenue share was not found</w:t>
             </w:r>
-            <w:hyperlink r:id="rId54">
+            <w:hyperlink r:id="rId55">
               <w:r>
                 <w:rPr>
                   <w:color w:val="2A78D6"/>
@@ -10856,7 +11028,7 @@
               </w:rPr>
               <w:t>,</w:t>
             </w:r>
-            <w:hyperlink r:id="rId55">
+            <w:hyperlink r:id="rId56">
               <w:r>
                 <w:rPr>
                   <w:color w:val="2A78D6"/>
@@ -10913,7 +11085,7 @@
               </w:rPr>
               <w:t>Scope 1-3 emissions disclosed (4.49m t CO2e in 2025) and SBTi-validated 1.5°C targets</w:t>
             </w:r>
-            <w:hyperlink r:id="rId56">
+            <w:hyperlink r:id="rId57">
               <w:r>
                 <w:rPr>
                   <w:color w:val="2A78D6"/>
@@ -10949,7 +11121,7 @@
               </w:rPr>
               <w:t>ISO 14001 environmental management at ESO, Ignitis gamyba, Ignitis and the Vilnius and Kaunas CHPs</w:t>
             </w:r>
-            <w:hyperlink r:id="rId51">
+            <w:hyperlink r:id="rId52">
               <w:r>
                 <w:rPr>
                   <w:color w:val="2A78D6"/>
@@ -10993,7 +11165,7 @@
               </w:rPr>
               <w:t>No coal, peat or oil &amp; gas extraction</w:t>
             </w:r>
-            <w:hyperlink r:id="rId28">
+            <w:hyperlink r:id="rId29">
               <w:r>
                 <w:rPr>
                   <w:color w:val="2A78D6"/>
@@ -11050,7 +11222,7 @@
               </w:rPr>
               <w:t>ISO 45001 safety management, no fatal accidents in 2025</w:t>
             </w:r>
-            <w:hyperlink r:id="rId57">
+            <w:hyperlink r:id="rId58">
               <w:r>
                 <w:rPr>
                   <w:color w:val="2A78D6"/>
@@ -11067,7 +11239,7 @@
               </w:rPr>
               <w:t>,</w:t>
             </w:r>
-            <w:hyperlink r:id="rId51">
+            <w:hyperlink r:id="rId52">
               <w:r>
                 <w:rPr>
                   <w:color w:val="2A78D6"/>
@@ -11103,7 +11275,7 @@
               </w:rPr>
               <w:t>Trust line for anonymous reports</w:t>
             </w:r>
-            <w:hyperlink r:id="rId58">
+            <w:hyperlink r:id="rId59">
               <w:r>
                 <w:rPr>
                   <w:color w:val="2A78D6"/>
@@ -11139,7 +11311,7 @@
               </w:rPr>
               <w:t>Anti-corruption policy and ISO 37001 certification</w:t>
             </w:r>
-            <w:hyperlink r:id="rId51">
+            <w:hyperlink r:id="rId52">
               <w:r>
                 <w:rPr>
                   <w:color w:val="2A78D6"/>
@@ -11156,7 +11328,7 @@
               </w:rPr>
               <w:t>,</w:t>
             </w:r>
-            <w:hyperlink r:id="rId58">
+            <w:hyperlink r:id="rId59">
               <w:r>
                 <w:rPr>
                   <w:color w:val="2A78D6"/>
@@ -11192,7 +11364,7 @@
               </w:rPr>
               <w:t>UN Global Compact</w:t>
             </w:r>
-            <w:hyperlink r:id="rId56">
+            <w:hyperlink r:id="rId57">
               <w:r>
                 <w:rPr>
                   <w:color w:val="2A78D6"/>
@@ -11228,7 +11400,7 @@
               </w:rPr>
               <w:t>Integrated annual report with climate data</w:t>
             </w:r>
-            <w:hyperlink r:id="rId28">
+            <w:hyperlink r:id="rId29">
               <w:r>
                 <w:rPr>
                   <w:color w:val="2A78D6"/>
@@ -11264,7 +11436,7 @@
               </w:rPr>
               <w:t>Biodiversity monitoring and mitigation measures</w:t>
             </w:r>
-            <w:hyperlink r:id="rId59">
+            <w:hyperlink r:id="rId60">
               <w:r>
                 <w:rPr>
                   <w:color w:val="2A78D6"/>
@@ -11321,7 +11493,7 @@
               </w:rPr>
               <w:t>No named human rights due diligence process or quantified biodiversity targets are published</w:t>
             </w:r>
-            <w:hyperlink r:id="rId53">
+            <w:hyperlink r:id="rId54">
               <w:r>
                 <w:rPr>
                   <w:color w:val="2A78D6"/>
@@ -11601,7 +11773,7 @@
               </w:rPr>
               <w:t>Total GHG emissions 4.49m t CO2e in 2025 (+10.1%)</w:t>
             </w:r>
-            <w:hyperlink r:id="rId28">
+            <w:hyperlink r:id="rId29">
               <w:r>
                 <w:rPr>
                   <w:color w:val="2A78D6"/>
@@ -11637,7 +11809,7 @@
               </w:rPr>
               <w:t>Carbon intensity (Scope 1+2) 214 g CO2e/kWh in Q1 2026 (−12.8%)</w:t>
             </w:r>
-            <w:hyperlink r:id="rId35">
+            <w:hyperlink r:id="rId36">
               <w:r>
                 <w:rPr>
                   <w:color w:val="2A78D6"/>
@@ -11673,7 +11845,7 @@
               </w:rPr>
               <w:t>Taxonomy-aligned capex 84.7%</w:t>
             </w:r>
-            <w:hyperlink r:id="rId28">
+            <w:hyperlink r:id="rId29">
               <w:r>
                 <w:rPr>
                   <w:color w:val="2A78D6"/>
@@ -11709,7 +11881,7 @@
               </w:rPr>
               <w:t>SBTi-validated 1.5°C targets</w:t>
             </w:r>
-            <w:hyperlink r:id="rId60">
+            <w:hyperlink r:id="rId61">
               <w:r>
                 <w:rPr>
                   <w:color w:val="2A78D6"/>
@@ -11875,7 +12047,7 @@
         <w:t>3.</w:t>
         <w:tab/>
       </w:r>
-      <w:hyperlink r:id="rId14">
+      <w:hyperlink r:id="rId15">
         <w:r>
           <w:rPr>
             <w:color w:val="2A78D6"/>
@@ -11902,7 +12074,7 @@
         <w:t>4.</w:t>
         <w:tab/>
       </w:r>
-      <w:hyperlink r:id="rId15">
+      <w:hyperlink r:id="rId16">
         <w:r>
           <w:rPr>
             <w:color w:val="2A78D6"/>
@@ -11929,7 +12101,7 @@
         <w:t>5.</w:t>
         <w:tab/>
       </w:r>
-      <w:hyperlink r:id="rId16">
+      <w:hyperlink r:id="rId17">
         <w:r>
           <w:rPr>
             <w:color w:val="2A78D6"/>
@@ -11956,7 +12128,7 @@
         <w:t>6.</w:t>
         <w:tab/>
       </w:r>
-      <w:hyperlink r:id="rId17">
+      <w:hyperlink r:id="rId18">
         <w:r>
           <w:rPr>
             <w:color w:val="2A78D6"/>
@@ -11983,7 +12155,7 @@
         <w:t>7.</w:t>
         <w:tab/>
       </w:r>
-      <w:hyperlink r:id="rId18">
+      <w:hyperlink r:id="rId19">
         <w:r>
           <w:rPr>
             <w:color w:val="2A78D6"/>
@@ -12010,7 +12182,7 @@
         <w:t>8.</w:t>
         <w:tab/>
       </w:r>
-      <w:hyperlink r:id="rId19">
+      <w:hyperlink r:id="rId20">
         <w:r>
           <w:rPr>
             <w:color w:val="2A78D6"/>
@@ -12037,7 +12209,7 @@
         <w:t>9.</w:t>
         <w:tab/>
       </w:r>
-      <w:hyperlink r:id="rId20">
+      <w:hyperlink r:id="rId21">
         <w:r>
           <w:rPr>
             <w:color w:val="2A78D6"/>
@@ -12064,7 +12236,7 @@
         <w:t>10.</w:t>
         <w:tab/>
       </w:r>
-      <w:hyperlink r:id="rId21">
+      <w:hyperlink r:id="rId22">
         <w:r>
           <w:rPr>
             <w:color w:val="2A78D6"/>
@@ -12091,7 +12263,7 @@
         <w:t>11.</w:t>
         <w:tab/>
       </w:r>
-      <w:hyperlink r:id="rId22">
+      <w:hyperlink r:id="rId23">
         <w:r>
           <w:rPr>
             <w:color w:val="2A78D6"/>
@@ -12118,7 +12290,7 @@
         <w:t>12.</w:t>
         <w:tab/>
       </w:r>
-      <w:hyperlink r:id="rId23">
+      <w:hyperlink r:id="rId24">
         <w:r>
           <w:rPr>
             <w:color w:val="2A78D6"/>
@@ -12145,7 +12317,7 @@
         <w:t>13.</w:t>
         <w:tab/>
       </w:r>
-      <w:hyperlink r:id="rId24">
+      <w:hyperlink r:id="rId25">
         <w:r>
           <w:rPr>
             <w:color w:val="2A78D6"/>
@@ -12172,7 +12344,7 @@
         <w:t>14.</w:t>
         <w:tab/>
       </w:r>
-      <w:hyperlink r:id="rId25">
+      <w:hyperlink r:id="rId26">
         <w:r>
           <w:rPr>
             <w:color w:val="2A78D6"/>
@@ -12199,7 +12371,7 @@
         <w:t>15.</w:t>
         <w:tab/>
       </w:r>
-      <w:hyperlink r:id="rId26">
+      <w:hyperlink r:id="rId27">
         <w:r>
           <w:rPr>
             <w:color w:val="2A78D6"/>
@@ -12226,7 +12398,7 @@
         <w:t>16.</w:t>
         <w:tab/>
       </w:r>
-      <w:hyperlink r:id="rId27">
+      <w:hyperlink r:id="rId28">
         <w:r>
           <w:rPr>
             <w:color w:val="2A78D6"/>
@@ -12253,7 +12425,7 @@
         <w:t>17.</w:t>
         <w:tab/>
       </w:r>
-      <w:hyperlink r:id="rId28">
+      <w:hyperlink r:id="rId29">
         <w:r>
           <w:rPr>
             <w:color w:val="2A78D6"/>
@@ -12280,7 +12452,7 @@
         <w:t>18.</w:t>
         <w:tab/>
       </w:r>
-      <w:hyperlink r:id="rId29">
+      <w:hyperlink r:id="rId30">
         <w:r>
           <w:rPr>
             <w:color w:val="2A78D6"/>
@@ -12307,7 +12479,7 @@
         <w:t>19.</w:t>
         <w:tab/>
       </w:r>
-      <w:hyperlink r:id="rId30">
+      <w:hyperlink r:id="rId31">
         <w:r>
           <w:rPr>
             <w:color w:val="2A78D6"/>
@@ -12334,7 +12506,7 @@
         <w:t>20.</w:t>
         <w:tab/>
       </w:r>
-      <w:hyperlink r:id="rId32">
+      <w:hyperlink r:id="rId33">
         <w:r>
           <w:rPr>
             <w:color w:val="2A78D6"/>
@@ -12361,7 +12533,7 @@
         <w:t>21.</w:t>
         <w:tab/>
       </w:r>
-      <w:hyperlink r:id="rId20">
+      <w:hyperlink r:id="rId21">
         <w:r>
           <w:rPr>
             <w:color w:val="2A78D6"/>
@@ -12388,7 +12560,7 @@
         <w:t>22.</w:t>
         <w:tab/>
       </w:r>
-      <w:hyperlink r:id="rId33">
+      <w:hyperlink r:id="rId34">
         <w:r>
           <w:rPr>
             <w:color w:val="2A78D6"/>
@@ -12415,7 +12587,7 @@
         <w:t>23.</w:t>
         <w:tab/>
       </w:r>
-      <w:hyperlink r:id="rId34">
+      <w:hyperlink r:id="rId35">
         <w:r>
           <w:rPr>
             <w:color w:val="2A78D6"/>
@@ -12442,7 +12614,7 @@
         <w:t>24.</w:t>
         <w:tab/>
       </w:r>
-      <w:hyperlink r:id="rId35">
+      <w:hyperlink r:id="rId36">
         <w:r>
           <w:rPr>
             <w:color w:val="2A78D6"/>
@@ -12469,7 +12641,7 @@
         <w:t>25.</w:t>
         <w:tab/>
       </w:r>
-      <w:hyperlink r:id="rId20">
+      <w:hyperlink r:id="rId21">
         <w:r>
           <w:rPr>
             <w:color w:val="2A78D6"/>
@@ -12496,7 +12668,7 @@
         <w:t>26.</w:t>
         <w:tab/>
       </w:r>
-      <w:hyperlink r:id="rId24">
+      <w:hyperlink r:id="rId25">
         <w:r>
           <w:rPr>
             <w:color w:val="2A78D6"/>
@@ -12523,7 +12695,7 @@
         <w:t>27.</w:t>
         <w:tab/>
       </w:r>
-      <w:hyperlink r:id="rId32">
+      <w:hyperlink r:id="rId33">
         <w:r>
           <w:rPr>
             <w:color w:val="2A78D6"/>
@@ -12550,7 +12722,7 @@
         <w:t>28.</w:t>
         <w:tab/>
       </w:r>
-      <w:hyperlink r:id="rId36">
+      <w:hyperlink r:id="rId37">
         <w:r>
           <w:rPr>
             <w:color w:val="2A78D6"/>
@@ -12577,7 +12749,7 @@
         <w:t>29.</w:t>
         <w:tab/>
       </w:r>
-      <w:hyperlink r:id="rId14">
+      <w:hyperlink r:id="rId15">
         <w:r>
           <w:rPr>
             <w:color w:val="2A78D6"/>
@@ -12604,7 +12776,7 @@
         <w:t>30.</w:t>
         <w:tab/>
       </w:r>
-      <w:hyperlink r:id="rId37">
+      <w:hyperlink r:id="rId38">
         <w:r>
           <w:rPr>
             <w:color w:val="2A78D6"/>
@@ -12631,7 +12803,7 @@
         <w:t>31.</w:t>
         <w:tab/>
       </w:r>
-      <w:hyperlink r:id="rId32">
+      <w:hyperlink r:id="rId33">
         <w:r>
           <w:rPr>
             <w:color w:val="2A78D6"/>
@@ -12658,7 +12830,7 @@
         <w:t>32.</w:t>
         <w:tab/>
       </w:r>
-      <w:hyperlink r:id="rId34">
+      <w:hyperlink r:id="rId35">
         <w:r>
           <w:rPr>
             <w:color w:val="2A78D6"/>
@@ -12685,7 +12857,7 @@
         <w:t>33.</w:t>
         <w:tab/>
       </w:r>
-      <w:hyperlink r:id="rId38">
+      <w:hyperlink r:id="rId39">
         <w:r>
           <w:rPr>
             <w:color w:val="2A78D6"/>
@@ -12712,7 +12884,7 @@
         <w:t>34.</w:t>
         <w:tab/>
       </w:r>
-      <w:hyperlink r:id="rId39">
+      <w:hyperlink r:id="rId40">
         <w:r>
           <w:rPr>
             <w:color w:val="2A78D6"/>
@@ -12739,7 +12911,7 @@
         <w:t>35.</w:t>
         <w:tab/>
       </w:r>
-      <w:hyperlink r:id="rId40">
+      <w:hyperlink r:id="rId41">
         <w:r>
           <w:rPr>
             <w:color w:val="2A78D6"/>
@@ -12766,7 +12938,7 @@
         <w:t>36.</w:t>
         <w:tab/>
       </w:r>
-      <w:hyperlink r:id="rId41">
+      <w:hyperlink r:id="rId42">
         <w:r>
           <w:rPr>
             <w:color w:val="2A78D6"/>
@@ -12793,7 +12965,7 @@
         <w:t>37.</w:t>
         <w:tab/>
       </w:r>
-      <w:hyperlink r:id="rId42">
+      <w:hyperlink r:id="rId43">
         <w:r>
           <w:rPr>
             <w:color w:val="2A78D6"/>
@@ -12820,7 +12992,7 @@
         <w:t>38.</w:t>
         <w:tab/>
       </w:r>
-      <w:hyperlink r:id="rId43">
+      <w:hyperlink r:id="rId44">
         <w:r>
           <w:rPr>
             <w:color w:val="2A78D6"/>
@@ -12847,7 +13019,7 @@
         <w:t>39.</w:t>
         <w:tab/>
       </w:r>
-      <w:hyperlink r:id="rId50">
+      <w:hyperlink r:id="rId51">
         <w:r>
           <w:rPr>
             <w:color w:val="2A78D6"/>
@@ -12874,7 +13046,7 @@
         <w:t>40.</w:t>
         <w:tab/>
       </w:r>
-      <w:hyperlink r:id="rId51">
+      <w:hyperlink r:id="rId52">
         <w:r>
           <w:rPr>
             <w:color w:val="2A78D6"/>
@@ -12901,7 +13073,7 @@
         <w:t>41.</w:t>
         <w:tab/>
       </w:r>
-      <w:hyperlink r:id="rId52">
+      <w:hyperlink r:id="rId53">
         <w:r>
           <w:rPr>
             <w:color w:val="2A78D6"/>
@@ -12928,7 +13100,7 @@
         <w:t>42.</w:t>
         <w:tab/>
       </w:r>
-      <w:hyperlink r:id="rId53">
+      <w:hyperlink r:id="rId54">
         <w:r>
           <w:rPr>
             <w:color w:val="2A78D6"/>
@@ -12955,7 +13127,7 @@
         <w:t>43.</w:t>
         <w:tab/>
       </w:r>
-      <w:hyperlink r:id="rId54">
+      <w:hyperlink r:id="rId55">
         <w:r>
           <w:rPr>
             <w:color w:val="2A78D6"/>
@@ -12982,7 +13154,7 @@
         <w:t>44.</w:t>
         <w:tab/>
       </w:r>
-      <w:hyperlink r:id="rId55">
+      <w:hyperlink r:id="rId56">
         <w:r>
           <w:rPr>
             <w:color w:val="2A78D6"/>
@@ -13009,7 +13181,7 @@
         <w:t>45.</w:t>
         <w:tab/>
       </w:r>
-      <w:hyperlink r:id="rId56">
+      <w:hyperlink r:id="rId57">
         <w:r>
           <w:rPr>
             <w:color w:val="2A78D6"/>
@@ -13036,7 +13208,7 @@
         <w:t>46.</w:t>
         <w:tab/>
       </w:r>
-      <w:hyperlink r:id="rId57">
+      <w:hyperlink r:id="rId58">
         <w:r>
           <w:rPr>
             <w:color w:val="2A78D6"/>
@@ -13063,7 +13235,7 @@
         <w:t>47.</w:t>
         <w:tab/>
       </w:r>
-      <w:hyperlink r:id="rId58">
+      <w:hyperlink r:id="rId59">
         <w:r>
           <w:rPr>
             <w:color w:val="2A78D6"/>
@@ -13090,7 +13262,7 @@
         <w:t>48.</w:t>
         <w:tab/>
       </w:r>
-      <w:hyperlink r:id="rId56">
+      <w:hyperlink r:id="rId57">
         <w:r>
           <w:rPr>
             <w:color w:val="2A78D6"/>
@@ -13117,7 +13289,7 @@
         <w:t>49.</w:t>
         <w:tab/>
       </w:r>
-      <w:hyperlink r:id="rId59">
+      <w:hyperlink r:id="rId60">
         <w:r>
           <w:rPr>
             <w:color w:val="2A78D6"/>
@@ -13144,7 +13316,7 @@
         <w:t>50.</w:t>
         <w:tab/>
       </w:r>
-      <w:hyperlink r:id="rId53">
+      <w:hyperlink r:id="rId54">
         <w:r>
           <w:rPr>
             <w:color w:val="2A78D6"/>
@@ -13171,7 +13343,7 @@
         <w:t>51.</w:t>
         <w:tab/>
       </w:r>
-      <w:hyperlink r:id="rId60">
+      <w:hyperlink r:id="rId61">
         <w:r>
           <w:rPr>
             <w:color w:val="2A78D6"/>

--- a/docs/files/ignitis/ignitis_6M2026_en.docx
+++ b/docs/files/ignitis/ignitis_6M2026_en.docx
@@ -5262,7 +5262,7 @@
           <w:color w:val="667085"/>
           <w:sz w:val="16"/>
         </w:rPr>
-        <w:t>Colours: green change – the metric is improving, red – worsening. Latest-period cell background: green – good level, amber – average, red – weak (tool benchmarks, config/metric_rules.yaml).</w:t>
+        <w:t>Colours: green change – the metric is improving, red – worsening. Latest-period cell background: green – good level, amber – average, red – weak (internal benchmarks, config/metric_rules.yaml).</w:t>
       </w:r>
     </w:p>
     <w:p>
@@ -5275,7 +5275,7 @@
           <w:color w:val="667085"/>
           <w:sz w:val="16"/>
         </w:rPr>
-        <w:t>* – taken from the report summary;  ᶜ – calculated by the tool. Small numbers next to text link to the source (opens the document at the cited page).</w:t>
+        <w:t>* – taken from the report summary;  ᶜ – own calculation. Small numbers next to text link to the source (opens the document at the cited page).</w:t>
       </w:r>
     </w:p>
     <w:p>
@@ -7026,7 +7026,7 @@
                 <w:b w:val="0"/>
                 <w:sz w:val="17"/>
               </w:rPr>
-              <w:t>Progressing: 2.1 GW installed + 0.7 GW under construction = 2.8 GW, the bottom of the target range (calculated by the tool)</w:t>
+              <w:t>Progressing: 2.1 GW installed + 0.7 GW under construction = 2.8 GW, the bottom of the target range (own calculation)</w:t>
             </w:r>
             <w:hyperlink r:id="rId38">
               <w:r>

--- a/docs/files/ignitis/ignitis_6M2026_en.docx
+++ b/docs/files/ignitis/ignitis_6M2026_en.docx
@@ -8302,7 +8302,7 @@
                 <w:b w:val="0"/>
                 <w:sz w:val="17"/>
               </w:rPr>
-              <w:t>3.43% (2026-10)</w:t>
+              <w:t>3.38% (2026-10)</w:t>
             </w:r>
           </w:p>
         </w:tc>
@@ -8374,7 +8374,7 @@
                 <w:b w:val="0"/>
                 <w:sz w:val="17"/>
               </w:rPr>
-              <w:t>▲ 0.71 p. p.</w:t>
+              <w:t>▲ 0.66 p. p.</w:t>
             </w:r>
           </w:p>
         </w:tc>
@@ -8730,7 +8730,7 @@
           <w:color w:val="667085"/>
           <w:sz w:val="18"/>
         </w:rPr>
-        <w:t>Automatic news scan (Google News, EN, EE, LT, LV), 2026-07-25 – 2026-10-23: 86 articles.</w:t>
+        <w:t>Automatic news scan (Google News, EN, EE, LT, LV), 2026-07-25 – 2026-10-23: 99 articles.</w:t>
       </w:r>
     </w:p>
     <w:tbl>
@@ -8779,7 +8779,7 @@
                 <w:color w:val="1B2430"/>
                 <w:sz w:val="17"/>
               </w:rPr>
-              <w:t>2026-10-21</w:t>
+              <w:t>2026-10-23</w:t>
             </w:r>
           </w:p>
         </w:tc>
@@ -8822,13 +8822,13 @@
             <w:pPr>
               <w:spacing w:before="0" w:after="0"/>
             </w:pPr>
-            <w:hyperlink r:id="rId41">
+            <w:hyperlink r:id="rId45">
               <w:r>
                 <w:rPr>
                   <w:color w:val="1B2430"/>
                   <w:sz w:val="18"/>
                 </w:rPr>
-                <w:t xml:space="preserve">Ignitis Grupe Prices EUR300 Million European Green Bond</w:t>
+                <w:t xml:space="preserve">Ignitis Group Prices €300 Million European Green Bond</w:t>
               </w:r>
             </w:hyperlink>
             <w:r>
@@ -8837,7 +8837,7 @@
                 <w:color w:val="667085"/>
                 <w:sz w:val="15"/>
               </w:rPr>
-              <w:t xml:space="preserve">   www.marketscreener.com  ·  10 more similar articles</w:t>
+              <w:t xml:space="preserve">   Serrari Group  ·  13 more similar articles</w:t>
             </w:r>
           </w:p>
         </w:tc>
@@ -8906,7 +8906,7 @@
             <w:pPr>
               <w:spacing w:before="0" w:after="0"/>
             </w:pPr>
-            <w:hyperlink r:id="rId45">
+            <w:hyperlink r:id="rId46">
               <w:r>
                 <w:rPr>
                   <w:color w:val="1B2430"/>
@@ -9115,91 +9115,7 @@
                 <w:color w:val="1B2430"/>
                 <w:sz w:val="17"/>
               </w:rPr>
-              <w:t>2026-10-22</w:t>
-            </w:r>
-          </w:p>
-        </w:tc>
-        <w:tc>
-          <w:tcPr>
-            <w:tcW w:type="dxa" w:w="1361"/>
-            <w:tcBorders>
-              <w:top w:val="nil"/>
-              <w:left w:val="nil"/>
-              <w:bottom w:val="single" w:sz="4" w:color="E3E8EE" w:space="0"/>
-              <w:right w:val="nil"/>
-            </w:tcBorders>
-          </w:tcPr>
-          <w:p>
-            <w:pPr>
-              <w:spacing w:before="0" w:after="0"/>
-            </w:pPr>
-            <w:r>
-              <w:rPr>
-                <w:b/>
-                <w:color w:val="5F6B7A"/>
-                <w:sz w:val="14"/>
-                <w:shd w:val="clear" w:color="auto" w:fill="F0F2F5"/>
-              </w:rPr>
-              <w:t xml:space="preserve"> OTHER </w:t>
-            </w:r>
-          </w:p>
-        </w:tc>
-        <w:tc>
-          <w:tcPr>
-            <w:tcW w:type="dxa" w:w="7257"/>
-            <w:tcBorders>
-              <w:top w:val="nil"/>
-              <w:left w:val="nil"/>
-              <w:bottom w:val="single" w:sz="4" w:color="E3E8EE" w:space="0"/>
-              <w:right w:val="nil"/>
-            </w:tcBorders>
-          </w:tcPr>
-          <w:p>
-            <w:pPr>
-              <w:spacing w:before="0" w:after="0"/>
-            </w:pPr>
-            <w:hyperlink r:id="rId46">
-              <w:r>
-                <w:rPr>
-                  <w:color w:val="1B2430"/>
-                  <w:sz w:val="18"/>
-                </w:rPr>
-                <w:t xml:space="preserve">Ignitise tütarfirma kaalub gaasielektrijaama rajamist Tartu külje alla</w:t>
-              </w:r>
-            </w:hyperlink>
-            <w:r>
-              <w:rPr>
-                <w:b w:val="0"/>
-                <w:color w:val="667085"/>
-                <w:sz w:val="15"/>
-              </w:rPr>
-              <w:t xml:space="preserve">   ERR</w:t>
-            </w:r>
-          </w:p>
-        </w:tc>
-      </w:tr>
-      <w:tr>
-        <w:tc>
-          <w:tcPr>
-            <w:tcW w:type="dxa" w:w="1020"/>
-            <w:tcBorders>
-              <w:top w:val="nil"/>
-              <w:left w:val="nil"/>
-              <w:bottom w:val="single" w:sz="4" w:color="E3E8EE" w:space="0"/>
-              <w:right w:val="nil"/>
-            </w:tcBorders>
-          </w:tcPr>
-          <w:p>
-            <w:pPr>
-              <w:spacing w:before="0" w:after="0"/>
-            </w:pPr>
-            <w:r>
-              <w:rPr>
-                <w:b w:val="0"/>
-                <w:color w:val="1B2430"/>
-                <w:sz w:val="17"/>
-              </w:rPr>
-              <w:t>2026-10-22</w:t>
+              <w:t>2026-10-23</w:t>
             </w:r>
           </w:p>
         </w:tc>
@@ -9248,7 +9164,7 @@
                   <w:color w:val="1B2430"/>
                   <w:sz w:val="18"/>
                 </w:rPr>
-                <w:t xml:space="preserve">M. Sinkevičius: „Ignitis gupės“ jūrinio vėjo parko klausimas nėra uždarytas, kalbamasi ir su Lenkijos puse</w:t>
+                <w:t xml:space="preserve">Dienos akcentai: degalų kainos mažina šalies konkurencingumą ir „Ignitis“ planai</w:t>
               </w:r>
             </w:hyperlink>
             <w:r>
@@ -9257,7 +9173,7 @@
                 <w:color w:val="667085"/>
                 <w:sz w:val="15"/>
               </w:rPr>
-              <w:t xml:space="preserve">   vz.lt  ·  2 more similar articles</w:t>
+              <w:t xml:space="preserve">   vz.lt</w:t>
             </w:r>
           </w:p>
         </w:tc>
@@ -9283,91 +9199,7 @@
                 <w:color w:val="1B2430"/>
                 <w:sz w:val="17"/>
               </w:rPr>
-              <w:t>2026-10-22</w:t>
-            </w:r>
-          </w:p>
-        </w:tc>
-        <w:tc>
-          <w:tcPr>
-            <w:tcW w:type="dxa" w:w="1361"/>
-            <w:tcBorders>
-              <w:top w:val="nil"/>
-              <w:left w:val="nil"/>
-              <w:bottom w:val="single" w:sz="4" w:color="E3E8EE" w:space="0"/>
-              <w:right w:val="nil"/>
-            </w:tcBorders>
-          </w:tcPr>
-          <w:p>
-            <w:pPr>
-              <w:spacing w:before="0" w:after="0"/>
-            </w:pPr>
-            <w:r>
-              <w:rPr>
-                <w:b/>
-                <w:color w:val="5F6B7A"/>
-                <w:sz w:val="14"/>
-                <w:shd w:val="clear" w:color="auto" w:fill="F0F2F5"/>
-              </w:rPr>
-              <w:t xml:space="preserve"> OTHER </w:t>
-            </w:r>
-          </w:p>
-        </w:tc>
-        <w:tc>
-          <w:tcPr>
-            <w:tcW w:type="dxa" w:w="7257"/>
-            <w:tcBorders>
-              <w:top w:val="nil"/>
-              <w:left w:val="nil"/>
-              <w:bottom w:val="single" w:sz="4" w:color="E3E8EE" w:space="0"/>
-              <w:right w:val="nil"/>
-            </w:tcBorders>
-          </w:tcPr>
-          <w:p>
-            <w:pPr>
-              <w:spacing w:before="0" w:after="0"/>
-            </w:pPr>
-            <w:hyperlink r:id="rId42">
-              <w:r>
-                <w:rPr>
-                  <w:color w:val="1B2430"/>
-                  <w:sz w:val="18"/>
-                </w:rPr>
-                <w:t xml:space="preserve">Lithuania’s Ignitis seeks to postpone €3bn Baltic offshore wind project as costs rise 27%</w:t>
-              </w:r>
-            </w:hyperlink>
-            <w:r>
-              <w:rPr>
-                <w:b w:val="0"/>
-                <w:color w:val="667085"/>
-                <w:sz w:val="15"/>
-              </w:rPr>
-              <w:t xml:space="preserve">   IntelliNews  ·  3 more similar articles</w:t>
-            </w:r>
-          </w:p>
-        </w:tc>
-      </w:tr>
-      <w:tr>
-        <w:tc>
-          <w:tcPr>
-            <w:tcW w:type="dxa" w:w="1020"/>
-            <w:tcBorders>
-              <w:top w:val="nil"/>
-              <w:left w:val="nil"/>
-              <w:bottom w:val="single" w:sz="4" w:color="E3E8EE" w:space="0"/>
-              <w:right w:val="nil"/>
-            </w:tcBorders>
-          </w:tcPr>
-          <w:p>
-            <w:pPr>
-              <w:spacing w:before="0" w:after="0"/>
-            </w:pPr>
-            <w:r>
-              <w:rPr>
-                <w:b w:val="0"/>
-                <w:color w:val="1B2430"/>
-                <w:sz w:val="17"/>
-              </w:rPr>
-              <w:t>2026-10-22</w:t>
+              <w:t>2026-10-23</w:t>
             </w:r>
           </w:p>
         </w:tc>
@@ -9416,7 +9248,7 @@
                   <w:color w:val="1B2430"/>
                   <w:sz w:val="18"/>
                 </w:rPr>
-                <w:t xml:space="preserve">„Ignitis grupė“ siūlo atidėti jūrinio vėjo parko „Curonian Nord“ projekto įgyvendinimą</w:t>
+                <w:t xml:space="preserve">Ignitis seeks to postpone Lithuania’s $3bn offshore wind project</w:t>
               </w:r>
             </w:hyperlink>
             <w:r>
@@ -9425,7 +9257,7 @@
                 <w:color w:val="667085"/>
                 <w:sz w:val="15"/>
               </w:rPr>
-              <w:t xml:space="preserve">   vz.lt  ·  7 more similar articles</w:t>
+              <w:t xml:space="preserve">   Splash247  ·  5 more similar articles</w:t>
             </w:r>
           </w:p>
         </w:tc>
@@ -9451,7 +9283,7 @@
                 <w:color w:val="1B2430"/>
                 <w:sz w:val="17"/>
               </w:rPr>
-              <w:t>2026-10-22</w:t>
+              <w:t>2026-10-23</w:t>
             </w:r>
           </w:p>
         </w:tc>
@@ -9500,7 +9332,7 @@
                   <w:color w:val="1B2430"/>
                   <w:sz w:val="18"/>
                 </w:rPr>
-                <w:t xml:space="preserve">„Ignitis grupė“ toliau pudruoja smegenis, bet neišdrįsta pripažinti, kad jūrinio vėjo parkui – amen</w:t>
+                <w:t xml:space="preserve">„Ignitis“ Estijoje svarsto statyti 200 MW galios dujinę jėgainę</w:t>
               </w:r>
             </w:hyperlink>
             <w:r>
@@ -9509,7 +9341,7 @@
                 <w:color w:val="667085"/>
                 <w:sz w:val="15"/>
               </w:rPr>
-              <w:t xml:space="preserve">   Alfa.lt</w:t>
+              <w:t xml:space="preserve">   vz.lt  ·  1 more similar articles</w:t>
             </w:r>
           </w:p>
         </w:tc>
@@ -9535,7 +9367,7 @@
                 <w:color w:val="1B2430"/>
                 <w:sz w:val="17"/>
               </w:rPr>
-              <w:t>2026-10-22</w:t>
+              <w:t>2026-10-23</w:t>
             </w:r>
           </w:p>
         </w:tc>
@@ -9584,7 +9416,7 @@
                   <w:color w:val="1B2430"/>
                   <w:sz w:val="18"/>
                 </w:rPr>
-                <w:t xml:space="preserve">Papildināta - Lietuvas FM palīdzēs Ignitis grupe saistībā ar atkrastes vēja parka projekta atlikšanu</w:t>
+                <w:t xml:space="preserve">Leedu Ignitis külmutab meretuulepargi plaanid</w:t>
               </w:r>
             </w:hyperlink>
             <w:r>
@@ -9593,7 +9425,175 @@
                 <w:color w:val="667085"/>
                 <w:sz w:val="15"/>
               </w:rPr>
-              <w:t xml:space="preserve">   Dienas Bizness  ·  1 more similar articles</w:t>
+              <w:t xml:space="preserve">   Äripäev</w:t>
+            </w:r>
+          </w:p>
+        </w:tc>
+      </w:tr>
+      <w:tr>
+        <w:tc>
+          <w:tcPr>
+            <w:tcW w:type="dxa" w:w="1020"/>
+            <w:tcBorders>
+              <w:top w:val="nil"/>
+              <w:left w:val="nil"/>
+              <w:bottom w:val="single" w:sz="4" w:color="E3E8EE" w:space="0"/>
+              <w:right w:val="nil"/>
+            </w:tcBorders>
+          </w:tcPr>
+          <w:p>
+            <w:pPr>
+              <w:spacing w:before="0" w:after="0"/>
+            </w:pPr>
+            <w:r>
+              <w:rPr>
+                <w:b w:val="0"/>
+                <w:color w:val="1B2430"/>
+                <w:sz w:val="17"/>
+              </w:rPr>
+              <w:t>2026-10-23</w:t>
+            </w:r>
+          </w:p>
+        </w:tc>
+        <w:tc>
+          <w:tcPr>
+            <w:tcW w:type="dxa" w:w="1361"/>
+            <w:tcBorders>
+              <w:top w:val="nil"/>
+              <w:left w:val="nil"/>
+              <w:bottom w:val="single" w:sz="4" w:color="E3E8EE" w:space="0"/>
+              <w:right w:val="nil"/>
+            </w:tcBorders>
+          </w:tcPr>
+          <w:p>
+            <w:pPr>
+              <w:spacing w:before="0" w:after="0"/>
+            </w:pPr>
+            <w:r>
+              <w:rPr>
+                <w:b/>
+                <w:color w:val="5F6B7A"/>
+                <w:sz w:val="14"/>
+                <w:shd w:val="clear" w:color="auto" w:fill="F0F2F5"/>
+              </w:rPr>
+              <w:t xml:space="preserve"> OTHER </w:t>
+            </w:r>
+          </w:p>
+        </w:tc>
+        <w:tc>
+          <w:tcPr>
+            <w:tcW w:type="dxa" w:w="7257"/>
+            <w:tcBorders>
+              <w:top w:val="nil"/>
+              <w:left w:val="nil"/>
+              <w:bottom w:val="single" w:sz="4" w:color="E3E8EE" w:space="0"/>
+              <w:right w:val="nil"/>
+            </w:tcBorders>
+          </w:tcPr>
+          <w:p>
+            <w:pPr>
+              <w:spacing w:before="0" w:after="0"/>
+            </w:pPr>
+            <w:hyperlink r:id="rId51">
+              <w:r>
+                <w:rPr>
+                  <w:color w:val="1B2430"/>
+                  <w:sz w:val="18"/>
+                </w:rPr>
+                <w:t xml:space="preserve">"Ignitis" ievieš gudro elektroauto uzlādi mājās. Veic uzlādi tad, kad tas ir visizdevīgāk</w:t>
+              </w:r>
+            </w:hyperlink>
+            <w:r>
+              <w:rPr>
+                <w:b w:val="0"/>
+                <w:color w:val="667085"/>
+                <w:sz w:val="15"/>
+              </w:rPr>
+              <w:t xml:space="preserve">   tv3.lv</w:t>
+            </w:r>
+          </w:p>
+        </w:tc>
+      </w:tr>
+      <w:tr>
+        <w:tc>
+          <w:tcPr>
+            <w:tcW w:type="dxa" w:w="1020"/>
+            <w:tcBorders>
+              <w:top w:val="nil"/>
+              <w:left w:val="nil"/>
+              <w:bottom w:val="single" w:sz="4" w:color="E3E8EE" w:space="0"/>
+              <w:right w:val="nil"/>
+            </w:tcBorders>
+          </w:tcPr>
+          <w:p>
+            <w:pPr>
+              <w:spacing w:before="0" w:after="0"/>
+            </w:pPr>
+            <w:r>
+              <w:rPr>
+                <w:b w:val="0"/>
+                <w:color w:val="1B2430"/>
+                <w:sz w:val="17"/>
+              </w:rPr>
+              <w:t>2026-10-22</w:t>
+            </w:r>
+          </w:p>
+        </w:tc>
+        <w:tc>
+          <w:tcPr>
+            <w:tcW w:type="dxa" w:w="1361"/>
+            <w:tcBorders>
+              <w:top w:val="nil"/>
+              <w:left w:val="nil"/>
+              <w:bottom w:val="single" w:sz="4" w:color="E3E8EE" w:space="0"/>
+              <w:right w:val="nil"/>
+            </w:tcBorders>
+          </w:tcPr>
+          <w:p>
+            <w:pPr>
+              <w:spacing w:before="0" w:after="0"/>
+            </w:pPr>
+            <w:r>
+              <w:rPr>
+                <w:b/>
+                <w:color w:val="5F6B7A"/>
+                <w:sz w:val="14"/>
+                <w:shd w:val="clear" w:color="auto" w:fill="F0F2F5"/>
+              </w:rPr>
+              <w:t xml:space="preserve"> OTHER </w:t>
+            </w:r>
+          </w:p>
+        </w:tc>
+        <w:tc>
+          <w:tcPr>
+            <w:tcW w:type="dxa" w:w="7257"/>
+            <w:tcBorders>
+              <w:top w:val="nil"/>
+              <w:left w:val="nil"/>
+              <w:bottom w:val="single" w:sz="4" w:color="E3E8EE" w:space="0"/>
+              <w:right w:val="nil"/>
+            </w:tcBorders>
+          </w:tcPr>
+          <w:p>
+            <w:pPr>
+              <w:spacing w:before="0" w:after="0"/>
+            </w:pPr>
+            <w:hyperlink r:id="rId52">
+              <w:r>
+                <w:rPr>
+                  <w:color w:val="1B2430"/>
+                  <w:sz w:val="18"/>
+                </w:rPr>
+                <w:t xml:space="preserve">Ignitise tütarfirma kaalub gaasielektrijaama rajamist Tartu külje alla</w:t>
+              </w:r>
+            </w:hyperlink>
+            <w:r>
+              <w:rPr>
+                <w:b w:val="0"/>
+                <w:color w:val="667085"/>
+                <w:sz w:val="15"/>
+              </w:rPr>
+              <w:t xml:space="preserve">   ERR</w:t>
             </w:r>
           </w:p>
         </w:tc>
@@ -10064,7 +10064,7 @@
                 <w:color w:val="333333"/>
                 <w:sz w:val="18"/>
               </w:rPr>
-              <w:t>Not found on the EU, UN, UK, US OFAC consolidated sanctions lists (automatic check 2026-10-22).</w:t>
+              <w:t>Not found on the EU, UN, UK, US OFAC consolidated sanctions lists (automatic check 2026-10-23).</w:t>
             </w:r>
           </w:p>
         </w:tc>
@@ -10192,7 +10192,7 @@
                 <w:color w:val="333333"/>
                 <w:sz w:val="18"/>
               </w:rPr>
-              <w:t>News summary 2026-07-25 – 2026-10-23: 86 articles, 0 with an adverse keyword in the headline (details in the section "In the press").</w:t>
+              <w:t>News summary 2026-07-25 – 2026-10-23: 99 articles, 0 with an adverse keyword in the headline (details in the section "In the press").</w:t>
             </w:r>
           </w:p>
         </w:tc>
@@ -10564,7 +10564,7 @@
               </w:rPr>
               <w:t>Net zero by 2050 or sooner</w:t>
             </w:r>
-            <w:hyperlink r:id="rId51">
+            <w:hyperlink r:id="rId53">
               <w:r>
                 <w:rPr>
                   <w:color w:val="2A78D6"/>
@@ -10816,7 +10816,7 @@
               </w:rPr>
               <w:t>Safety is managed under ISO 45001</w:t>
             </w:r>
-            <w:hyperlink r:id="rId52">
+            <w:hyperlink r:id="rId54">
               <w:r>
                 <w:rPr>
                   <w:color w:val="2A78D6"/>
@@ -10949,7 +10949,7 @@
               </w:rPr>
               <w:t>The SEB Investments policy</w:t>
             </w:r>
-            <w:hyperlink r:id="rId53">
+            <w:hyperlink r:id="rId55">
               <w:r>
                 <w:rPr>
                   <w:color w:val="2A78D6"/>
@@ -10967,7 +10967,7 @@
               </w:rPr>
               <w:t>, the Electricity &amp; Renewable Energy policy, since green generation and networks make up more than 15% of revenue</w:t>
             </w:r>
-            <w:hyperlink r:id="rId54">
+            <w:hyperlink r:id="rId56">
               <w:r>
                 <w:rPr>
                   <w:color w:val="2A78D6"/>
@@ -11011,7 +11011,7 @@
               </w:rPr>
               <w:t>The gas revenue share was not found</w:t>
             </w:r>
-            <w:hyperlink r:id="rId55">
+            <w:hyperlink r:id="rId57">
               <w:r>
                 <w:rPr>
                   <w:color w:val="2A78D6"/>
@@ -11028,7 +11028,7 @@
               </w:rPr>
               <w:t>,</w:t>
             </w:r>
-            <w:hyperlink r:id="rId56">
+            <w:hyperlink r:id="rId58">
               <w:r>
                 <w:rPr>
                   <w:color w:val="2A78D6"/>
@@ -11085,7 +11085,7 @@
               </w:rPr>
               <w:t>Scope 1-3 emissions disclosed (4.49m t CO2e in 2025) and SBTi-validated 1.5°C targets</w:t>
             </w:r>
-            <w:hyperlink r:id="rId57">
+            <w:hyperlink r:id="rId59">
               <w:r>
                 <w:rPr>
                   <w:color w:val="2A78D6"/>
@@ -11121,7 +11121,7 @@
               </w:rPr>
               <w:t>ISO 14001 environmental management at ESO, Ignitis gamyba, Ignitis and the Vilnius and Kaunas CHPs</w:t>
             </w:r>
-            <w:hyperlink r:id="rId52">
+            <w:hyperlink r:id="rId54">
               <w:r>
                 <w:rPr>
                   <w:color w:val="2A78D6"/>
@@ -11222,7 +11222,7 @@
               </w:rPr>
               <w:t>ISO 45001 safety management, no fatal accidents in 2025</w:t>
             </w:r>
-            <w:hyperlink r:id="rId58">
+            <w:hyperlink r:id="rId60">
               <w:r>
                 <w:rPr>
                   <w:color w:val="2A78D6"/>
@@ -11239,7 +11239,7 @@
               </w:rPr>
               <w:t>,</w:t>
             </w:r>
-            <w:hyperlink r:id="rId52">
+            <w:hyperlink r:id="rId54">
               <w:r>
                 <w:rPr>
                   <w:color w:val="2A78D6"/>
@@ -11275,7 +11275,7 @@
               </w:rPr>
               <w:t>Trust line for anonymous reports</w:t>
             </w:r>
-            <w:hyperlink r:id="rId59">
+            <w:hyperlink r:id="rId61">
               <w:r>
                 <w:rPr>
                   <w:color w:val="2A78D6"/>
@@ -11311,7 +11311,7 @@
               </w:rPr>
               <w:t>Anti-corruption policy and ISO 37001 certification</w:t>
             </w:r>
-            <w:hyperlink r:id="rId52">
+            <w:hyperlink r:id="rId54">
               <w:r>
                 <w:rPr>
                   <w:color w:val="2A78D6"/>
@@ -11328,7 +11328,7 @@
               </w:rPr>
               <w:t>,</w:t>
             </w:r>
-            <w:hyperlink r:id="rId59">
+            <w:hyperlink r:id="rId61">
               <w:r>
                 <w:rPr>
                   <w:color w:val="2A78D6"/>
@@ -11364,7 +11364,7 @@
               </w:rPr>
               <w:t>UN Global Compact</w:t>
             </w:r>
-            <w:hyperlink r:id="rId57">
+            <w:hyperlink r:id="rId59">
               <w:r>
                 <w:rPr>
                   <w:color w:val="2A78D6"/>
@@ -11436,7 +11436,7 @@
               </w:rPr>
               <w:t>Biodiversity monitoring and mitigation measures</w:t>
             </w:r>
-            <w:hyperlink r:id="rId60">
+            <w:hyperlink r:id="rId62">
               <w:r>
                 <w:rPr>
                   <w:color w:val="2A78D6"/>
@@ -11493,7 +11493,7 @@
               </w:rPr>
               <w:t>No named human rights due diligence process or quantified biodiversity targets are published</w:t>
             </w:r>
-            <w:hyperlink r:id="rId54">
+            <w:hyperlink r:id="rId56">
               <w:r>
                 <w:rPr>
                   <w:color w:val="2A78D6"/>
@@ -11881,7 +11881,7 @@
               </w:rPr>
               <w:t>SBTi-validated 1.5°C targets</w:t>
             </w:r>
-            <w:hyperlink r:id="rId61">
+            <w:hyperlink r:id="rId63">
               <w:r>
                 <w:rPr>
                   <w:color w:val="2A78D6"/>
@@ -13019,7 +13019,7 @@
         <w:t>39.</w:t>
         <w:tab/>
       </w:r>
-      <w:hyperlink r:id="rId51">
+      <w:hyperlink r:id="rId53">
         <w:r>
           <w:rPr>
             <w:color w:val="2A78D6"/>
@@ -13046,7 +13046,7 @@
         <w:t>40.</w:t>
         <w:tab/>
       </w:r>
-      <w:hyperlink r:id="rId52">
+      <w:hyperlink r:id="rId54">
         <w:r>
           <w:rPr>
             <w:color w:val="2A78D6"/>
@@ -13073,7 +13073,7 @@
         <w:t>41.</w:t>
         <w:tab/>
       </w:r>
-      <w:hyperlink r:id="rId53">
+      <w:hyperlink r:id="rId55">
         <w:r>
           <w:rPr>
             <w:color w:val="2A78D6"/>
@@ -13100,7 +13100,7 @@
         <w:t>42.</w:t>
         <w:tab/>
       </w:r>
-      <w:hyperlink r:id="rId54">
+      <w:hyperlink r:id="rId56">
         <w:r>
           <w:rPr>
             <w:color w:val="2A78D6"/>
@@ -13127,7 +13127,7 @@
         <w:t>43.</w:t>
         <w:tab/>
       </w:r>
-      <w:hyperlink r:id="rId55">
+      <w:hyperlink r:id="rId57">
         <w:r>
           <w:rPr>
             <w:color w:val="2A78D6"/>
@@ -13154,7 +13154,7 @@
         <w:t>44.</w:t>
         <w:tab/>
       </w:r>
-      <w:hyperlink r:id="rId56">
+      <w:hyperlink r:id="rId58">
         <w:r>
           <w:rPr>
             <w:color w:val="2A78D6"/>
@@ -13181,7 +13181,7 @@
         <w:t>45.</w:t>
         <w:tab/>
       </w:r>
-      <w:hyperlink r:id="rId57">
+      <w:hyperlink r:id="rId59">
         <w:r>
           <w:rPr>
             <w:color w:val="2A78D6"/>
@@ -13208,7 +13208,7 @@
         <w:t>46.</w:t>
         <w:tab/>
       </w:r>
-      <w:hyperlink r:id="rId58">
+      <w:hyperlink r:id="rId60">
         <w:r>
           <w:rPr>
             <w:color w:val="2A78D6"/>
@@ -13235,7 +13235,7 @@
         <w:t>47.</w:t>
         <w:tab/>
       </w:r>
-      <w:hyperlink r:id="rId59">
+      <w:hyperlink r:id="rId61">
         <w:r>
           <w:rPr>
             <w:color w:val="2A78D6"/>
@@ -13262,7 +13262,7 @@
         <w:t>48.</w:t>
         <w:tab/>
       </w:r>
-      <w:hyperlink r:id="rId57">
+      <w:hyperlink r:id="rId59">
         <w:r>
           <w:rPr>
             <w:color w:val="2A78D6"/>
@@ -13289,7 +13289,7 @@
         <w:t>49.</w:t>
         <w:tab/>
       </w:r>
-      <w:hyperlink r:id="rId60">
+      <w:hyperlink r:id="rId62">
         <w:r>
           <w:rPr>
             <w:color w:val="2A78D6"/>
@@ -13316,7 +13316,7 @@
         <w:t>50.</w:t>
         <w:tab/>
       </w:r>
-      <w:hyperlink r:id="rId54">
+      <w:hyperlink r:id="rId56">
         <w:r>
           <w:rPr>
             <w:color w:val="2A78D6"/>
@@ -13343,7 +13343,7 @@
         <w:t>51.</w:t>
         <w:tab/>
       </w:r>
-      <w:hyperlink r:id="rId61">
+      <w:hyperlink r:id="rId63">
         <w:r>
           <w:rPr>
             <w:color w:val="2A78D6"/>

--- a/docs/files/ignitis/ignitis_6M2026_en.docx
+++ b/docs/files/ignitis/ignitis_6M2026_en.docx
@@ -10067,6 +10067,117 @@
               <w:t>Not found on the EU, UN, UK, US OFAC consolidated sanctions lists (automatic check 2026-10-23).</w:t>
             </w:r>
           </w:p>
+          <w:p>
+            <w:pPr>
+              <w:spacing w:before="40" w:after="0"/>
+            </w:pPr>
+            <w:r>
+              <w:rPr>
+                <w:b/>
+                <w:color w:val="333333"/>
+                <w:sz w:val="18"/>
+              </w:rPr>
+              <w:t>Manual check</w:t>
+            </w:r>
+          </w:p>
+          <w:p>
+            <w:pPr>
+              <w:tabs>
+                <w:tab w:pos="198" w:val="left"/>
+              </w:tabs>
+              <w:spacing w:before="0" w:after="20"/>
+              <w:ind w:left="198" w:hanging="198"/>
+            </w:pPr>
+            <w:r>
+              <w:rPr>
+                <w:b w:val="0"/>
+                <w:color w:val="667085"/>
+                <w:sz w:val="18"/>
+              </w:rPr>
+              <w:t>•</w:t>
+              <w:tab/>
+            </w:r>
+            <w:r>
+              <w:rPr>
+                <w:b w:val="0"/>
+                <w:color w:val="333333"/>
+                <w:sz w:val="18"/>
+              </w:rPr>
+              <w:t>OFAC sanctions search</w:t>
+            </w:r>
+            <w:hyperlink r:id="rId53">
+              <w:r>
+                <w:rPr>
+                  <w:color w:val="2A78D6"/>
+                  <w:vertAlign w:val="superscript"/>
+                  <w:sz w:val="15"/>
+                </w:rPr>
+                <w:t xml:space="preserve">39</w:t>
+              </w:r>
+            </w:hyperlink>
+          </w:p>
+          <w:p>
+            <w:pPr>
+              <w:tabs>
+                <w:tab w:pos="198" w:val="left"/>
+              </w:tabs>
+              <w:spacing w:before="0" w:after="20"/>
+              <w:ind w:left="198" w:hanging="198"/>
+            </w:pPr>
+            <w:r>
+              <w:rPr>
+                <w:b w:val="0"/>
+                <w:color w:val="667085"/>
+                <w:sz w:val="18"/>
+              </w:rPr>
+              <w:t>•</w:t>
+              <w:tab/>
+            </w:r>
+            <w:r>
+              <w:rPr>
+                <w:b w:val="0"/>
+                <w:color w:val="333333"/>
+                <w:sz w:val="18"/>
+              </w:rPr>
+              <w:t>EU Sanctions Map</w:t>
+            </w:r>
+            <w:hyperlink r:id="rId54">
+              <w:r>
+                <w:rPr>
+                  <w:color w:val="2A78D6"/>
+                  <w:vertAlign w:val="superscript"/>
+                  <w:sz w:val="15"/>
+                </w:rPr>
+                <w:t xml:space="preserve">40</w:t>
+              </w:r>
+            </w:hyperlink>
+          </w:p>
+          <w:p>
+            <w:pPr>
+              <w:tabs>
+                <w:tab w:pos="198" w:val="left"/>
+              </w:tabs>
+              <w:spacing w:before="0" w:after="20"/>
+              <w:ind w:left="198" w:hanging="198"/>
+            </w:pPr>
+            <w:r>
+              <w:rPr>
+                <w:b w:val="0"/>
+                <w:color w:val="667085"/>
+                <w:sz w:val="18"/>
+              </w:rPr>
+              <w:t>•</w:t>
+              <w:tab/>
+            </w:r>
+            <w:r>
+              <w:rPr>
+                <w:b w:val="0"/>
+                <w:color w:val="333333"/>
+                <w:sz w:val="18"/>
+              </w:rPr>
+              <w:t>SEB eNameChecker (internal SEB system).</w:t>
+            </w:r>
+          </w:p>
         </w:tc>
       </w:tr>
     </w:tbl>
@@ -10564,14 +10675,14 @@
               </w:rPr>
               <w:t>Net zero by 2050 or sooner</w:t>
             </w:r>
-            <w:hyperlink r:id="rId53">
+            <w:hyperlink r:id="rId55">
               <w:r>
                 <w:rPr>
                   <w:color w:val="2A78D6"/>
                   <w:vertAlign w:val="superscript"/>
                   <w:sz w:val="15"/>
                 </w:rPr>
-                <w:t xml:space="preserve">39</w:t>
+                <w:t xml:space="preserve">41</w:t>
               </w:r>
             </w:hyperlink>
             <w:r>
@@ -10816,14 +10927,14 @@
               </w:rPr>
               <w:t>Safety is managed under ISO 45001</w:t>
             </w:r>
-            <w:hyperlink r:id="rId54">
+            <w:hyperlink r:id="rId56">
               <w:r>
                 <w:rPr>
                   <w:color w:val="2A78D6"/>
                   <w:vertAlign w:val="superscript"/>
                   <w:sz w:val="15"/>
                 </w:rPr>
-                <w:t xml:space="preserve">40</w:t>
+                <w:t xml:space="preserve">42</w:t>
               </w:r>
             </w:hyperlink>
             <w:r>
@@ -10949,68 +11060,6 @@
               </w:rPr>
               <w:t>The SEB Investments policy</w:t>
             </w:r>
-            <w:hyperlink r:id="rId55">
-              <w:r>
-                <w:rPr>
-                  <w:color w:val="2A78D6"/>
-                  <w:vertAlign w:val="superscript"/>
-                  <w:sz w:val="15"/>
-                </w:rPr>
-                <w:t xml:space="preserve">41</w:t>
-              </w:r>
-            </w:hyperlink>
-            <w:r>
-              <w:rPr>
-                <w:b w:val="0"/>
-                <w:color w:val="333333"/>
-                <w:sz w:val="18"/>
-              </w:rPr>
-              <w:t>, the Electricity &amp; Renewable Energy policy, since green generation and networks make up more than 15% of revenue</w:t>
-            </w:r>
-            <w:hyperlink r:id="rId56">
-              <w:r>
-                <w:rPr>
-                  <w:color w:val="2A78D6"/>
-                  <w:vertAlign w:val="superscript"/>
-                  <w:sz w:val="15"/>
-                </w:rPr>
-                <w:t xml:space="preserve">42</w:t>
-              </w:r>
-            </w:hyperlink>
-            <w:r>
-              <w:rPr>
-                <w:b w:val="0"/>
-                <w:color w:val="333333"/>
-                <w:sz w:val="18"/>
-              </w:rPr>
-              <w:t>, and the Fossil Fuels policy for gas distribution, gas supply and the Elektrėnai reserve plants.</w:t>
-            </w:r>
-          </w:p>
-          <w:p>
-            <w:pPr>
-              <w:tabs>
-                <w:tab w:pos="198" w:val="left"/>
-              </w:tabs>
-              <w:spacing w:before="0" w:after="20"/>
-              <w:ind w:left="198" w:hanging="198"/>
-            </w:pPr>
-            <w:r>
-              <w:rPr>
-                <w:b w:val="0"/>
-                <w:color w:val="667085"/>
-                <w:sz w:val="18"/>
-              </w:rPr>
-              <w:t>•</w:t>
-              <w:tab/>
-            </w:r>
-            <w:r>
-              <w:rPr>
-                <w:b w:val="0"/>
-                <w:color w:val="333333"/>
-                <w:sz w:val="18"/>
-              </w:rPr>
-              <w:t>The gas revenue share was not found</w:t>
-            </w:r>
             <w:hyperlink r:id="rId57">
               <w:r>
                 <w:rPr>
@@ -11023,10 +11072,11 @@
             </w:hyperlink>
             <w:r>
               <w:rPr>
-                <w:color w:val="2A78D6"/>
-                <w:vertAlign w:val="superscript"/>
-              </w:rPr>
-              <w:t>,</w:t>
+                <w:b w:val="0"/>
+                <w:color w:val="333333"/>
+                <w:sz w:val="18"/>
+              </w:rPr>
+              <w:t>, the Electricity &amp; Renewable Energy policy, since green generation and networks make up more than 15% of revenue</w:t>
             </w:r>
             <w:hyperlink r:id="rId58">
               <w:r>
@@ -11044,20 +11094,7 @@
                 <w:color w:val="333333"/>
                 <w:sz w:val="18"/>
               </w:rPr>
-              <w:t>.</w:t>
-            </w:r>
-          </w:p>
-          <w:p>
-            <w:pPr>
-              <w:spacing w:before="40" w:after="0"/>
-            </w:pPr>
-            <w:r>
-              <w:rPr>
-                <w:b/>
-                <w:color w:val="333333"/>
-                <w:sz w:val="18"/>
-              </w:rPr>
-              <w:t>Requirements met</w:t>
+              <w:t>, and the Fossil Fuels policy for gas distribution, gas supply and the Elektrėnai reserve plants.</w:t>
             </w:r>
           </w:p>
           <w:p>
@@ -11083,7 +11120,7 @@
                 <w:color w:val="333333"/>
                 <w:sz w:val="18"/>
               </w:rPr>
-              <w:t>Scope 1-3 emissions disclosed (4.49m t CO2e in 2025) and SBTi-validated 1.5°C targets</w:t>
+              <w:t>The gas revenue share was not found</w:t>
             </w:r>
             <w:hyperlink r:id="rId59">
               <w:r>
@@ -11095,132 +11132,12 @@
                 <w:t xml:space="preserve">45</w:t>
               </w:r>
             </w:hyperlink>
-          </w:p>
-          <w:p>
-            <w:pPr>
-              <w:tabs>
-                <w:tab w:pos="198" w:val="left"/>
-              </w:tabs>
-              <w:spacing w:before="0" w:after="20"/>
-              <w:ind w:left="198" w:hanging="198"/>
-            </w:pPr>
-            <w:r>
-              <w:rPr>
-                <w:b w:val="0"/>
-                <w:color w:val="667085"/>
-                <w:sz w:val="18"/>
-              </w:rPr>
-              <w:t>•</w:t>
-              <w:tab/>
-            </w:r>
-            <w:r>
-              <w:rPr>
-                <w:b w:val="0"/>
-                <w:color w:val="333333"/>
-                <w:sz w:val="18"/>
-              </w:rPr>
-              <w:t>ISO 14001 environmental management at ESO, Ignitis gamyba, Ignitis and the Vilnius and Kaunas CHPs</w:t>
-            </w:r>
-            <w:hyperlink r:id="rId54">
-              <w:r>
-                <w:rPr>
-                  <w:color w:val="2A78D6"/>
-                  <w:vertAlign w:val="superscript"/>
-                  <w:sz w:val="15"/>
-                </w:rPr>
-                <w:t xml:space="preserve">40</w:t>
-              </w:r>
-            </w:hyperlink>
-            <w:r>
-              <w:rPr>
-                <w:b w:val="0"/>
-                <w:color w:val="333333"/>
-                <w:sz w:val="18"/>
-              </w:rPr>
-              <w:t>.</w:t>
-            </w:r>
-          </w:p>
-          <w:p>
-            <w:pPr>
-              <w:tabs>
-                <w:tab w:pos="198" w:val="left"/>
-              </w:tabs>
-              <w:spacing w:before="0" w:after="20"/>
-              <w:ind w:left="198" w:hanging="198"/>
-            </w:pPr>
-            <w:r>
-              <w:rPr>
-                <w:b w:val="0"/>
-                <w:color w:val="667085"/>
-                <w:sz w:val="18"/>
-              </w:rPr>
-              <w:t>•</w:t>
-              <w:tab/>
-            </w:r>
-            <w:r>
-              <w:rPr>
-                <w:b w:val="0"/>
-                <w:color w:val="333333"/>
-                <w:sz w:val="18"/>
-              </w:rPr>
-              <w:t>No coal, peat or oil &amp; gas extraction</w:t>
-            </w:r>
-            <w:hyperlink r:id="rId29">
-              <w:r>
-                <w:rPr>
-                  <w:color w:val="2A78D6"/>
-                  <w:vertAlign w:val="superscript"/>
-                  <w:sz w:val="15"/>
-                </w:rPr>
-                <w:t xml:space="preserve">17</w:t>
-              </w:r>
-            </w:hyperlink>
-            <w:r>
-              <w:rPr>
-                <w:b w:val="0"/>
-                <w:color w:val="333333"/>
-                <w:sz w:val="18"/>
-              </w:rPr>
-              <w:t>.</w:t>
-            </w:r>
-          </w:p>
-          <w:p>
-            <w:pPr>
-              <w:spacing w:before="40" w:after="0"/>
-            </w:pPr>
-            <w:r>
-              <w:rPr>
-                <w:b/>
-                <w:color w:val="333333"/>
-                <w:sz w:val="18"/>
-              </w:rPr>
-              <w:t>Expectations met</w:t>
-            </w:r>
-          </w:p>
-          <w:p>
-            <w:pPr>
-              <w:tabs>
-                <w:tab w:pos="198" w:val="left"/>
-              </w:tabs>
-              <w:spacing w:before="0" w:after="20"/>
-              <w:ind w:left="198" w:hanging="198"/>
-            </w:pPr>
-            <w:r>
-              <w:rPr>
-                <w:b w:val="0"/>
-                <w:color w:val="667085"/>
-                <w:sz w:val="18"/>
-              </w:rPr>
-              <w:t>•</w:t>
-              <w:tab/>
-            </w:r>
-            <w:r>
-              <w:rPr>
-                <w:b w:val="0"/>
-                <w:color w:val="333333"/>
-                <w:sz w:val="18"/>
-              </w:rPr>
-              <w:t>ISO 45001 safety management, no fatal accidents in 2025</w:t>
+            <w:r>
+              <w:rPr>
+                <w:color w:val="2A78D6"/>
+                <w:vertAlign w:val="superscript"/>
+              </w:rPr>
+              <w:t>,</w:t>
             </w:r>
             <w:hyperlink r:id="rId60">
               <w:r>
@@ -11234,21 +11151,25 @@
             </w:hyperlink>
             <w:r>
               <w:rPr>
-                <w:color w:val="2A78D6"/>
-                <w:vertAlign w:val="superscript"/>
-              </w:rPr>
-              <w:t>,</w:t>
-            </w:r>
-            <w:hyperlink r:id="rId54">
-              <w:r>
-                <w:rPr>
-                  <w:color w:val="2A78D6"/>
-                  <w:vertAlign w:val="superscript"/>
-                  <w:sz w:val="15"/>
-                </w:rPr>
-                <w:t xml:space="preserve">40</w:t>
-              </w:r>
-            </w:hyperlink>
+                <w:b w:val="0"/>
+                <w:color w:val="333333"/>
+                <w:sz w:val="18"/>
+              </w:rPr>
+              <w:t>.</w:t>
+            </w:r>
+          </w:p>
+          <w:p>
+            <w:pPr>
+              <w:spacing w:before="40" w:after="0"/>
+            </w:pPr>
+            <w:r>
+              <w:rPr>
+                <w:b/>
+                <w:color w:val="333333"/>
+                <w:sz w:val="18"/>
+              </w:rPr>
+              <w:t>Requirements met</w:t>
+            </w:r>
           </w:p>
           <w:p>
             <w:pPr>
@@ -11273,7 +11194,7 @@
                 <w:color w:val="333333"/>
                 <w:sz w:val="18"/>
               </w:rPr>
-              <w:t>Trust line for anonymous reports</w:t>
+              <w:t>Scope 1-3 emissions disclosed (4.49m t CO2e in 2025) and SBTi-validated 1.5°C targets</w:t>
             </w:r>
             <w:hyperlink r:id="rId61">
               <w:r>
@@ -11309,33 +11230,134 @@
                 <w:color w:val="333333"/>
                 <w:sz w:val="18"/>
               </w:rPr>
-              <w:t>Anti-corruption policy and ISO 37001 certification</w:t>
-            </w:r>
-            <w:hyperlink r:id="rId54">
+              <w:t>ISO 14001 environmental management at ESO, Ignitis gamyba, Ignitis and the Vilnius and Kaunas CHPs</w:t>
+            </w:r>
+            <w:hyperlink r:id="rId56">
               <w:r>
                 <w:rPr>
                   <w:color w:val="2A78D6"/>
                   <w:vertAlign w:val="superscript"/>
                   <w:sz w:val="15"/>
                 </w:rPr>
-                <w:t xml:space="preserve">40</w:t>
+                <w:t xml:space="preserve">42</w:t>
               </w:r>
             </w:hyperlink>
             <w:r>
               <w:rPr>
-                <w:color w:val="2A78D6"/>
-                <w:vertAlign w:val="superscript"/>
-              </w:rPr>
-              <w:t>,</w:t>
-            </w:r>
-            <w:hyperlink r:id="rId61">
+                <w:b w:val="0"/>
+                <w:color w:val="333333"/>
+                <w:sz w:val="18"/>
+              </w:rPr>
+              <w:t>.</w:t>
+            </w:r>
+          </w:p>
+          <w:p>
+            <w:pPr>
+              <w:tabs>
+                <w:tab w:pos="198" w:val="left"/>
+              </w:tabs>
+              <w:spacing w:before="0" w:after="20"/>
+              <w:ind w:left="198" w:hanging="198"/>
+            </w:pPr>
+            <w:r>
+              <w:rPr>
+                <w:b w:val="0"/>
+                <w:color w:val="667085"/>
+                <w:sz w:val="18"/>
+              </w:rPr>
+              <w:t>•</w:t>
+              <w:tab/>
+            </w:r>
+            <w:r>
+              <w:rPr>
+                <w:b w:val="0"/>
+                <w:color w:val="333333"/>
+                <w:sz w:val="18"/>
+              </w:rPr>
+              <w:t>No coal, peat or oil &amp; gas extraction</w:t>
+            </w:r>
+            <w:hyperlink r:id="rId29">
               <w:r>
                 <w:rPr>
                   <w:color w:val="2A78D6"/>
                   <w:vertAlign w:val="superscript"/>
                   <w:sz w:val="15"/>
                 </w:rPr>
-                <w:t xml:space="preserve">47</w:t>
+                <w:t xml:space="preserve">17</w:t>
+              </w:r>
+            </w:hyperlink>
+            <w:r>
+              <w:rPr>
+                <w:b w:val="0"/>
+                <w:color w:val="333333"/>
+                <w:sz w:val="18"/>
+              </w:rPr>
+              <w:t>.</w:t>
+            </w:r>
+          </w:p>
+          <w:p>
+            <w:pPr>
+              <w:spacing w:before="40" w:after="0"/>
+            </w:pPr>
+            <w:r>
+              <w:rPr>
+                <w:b/>
+                <w:color w:val="333333"/>
+                <w:sz w:val="18"/>
+              </w:rPr>
+              <w:t>Expectations met</w:t>
+            </w:r>
+          </w:p>
+          <w:p>
+            <w:pPr>
+              <w:tabs>
+                <w:tab w:pos="198" w:val="left"/>
+              </w:tabs>
+              <w:spacing w:before="0" w:after="20"/>
+              <w:ind w:left="198" w:hanging="198"/>
+            </w:pPr>
+            <w:r>
+              <w:rPr>
+                <w:b w:val="0"/>
+                <w:color w:val="667085"/>
+                <w:sz w:val="18"/>
+              </w:rPr>
+              <w:t>•</w:t>
+              <w:tab/>
+            </w:r>
+            <w:r>
+              <w:rPr>
+                <w:b w:val="0"/>
+                <w:color w:val="333333"/>
+                <w:sz w:val="18"/>
+              </w:rPr>
+              <w:t>ISO 45001 safety management, no fatal accidents in 2025</w:t>
+            </w:r>
+            <w:hyperlink r:id="rId62">
+              <w:r>
+                <w:rPr>
+                  <w:color w:val="2A78D6"/>
+                  <w:vertAlign w:val="superscript"/>
+                  <w:sz w:val="15"/>
+                </w:rPr>
+                <w:t xml:space="preserve">48</w:t>
+              </w:r>
+            </w:hyperlink>
+            <w:r>
+              <w:rPr>
+                <w:color w:val="2A78D6"/>
+                <w:vertAlign w:val="superscript"/>
+              </w:rPr>
+              <w:t>,</w:t>
+            </w:r>
+            <w:hyperlink r:id="rId56">
+              <w:r>
+                <w:rPr>
+                  <w:color w:val="2A78D6"/>
+                  <w:vertAlign w:val="superscript"/>
+                  <w:sz w:val="15"/>
+                </w:rPr>
+                <w:t xml:space="preserve">42</w:t>
               </w:r>
             </w:hyperlink>
           </w:p>
@@ -11362,16 +11384,105 @@
                 <w:color w:val="333333"/>
                 <w:sz w:val="18"/>
               </w:rPr>
-              <w:t>UN Global Compact</w:t>
-            </w:r>
-            <w:hyperlink r:id="rId59">
+              <w:t>Trust line for anonymous reports</w:t>
+            </w:r>
+            <w:hyperlink r:id="rId63">
               <w:r>
                 <w:rPr>
                   <w:color w:val="2A78D6"/>
                   <w:vertAlign w:val="superscript"/>
                   <w:sz w:val="15"/>
                 </w:rPr>
-                <w:t xml:space="preserve">48</w:t>
+                <w:t xml:space="preserve">49</w:t>
+              </w:r>
+            </w:hyperlink>
+          </w:p>
+          <w:p>
+            <w:pPr>
+              <w:tabs>
+                <w:tab w:pos="198" w:val="left"/>
+              </w:tabs>
+              <w:spacing w:before="0" w:after="20"/>
+              <w:ind w:left="198" w:hanging="198"/>
+            </w:pPr>
+            <w:r>
+              <w:rPr>
+                <w:b w:val="0"/>
+                <w:color w:val="667085"/>
+                <w:sz w:val="18"/>
+              </w:rPr>
+              <w:t>•</w:t>
+              <w:tab/>
+            </w:r>
+            <w:r>
+              <w:rPr>
+                <w:b w:val="0"/>
+                <w:color w:val="333333"/>
+                <w:sz w:val="18"/>
+              </w:rPr>
+              <w:t>Anti-corruption policy and ISO 37001 certification</w:t>
+            </w:r>
+            <w:hyperlink r:id="rId56">
+              <w:r>
+                <w:rPr>
+                  <w:color w:val="2A78D6"/>
+                  <w:vertAlign w:val="superscript"/>
+                  <w:sz w:val="15"/>
+                </w:rPr>
+                <w:t xml:space="preserve">42</w:t>
+              </w:r>
+            </w:hyperlink>
+            <w:r>
+              <w:rPr>
+                <w:color w:val="2A78D6"/>
+                <w:vertAlign w:val="superscript"/>
+              </w:rPr>
+              <w:t>,</w:t>
+            </w:r>
+            <w:hyperlink r:id="rId63">
+              <w:r>
+                <w:rPr>
+                  <w:color w:val="2A78D6"/>
+                  <w:vertAlign w:val="superscript"/>
+                  <w:sz w:val="15"/>
+                </w:rPr>
+                <w:t xml:space="preserve">49</w:t>
+              </w:r>
+            </w:hyperlink>
+          </w:p>
+          <w:p>
+            <w:pPr>
+              <w:tabs>
+                <w:tab w:pos="198" w:val="left"/>
+              </w:tabs>
+              <w:spacing w:before="0" w:after="20"/>
+              <w:ind w:left="198" w:hanging="198"/>
+            </w:pPr>
+            <w:r>
+              <w:rPr>
+                <w:b w:val="0"/>
+                <w:color w:val="667085"/>
+                <w:sz w:val="18"/>
+              </w:rPr>
+              <w:t>•</w:t>
+              <w:tab/>
+            </w:r>
+            <w:r>
+              <w:rPr>
+                <w:b w:val="0"/>
+                <w:color w:val="333333"/>
+                <w:sz w:val="18"/>
+              </w:rPr>
+              <w:t>UN Global Compact</w:t>
+            </w:r>
+            <w:hyperlink r:id="rId61">
+              <w:r>
+                <w:rPr>
+                  <w:color w:val="2A78D6"/>
+                  <w:vertAlign w:val="superscript"/>
+                  <w:sz w:val="15"/>
+                </w:rPr>
+                <w:t xml:space="preserve">50</w:t>
               </w:r>
             </w:hyperlink>
           </w:p>
@@ -11436,14 +11547,14 @@
               </w:rPr>
               <w:t>Biodiversity monitoring and mitigation measures</w:t>
             </w:r>
-            <w:hyperlink r:id="rId62">
+            <w:hyperlink r:id="rId64">
               <w:r>
                 <w:rPr>
                   <w:color w:val="2A78D6"/>
                   <w:vertAlign w:val="superscript"/>
                   <w:sz w:val="15"/>
                 </w:rPr>
-                <w:t xml:space="preserve">49</w:t>
+                <w:t xml:space="preserve">51</w:t>
               </w:r>
             </w:hyperlink>
             <w:r>
@@ -11493,14 +11604,14 @@
               </w:rPr>
               <w:t>No named human rights due diligence process or quantified biodiversity targets are published</w:t>
             </w:r>
-            <w:hyperlink r:id="rId56">
+            <w:hyperlink r:id="rId58">
               <w:r>
                 <w:rPr>
                   <w:color w:val="2A78D6"/>
                   <w:vertAlign w:val="superscript"/>
                   <w:sz w:val="15"/>
                 </w:rPr>
-                <w:t xml:space="preserve">50</w:t>
+                <w:t xml:space="preserve">52</w:t>
               </w:r>
             </w:hyperlink>
             <w:r>
@@ -11881,14 +11992,14 @@
               </w:rPr>
               <w:t>SBTi-validated 1.5°C targets</w:t>
             </w:r>
-            <w:hyperlink r:id="rId63">
+            <w:hyperlink r:id="rId65">
               <w:r>
                 <w:rPr>
                   <w:color w:val="2A78D6"/>
                   <w:vertAlign w:val="superscript"/>
                   <w:sz w:val="15"/>
                 </w:rPr>
-                <w:t xml:space="preserve">51</w:t>
+                <w:t xml:space="preserve">53</w:t>
               </w:r>
             </w:hyperlink>
             <w:r>
@@ -13025,7 +13136,7 @@
             <w:color w:val="2A78D6"/>
             <w:sz w:val="17"/>
           </w:rPr>
-          <w:t xml:space="preserve">Integrated Annual Report 2025, p. 10, 2026-02-25</w:t>
+          <w:t xml:space="preserve">OFAC Sanctions List Search (US Treasury)</w:t>
         </w:r>
       </w:hyperlink>
     </w:p>
@@ -13052,7 +13163,7 @@
             <w:color w:val="2A78D6"/>
             <w:sz w:val="17"/>
           </w:rPr>
-          <w:t xml:space="preserve">Ignitis grupė - Politikos ir sertifikatai (website, LT), 2026-10-22</w:t>
+          <w:t xml:space="preserve">EU Sanctions Map</w:t>
         </w:r>
       </w:hyperlink>
     </w:p>
@@ -13079,7 +13190,7 @@
             <w:color w:val="2A78D6"/>
             <w:sz w:val="17"/>
           </w:rPr>
-          <w:t xml:space="preserve">SEB Policy on Sustainability Considerations in Investments (2026-04-15), p. 5, 2026-04-15</w:t>
+          <w:t xml:space="preserve">Integrated Annual Report 2025, p. 10, 2026-02-25</w:t>
         </w:r>
       </w:hyperlink>
     </w:p>
@@ -13106,7 +13217,7 @@
             <w:color w:val="2A78D6"/>
             <w:sz w:val="17"/>
           </w:rPr>
-          <w:t xml:space="preserve">SEB Sector Policy on Electricity &amp; Renewable Energy (2026-04-23), p. 6, 2026-04-23</w:t>
+          <w:t xml:space="preserve">Ignitis grupė - Politikos ir sertifikatai (website, LT), 2026-10-22</w:t>
         </w:r>
       </w:hyperlink>
     </w:p>
@@ -13133,7 +13244,7 @@
             <w:color w:val="2A78D6"/>
             <w:sz w:val="17"/>
           </w:rPr>
-          <w:t xml:space="preserve">Integrated Annual Report 2025, p. 24, 39, 2026-02-25</w:t>
+          <w:t xml:space="preserve">SEB Policy on Sustainability Considerations in Investments (2026-04-15), p. 5, 2026-04-15</w:t>
         </w:r>
       </w:hyperlink>
     </w:p>
@@ -13160,7 +13271,7 @@
             <w:color w:val="2A78D6"/>
             <w:sz w:val="17"/>
           </w:rPr>
-          <w:t xml:space="preserve">SEB Sector Policy on Fossil Fuels (2026-04-23), p. 4, 6, 2026-04-23</w:t>
+          <w:t xml:space="preserve">SEB Sector Policy on Electricity &amp; Renewable Energy (2026-04-23), p. 6, 2026-04-23</w:t>
         </w:r>
       </w:hyperlink>
     </w:p>
@@ -13187,7 +13298,7 @@
             <w:color w:val="2A78D6"/>
             <w:sz w:val="17"/>
           </w:rPr>
-          <w:t xml:space="preserve">Integrated Annual Report 2025, p. 8-9, 15, 2026-02-25</w:t>
+          <w:t xml:space="preserve">Integrated Annual Report 2025, p. 24, 39, 2026-02-25</w:t>
         </w:r>
       </w:hyperlink>
     </w:p>
@@ -13214,7 +13325,7 @@
             <w:color w:val="2A78D6"/>
             <w:sz w:val="17"/>
           </w:rPr>
-          <w:t xml:space="preserve">Integrated Annual Report 2025, p. 16, 2026-02-25</w:t>
+          <w:t xml:space="preserve">SEB Sector Policy on Fossil Fuels (2026-04-23), p. 4, 6, 2026-04-23</w:t>
         </w:r>
       </w:hyperlink>
     </w:p>
@@ -13241,7 +13352,7 @@
             <w:color w:val="2A78D6"/>
             <w:sz w:val="17"/>
           </w:rPr>
-          <w:t xml:space="preserve">Ignitis grupė - Verslo etika (website, LT), 2026-10-22</w:t>
+          <w:t xml:space="preserve">Integrated Annual Report 2025, p. 8-9, 15, 2026-02-25</w:t>
         </w:r>
       </w:hyperlink>
     </w:p>
@@ -13262,7 +13373,61 @@
         <w:t>48.</w:t>
         <w:tab/>
       </w:r>
-      <w:hyperlink r:id="rId59">
+      <w:hyperlink r:id="rId62">
+        <w:r>
+          <w:rPr>
+            <w:color w:val="2A78D6"/>
+            <w:sz w:val="17"/>
+          </w:rPr>
+          <w:t xml:space="preserve">Integrated Annual Report 2025, p. 16, 2026-02-25</w:t>
+        </w:r>
+      </w:hyperlink>
+    </w:p>
+    <w:p>
+      <w:pPr>
+        <w:tabs>
+          <w:tab w:pos="397" w:val="left"/>
+        </w:tabs>
+        <w:spacing w:before="0" w:after="30"/>
+        <w:ind w:left="397" w:hanging="397"/>
+      </w:pPr>
+      <w:r>
+        <w:rPr>
+          <w:b w:val="0"/>
+          <w:color w:val="667085"/>
+          <w:sz w:val="17"/>
+        </w:rPr>
+        <w:t>49.</w:t>
+        <w:tab/>
+      </w:r>
+      <w:hyperlink r:id="rId63">
+        <w:r>
+          <w:rPr>
+            <w:color w:val="2A78D6"/>
+            <w:sz w:val="17"/>
+          </w:rPr>
+          <w:t xml:space="preserve">Ignitis grupė - Verslo etika (website, LT), 2026-10-22</w:t>
+        </w:r>
+      </w:hyperlink>
+    </w:p>
+    <w:p>
+      <w:pPr>
+        <w:tabs>
+          <w:tab w:pos="397" w:val="left"/>
+        </w:tabs>
+        <w:spacing w:before="0" w:after="30"/>
+        <w:ind w:left="397" w:hanging="397"/>
+      </w:pPr>
+      <w:r>
+        <w:rPr>
+          <w:b w:val="0"/>
+          <w:color w:val="667085"/>
+          <w:sz w:val="17"/>
+        </w:rPr>
+        <w:t>50.</w:t>
+        <w:tab/>
+      </w:r>
+      <w:hyperlink r:id="rId61">
         <w:r>
           <w:rPr>
             <w:color w:val="2A78D6"/>
@@ -13286,10 +13451,10 @@
           <w:color w:val="667085"/>
           <w:sz w:val="17"/>
         </w:rPr>
-        <w:t>49.</w:t>
+        <w:t>51.</w:t>
         <w:tab/>
       </w:r>
-      <w:hyperlink r:id="rId62">
+      <w:hyperlink r:id="rId64">
         <w:r>
           <w:rPr>
             <w:color w:val="2A78D6"/>
@@ -13313,10 +13478,10 @@
           <w:color w:val="667085"/>
           <w:sz w:val="17"/>
         </w:rPr>
-        <w:t>50.</w:t>
+        <w:t>52.</w:t>
         <w:tab/>
       </w:r>
-      <w:hyperlink r:id="rId56">
+      <w:hyperlink r:id="rId58">
         <w:r>
           <w:rPr>
             <w:color w:val="2A78D6"/>
@@ -13340,10 +13505,10 @@
           <w:color w:val="667085"/>
           <w:sz w:val="17"/>
         </w:rPr>
-        <w:t>51.</w:t>
+        <w:t>53.</w:t>
         <w:tab/>
       </w:r>
-      <w:hyperlink r:id="rId63">
+      <w:hyperlink r:id="rId65">
         <w:r>
           <w:rPr>
             <w:color w:val="2A78D6"/>

--- a/docs/files/ignitis/ignitis_6M2026_en.docx
+++ b/docs/files/ignitis/ignitis_6M2026_en.docx
@@ -7370,6 +7370,86 @@
           <w:b w:val="0"/>
         </w:rPr>
         <w:t xml:space="preserve"> financial position broadly unchanged versus year-end 2025; credit metrics within strategic limits, ratings stable. Watch: 9M report (2026-11-11), wind and price effects on Green Capacities, FFO / net debt returning to ≥23%.</w:t>
+      </w:r>
+    </w:p>
+    <w:p>
+      <w:pPr>
+        <w:keepNext/>
+        <w:shd w:val="clear" w:color="auto" w:fill="EEF3F8"/>
+        <w:spacing w:before="200" w:after="80"/>
+        <w:ind w:left="85"/>
+      </w:pPr>
+      <w:r>
+        <w:rPr>
+          <w:b/>
+          <w:caps/>
+          <w:color w:val="12355B"/>
+          <w:sz w:val="19"/>
+        </w:rPr>
+        <w:t>Covenants</w:t>
+      </w:r>
+    </w:p>
+    <w:p>
+      <w:pPr>
+        <w:tabs>
+          <w:tab w:pos="255" w:val="left"/>
+        </w:tabs>
+        <w:spacing w:before="0" w:after="80"/>
+        <w:ind w:left="255" w:hanging="255"/>
+      </w:pPr>
+      <w:r>
+        <w:rPr>
+          <w:b/>
+          <w:color w:val="2A78D6"/>
+          <w:sz w:val="20"/>
+        </w:rPr>
+        <w:t>▪</w:t>
+        <w:tab/>
+      </w:r>
+      <w:r>
+        <w:rPr>
+          <w:b/>
+        </w:rPr>
+        <w:t>No financial covenants in the bonds:</w:t>
+      </w:r>
+      <w:r>
+        <w:rPr>
+          <w:b w:val="0"/>
+        </w:rPr>
+        <w:t xml:space="preserve"> the issuer states its bonds carry no covenant constraints, except maintaining the investment grade rating for the EIB loans. Discipline comes from the ratings and the issuer's own targets (net debt / EBITDA 3-4x, FFO / net debt ≥23%)</w:t>
+      </w:r>
+      <w:hyperlink r:id="rId17">
+        <w:r>
+          <w:rPr>
+            <w:color w:val="2A78D6"/>
+            <w:vertAlign w:val="superscript"/>
+            <w:sz w:val="17"/>
+          </w:rPr>
+          <w:t xml:space="preserve">5</w:t>
+        </w:r>
+      </w:hyperlink>
+      <w:r>
+        <w:rPr>
+          <w:color w:val="2A78D6"/>
+          <w:vertAlign w:val="superscript"/>
+        </w:rPr>
+        <w:t>,</w:t>
+      </w:r>
+      <w:hyperlink r:id="rId15">
+        <w:r>
+          <w:rPr>
+            <w:color w:val="2A78D6"/>
+            <w:vertAlign w:val="superscript"/>
+            <w:sz w:val="17"/>
+          </w:rPr>
+          <w:t xml:space="preserve">3</w:t>
+        </w:r>
+      </w:hyperlink>
+      <w:r>
+        <w:rPr>
+          <w:b w:val="0"/>
+        </w:rPr>
+        <w:t>.</w:t>
       </w:r>
     </w:p>
     <w:p>

--- a/docs/files/ignitis/ignitis_6M2026_en.docx
+++ b/docs/files/ignitis/ignitis_6M2026_en.docx
@@ -8810,7 +8810,7 @@
           <w:color w:val="667085"/>
           <w:sz w:val="18"/>
         </w:rPr>
-        <w:t>Automatic news scan (Google News, EN, EE, LT, LV), 2026-07-25 – 2026-10-23: 99 articles.</w:t>
+        <w:t>Automatic news scan (Google News, EN, EE, LT, LV), 2026-07-26 – 2026-10-24: 100 articles.</w:t>
       </w:r>
     </w:p>
     <w:tbl>
@@ -10144,7 +10144,7 @@
                 <w:color w:val="333333"/>
                 <w:sz w:val="18"/>
               </w:rPr>
-              <w:t>Not found on the EU, UN, UK, US OFAC consolidated sanctions lists (automatic check 2026-10-23).</w:t>
+              <w:t>Not found on the EU, UN, UK, US OFAC consolidated sanctions lists (automatic check 2026-10-24).</w:t>
             </w:r>
           </w:p>
           <w:p>
@@ -10383,7 +10383,7 @@
                 <w:color w:val="333333"/>
                 <w:sz w:val="18"/>
               </w:rPr>
-              <w:t>News summary 2026-07-25 – 2026-10-23: 99 articles, 0 with an adverse keyword in the headline (details in the section "In the press").</w:t>
+              <w:t>News summary 2026-07-26 – 2026-10-24: 100 articles, 0 with an adverse keyword in the headline (details in the section "In the press").</w:t>
             </w:r>
           </w:p>
         </w:tc>

--- a/docs/files/ignitis/ignitis_6M2026_en.docx
+++ b/docs/files/ignitis/ignitis_6M2026_en.docx
@@ -8810,7 +8810,7 @@
           <w:color w:val="667085"/>
           <w:sz w:val="18"/>
         </w:rPr>
-        <w:t>Automatic news scan (Google News, EN, EE, LT, LV), 2026-07-26 – 2026-10-24: 100 articles.</w:t>
+        <w:t>Automatic news scan (Google News, EN, EE, LT, LV), 2026-07-27 – 2026-10-25: 102 articles.</w:t>
       </w:r>
     </w:p>
     <w:tbl>
@@ -10144,7 +10144,7 @@
                 <w:color w:val="333333"/>
                 <w:sz w:val="18"/>
               </w:rPr>
-              <w:t>Not found on the EU, UN, UK, US OFAC consolidated sanctions lists (automatic check 2026-10-24).</w:t>
+              <w:t>Not found on the EU, UN, UK, US OFAC consolidated sanctions lists (automatic check 2026-10-25).</w:t>
             </w:r>
           </w:p>
           <w:p>
@@ -10383,7 +10383,7 @@
                 <w:color w:val="333333"/>
                 <w:sz w:val="18"/>
               </w:rPr>
-              <w:t>News summary 2026-07-26 – 2026-10-24: 100 articles, 0 with an adverse keyword in the headline (details in the section "In the press").</w:t>
+              <w:t>News summary 2026-07-27 – 2026-10-25: 102 articles, 0 with an adverse keyword in the headline (details in the section "In the press").</w:t>
             </w:r>
           </w:p>
         </w:tc>

--- a/docs/files/ignitis/ignitis_6M2026_en.docx
+++ b/docs/files/ignitis/ignitis_6M2026_en.docx
@@ -8382,7 +8382,7 @@
                 <w:b w:val="0"/>
                 <w:sz w:val="17"/>
               </w:rPr>
-              <w:t>3.38% (2026-10)</w:t>
+              <w:t>3.37% (2026-10)</w:t>
             </w:r>
           </w:p>
         </w:tc>
@@ -8454,7 +8454,7 @@
                 <w:b w:val="0"/>
                 <w:sz w:val="17"/>
               </w:rPr>
-              <w:t>▲ 0.66 p. p.</w:t>
+              <w:t>▲ 0.65 p. p.</w:t>
             </w:r>
           </w:p>
         </w:tc>
@@ -8810,7 +8810,7 @@
           <w:color w:val="667085"/>
           <w:sz w:val="18"/>
         </w:rPr>
-        <w:t>Automatic news scan (Google News, EN, EE, LT, LV), 2026-07-27 – 2026-10-25: 102 articles.</w:t>
+        <w:t>Automatic news scan (Google News, EN, EE, LT, LV), 2026-07-28 – 2026-10-26: 109 articles.</w:t>
       </w:r>
     </w:p>
     <w:tbl>
@@ -8917,7 +8917,7 @@
                 <w:color w:val="667085"/>
                 <w:sz w:val="15"/>
               </w:rPr>
-              <w:t xml:space="preserve">   Serrari Group  ·  13 more similar articles</w:t>
+              <w:t xml:space="preserve">   Serrari Group  ·  14 more similar articles</w:t>
             </w:r>
           </w:p>
         </w:tc>
@@ -9195,7 +9195,7 @@
                 <w:color w:val="1B2430"/>
                 <w:sz w:val="17"/>
               </w:rPr>
-              <w:t>2026-10-23</w:t>
+              <w:t>2026-10-26</w:t>
             </w:r>
           </w:p>
         </w:tc>
@@ -9244,7 +9244,7 @@
                   <w:color w:val="1B2430"/>
                   <w:sz w:val="18"/>
                 </w:rPr>
-                <w:t xml:space="preserve">Dienos akcentai: degalų kainos mažina šalies konkurencingumą ir „Ignitis“ planai</w:t>
+                <w:t xml:space="preserve">„Ignitis“ elektromobilių vairuotojams įveda naują mokestį</w:t>
               </w:r>
             </w:hyperlink>
             <w:r>
@@ -9253,7 +9253,7 @@
                 <w:color w:val="667085"/>
                 <w:sz w:val="15"/>
               </w:rPr>
-              <w:t xml:space="preserve">   vz.lt</w:t>
+              <w:t xml:space="preserve">   Lrytas  ·  1 more similar articles</w:t>
             </w:r>
           </w:p>
         </w:tc>
@@ -9279,7 +9279,7 @@
                 <w:color w:val="1B2430"/>
                 <w:sz w:val="17"/>
               </w:rPr>
-              <w:t>2026-10-23</w:t>
+              <w:t>2026-10-26</w:t>
             </w:r>
           </w:p>
         </w:tc>
@@ -9328,7 +9328,7 @@
                   <w:color w:val="1B2430"/>
                   <w:sz w:val="18"/>
                 </w:rPr>
-                <w:t xml:space="preserve">Ignitis seeks to postpone Lithuania’s $3bn offshore wind project</w:t>
+                <w:t xml:space="preserve">Ignitis proposes postponing Curonian Nord offshore wind project</w:t>
               </w:r>
             </w:hyperlink>
             <w:r>
@@ -9337,7 +9337,7 @@
                 <w:color w:val="667085"/>
                 <w:sz w:val="15"/>
               </w:rPr>
-              <w:t xml:space="preserve">   Splash247  ·  5 more similar articles</w:t>
+              <w:t xml:space="preserve">   Windtech International  ·  7 more similar articles</w:t>
             </w:r>
           </w:p>
         </w:tc>
@@ -9363,7 +9363,7 @@
                 <w:color w:val="1B2430"/>
                 <w:sz w:val="17"/>
               </w:rPr>
-              <w:t>2026-10-23</w:t>
+              <w:t>2026-10-25</w:t>
             </w:r>
           </w:p>
         </w:tc>
@@ -9412,7 +9412,7 @@
                   <w:color w:val="1B2430"/>
                   <w:sz w:val="18"/>
                 </w:rPr>
-                <w:t xml:space="preserve">„Ignitis“ Estijoje svarsto statyti 200 MW galios dujinę jėgainę</w:t>
+                <w:t xml:space="preserve">„Ignitis“ perspėja klientus: kai kuriems teks susimokėti papildomai</w:t>
               </w:r>
             </w:hyperlink>
             <w:r>
@@ -9421,7 +9421,7 @@
                 <w:color w:val="667085"/>
                 <w:sz w:val="15"/>
               </w:rPr>
-              <w:t xml:space="preserve">   vz.lt  ·  1 more similar articles</w:t>
+              <w:t xml:space="preserve">   Laikas.lt</w:t>
             </w:r>
           </w:p>
         </w:tc>
@@ -9447,7 +9447,7 @@
                 <w:color w:val="1B2430"/>
                 <w:sz w:val="17"/>
               </w:rPr>
-              <w:t>2026-10-23</w:t>
+              <w:t>2026-10-24</w:t>
             </w:r>
           </w:p>
         </w:tc>
@@ -9496,7 +9496,7 @@
                   <w:color w:val="1B2430"/>
                   <w:sz w:val="18"/>
                 </w:rPr>
-                <w:t xml:space="preserve">Leedu Ignitis külmutab meretuulepargi plaanid</w:t>
+                <w:t xml:space="preserve">Ignitis Grupe AB Estimates – LS:A2QEGR</w:t>
               </w:r>
             </w:hyperlink>
             <w:r>
@@ -9505,7 +9505,7 @@
                 <w:color w:val="667085"/>
                 <w:sz w:val="15"/>
               </w:rPr>
-              <w:t xml:space="preserve">   Äripäev</w:t>
+              <w:t xml:space="preserve">   TradingView</w:t>
             </w:r>
           </w:p>
         </w:tc>
@@ -9580,7 +9580,7 @@
                   <w:color w:val="1B2430"/>
                   <w:sz w:val="18"/>
                 </w:rPr>
-                <w:t xml:space="preserve">"Ignitis" ievieš gudro elektroauto uzlādi mājās. Veic uzlādi tad, kad tas ir visizdevīgāk</w:t>
+                <w:t xml:space="preserve">Dienos akcentai: degalų kainos mažina šalies konkurencingumą ir „Ignitis“ planai</w:t>
               </w:r>
             </w:hyperlink>
             <w:r>
@@ -9589,7 +9589,7 @@
                 <w:color w:val="667085"/>
                 <w:sz w:val="15"/>
               </w:rPr>
-              <w:t xml:space="preserve">   tv3.lv</w:t>
+              <w:t xml:space="preserve">   vz.lt</w:t>
             </w:r>
           </w:p>
         </w:tc>
@@ -9615,7 +9615,7 @@
                 <w:color w:val="1B2430"/>
                 <w:sz w:val="17"/>
               </w:rPr>
-              <w:t>2026-10-22</w:t>
+              <w:t>2026-10-23</w:t>
             </w:r>
           </w:p>
         </w:tc>
@@ -9664,7 +9664,7 @@
                   <w:color w:val="1B2430"/>
                   <w:sz w:val="18"/>
                 </w:rPr>
-                <w:t xml:space="preserve">Ignitise tütarfirma kaalub gaasielektrijaama rajamist Tartu külje alla</w:t>
+                <w:t xml:space="preserve">„Ignitis“ Estijoje svarsto statyti 200 MW galios dujinę jėgainę</w:t>
               </w:r>
             </w:hyperlink>
             <w:r>
@@ -9673,7 +9673,7 @@
                 <w:color w:val="667085"/>
                 <w:sz w:val="15"/>
               </w:rPr>
-              <w:t xml:space="preserve">   ERR</w:t>
+              <w:t xml:space="preserve">   vz.lt  ·  1 more similar articles</w:t>
             </w:r>
           </w:p>
         </w:tc>
@@ -10144,7 +10144,7 @@
                 <w:color w:val="333333"/>
                 <w:sz w:val="18"/>
               </w:rPr>
-              <w:t>Not found on the EU, UN, UK, US OFAC consolidated sanctions lists (automatic check 2026-10-25).</w:t>
+              <w:t>Not found on the EU, UN, US OFAC consolidated sanctions lists (automatic check 2026-10-26).</w:t>
             </w:r>
           </w:p>
           <w:p>
@@ -10383,7 +10383,7 @@
                 <w:color w:val="333333"/>
                 <w:sz w:val="18"/>
               </w:rPr>
-              <w:t>News summary 2026-07-27 – 2026-10-25: 102 articles, 0 with an adverse keyword in the headline (details in the section "In the press").</w:t>
+              <w:t>News summary 2026-07-28 – 2026-10-26: 109 articles, 0 with an adverse keyword in the headline (details in the section "In the press").</w:t>
             </w:r>
           </w:p>
         </w:tc>

--- a/docs/files/ignitis/ignitis_6M2026_en.docx
+++ b/docs/files/ignitis/ignitis_6M2026_en.docx
@@ -8810,7 +8810,7 @@
           <w:color w:val="667085"/>
           <w:sz w:val="18"/>
         </w:rPr>
-        <w:t>Automatic news scan (Google News, EN, EE, LT, LV), 2026-07-28 – 2026-10-26: 109 articles.</w:t>
+        <w:t>Automatic news scan (Google News, EN, EE, LT, LV), 2026-07-29 – 2026-10-27: 113 articles.</w:t>
       </w:r>
     </w:p>
     <w:tbl>
@@ -9195,7 +9195,7 @@
                 <w:color w:val="1B2430"/>
                 <w:sz w:val="17"/>
               </w:rPr>
-              <w:t>2026-10-26</w:t>
+              <w:t>2026-10-27</w:t>
             </w:r>
           </w:p>
         </w:tc>
@@ -9244,7 +9244,7 @@
                   <w:color w:val="1B2430"/>
                   <w:sz w:val="18"/>
                 </w:rPr>
-                <w:t xml:space="preserve">„Ignitis“ elektromobilių vairuotojams įveda naują mokestį</w:t>
+                <w:t xml:space="preserve">Jei elektromobilio vairuotojas negrįš per 15 minučių po įkrovimo – „Ignitis ON“ pradės skaičiuoti mokestį</w:t>
               </w:r>
             </w:hyperlink>
             <w:r>
@@ -9253,7 +9253,7 @@
                 <w:color w:val="667085"/>
                 <w:sz w:val="15"/>
               </w:rPr>
-              <w:t xml:space="preserve">   Lrytas  ·  1 more similar articles</w:t>
+              <w:t xml:space="preserve">   Reidas Official  ·  1 more similar articles</w:t>
             </w:r>
           </w:p>
         </w:tc>
@@ -9279,7 +9279,7 @@
                 <w:color w:val="1B2430"/>
                 <w:sz w:val="17"/>
               </w:rPr>
-              <w:t>2026-10-26</w:t>
+              <w:t>2026-10-27</w:t>
             </w:r>
           </w:p>
         </w:tc>
@@ -9328,7 +9328,7 @@
                   <w:color w:val="1B2430"/>
                   <w:sz w:val="18"/>
                 </w:rPr>
-                <w:t xml:space="preserve">Ignitis proposes postponing Curonian Nord offshore wind project</w:t>
+                <w:t xml:space="preserve">Ignitis ON ievieš dīkstāves maksu visā Lietuvā — noteikumi stingrāki nekā Latvijā</w:t>
               </w:r>
             </w:hyperlink>
             <w:r>
@@ -9337,7 +9337,7 @@
                 <w:color w:val="667085"/>
                 <w:sz w:val="15"/>
               </w:rPr>
-              <w:t xml:space="preserve">   Windtech International  ·  7 more similar articles</w:t>
+              <w:t xml:space="preserve">   Uzlādēts</w:t>
             </w:r>
           </w:p>
         </w:tc>
@@ -9363,7 +9363,7 @@
                 <w:color w:val="1B2430"/>
                 <w:sz w:val="17"/>
               </w:rPr>
-              <w:t>2026-10-25</w:t>
+              <w:t>2026-10-26</w:t>
             </w:r>
           </w:p>
         </w:tc>
@@ -9412,7 +9412,7 @@
                   <w:color w:val="1B2430"/>
                   <w:sz w:val="18"/>
                 </w:rPr>
-                <w:t xml:space="preserve">„Ignitis“ perspėja klientus: kai kuriems teks susimokėti papildomai</w:t>
+                <w:t xml:space="preserve">„Ignitis“ elektromobilių vairuotojams įveda naują mokestį</w:t>
               </w:r>
             </w:hyperlink>
             <w:r>
@@ -9421,7 +9421,7 @@
                 <w:color w:val="667085"/>
                 <w:sz w:val="15"/>
               </w:rPr>
-              <w:t xml:space="preserve">   Laikas.lt</w:t>
+              <w:t xml:space="preserve">   Lrytas  ·  1 more similar articles</w:t>
             </w:r>
           </w:p>
         </w:tc>
@@ -9447,7 +9447,7 @@
                 <w:color w:val="1B2430"/>
                 <w:sz w:val="17"/>
               </w:rPr>
-              <w:t>2026-10-24</w:t>
+              <w:t>2026-10-26</w:t>
             </w:r>
           </w:p>
         </w:tc>
@@ -9496,7 +9496,7 @@
                   <w:color w:val="1B2430"/>
                   <w:sz w:val="18"/>
                 </w:rPr>
-                <w:t xml:space="preserve">Ignitis Grupe AB Estimates – LS:A2QEGR</w:t>
+                <w:t xml:space="preserve">Ignitis proposes postponing Curonian Nord offshore wind project</w:t>
               </w:r>
             </w:hyperlink>
             <w:r>
@@ -9505,7 +9505,7 @@
                 <w:color w:val="667085"/>
                 <w:sz w:val="15"/>
               </w:rPr>
-              <w:t xml:space="preserve">   TradingView</w:t>
+              <w:t xml:space="preserve">   Windtech International  ·  7 more similar articles</w:t>
             </w:r>
           </w:p>
         </w:tc>
@@ -9531,7 +9531,7 @@
                 <w:color w:val="1B2430"/>
                 <w:sz w:val="17"/>
               </w:rPr>
-              <w:t>2026-10-23</w:t>
+              <w:t>2026-10-26</w:t>
             </w:r>
           </w:p>
         </w:tc>
@@ -9580,7 +9580,7 @@
                   <w:color w:val="1B2430"/>
                   <w:sz w:val="18"/>
                 </w:rPr>
-                <w:t xml:space="preserve">Dienos akcentai: degalų kainos mažina šalies konkurencingumą ir „Ignitis“ planai</w:t>
+                <w:t xml:space="preserve">„Ignitis ON“ įkrovimas: po 15 minučių – 0,10 Eur už minutę</w:t>
               </w:r>
             </w:hyperlink>
             <w:r>
@@ -9589,7 +9589,7 @@
                 <w:color w:val="667085"/>
                 <w:sz w:val="15"/>
               </w:rPr>
-              <w:t xml:space="preserve">   vz.lt</w:t>
+              <w:t xml:space="preserve">   77.lt</w:t>
             </w:r>
           </w:p>
         </w:tc>
@@ -9615,7 +9615,7 @@
                 <w:color w:val="1B2430"/>
                 <w:sz w:val="17"/>
               </w:rPr>
-              <w:t>2026-10-23</w:t>
+              <w:t>2026-10-25</w:t>
             </w:r>
           </w:p>
         </w:tc>
@@ -9664,7 +9664,7 @@
                   <w:color w:val="1B2430"/>
                   <w:sz w:val="18"/>
                 </w:rPr>
-                <w:t xml:space="preserve">„Ignitis“ Estijoje svarsto statyti 200 MW galios dujinę jėgainę</w:t>
+                <w:t xml:space="preserve">„Ignitis“ perspėja klientus: kai kuriems teks susimokėti papildomai</w:t>
               </w:r>
             </w:hyperlink>
             <w:r>
@@ -9673,7 +9673,7 @@
                 <w:color w:val="667085"/>
                 <w:sz w:val="15"/>
               </w:rPr>
-              <w:t xml:space="preserve">   vz.lt  ·  1 more similar articles</w:t>
+              <w:t xml:space="preserve">   Laikas.lt</w:t>
             </w:r>
           </w:p>
         </w:tc>
@@ -10144,7 +10144,7 @@
                 <w:color w:val="333333"/>
                 <w:sz w:val="18"/>
               </w:rPr>
-              <w:t>Not found on the EU, UN, US OFAC consolidated sanctions lists (automatic check 2026-10-26).</w:t>
+              <w:t>Not found on the EU, UN, US OFAC consolidated sanctions lists (automatic check 2026-10-27).</w:t>
             </w:r>
           </w:p>
           <w:p>
@@ -10383,7 +10383,7 @@
                 <w:color w:val="333333"/>
                 <w:sz w:val="18"/>
               </w:rPr>
-              <w:t>News summary 2026-07-28 – 2026-10-26: 109 articles, 0 with an adverse keyword in the headline (details in the section "In the press").</w:t>
+              <w:t>News summary 2026-07-29 – 2026-10-27: 113 articles, 0 with an adverse keyword in the headline (details in the section "In the press").</w:t>
             </w:r>
           </w:p>
         </w:tc>

--- a/docs/files/ignitis/ignitis_6M2026_en.docx
+++ b/docs/files/ignitis/ignitis_6M2026_en.docx
@@ -8810,7 +8810,7 @@
           <w:color w:val="667085"/>
           <w:sz w:val="18"/>
         </w:rPr>
-        <w:t>Automatic news scan (Google News, EN, EE, LT, LV), 2026-07-29 – 2026-10-27: 113 articles.</w:t>
+        <w:t>Automatic news scan (Google News, EN, EE, LT, LV), 2026-07-30 – 2026-10-28: 117 articles.</w:t>
       </w:r>
     </w:p>
     <w:tbl>
@@ -9195,7 +9195,7 @@
                 <w:color w:val="1B2430"/>
                 <w:sz w:val="17"/>
               </w:rPr>
-              <w:t>2026-10-27</w:t>
+              <w:t>2026-10-28</w:t>
             </w:r>
           </w:p>
         </w:tc>
@@ -9216,11 +9216,11 @@
             <w:r>
               <w:rPr>
                 <w:b/>
-                <w:color w:val="5F6B7A"/>
+                <w:color w:val="1F4E79"/>
                 <w:sz w:val="14"/>
-                <w:shd w:val="clear" w:color="auto" w:fill="F0F2F5"/>
-              </w:rPr>
-              <w:t xml:space="preserve"> OTHER </w:t>
+                <w:shd w:val="clear" w:color="auto" w:fill="EAF1F8"/>
+              </w:rPr>
+              <w:t xml:space="preserve"> RESULTS </w:t>
             </w:r>
           </w:p>
         </w:tc>
@@ -9244,7 +9244,7 @@
                   <w:color w:val="1B2430"/>
                   <w:sz w:val="18"/>
                 </w:rPr>
-                <w:t xml:space="preserve">Jei elektromobilio vairuotojas negrįš per 15 minučių po įkrovimo – „Ignitis ON“ pradės skaičiuoti mokestį</w:t>
+                <w:t xml:space="preserve">Ignitis Group to present 9M 2026 results on 11 November</w:t>
               </w:r>
             </w:hyperlink>
             <w:r>
@@ -9253,7 +9253,7 @@
                 <w:color w:val="667085"/>
                 <w:sz w:val="15"/>
               </w:rPr>
-              <w:t xml:space="preserve">   Reidas Official  ·  1 more similar articles</w:t>
+              <w:t xml:space="preserve">   The Manila Times  ·  1 more similar articles</w:t>
             </w:r>
           </w:p>
         </w:tc>
@@ -9279,7 +9279,7 @@
                 <w:color w:val="1B2430"/>
                 <w:sz w:val="17"/>
               </w:rPr>
-              <w:t>2026-10-27</w:t>
+              <w:t>2026-10-28</w:t>
             </w:r>
           </w:p>
         </w:tc>
@@ -9328,7 +9328,7 @@
                   <w:color w:val="1B2430"/>
                   <w:sz w:val="18"/>
                 </w:rPr>
-                <w:t xml:space="preserve">Ignitis ON ievieš dīkstāves maksu visā Lietuvā — noteikumi stingrāki nekā Latvijā</w:t>
+                <w:t xml:space="preserve">Žiniasklaida: didžiausią atlygio medianą tarp valstybės įmonių rugsėjį mokėjo „Ignitis grupė“</w:t>
               </w:r>
             </w:hyperlink>
             <w:r>
@@ -9337,7 +9337,7 @@
                 <w:color w:val="667085"/>
                 <w:sz w:val="15"/>
               </w:rPr>
-              <w:t xml:space="preserve">   Uzlādēts</w:t>
+              <w:t xml:space="preserve">   Diena.lt</w:t>
             </w:r>
           </w:p>
         </w:tc>
@@ -9363,7 +9363,7 @@
                 <w:color w:val="1B2430"/>
                 <w:sz w:val="17"/>
               </w:rPr>
-              <w:t>2026-10-26</w:t>
+              <w:t>2026-10-28</w:t>
             </w:r>
           </w:p>
         </w:tc>
@@ -9412,7 +9412,7 @@
                   <w:color w:val="1B2430"/>
                   <w:sz w:val="18"/>
                 </w:rPr>
-                <w:t xml:space="preserve">„Ignitis“ elektromobilių vairuotojams įveda naują mokestį</w:t>
+                <w:t xml:space="preserve">Elektromobilis įkrautas, o laikrodis vis tiksi: „Ignitis ON“ įvedė naują mokestį – kur lieka pažadas važinėti pigiau?</w:t>
               </w:r>
             </w:hyperlink>
             <w:r>
@@ -9421,7 +9421,7 @@
                 <w:color w:val="667085"/>
                 <w:sz w:val="15"/>
               </w:rPr>
-              <w:t xml:space="preserve">   Lrytas  ·  1 more similar articles</w:t>
+              <w:t xml:space="preserve">   Kaipkada.lt</w:t>
             </w:r>
           </w:p>
         </w:tc>
@@ -9447,7 +9447,7 @@
                 <w:color w:val="1B2430"/>
                 <w:sz w:val="17"/>
               </w:rPr>
-              <w:t>2026-10-26</w:t>
+              <w:t>2026-10-27</w:t>
             </w:r>
           </w:p>
         </w:tc>
@@ -9496,7 +9496,7 @@
                   <w:color w:val="1B2430"/>
                   <w:sz w:val="18"/>
                 </w:rPr>
-                <w:t xml:space="preserve">Ignitis proposes postponing Curonian Nord offshore wind project</w:t>
+                <w:t xml:space="preserve">Jei elektromobilio vairuotojas negrįš per 15 minučių po įkrovimo – „Ignitis ON“ pradės skaičiuoti mokestį</w:t>
               </w:r>
             </w:hyperlink>
             <w:r>
@@ -9505,7 +9505,7 @@
                 <w:color w:val="667085"/>
                 <w:sz w:val="15"/>
               </w:rPr>
-              <w:t xml:space="preserve">   Windtech International  ·  7 more similar articles</w:t>
+              <w:t xml:space="preserve">   Reidas Official  ·  1 more similar articles</w:t>
             </w:r>
           </w:p>
         </w:tc>
@@ -9531,7 +9531,7 @@
                 <w:color w:val="1B2430"/>
                 <w:sz w:val="17"/>
               </w:rPr>
-              <w:t>2026-10-26</w:t>
+              <w:t>2026-10-27</w:t>
             </w:r>
           </w:p>
         </w:tc>
@@ -9580,7 +9580,7 @@
                   <w:color w:val="1B2430"/>
                   <w:sz w:val="18"/>
                 </w:rPr>
-                <w:t xml:space="preserve">„Ignitis ON“ įkrovimas: po 15 minučių – 0,10 Eur už minutę</w:t>
+                <w:t xml:space="preserve">Ignitis ON ievieš dīkstāves maksu visā Lietuvā — noteikumi stingrāki nekā Latvijā</w:t>
               </w:r>
             </w:hyperlink>
             <w:r>
@@ -9589,7 +9589,7 @@
                 <w:color w:val="667085"/>
                 <w:sz w:val="15"/>
               </w:rPr>
-              <w:t xml:space="preserve">   77.lt</w:t>
+              <w:t xml:space="preserve">   Uzlādēts</w:t>
             </w:r>
           </w:p>
         </w:tc>
@@ -9615,7 +9615,7 @@
                 <w:color w:val="1B2430"/>
                 <w:sz w:val="17"/>
               </w:rPr>
-              <w:t>2026-10-25</w:t>
+              <w:t>2026-10-26</w:t>
             </w:r>
           </w:p>
         </w:tc>
@@ -9664,7 +9664,7 @@
                   <w:color w:val="1B2430"/>
                   <w:sz w:val="18"/>
                 </w:rPr>
-                <w:t xml:space="preserve">„Ignitis“ perspėja klientus: kai kuriems teks susimokėti papildomai</w:t>
+                <w:t xml:space="preserve">„Ignitis“ elektromobilių vairuotojams įveda naują mokestį</w:t>
               </w:r>
             </w:hyperlink>
             <w:r>
@@ -9673,7 +9673,7 @@
                 <w:color w:val="667085"/>
                 <w:sz w:val="15"/>
               </w:rPr>
-              <w:t xml:space="preserve">   Laikas.lt</w:t>
+              <w:t xml:space="preserve">   Lrytas  ·  1 more similar articles</w:t>
             </w:r>
           </w:p>
         </w:tc>
@@ -10144,7 +10144,7 @@
                 <w:color w:val="333333"/>
                 <w:sz w:val="18"/>
               </w:rPr>
-              <w:t>Not found on the EU, UN, US OFAC consolidated sanctions lists (automatic check 2026-10-27).</w:t>
+              <w:t>Not found on the EU, UN, US OFAC consolidated sanctions lists (automatic check 2026-10-28).</w:t>
             </w:r>
           </w:p>
           <w:p>
@@ -10383,7 +10383,7 @@
                 <w:color w:val="333333"/>
                 <w:sz w:val="18"/>
               </w:rPr>
-              <w:t>News summary 2026-07-29 – 2026-10-27: 113 articles, 0 with an adverse keyword in the headline (details in the section "In the press").</w:t>
+              <w:t>News summary 2026-07-30 – 2026-10-28: 117 articles, 0 with an adverse keyword in the headline (details in the section "In the press").</w:t>
             </w:r>
           </w:p>
         </w:tc>

--- a/docs/files/ignitis/ignitis_6M2026_en.docx
+++ b/docs/files/ignitis/ignitis_6M2026_en.docx
@@ -8810,7 +8810,7 @@
           <w:color w:val="667085"/>
           <w:sz w:val="18"/>
         </w:rPr>
-        <w:t>Automatic news scan (Google News, EN, EE, LT, LV), 2026-07-30 – 2026-10-28: 117 articles.</w:t>
+        <w:t>Automatic news scan (Google News, EN, EE, LT, LV), 2026-07-30 – 2026-10-28: 119 articles.</w:t>
       </w:r>
     </w:p>
     <w:tbl>
@@ -8859,7 +8859,7 @@
                 <w:color w:val="1B2430"/>
                 <w:sz w:val="17"/>
               </w:rPr>
-              <w:t>2026-10-23</w:t>
+              <w:t>2026-10-28</w:t>
             </w:r>
           </w:p>
         </w:tc>
@@ -8908,7 +8908,7 @@
                   <w:color w:val="1B2430"/>
                   <w:sz w:val="18"/>
                 </w:rPr>
-                <w:t xml:space="preserve">Ignitis Group Prices €300 Million European Green Bond</w:t>
+                <w:t xml:space="preserve">„Ignitis grupė“ numato išleisti naują 300 mln. eurų žaliųjų obligacijų emisiją</w:t>
               </w:r>
             </w:hyperlink>
             <w:r>
@@ -8917,7 +8917,7 @@
                 <w:color w:val="667085"/>
                 <w:sz w:val="15"/>
               </w:rPr>
-              <w:t xml:space="preserve">   Serrari Group  ·  14 more similar articles</w:t>
+              <w:t xml:space="preserve">   Ūkininko patarėjas</w:t>
             </w:r>
           </w:p>
         </w:tc>
@@ -8943,7 +8943,7 @@
                 <w:color w:val="1B2430"/>
                 <w:sz w:val="17"/>
               </w:rPr>
-              <w:t>2026-10-18</w:t>
+              <w:t>2026-10-23</w:t>
             </w:r>
           </w:p>
         </w:tc>
@@ -8964,11 +8964,11 @@
             <w:r>
               <w:rPr>
                 <w:b/>
-                <w:color w:val="1B7F3B"/>
+                <w:color w:val="1F5FA8"/>
                 <w:sz w:val="14"/>
-                <w:shd w:val="clear" w:color="auto" w:fill="E3F3E8"/>
-              </w:rPr>
-              <w:t xml:space="preserve"> DIVIDENDS </w:t>
+                <w:shd w:val="clear" w:color="auto" w:fill="E6F0FB"/>
+              </w:rPr>
+              <w:t xml:space="preserve"> BONDS </w:t>
             </w:r>
           </w:p>
         </w:tc>
@@ -8987,6 +8987,90 @@
               <w:spacing w:before="0" w:after="0"/>
             </w:pPr>
             <w:hyperlink r:id="rId46">
+              <w:r>
+                <w:rPr>
+                  <w:color w:val="1B2430"/>
+                  <w:sz w:val="18"/>
+                </w:rPr>
+                <w:t xml:space="preserve">Ignitis Group Prices €300 Million European Green Bond</w:t>
+              </w:r>
+            </w:hyperlink>
+            <w:r>
+              <w:rPr>
+                <w:b w:val="0"/>
+                <w:color w:val="667085"/>
+                <w:sz w:val="15"/>
+              </w:rPr>
+              <w:t xml:space="preserve">   Serrari Group  ·  14 more similar articles</w:t>
+            </w:r>
+          </w:p>
+        </w:tc>
+      </w:tr>
+      <w:tr>
+        <w:tc>
+          <w:tcPr>
+            <w:tcW w:type="dxa" w:w="1020"/>
+            <w:tcBorders>
+              <w:top w:val="nil"/>
+              <w:left w:val="nil"/>
+              <w:bottom w:val="single" w:sz="4" w:color="E3E8EE" w:space="0"/>
+              <w:right w:val="nil"/>
+            </w:tcBorders>
+          </w:tcPr>
+          <w:p>
+            <w:pPr>
+              <w:spacing w:before="0" w:after="0"/>
+            </w:pPr>
+            <w:r>
+              <w:rPr>
+                <w:b w:val="0"/>
+                <w:color w:val="1B2430"/>
+                <w:sz w:val="17"/>
+              </w:rPr>
+              <w:t>2026-10-18</w:t>
+            </w:r>
+          </w:p>
+        </w:tc>
+        <w:tc>
+          <w:tcPr>
+            <w:tcW w:type="dxa" w:w="1361"/>
+            <w:tcBorders>
+              <w:top w:val="nil"/>
+              <w:left w:val="nil"/>
+              <w:bottom w:val="single" w:sz="4" w:color="E3E8EE" w:space="0"/>
+              <w:right w:val="nil"/>
+            </w:tcBorders>
+          </w:tcPr>
+          <w:p>
+            <w:pPr>
+              <w:spacing w:before="0" w:after="0"/>
+            </w:pPr>
+            <w:r>
+              <w:rPr>
+                <w:b/>
+                <w:color w:val="1B7F3B"/>
+                <w:sz w:val="14"/>
+                <w:shd w:val="clear" w:color="auto" w:fill="E3F3E8"/>
+              </w:rPr>
+              <w:t xml:space="preserve"> DIVIDENDS </w:t>
+            </w:r>
+          </w:p>
+        </w:tc>
+        <w:tc>
+          <w:tcPr>
+            <w:tcW w:type="dxa" w:w="7257"/>
+            <w:tcBorders>
+              <w:top w:val="nil"/>
+              <w:left w:val="nil"/>
+              <w:bottom w:val="single" w:sz="4" w:color="E3E8EE" w:space="0"/>
+              <w:right w:val="nil"/>
+            </w:tcBorders>
+          </w:tcPr>
+          <w:p>
+            <w:pPr>
+              <w:spacing w:before="0" w:after="0"/>
+            </w:pPr>
+            <w:hyperlink r:id="rId47">
               <w:r>
                 <w:rPr>
                   <w:color w:val="1B2430"/>
@@ -9238,7 +9322,7 @@
             <w:pPr>
               <w:spacing w:before="0" w:after="0"/>
             </w:pPr>
-            <w:hyperlink r:id="rId47">
+            <w:hyperlink r:id="rId48">
               <w:r>
                 <w:rPr>
                   <w:color w:val="1B2430"/>
@@ -9254,90 +9338,6 @@
                 <w:sz w:val="15"/>
               </w:rPr>
               <w:t xml:space="preserve">   The Manila Times  ·  1 more similar articles</w:t>
-            </w:r>
-          </w:p>
-        </w:tc>
-      </w:tr>
-      <w:tr>
-        <w:tc>
-          <w:tcPr>
-            <w:tcW w:type="dxa" w:w="1020"/>
-            <w:tcBorders>
-              <w:top w:val="nil"/>
-              <w:left w:val="nil"/>
-              <w:bottom w:val="single" w:sz="4" w:color="E3E8EE" w:space="0"/>
-              <w:right w:val="nil"/>
-            </w:tcBorders>
-          </w:tcPr>
-          <w:p>
-            <w:pPr>
-              <w:spacing w:before="0" w:after="0"/>
-            </w:pPr>
-            <w:r>
-              <w:rPr>
-                <w:b w:val="0"/>
-                <w:color w:val="1B2430"/>
-                <w:sz w:val="17"/>
-              </w:rPr>
-              <w:t>2026-10-28</w:t>
-            </w:r>
-          </w:p>
-        </w:tc>
-        <w:tc>
-          <w:tcPr>
-            <w:tcW w:type="dxa" w:w="1361"/>
-            <w:tcBorders>
-              <w:top w:val="nil"/>
-              <w:left w:val="nil"/>
-              <w:bottom w:val="single" w:sz="4" w:color="E3E8EE" w:space="0"/>
-              <w:right w:val="nil"/>
-            </w:tcBorders>
-          </w:tcPr>
-          <w:p>
-            <w:pPr>
-              <w:spacing w:before="0" w:after="0"/>
-            </w:pPr>
-            <w:r>
-              <w:rPr>
-                <w:b/>
-                <w:color w:val="5F6B7A"/>
-                <w:sz w:val="14"/>
-                <w:shd w:val="clear" w:color="auto" w:fill="F0F2F5"/>
-              </w:rPr>
-              <w:t xml:space="preserve"> OTHER </w:t>
-            </w:r>
-          </w:p>
-        </w:tc>
-        <w:tc>
-          <w:tcPr>
-            <w:tcW w:type="dxa" w:w="7257"/>
-            <w:tcBorders>
-              <w:top w:val="nil"/>
-              <w:left w:val="nil"/>
-              <w:bottom w:val="single" w:sz="4" w:color="E3E8EE" w:space="0"/>
-              <w:right w:val="nil"/>
-            </w:tcBorders>
-          </w:tcPr>
-          <w:p>
-            <w:pPr>
-              <w:spacing w:before="0" w:after="0"/>
-            </w:pPr>
-            <w:hyperlink r:id="rId48">
-              <w:r>
-                <w:rPr>
-                  <w:color w:val="1B2430"/>
-                  <w:sz w:val="18"/>
-                </w:rPr>
-                <w:t xml:space="preserve">Žiniasklaida: didžiausią atlygio medianą tarp valstybės įmonių rugsėjį mokėjo „Ignitis grupė“</w:t>
-              </w:r>
-            </w:hyperlink>
-            <w:r>
-              <w:rPr>
-                <w:b w:val="0"/>
-                <w:color w:val="667085"/>
-                <w:sz w:val="15"/>
-              </w:rPr>
-              <w:t xml:space="preserve">   Diena.lt</w:t>
             </w:r>
           </w:p>
         </w:tc>
@@ -9412,7 +9412,7 @@
                   <w:color w:val="1B2430"/>
                   <w:sz w:val="18"/>
                 </w:rPr>
-                <w:t xml:space="preserve">Elektromobilis įkrautas, o laikrodis vis tiksi: „Ignitis ON“ įvedė naują mokestį – kur lieka pažadas važinėti pigiau?</w:t>
+                <w:t xml:space="preserve">Žiniasklaida: didžiausią atlygio medianą tarp valstybės įmonių rugsėjį mokėjo „Ignitis grupė“</w:t>
               </w:r>
             </w:hyperlink>
             <w:r>
@@ -9421,7 +9421,7 @@
                 <w:color w:val="667085"/>
                 <w:sz w:val="15"/>
               </w:rPr>
-              <w:t xml:space="preserve">   Kaipkada.lt</w:t>
+              <w:t xml:space="preserve">   Diena.lt</w:t>
             </w:r>
           </w:p>
         </w:tc>
@@ -9447,7 +9447,7 @@
                 <w:color w:val="1B2430"/>
                 <w:sz w:val="17"/>
               </w:rPr>
-              <w:t>2026-10-27</w:t>
+              <w:t>2026-10-28</w:t>
             </w:r>
           </w:p>
         </w:tc>
@@ -9496,7 +9496,7 @@
                   <w:color w:val="1B2430"/>
                   <w:sz w:val="18"/>
                 </w:rPr>
-                <w:t xml:space="preserve">Jei elektromobilio vairuotojas negrįš per 15 minučių po įkrovimo – „Ignitis ON“ pradės skaičiuoti mokestį</w:t>
+                <w:t xml:space="preserve">Elektromobilis įkrautas, o laikrodis vis tiksi: „Ignitis ON“ įvedė naują mokestį – kur lieka pažadas važinėti pigiau?</w:t>
               </w:r>
             </w:hyperlink>
             <w:r>
@@ -9505,7 +9505,7 @@
                 <w:color w:val="667085"/>
                 <w:sz w:val="15"/>
               </w:rPr>
-              <w:t xml:space="preserve">   Reidas Official  ·  1 more similar articles</w:t>
+              <w:t xml:space="preserve">   Kaipkada.lt</w:t>
             </w:r>
           </w:p>
         </w:tc>
@@ -9580,7 +9580,7 @@
                   <w:color w:val="1B2430"/>
                   <w:sz w:val="18"/>
                 </w:rPr>
-                <w:t xml:space="preserve">Ignitis ON ievieš dīkstāves maksu visā Lietuvā — noteikumi stingrāki nekā Latvijā</w:t>
+                <w:t xml:space="preserve">Jei elektromobilio vairuotojas negrįš per 15 minučių po įkrovimo – „Ignitis ON“ pradės skaičiuoti mokestį</w:t>
               </w:r>
             </w:hyperlink>
             <w:r>
@@ -9589,7 +9589,7 @@
                 <w:color w:val="667085"/>
                 <w:sz w:val="15"/>
               </w:rPr>
-              <w:t xml:space="preserve">   Uzlādēts</w:t>
+              <w:t xml:space="preserve">   Reidas Official  ·  1 more similar articles</w:t>
             </w:r>
           </w:p>
         </w:tc>
@@ -9615,7 +9615,7 @@
                 <w:color w:val="1B2430"/>
                 <w:sz w:val="17"/>
               </w:rPr>
-              <w:t>2026-10-26</w:t>
+              <w:t>2026-10-27</w:t>
             </w:r>
           </w:p>
         </w:tc>
@@ -9664,7 +9664,7 @@
                   <w:color w:val="1B2430"/>
                   <w:sz w:val="18"/>
                 </w:rPr>
-                <w:t xml:space="preserve">„Ignitis“ elektromobilių vairuotojams įveda naują mokestį</w:t>
+                <w:t xml:space="preserve">Ignitis ON ievieš dīkstāves maksu visā Lietuvā — noteikumi stingrāki nekā Latvijā</w:t>
               </w:r>
             </w:hyperlink>
             <w:r>
@@ -9673,7 +9673,7 @@
                 <w:color w:val="667085"/>
                 <w:sz w:val="15"/>
               </w:rPr>
-              <w:t xml:space="preserve">   Lrytas  ·  1 more similar articles</w:t>
+              <w:t xml:space="preserve">   Uzlādēts</w:t>
             </w:r>
           </w:p>
         </w:tc>
@@ -10383,7 +10383,7 @@
                 <w:color w:val="333333"/>
                 <w:sz w:val="18"/>
               </w:rPr>
-              <w:t>News summary 2026-07-30 – 2026-10-28: 117 articles, 0 with an adverse keyword in the headline (details in the section "In the press").</w:t>
+              <w:t>News summary 2026-07-30 – 2026-10-28: 119 articles, 0 with an adverse keyword in the headline (details in the section "In the press").</w:t>
             </w:r>
           </w:p>
         </w:tc>

--- a/docs/files/ignitis/ignitis_6M2026_en.docx
+++ b/docs/files/ignitis/ignitis_6M2026_en.docx
@@ -8810,7 +8810,7 @@
           <w:color w:val="667085"/>
           <w:sz w:val="18"/>
         </w:rPr>
-        <w:t>Automatic news scan (Google News, EN, EE, LT, LV), 2026-07-30 – 2026-10-28: 119 articles.</w:t>
+        <w:t>Automatic news scan (Google News, EN, EE, LT, LV), 2026-07-30 – 2026-10-28: 123 articles.</w:t>
       </w:r>
     </w:p>
     <w:tbl>
@@ -8908,7 +8908,7 @@
                   <w:color w:val="1B2430"/>
                   <w:sz w:val="18"/>
                 </w:rPr>
-                <w:t xml:space="preserve">„Ignitis grupė“ numato išleisti naują 300 mln. eurų žaliųjų obligacijų emisiją</w:t>
+                <w:t xml:space="preserve">„Ignitis grupė“ anksčiau laiko išpirko daugiau nei pusę 300 mln. eurų pirmos obligacijų emisijos</w:t>
               </w:r>
             </w:hyperlink>
             <w:r>
@@ -8917,7 +8917,7 @@
                 <w:color w:val="667085"/>
                 <w:sz w:val="15"/>
               </w:rPr>
-              <w:t xml:space="preserve">   Ūkininko patarėjas</w:t>
+              <w:t xml:space="preserve">   15min.lt  ·  2 more similar articles</w:t>
             </w:r>
           </w:p>
         </w:tc>
@@ -9412,7 +9412,7 @@
                   <w:color w:val="1B2430"/>
                   <w:sz w:val="18"/>
                 </w:rPr>
-                <w:t xml:space="preserve">Žiniasklaida: didžiausią atlygio medianą tarp valstybės įmonių rugsėjį mokėjo „Ignitis grupė“</w:t>
+                <w:t xml:space="preserve">Lithuania – Ignitis gears up its batteries for grid balancing</w:t>
               </w:r>
             </w:hyperlink>
             <w:r>
@@ -9421,7 +9421,7 @@
                 <w:color w:val="667085"/>
                 <w:sz w:val="15"/>
               </w:rPr>
-              <w:t xml:space="preserve">   Diena.lt</w:t>
+              <w:t xml:space="preserve">   pv Europe</w:t>
             </w:r>
           </w:p>
         </w:tc>
@@ -9496,7 +9496,7 @@
                   <w:color w:val="1B2430"/>
                   <w:sz w:val="18"/>
                 </w:rPr>
-                <w:t xml:space="preserve">Elektromobilis įkrautas, o laikrodis vis tiksi: „Ignitis ON“ įvedė naują mokestį – kur lieka pažadas važinėti pigiau?</w:t>
+                <w:t xml:space="preserve">Žiniasklaida: didžiausią atlygio medianą tarp valstybės įmonių rugsėjį mokėjo „Ignitis grupė“</w:t>
               </w:r>
             </w:hyperlink>
             <w:r>
@@ -9505,7 +9505,7 @@
                 <w:color w:val="667085"/>
                 <w:sz w:val="15"/>
               </w:rPr>
-              <w:t xml:space="preserve">   Kaipkada.lt</w:t>
+              <w:t xml:space="preserve">   Diena.lt</w:t>
             </w:r>
           </w:p>
         </w:tc>
@@ -9531,7 +9531,7 @@
                 <w:color w:val="1B2430"/>
                 <w:sz w:val="17"/>
               </w:rPr>
-              <w:t>2026-10-27</w:t>
+              <w:t>2026-10-28</w:t>
             </w:r>
           </w:p>
         </w:tc>
@@ -9580,7 +9580,7 @@
                   <w:color w:val="1B2430"/>
                   <w:sz w:val="18"/>
                 </w:rPr>
-                <w:t xml:space="preserve">Jei elektromobilio vairuotojas negrįš per 15 minučių po įkrovimo – „Ignitis ON“ pradės skaičiuoti mokestį</w:t>
+                <w:t xml:space="preserve">Elektromobilis įkrautas, o laikrodis vis tiksi: „Ignitis ON“ įvedė naują mokestį – kur lieka pažadas važinėti pigiau?</w:t>
               </w:r>
             </w:hyperlink>
             <w:r>
@@ -9589,7 +9589,7 @@
                 <w:color w:val="667085"/>
                 <w:sz w:val="15"/>
               </w:rPr>
-              <w:t xml:space="preserve">   Reidas Official  ·  1 more similar articles</w:t>
+              <w:t xml:space="preserve">   Kaipkada.lt</w:t>
             </w:r>
           </w:p>
         </w:tc>
@@ -9664,7 +9664,7 @@
                   <w:color w:val="1B2430"/>
                   <w:sz w:val="18"/>
                 </w:rPr>
-                <w:t xml:space="preserve">Ignitis ON ievieš dīkstāves maksu visā Lietuvā — noteikumi stingrāki nekā Latvijā</w:t>
+                <w:t xml:space="preserve">Jei elektromobilio vairuotojas negrįš per 15 minučių po įkrovimo – „Ignitis ON“ pradės skaičiuoti mokestį</w:t>
               </w:r>
             </w:hyperlink>
             <w:r>
@@ -9673,7 +9673,7 @@
                 <w:color w:val="667085"/>
                 <w:sz w:val="15"/>
               </w:rPr>
-              <w:t xml:space="preserve">   Uzlādēts</w:t>
+              <w:t xml:space="preserve">   Reidas Official  ·  1 more similar articles</w:t>
             </w:r>
           </w:p>
         </w:tc>
@@ -10383,7 +10383,7 @@
                 <w:color w:val="333333"/>
                 <w:sz w:val="18"/>
               </w:rPr>
-              <w:t>News summary 2026-07-30 – 2026-10-28: 119 articles, 0 with an adverse keyword in the headline (details in the section "In the press").</w:t>
+              <w:t>News summary 2026-07-30 – 2026-10-28: 123 articles, 0 with an adverse keyword in the headline (details in the section "In the press").</w:t>
             </w:r>
           </w:p>
         </w:tc>

--- a/docs/files/ignitis/ignitis_6M2026_en.docx
+++ b/docs/files/ignitis/ignitis_6M2026_en.docx
@@ -8810,7 +8810,7 @@
           <w:color w:val="667085"/>
           <w:sz w:val="18"/>
         </w:rPr>
-        <w:t>Automatic news scan (Google News, EN, EE, LT, LV), 2026-07-30 – 2026-10-28: 123 articles.</w:t>
+        <w:t>Automatic news scan (Google News, EN, EE, LT, LV), 2026-08-01 – 2026-10-30: 131 articles.</w:t>
       </w:r>
     </w:p>
     <w:tbl>
@@ -8917,7 +8917,7 @@
                 <w:color w:val="667085"/>
                 <w:sz w:val="15"/>
               </w:rPr>
-              <w:t xml:space="preserve">   15min.lt  ·  2 more similar articles</w:t>
+              <w:t xml:space="preserve">   15min.lt  ·  3 more similar articles</w:t>
             </w:r>
           </w:p>
         </w:tc>
@@ -9363,7 +9363,7 @@
                 <w:color w:val="1B2430"/>
                 <w:sz w:val="17"/>
               </w:rPr>
-              <w:t>2026-10-28</w:t>
+              <w:t>2026-10-30</w:t>
             </w:r>
           </w:p>
         </w:tc>
@@ -9412,7 +9412,7 @@
                   <w:color w:val="1B2430"/>
                   <w:sz w:val="18"/>
                 </w:rPr>
-                <w:t xml:space="preserve">Lithuania – Ignitis gears up its batteries for grid balancing</w:t>
+                <w:t xml:space="preserve">Elektromobilių vairuotojams „Ignitis“ programėlė parinks pigesnį įkrovimo laiką – sutaupys ne kiekvienas</w:t>
               </w:r>
             </w:hyperlink>
             <w:r>
@@ -9421,7 +9421,7 @@
                 <w:color w:val="667085"/>
                 <w:sz w:val="15"/>
               </w:rPr>
-              <w:t xml:space="preserve">   pv Europe</w:t>
+              <w:t xml:space="preserve">   Reidas Official</w:t>
             </w:r>
           </w:p>
         </w:tc>
@@ -9447,7 +9447,7 @@
                 <w:color w:val="1B2430"/>
                 <w:sz w:val="17"/>
               </w:rPr>
-              <w:t>2026-10-28</w:t>
+              <w:t>2026-10-30</w:t>
             </w:r>
           </w:p>
         </w:tc>
@@ -9496,7 +9496,7 @@
                   <w:color w:val="1B2430"/>
                   <w:sz w:val="18"/>
                 </w:rPr>
-                <w:t xml:space="preserve">Žiniasklaida: didžiausią atlygio medianą tarp valstybės įmonių rugsėjį mokėjo „Ignitis grupė“</w:t>
+                <w:t xml:space="preserve">“AKROPOLE” iepirkšanās un izklaides centros Rīgā būs pieejami 40 jauni “Ignitis ON” elektroauto uzlādes punkti</w:t>
               </w:r>
             </w:hyperlink>
             <w:r>
@@ -9505,7 +9505,7 @@
                 <w:color w:val="667085"/>
                 <w:sz w:val="15"/>
               </w:rPr>
-              <w:t xml:space="preserve">   Diena.lt</w:t>
+              <w:t xml:space="preserve">   Kursors.lv</w:t>
             </w:r>
           </w:p>
         </w:tc>
@@ -9531,7 +9531,7 @@
                 <w:color w:val="1B2430"/>
                 <w:sz w:val="17"/>
               </w:rPr>
-              <w:t>2026-10-28</w:t>
+              <w:t>2026-10-29</w:t>
             </w:r>
           </w:p>
         </w:tc>
@@ -9580,7 +9580,7 @@
                   <w:color w:val="1B2430"/>
                   <w:sz w:val="18"/>
                 </w:rPr>
-                <w:t xml:space="preserve">Elektromobilis įkrautas, o laikrodis vis tiksi: „Ignitis ON“ įvedė naują mokestį – kur lieka pažadas važinėti pigiau?</w:t>
+                <w:t xml:space="preserve">'AKROPOLE' shopping centres to open 40 high-power 'Ignitis ON' electric vehicle charging points</w:t>
               </w:r>
             </w:hyperlink>
             <w:r>
@@ -9589,7 +9589,7 @@
                 <w:color w:val="667085"/>
                 <w:sz w:val="15"/>
               </w:rPr>
-              <w:t xml:space="preserve">   Kaipkada.lt</w:t>
+              <w:t xml:space="preserve">   The Baltic Times</w:t>
             </w:r>
           </w:p>
         </w:tc>
@@ -9615,7 +9615,7 @@
                 <w:color w:val="1B2430"/>
                 <w:sz w:val="17"/>
               </w:rPr>
-              <w:t>2026-10-27</w:t>
+              <w:t>2026-10-29</w:t>
             </w:r>
           </w:p>
         </w:tc>
@@ -9664,7 +9664,7 @@
                   <w:color w:val="1B2430"/>
                   <w:sz w:val="18"/>
                 </w:rPr>
-                <w:t xml:space="preserve">Jei elektromobilio vairuotojas negrįš per 15 minučių po įkrovimo – „Ignitis ON“ pradės skaičiuoti mokestį</w:t>
+                <w:t xml:space="preserve">Ignitis seeks delay to 700MW Curonian Nord</w:t>
               </w:r>
             </w:hyperlink>
             <w:r>
@@ -9673,7 +9673,7 @@
                 <w:color w:val="667085"/>
                 <w:sz w:val="15"/>
               </w:rPr>
-              <w:t xml:space="preserve">   Reidas Official  ·  1 more similar articles</w:t>
+              <w:t xml:space="preserve">   reNEWS  ·  6 more similar articles</w:t>
             </w:r>
           </w:p>
         </w:tc>
@@ -10144,7 +10144,7 @@
                 <w:color w:val="333333"/>
                 <w:sz w:val="18"/>
               </w:rPr>
-              <w:t>Not found on the EU, UN, US OFAC consolidated sanctions lists (automatic check 2026-10-28).</w:t>
+              <w:t>Not found on the EU, UN, US OFAC consolidated sanctions lists (automatic check 2026-10-30).</w:t>
             </w:r>
           </w:p>
           <w:p>
@@ -10383,7 +10383,7 @@
                 <w:color w:val="333333"/>
                 <w:sz w:val="18"/>
               </w:rPr>
-              <w:t>News summary 2026-07-30 – 2026-10-28: 123 articles, 0 with an adverse keyword in the headline (details in the section "In the press").</w:t>
+              <w:t>News summary 2026-08-01 – 2026-10-30: 131 articles, 0 with an adverse keyword in the headline (details in the section "In the press").</w:t>
             </w:r>
           </w:p>
         </w:tc>

--- a/docs/files/ignitis/ignitis_6M2026_en.docx
+++ b/docs/files/ignitis/ignitis_6M2026_en.docx
@@ -8810,7 +8810,7 @@
           <w:color w:val="667085"/>
           <w:sz w:val="18"/>
         </w:rPr>
-        <w:t>Automatic news scan (Google News, EN, EE, LT, LV), 2026-08-01 – 2026-10-30: 131 articles.</w:t>
+        <w:t>Automatic news scan (Google News, EN, EE, LT, LV), 2026-08-01 – 2026-10-30: 132 articles.</w:t>
       </w:r>
     </w:p>
     <w:tbl>
@@ -8859,7 +8859,7 @@
                 <w:color w:val="1B2430"/>
                 <w:sz w:val="17"/>
               </w:rPr>
-              <w:t>2026-10-28</w:t>
+              <w:t>2026-10-30</w:t>
             </w:r>
           </w:p>
         </w:tc>
@@ -8908,7 +8908,7 @@
                   <w:color w:val="1B2430"/>
                   <w:sz w:val="18"/>
                 </w:rPr>
-                <w:t xml:space="preserve">„Ignitis grupė“ anksčiau laiko išpirko daugiau nei pusę 300 mln. eurų pirmos obligacijų emisijos</w:t>
+                <w:t xml:space="preserve">Ignitis prices €300M green bond at 4.5% as order book tops €1B</w:t>
               </w:r>
             </w:hyperlink>
             <w:r>
@@ -8917,7 +8917,7 @@
                 <w:color w:val="667085"/>
                 <w:sz w:val="15"/>
               </w:rPr>
-              <w:t xml:space="preserve">   15min.lt  ·  3 more similar articles</w:t>
+              <w:t xml:space="preserve">   Dealroom  ·  4 more similar articles</w:t>
             </w:r>
           </w:p>
         </w:tc>
@@ -10383,7 +10383,7 @@
                 <w:color w:val="333333"/>
                 <w:sz w:val="18"/>
               </w:rPr>
-              <w:t>News summary 2026-08-01 – 2026-10-30: 131 articles, 0 with an adverse keyword in the headline (details in the section "In the press").</w:t>
+              <w:t>News summary 2026-08-01 – 2026-10-30: 132 articles, 0 with an adverse keyword in the headline (details in the section "In the press").</w:t>
             </w:r>
           </w:p>
         </w:tc>

--- a/docs/files/ignitis/ignitis_6M2026_en.docx
+++ b/docs/files/ignitis/ignitis_6M2026_en.docx
@@ -8810,7 +8810,7 @@
           <w:color w:val="667085"/>
           <w:sz w:val="18"/>
         </w:rPr>
-        <w:t>Automatic news scan (Google News, EN, EE, LT, LV), 2026-08-01 – 2026-10-30: 132 articles.</w:t>
+        <w:t>Automatic news scan (Google News, EN, EE, LT, LV), 2026-08-02 – 2026-10-31: 132 articles.</w:t>
       </w:r>
     </w:p>
     <w:tbl>
@@ -10144,7 +10144,7 @@
                 <w:color w:val="333333"/>
                 <w:sz w:val="18"/>
               </w:rPr>
-              <w:t>Not found on the EU, UN, US OFAC consolidated sanctions lists (automatic check 2026-10-30).</w:t>
+              <w:t>Not found on the EU, UN, US OFAC consolidated sanctions lists (automatic check 2026-10-31).</w:t>
             </w:r>
           </w:p>
           <w:p>
@@ -10383,7 +10383,7 @@
                 <w:color w:val="333333"/>
                 <w:sz w:val="18"/>
               </w:rPr>
-              <w:t>News summary 2026-08-01 – 2026-10-30: 132 articles, 0 with an adverse keyword in the headline (details in the section "In the press").</w:t>
+              <w:t>News summary 2026-08-02 – 2026-10-31: 132 articles, 0 with an adverse keyword in the headline (details in the section "In the press").</w:t>
             </w:r>
           </w:p>
         </w:tc>
